--- a/manuales/Manual_de_Usuario_VoxControlResearch.docx
+++ b/manuales/Manual_de_Usuario_VoxControlResearch.docx
@@ -127,7 +127,7 @@
               <w:jc w:val="left"/>
             </w:pPr>
             <w:r>
-              <w:t>0.1.0</w:t>
+              <w:t>1.0.0</w:t>
             </w:r>
           </w:p>
         </w:tc>
@@ -281,7 +281,7 @@
       <w:r>
         <w:fldChar w:fldCharType="separate"/>
       </w:r>
-      <w:hyperlink w:anchor="_Toc242195395" w:history="1">
+      <w:hyperlink w:anchor="_Toc242197501" w:history="1">
         <w:r>
           <w:rPr>
             <w:rStyle w:val="Hyperlink"/>
@@ -308,7 +308,7 @@
             <w:noProof/>
             <w:webHidden/>
           </w:rPr>
-          <w:instrText xml:space="preserve"> PAGEREF _Toc242195395 \h </w:instrText>
+          <w:instrText xml:space="preserve"> PAGEREF _Toc242197501 \h </w:instrText>
         </w:r>
         <w:r>
           <w:rPr>
@@ -355,7 +355,7 @@
           <w14:ligatures w14:val="standardContextual"/>
         </w:rPr>
       </w:pPr>
-      <w:hyperlink w:anchor="_Toc242195396" w:history="1">
+      <w:hyperlink w:anchor="_Toc242197502" w:history="1">
         <w:r>
           <w:rPr>
             <w:rStyle w:val="Hyperlink"/>
@@ -382,7 +382,7 @@
             <w:noProof/>
             <w:webHidden/>
           </w:rPr>
-          <w:instrText xml:space="preserve"> PAGEREF _Toc242195396 \h </w:instrText>
+          <w:instrText xml:space="preserve"> PAGEREF _Toc242197502 \h </w:instrText>
         </w:r>
         <w:r>
           <w:rPr>
@@ -429,7 +429,7 @@
           <w14:ligatures w14:val="standardContextual"/>
         </w:rPr>
       </w:pPr>
-      <w:hyperlink w:anchor="_Toc242195397" w:history="1">
+      <w:hyperlink w:anchor="_Toc242197503" w:history="1">
         <w:r>
           <w:rPr>
             <w:rStyle w:val="Hyperlink"/>
@@ -456,7 +456,7 @@
             <w:noProof/>
             <w:webHidden/>
           </w:rPr>
-          <w:instrText xml:space="preserve"> PAGEREF _Toc242195397 \h </w:instrText>
+          <w:instrText xml:space="preserve"> PAGEREF _Toc242197503 \h </w:instrText>
         </w:r>
         <w:r>
           <w:rPr>
@@ -503,7 +503,7 @@
           <w14:ligatures w14:val="standardContextual"/>
         </w:rPr>
       </w:pPr>
-      <w:hyperlink w:anchor="_Toc242195398" w:history="1">
+      <w:hyperlink w:anchor="_Toc242197504" w:history="1">
         <w:r>
           <w:rPr>
             <w:rStyle w:val="Hyperlink"/>
@@ -530,7 +530,7 @@
             <w:noProof/>
             <w:webHidden/>
           </w:rPr>
-          <w:instrText xml:space="preserve"> PAGEREF _Toc242195398 \h </w:instrText>
+          <w:instrText xml:space="preserve"> PAGEREF _Toc242197504 \h </w:instrText>
         </w:r>
         <w:r>
           <w:rPr>
@@ -577,7 +577,7 @@
           <w14:ligatures w14:val="standardContextual"/>
         </w:rPr>
       </w:pPr>
-      <w:hyperlink w:anchor="_Toc242195399" w:history="1">
+      <w:hyperlink w:anchor="_Toc242197505" w:history="1">
         <w:r>
           <w:rPr>
             <w:rStyle w:val="Hyperlink"/>
@@ -604,7 +604,7 @@
             <w:noProof/>
             <w:webHidden/>
           </w:rPr>
-          <w:instrText xml:space="preserve"> PAGEREF _Toc242195399 \h </w:instrText>
+          <w:instrText xml:space="preserve"> PAGEREF _Toc242197505 \h </w:instrText>
         </w:r>
         <w:r>
           <w:rPr>
@@ -651,7 +651,7 @@
           <w14:ligatures w14:val="standardContextual"/>
         </w:rPr>
       </w:pPr>
-      <w:hyperlink w:anchor="_Toc242195400" w:history="1">
+      <w:hyperlink w:anchor="_Toc242197506" w:history="1">
         <w:r>
           <w:rPr>
             <w:rStyle w:val="Hyperlink"/>
@@ -678,7 +678,7 @@
             <w:noProof/>
             <w:webHidden/>
           </w:rPr>
-          <w:instrText xml:space="preserve"> PAGEREF _Toc242195400 \h </w:instrText>
+          <w:instrText xml:space="preserve"> PAGEREF _Toc242197506 \h </w:instrText>
         </w:r>
         <w:r>
           <w:rPr>
@@ -725,7 +725,7 @@
           <w14:ligatures w14:val="standardContextual"/>
         </w:rPr>
       </w:pPr>
-      <w:hyperlink w:anchor="_Toc242195401" w:history="1">
+      <w:hyperlink w:anchor="_Toc242197507" w:history="1">
         <w:r>
           <w:rPr>
             <w:rStyle w:val="Hyperlink"/>
@@ -752,7 +752,7 @@
             <w:noProof/>
             <w:webHidden/>
           </w:rPr>
-          <w:instrText xml:space="preserve"> PAGEREF _Toc242195401 \h </w:instrText>
+          <w:instrText xml:space="preserve"> PAGEREF _Toc242197507 \h </w:instrText>
         </w:r>
         <w:r>
           <w:rPr>
@@ -799,7 +799,7 @@
           <w14:ligatures w14:val="standardContextual"/>
         </w:rPr>
       </w:pPr>
-      <w:hyperlink w:anchor="_Toc242195402" w:history="1">
+      <w:hyperlink w:anchor="_Toc242197508" w:history="1">
         <w:r>
           <w:rPr>
             <w:rStyle w:val="Hyperlink"/>
@@ -826,7 +826,7 @@
             <w:noProof/>
             <w:webHidden/>
           </w:rPr>
-          <w:instrText xml:space="preserve"> PAGEREF _Toc242195402 \h </w:instrText>
+          <w:instrText xml:space="preserve"> PAGEREF _Toc242197508 \h </w:instrText>
         </w:r>
         <w:r>
           <w:rPr>
@@ -873,7 +873,7 @@
           <w14:ligatures w14:val="standardContextual"/>
         </w:rPr>
       </w:pPr>
-      <w:hyperlink w:anchor="_Toc242195403" w:history="1">
+      <w:hyperlink w:anchor="_Toc242197509" w:history="1">
         <w:r>
           <w:rPr>
             <w:rStyle w:val="Hyperlink"/>
@@ -900,7 +900,7 @@
             <w:noProof/>
             <w:webHidden/>
           </w:rPr>
-          <w:instrText xml:space="preserve"> PAGEREF _Toc242195403 \h </w:instrText>
+          <w:instrText xml:space="preserve"> PAGEREF _Toc242197509 \h </w:instrText>
         </w:r>
         <w:r>
           <w:rPr>
@@ -947,7 +947,7 @@
           <w14:ligatures w14:val="standardContextual"/>
         </w:rPr>
       </w:pPr>
-      <w:hyperlink w:anchor="_Toc242195404" w:history="1">
+      <w:hyperlink w:anchor="_Toc242197510" w:history="1">
         <w:r>
           <w:rPr>
             <w:rStyle w:val="Hyperlink"/>
@@ -974,7 +974,7 @@
             <w:noProof/>
             <w:webHidden/>
           </w:rPr>
-          <w:instrText xml:space="preserve"> PAGEREF _Toc242195404 \h </w:instrText>
+          <w:instrText xml:space="preserve"> PAGEREF _Toc242197510 \h </w:instrText>
         </w:r>
         <w:r>
           <w:rPr>
@@ -1021,7 +1021,7 @@
           <w14:ligatures w14:val="standardContextual"/>
         </w:rPr>
       </w:pPr>
-      <w:hyperlink w:anchor="_Toc242195405" w:history="1">
+      <w:hyperlink w:anchor="_Toc242197511" w:history="1">
         <w:r>
           <w:rPr>
             <w:rStyle w:val="Hyperlink"/>
@@ -1048,7 +1048,7 @@
             <w:noProof/>
             <w:webHidden/>
           </w:rPr>
-          <w:instrText xml:space="preserve"> PAGEREF _Toc242195405 \h </w:instrText>
+          <w:instrText xml:space="preserve"> PAGEREF _Toc242197511 \h </w:instrText>
         </w:r>
         <w:r>
           <w:rPr>
@@ -1095,7 +1095,7 @@
           <w14:ligatures w14:val="standardContextual"/>
         </w:rPr>
       </w:pPr>
-      <w:hyperlink w:anchor="_Toc242195406" w:history="1">
+      <w:hyperlink w:anchor="_Toc242197512" w:history="1">
         <w:r>
           <w:rPr>
             <w:rStyle w:val="Hyperlink"/>
@@ -1122,7 +1122,7 @@
             <w:noProof/>
             <w:webHidden/>
           </w:rPr>
-          <w:instrText xml:space="preserve"> PAGEREF _Toc242195406 \h </w:instrText>
+          <w:instrText xml:space="preserve"> PAGEREF _Toc242197512 \h </w:instrText>
         </w:r>
         <w:r>
           <w:rPr>
@@ -1169,7 +1169,7 @@
           <w14:ligatures w14:val="standardContextual"/>
         </w:rPr>
       </w:pPr>
-      <w:hyperlink w:anchor="_Toc242195407" w:history="1">
+      <w:hyperlink w:anchor="_Toc242197513" w:history="1">
         <w:r>
           <w:rPr>
             <w:rStyle w:val="Hyperlink"/>
@@ -1196,7 +1196,7 @@
             <w:noProof/>
             <w:webHidden/>
           </w:rPr>
-          <w:instrText xml:space="preserve"> PAGEREF _Toc242195407 \h </w:instrText>
+          <w:instrText xml:space="preserve"> PAGEREF _Toc242197513 \h </w:instrText>
         </w:r>
         <w:r>
           <w:rPr>
@@ -1243,7 +1243,7 @@
           <w14:ligatures w14:val="standardContextual"/>
         </w:rPr>
       </w:pPr>
-      <w:hyperlink w:anchor="_Toc242195408" w:history="1">
+      <w:hyperlink w:anchor="_Toc242197514" w:history="1">
         <w:r>
           <w:rPr>
             <w:rStyle w:val="Hyperlink"/>
@@ -1270,7 +1270,7 @@
             <w:noProof/>
             <w:webHidden/>
           </w:rPr>
-          <w:instrText xml:space="preserve"> PAGEREF _Toc242195408 \h </w:instrText>
+          <w:instrText xml:space="preserve"> PAGEREF _Toc242197514 \h </w:instrText>
         </w:r>
         <w:r>
           <w:rPr>
@@ -1317,7 +1317,7 @@
           <w14:ligatures w14:val="standardContextual"/>
         </w:rPr>
       </w:pPr>
-      <w:hyperlink w:anchor="_Toc242195409" w:history="1">
+      <w:hyperlink w:anchor="_Toc242197515" w:history="1">
         <w:r>
           <w:rPr>
             <w:rStyle w:val="Hyperlink"/>
@@ -1344,7 +1344,7 @@
             <w:noProof/>
             <w:webHidden/>
           </w:rPr>
-          <w:instrText xml:space="preserve"> PAGEREF _Toc242195409 \h </w:instrText>
+          <w:instrText xml:space="preserve"> PAGEREF _Toc242197515 \h </w:instrText>
         </w:r>
         <w:r>
           <w:rPr>
@@ -1391,7 +1391,7 @@
           <w14:ligatures w14:val="standardContextual"/>
         </w:rPr>
       </w:pPr>
-      <w:hyperlink w:anchor="_Toc242195410" w:history="1">
+      <w:hyperlink w:anchor="_Toc242197516" w:history="1">
         <w:r>
           <w:rPr>
             <w:rStyle w:val="Hyperlink"/>
@@ -1418,7 +1418,7 @@
             <w:noProof/>
             <w:webHidden/>
           </w:rPr>
-          <w:instrText xml:space="preserve"> PAGEREF _Toc242195410 \h </w:instrText>
+          <w:instrText xml:space="preserve"> PAGEREF _Toc242197516 \h </w:instrText>
         </w:r>
         <w:r>
           <w:rPr>
@@ -1465,7 +1465,7 @@
           <w14:ligatures w14:val="standardContextual"/>
         </w:rPr>
       </w:pPr>
-      <w:hyperlink w:anchor="_Toc242195411" w:history="1">
+      <w:hyperlink w:anchor="_Toc242197517" w:history="1">
         <w:r>
           <w:rPr>
             <w:rStyle w:val="Hyperlink"/>
@@ -1492,7 +1492,7 @@
             <w:noProof/>
             <w:webHidden/>
           </w:rPr>
-          <w:instrText xml:space="preserve"> PAGEREF _Toc242195411 \h </w:instrText>
+          <w:instrText xml:space="preserve"> PAGEREF _Toc242197517 \h </w:instrText>
         </w:r>
         <w:r>
           <w:rPr>
@@ -1539,7 +1539,7 @@
           <w14:ligatures w14:val="standardContextual"/>
         </w:rPr>
       </w:pPr>
-      <w:hyperlink w:anchor="_Toc242195412" w:history="1">
+      <w:hyperlink w:anchor="_Toc242197518" w:history="1">
         <w:r>
           <w:rPr>
             <w:rStyle w:val="Hyperlink"/>
@@ -1566,7 +1566,7 @@
             <w:noProof/>
             <w:webHidden/>
           </w:rPr>
-          <w:instrText xml:space="preserve"> PAGEREF _Toc242195412 \h </w:instrText>
+          <w:instrText xml:space="preserve"> PAGEREF _Toc242197518 \h </w:instrText>
         </w:r>
         <w:r>
           <w:rPr>
@@ -1613,7 +1613,7 @@
           <w14:ligatures w14:val="standardContextual"/>
         </w:rPr>
       </w:pPr>
-      <w:hyperlink w:anchor="_Toc242195413" w:history="1">
+      <w:hyperlink w:anchor="_Toc242197519" w:history="1">
         <w:r>
           <w:rPr>
             <w:rStyle w:val="Hyperlink"/>
@@ -1640,7 +1640,7 @@
             <w:noProof/>
             <w:webHidden/>
           </w:rPr>
-          <w:instrText xml:space="preserve"> PAGEREF _Toc242195413 \h </w:instrText>
+          <w:instrText xml:space="preserve"> PAGEREF _Toc242197519 \h </w:instrText>
         </w:r>
         <w:r>
           <w:rPr>
@@ -1687,7 +1687,7 @@
           <w14:ligatures w14:val="standardContextual"/>
         </w:rPr>
       </w:pPr>
-      <w:hyperlink w:anchor="_Toc242195414" w:history="1">
+      <w:hyperlink w:anchor="_Toc242197520" w:history="1">
         <w:r>
           <w:rPr>
             <w:rStyle w:val="Hyperlink"/>
@@ -1714,7 +1714,7 @@
             <w:noProof/>
             <w:webHidden/>
           </w:rPr>
-          <w:instrText xml:space="preserve"> PAGEREF _Toc242195414 \h </w:instrText>
+          <w:instrText xml:space="preserve"> PAGEREF _Toc242197520 \h </w:instrText>
         </w:r>
         <w:r>
           <w:rPr>
@@ -1761,7 +1761,7 @@
           <w14:ligatures w14:val="standardContextual"/>
         </w:rPr>
       </w:pPr>
-      <w:hyperlink w:anchor="_Toc242195415" w:history="1">
+      <w:hyperlink w:anchor="_Toc242197521" w:history="1">
         <w:r>
           <w:rPr>
             <w:rStyle w:val="Hyperlink"/>
@@ -1788,7 +1788,7 @@
             <w:noProof/>
             <w:webHidden/>
           </w:rPr>
-          <w:instrText xml:space="preserve"> PAGEREF _Toc242195415 \h </w:instrText>
+          <w:instrText xml:space="preserve"> PAGEREF _Toc242197521 \h </w:instrText>
         </w:r>
         <w:r>
           <w:rPr>
@@ -1835,7 +1835,7 @@
           <w14:ligatures w14:val="standardContextual"/>
         </w:rPr>
       </w:pPr>
-      <w:hyperlink w:anchor="_Toc242195416" w:history="1">
+      <w:hyperlink w:anchor="_Toc242197522" w:history="1">
         <w:r>
           <w:rPr>
             <w:rStyle w:val="Hyperlink"/>
@@ -1862,7 +1862,7 @@
             <w:noProof/>
             <w:webHidden/>
           </w:rPr>
-          <w:instrText xml:space="preserve"> PAGEREF _Toc242195416 \h </w:instrText>
+          <w:instrText xml:space="preserve"> PAGEREF _Toc242197522 \h </w:instrText>
         </w:r>
         <w:r>
           <w:rPr>
@@ -1909,7 +1909,7 @@
           <w14:ligatures w14:val="standardContextual"/>
         </w:rPr>
       </w:pPr>
-      <w:hyperlink w:anchor="_Toc242195417" w:history="1">
+      <w:hyperlink w:anchor="_Toc242197523" w:history="1">
         <w:r>
           <w:rPr>
             <w:rStyle w:val="Hyperlink"/>
@@ -1936,7 +1936,7 @@
             <w:noProof/>
             <w:webHidden/>
           </w:rPr>
-          <w:instrText xml:space="preserve"> PAGEREF _Toc242195417 \h </w:instrText>
+          <w:instrText xml:space="preserve"> PAGEREF _Toc242197523 \h </w:instrText>
         </w:r>
         <w:r>
           <w:rPr>
@@ -1983,7 +1983,7 @@
           <w14:ligatures w14:val="standardContextual"/>
         </w:rPr>
       </w:pPr>
-      <w:hyperlink w:anchor="_Toc242195418" w:history="1">
+      <w:hyperlink w:anchor="_Toc242197524" w:history="1">
         <w:r>
           <w:rPr>
             <w:rStyle w:val="Hyperlink"/>
@@ -2010,7 +2010,7 @@
             <w:noProof/>
             <w:webHidden/>
           </w:rPr>
-          <w:instrText xml:space="preserve"> PAGEREF _Toc242195418 \h </w:instrText>
+          <w:instrText xml:space="preserve"> PAGEREF _Toc242197524 \h </w:instrText>
         </w:r>
         <w:r>
           <w:rPr>
@@ -2057,7 +2057,7 @@
           <w14:ligatures w14:val="standardContextual"/>
         </w:rPr>
       </w:pPr>
-      <w:hyperlink w:anchor="_Toc242195419" w:history="1">
+      <w:hyperlink w:anchor="_Toc242197525" w:history="1">
         <w:r>
           <w:rPr>
             <w:rStyle w:val="Hyperlink"/>
@@ -2084,7 +2084,7 @@
             <w:noProof/>
             <w:webHidden/>
           </w:rPr>
-          <w:instrText xml:space="preserve"> PAGEREF _Toc242195419 \h </w:instrText>
+          <w:instrText xml:space="preserve"> PAGEREF _Toc242197525 \h </w:instrText>
         </w:r>
         <w:r>
           <w:rPr>
@@ -2131,7 +2131,7 @@
           <w14:ligatures w14:val="standardContextual"/>
         </w:rPr>
       </w:pPr>
-      <w:hyperlink w:anchor="_Toc242195420" w:history="1">
+      <w:hyperlink w:anchor="_Toc242197526" w:history="1">
         <w:r>
           <w:rPr>
             <w:rStyle w:val="Hyperlink"/>
@@ -2158,7 +2158,7 @@
             <w:noProof/>
             <w:webHidden/>
           </w:rPr>
-          <w:instrText xml:space="preserve"> PAGEREF _Toc242195420 \h </w:instrText>
+          <w:instrText xml:space="preserve"> PAGEREF _Toc242197526 \h </w:instrText>
         </w:r>
         <w:r>
           <w:rPr>
@@ -2205,7 +2205,7 @@
           <w14:ligatures w14:val="standardContextual"/>
         </w:rPr>
       </w:pPr>
-      <w:hyperlink w:anchor="_Toc242195421" w:history="1">
+      <w:hyperlink w:anchor="_Toc242197527" w:history="1">
         <w:r>
           <w:rPr>
             <w:rStyle w:val="Hyperlink"/>
@@ -2232,7 +2232,7 @@
             <w:noProof/>
             <w:webHidden/>
           </w:rPr>
-          <w:instrText xml:space="preserve"> PAGEREF _Toc242195421 \h </w:instrText>
+          <w:instrText xml:space="preserve"> PAGEREF _Toc242197527 \h </w:instrText>
         </w:r>
         <w:r>
           <w:rPr>
@@ -2279,7 +2279,7 @@
           <w14:ligatures w14:val="standardContextual"/>
         </w:rPr>
       </w:pPr>
-      <w:hyperlink w:anchor="_Toc242195422" w:history="1">
+      <w:hyperlink w:anchor="_Toc242197528" w:history="1">
         <w:r>
           <w:rPr>
             <w:rStyle w:val="Hyperlink"/>
@@ -2306,7 +2306,7 @@
             <w:noProof/>
             <w:webHidden/>
           </w:rPr>
-          <w:instrText xml:space="preserve"> PAGEREF _Toc242195422 \h </w:instrText>
+          <w:instrText xml:space="preserve"> PAGEREF _Toc242197528 \h </w:instrText>
         </w:r>
         <w:r>
           <w:rPr>
@@ -2353,7 +2353,7 @@
           <w14:ligatures w14:val="standardContextual"/>
         </w:rPr>
       </w:pPr>
-      <w:hyperlink w:anchor="_Toc242195423" w:history="1">
+      <w:hyperlink w:anchor="_Toc242197529" w:history="1">
         <w:r>
           <w:rPr>
             <w:rStyle w:val="Hyperlink"/>
@@ -2380,7 +2380,7 @@
             <w:noProof/>
             <w:webHidden/>
           </w:rPr>
-          <w:instrText xml:space="preserve"> PAGEREF _Toc242195423 \h </w:instrText>
+          <w:instrText xml:space="preserve"> PAGEREF _Toc242197529 \h </w:instrText>
         </w:r>
         <w:r>
           <w:rPr>
@@ -2427,7 +2427,7 @@
           <w14:ligatures w14:val="standardContextual"/>
         </w:rPr>
       </w:pPr>
-      <w:hyperlink w:anchor="_Toc242195424" w:history="1">
+      <w:hyperlink w:anchor="_Toc242197530" w:history="1">
         <w:r>
           <w:rPr>
             <w:rStyle w:val="Hyperlink"/>
@@ -2454,7 +2454,7 @@
             <w:noProof/>
             <w:webHidden/>
           </w:rPr>
-          <w:instrText xml:space="preserve"> PAGEREF _Toc242195424 \h </w:instrText>
+          <w:instrText xml:space="preserve"> PAGEREF _Toc242197530 \h </w:instrText>
         </w:r>
         <w:r>
           <w:rPr>
@@ -2501,7 +2501,7 @@
           <w14:ligatures w14:val="standardContextual"/>
         </w:rPr>
       </w:pPr>
-      <w:hyperlink w:anchor="_Toc242195425" w:history="1">
+      <w:hyperlink w:anchor="_Toc242197531" w:history="1">
         <w:r>
           <w:rPr>
             <w:rStyle w:val="Hyperlink"/>
@@ -2528,7 +2528,7 @@
             <w:noProof/>
             <w:webHidden/>
           </w:rPr>
-          <w:instrText xml:space="preserve"> PAGEREF _Toc242195425 \h </w:instrText>
+          <w:instrText xml:space="preserve"> PAGEREF _Toc242197531 \h </w:instrText>
         </w:r>
         <w:r>
           <w:rPr>
@@ -2575,7 +2575,7 @@
           <w14:ligatures w14:val="standardContextual"/>
         </w:rPr>
       </w:pPr>
-      <w:hyperlink w:anchor="_Toc242195426" w:history="1">
+      <w:hyperlink w:anchor="_Toc242197532" w:history="1">
         <w:r>
           <w:rPr>
             <w:rStyle w:val="Hyperlink"/>
@@ -2602,7 +2602,7 @@
             <w:noProof/>
             <w:webHidden/>
           </w:rPr>
-          <w:instrText xml:space="preserve"> PAGEREF _Toc242195426 \h </w:instrText>
+          <w:instrText xml:space="preserve"> PAGEREF _Toc242197532 \h </w:instrText>
         </w:r>
         <w:r>
           <w:rPr>
@@ -2649,7 +2649,7 @@
           <w14:ligatures w14:val="standardContextual"/>
         </w:rPr>
       </w:pPr>
-      <w:hyperlink w:anchor="_Toc242195427" w:history="1">
+      <w:hyperlink w:anchor="_Toc242197533" w:history="1">
         <w:r>
           <w:rPr>
             <w:rStyle w:val="Hyperlink"/>
@@ -2676,7 +2676,7 @@
             <w:noProof/>
             <w:webHidden/>
           </w:rPr>
-          <w:instrText xml:space="preserve"> PAGEREF _Toc242195427 \h </w:instrText>
+          <w:instrText xml:space="preserve"> PAGEREF _Toc242197533 \h </w:instrText>
         </w:r>
         <w:r>
           <w:rPr>
@@ -2723,7 +2723,7 @@
           <w14:ligatures w14:val="standardContextual"/>
         </w:rPr>
       </w:pPr>
-      <w:hyperlink w:anchor="_Toc242195428" w:history="1">
+      <w:hyperlink w:anchor="_Toc242197534" w:history="1">
         <w:r>
           <w:rPr>
             <w:rStyle w:val="Hyperlink"/>
@@ -2750,7 +2750,7 @@
             <w:noProof/>
             <w:webHidden/>
           </w:rPr>
-          <w:instrText xml:space="preserve"> PAGEREF _Toc242195428 \h </w:instrText>
+          <w:instrText xml:space="preserve"> PAGEREF _Toc242197534 \h </w:instrText>
         </w:r>
         <w:r>
           <w:rPr>
@@ -2797,7 +2797,7 @@
           <w14:ligatures w14:val="standardContextual"/>
         </w:rPr>
       </w:pPr>
-      <w:hyperlink w:anchor="_Toc242195429" w:history="1">
+      <w:hyperlink w:anchor="_Toc242197535" w:history="1">
         <w:r>
           <w:rPr>
             <w:rStyle w:val="Hyperlink"/>
@@ -2824,7 +2824,7 @@
             <w:noProof/>
             <w:webHidden/>
           </w:rPr>
-          <w:instrText xml:space="preserve"> PAGEREF _Toc242195429 \h </w:instrText>
+          <w:instrText xml:space="preserve"> PAGEREF _Toc242197535 \h </w:instrText>
         </w:r>
         <w:r>
           <w:rPr>
@@ -2871,7 +2871,7 @@
           <w14:ligatures w14:val="standardContextual"/>
         </w:rPr>
       </w:pPr>
-      <w:hyperlink w:anchor="_Toc242195430" w:history="1">
+      <w:hyperlink w:anchor="_Toc242197536" w:history="1">
         <w:r>
           <w:rPr>
             <w:rStyle w:val="Hyperlink"/>
@@ -2898,7 +2898,7 @@
             <w:noProof/>
             <w:webHidden/>
           </w:rPr>
-          <w:instrText xml:space="preserve"> PAGEREF _Toc242195430 \h </w:instrText>
+          <w:instrText xml:space="preserve"> PAGEREF _Toc242197536 \h </w:instrText>
         </w:r>
         <w:r>
           <w:rPr>
@@ -2945,7 +2945,7 @@
           <w14:ligatures w14:val="standardContextual"/>
         </w:rPr>
       </w:pPr>
-      <w:hyperlink w:anchor="_Toc242195431" w:history="1">
+      <w:hyperlink w:anchor="_Toc242197537" w:history="1">
         <w:r>
           <w:rPr>
             <w:rStyle w:val="Hyperlink"/>
@@ -2972,7 +2972,7 @@
             <w:noProof/>
             <w:webHidden/>
           </w:rPr>
-          <w:instrText xml:space="preserve"> PAGEREF _Toc242195431 \h </w:instrText>
+          <w:instrText xml:space="preserve"> PAGEREF _Toc242197537 \h </w:instrText>
         </w:r>
         <w:r>
           <w:rPr>
@@ -3019,7 +3019,7 @@
           <w14:ligatures w14:val="standardContextual"/>
         </w:rPr>
       </w:pPr>
-      <w:hyperlink w:anchor="_Toc242195432" w:history="1">
+      <w:hyperlink w:anchor="_Toc242197538" w:history="1">
         <w:r>
           <w:rPr>
             <w:rStyle w:val="Hyperlink"/>
@@ -3046,7 +3046,7 @@
             <w:noProof/>
             <w:webHidden/>
           </w:rPr>
-          <w:instrText xml:space="preserve"> PAGEREF _Toc242195432 \h </w:instrText>
+          <w:instrText xml:space="preserve"> PAGEREF _Toc242197538 \h </w:instrText>
         </w:r>
         <w:r>
           <w:rPr>
@@ -3093,7 +3093,7 @@
           <w14:ligatures w14:val="standardContextual"/>
         </w:rPr>
       </w:pPr>
-      <w:hyperlink w:anchor="_Toc242195433" w:history="1">
+      <w:hyperlink w:anchor="_Toc242197539" w:history="1">
         <w:r>
           <w:rPr>
             <w:rStyle w:val="Hyperlink"/>
@@ -3120,7 +3120,7 @@
             <w:noProof/>
             <w:webHidden/>
           </w:rPr>
-          <w:instrText xml:space="preserve"> PAGEREF _Toc242195433 \h </w:instrText>
+          <w:instrText xml:space="preserve"> PAGEREF _Toc242197539 \h </w:instrText>
         </w:r>
         <w:r>
           <w:rPr>
@@ -3167,7 +3167,7 @@
           <w14:ligatures w14:val="standardContextual"/>
         </w:rPr>
       </w:pPr>
-      <w:hyperlink w:anchor="_Toc242195434" w:history="1">
+      <w:hyperlink w:anchor="_Toc242197540" w:history="1">
         <w:r>
           <w:rPr>
             <w:rStyle w:val="Hyperlink"/>
@@ -3194,7 +3194,7 @@
             <w:noProof/>
             <w:webHidden/>
           </w:rPr>
-          <w:instrText xml:space="preserve"> PAGEREF _Toc242195434 \h </w:instrText>
+          <w:instrText xml:space="preserve"> PAGEREF _Toc242197540 \h </w:instrText>
         </w:r>
         <w:r>
           <w:rPr>
@@ -3241,7 +3241,7 @@
           <w14:ligatures w14:val="standardContextual"/>
         </w:rPr>
       </w:pPr>
-      <w:hyperlink w:anchor="_Toc242195435" w:history="1">
+      <w:hyperlink w:anchor="_Toc242197541" w:history="1">
         <w:r>
           <w:rPr>
             <w:rStyle w:val="Hyperlink"/>
@@ -3268,7 +3268,7 @@
             <w:noProof/>
             <w:webHidden/>
           </w:rPr>
-          <w:instrText xml:space="preserve"> PAGEREF _Toc242195435 \h </w:instrText>
+          <w:instrText xml:space="preserve"> PAGEREF _Toc242197541 \h </w:instrText>
         </w:r>
         <w:r>
           <w:rPr>
@@ -3315,7 +3315,7 @@
           <w14:ligatures w14:val="standardContextual"/>
         </w:rPr>
       </w:pPr>
-      <w:hyperlink w:anchor="_Toc242195436" w:history="1">
+      <w:hyperlink w:anchor="_Toc242197542" w:history="1">
         <w:r>
           <w:rPr>
             <w:rStyle w:val="Hyperlink"/>
@@ -3342,7 +3342,7 @@
             <w:noProof/>
             <w:webHidden/>
           </w:rPr>
-          <w:instrText xml:space="preserve"> PAGEREF _Toc242195436 \h </w:instrText>
+          <w:instrText xml:space="preserve"> PAGEREF _Toc242197542 \h </w:instrText>
         </w:r>
         <w:r>
           <w:rPr>
@@ -3389,7 +3389,7 @@
           <w14:ligatures w14:val="standardContextual"/>
         </w:rPr>
       </w:pPr>
-      <w:hyperlink w:anchor="_Toc242195437" w:history="1">
+      <w:hyperlink w:anchor="_Toc242197543" w:history="1">
         <w:r>
           <w:rPr>
             <w:rStyle w:val="Hyperlink"/>
@@ -3416,7 +3416,7 @@
             <w:noProof/>
             <w:webHidden/>
           </w:rPr>
-          <w:instrText xml:space="preserve"> PAGEREF _Toc242195437 \h </w:instrText>
+          <w:instrText xml:space="preserve"> PAGEREF _Toc242197543 \h </w:instrText>
         </w:r>
         <w:r>
           <w:rPr>
@@ -3463,7 +3463,7 @@
           <w14:ligatures w14:val="standardContextual"/>
         </w:rPr>
       </w:pPr>
-      <w:hyperlink w:anchor="_Toc242195438" w:history="1">
+      <w:hyperlink w:anchor="_Toc242197544" w:history="1">
         <w:r>
           <w:rPr>
             <w:rStyle w:val="Hyperlink"/>
@@ -3490,7 +3490,7 @@
             <w:noProof/>
             <w:webHidden/>
           </w:rPr>
-          <w:instrText xml:space="preserve"> PAGEREF _Toc242195438 \h </w:instrText>
+          <w:instrText xml:space="preserve"> PAGEREF _Toc242197544 \h </w:instrText>
         </w:r>
         <w:r>
           <w:rPr>
@@ -3537,7 +3537,7 @@
           <w14:ligatures w14:val="standardContextual"/>
         </w:rPr>
       </w:pPr>
-      <w:hyperlink w:anchor="_Toc242195439" w:history="1">
+      <w:hyperlink w:anchor="_Toc242197545" w:history="1">
         <w:r>
           <w:rPr>
             <w:rStyle w:val="Hyperlink"/>
@@ -3564,7 +3564,7 @@
             <w:noProof/>
             <w:webHidden/>
           </w:rPr>
-          <w:instrText xml:space="preserve"> PAGEREF _Toc242195439 \h </w:instrText>
+          <w:instrText xml:space="preserve"> PAGEREF _Toc242197545 \h </w:instrText>
         </w:r>
         <w:r>
           <w:rPr>
@@ -3614,7 +3614,7 @@
       <w:pPr>
         <w:pStyle w:val="Heading1"/>
       </w:pPr>
-      <w:bookmarkStart w:id="0" w:name="_Toc242195395"/>
+      <w:bookmarkStart w:id="0" w:name="_Toc242197501"/>
       <w:r>
         <w:lastRenderedPageBreak/>
         <w:t>1. Introducción</w:t>
@@ -3625,7 +3625,7 @@
       <w:pPr>
         <w:pStyle w:val="Heading2"/>
       </w:pPr>
-      <w:bookmarkStart w:id="1" w:name="_Toc242195396"/>
+      <w:bookmarkStart w:id="1" w:name="_Toc242197502"/>
       <w:r>
         <w:t>1.1 Propósito del software</w:t>
       </w:r>
@@ -3643,7 +3643,7 @@
       <w:pPr>
         <w:pStyle w:val="Heading2"/>
       </w:pPr>
-      <w:bookmarkStart w:id="2" w:name="_Toc242195397"/>
+      <w:bookmarkStart w:id="2" w:name="_Toc242197503"/>
       <w:r>
         <w:t>1.2 Contexto general</w:t>
       </w:r>
@@ -3661,7 +3661,7 @@
       <w:pPr>
         <w:pStyle w:val="Heading2"/>
       </w:pPr>
-      <w:bookmarkStart w:id="3" w:name="_Toc242195398"/>
+      <w:bookmarkStart w:id="3" w:name="_Toc242197504"/>
       <w:r>
         <w:t>1.3 Alcance del documento</w:t>
       </w:r>
@@ -3676,7 +3676,7 @@
       <w:pPr>
         <w:pStyle w:val="Heading1"/>
       </w:pPr>
-      <w:bookmarkStart w:id="4" w:name="_Toc242195399"/>
+      <w:bookmarkStart w:id="4" w:name="_Toc242197505"/>
       <w:r>
         <w:t>2. Descripción general del sistema</w:t>
       </w:r>
@@ -3686,7 +3686,7 @@
       <w:pPr>
         <w:pStyle w:val="Heading2"/>
       </w:pPr>
-      <w:bookmarkStart w:id="5" w:name="_Toc242195400"/>
+      <w:bookmarkStart w:id="5" w:name="_Toc242197506"/>
       <w:r>
         <w:t>2.1 Qué necesita el usuario</w:t>
       </w:r>
@@ -3720,7 +3720,7 @@
       <w:pPr>
         <w:pStyle w:val="Heading2"/>
       </w:pPr>
-      <w:bookmarkStart w:id="6" w:name="_Toc242195401"/>
+      <w:bookmarkStart w:id="6" w:name="_Toc242197507"/>
       <w:r>
         <w:t>2.2 Qué hace el sistema</w:t>
       </w:r>
@@ -3739,7 +3739,7 @@
       <w:pPr>
         <w:pStyle w:val="Heading2"/>
       </w:pPr>
-      <w:bookmarkStart w:id="7" w:name="_Toc242195402"/>
+      <w:bookmarkStart w:id="7" w:name="_Toc242197508"/>
       <w:r>
         <w:t>2.3 Para qué sirve</w:t>
       </w:r>
@@ -3754,7 +3754,7 @@
       <w:pPr>
         <w:pStyle w:val="Heading2"/>
       </w:pPr>
-      <w:bookmarkStart w:id="8" w:name="_Toc242195403"/>
+      <w:bookmarkStart w:id="8" w:name="_Toc242197509"/>
       <w:r>
         <w:t>2.4 Principales capacidades</w:t>
       </w:r>
@@ -3862,7 +3862,7 @@
       <w:pPr>
         <w:pStyle w:val="Heading1"/>
       </w:pPr>
-      <w:bookmarkStart w:id="9" w:name="_Toc242195404"/>
+      <w:bookmarkStart w:id="9" w:name="_Toc242197510"/>
       <w:r>
         <w:t>3. Acceso y requisitos</w:t>
       </w:r>
@@ -3872,7 +3872,7 @@
       <w:pPr>
         <w:pStyle w:val="Heading2"/>
       </w:pPr>
-      <w:bookmarkStart w:id="10" w:name="_Toc242195405"/>
+      <w:bookmarkStart w:id="10" w:name="_Toc242197511"/>
       <w:r>
         <w:t>3.1 Requisitos de software</w:t>
       </w:r>
@@ -3887,7 +3887,7 @@
       <w:pPr>
         <w:pStyle w:val="Heading2"/>
       </w:pPr>
-      <w:bookmarkStart w:id="11" w:name="_Toc242195406"/>
+      <w:bookmarkStart w:id="11" w:name="_Toc242197512"/>
       <w:r>
         <w:t>3.2 Requisitos de hardware</w:t>
       </w:r>
@@ -3902,7 +3902,7 @@
       <w:pPr>
         <w:pStyle w:val="Heading2"/>
       </w:pPr>
-      <w:bookmarkStart w:id="12" w:name="_Toc242195407"/>
+      <w:bookmarkStart w:id="12" w:name="_Toc242197513"/>
       <w:r>
         <w:t>3.3 Instalación y ejecución del programa</w:t>
       </w:r>
@@ -3913,7 +3913,7 @@
         <w:pStyle w:val="ListNumber"/>
       </w:pPr>
       <w:r>
-        <w:t>Descomprima VoxControlResearch_0.1.0_Windows_x64.zip en una carpeta con permisos de escritura (por ejemplo Documentos).</w:t>
+        <w:t>Descomprima VoxControlResearch_1.0.0_Windows_x64.zip en una carpeta con permisos de escritura (por ejemplo Documentos).</w:t>
       </w:r>
     </w:p>
     <w:p>
@@ -3942,7 +3942,7 @@
       <w:pPr>
         <w:pStyle w:val="Heading2"/>
       </w:pPr>
-      <w:bookmarkStart w:id="13" w:name="_Toc242195408"/>
+      <w:bookmarkStart w:id="13" w:name="_Toc242197514"/>
       <w:r>
         <w:t>3.4 Modelo de reconocimiento de voz</w:t>
       </w:r>
@@ -3957,7 +3957,7 @@
       <w:pPr>
         <w:pStyle w:val="Heading1"/>
       </w:pPr>
-      <w:bookmarkStart w:id="14" w:name="_Toc242195409"/>
+      <w:bookmarkStart w:id="14" w:name="_Toc242197515"/>
       <w:r>
         <w:t>4. Interfaz gráfica</w:t>
       </w:r>
@@ -3967,7 +3967,7 @@
       <w:pPr>
         <w:pStyle w:val="Heading2"/>
       </w:pPr>
-      <w:bookmarkStart w:id="15" w:name="_Toc242195410"/>
+      <w:bookmarkStart w:id="15" w:name="_Toc242197516"/>
       <w:r>
         <w:t>4.1 Ventana principal</w:t>
       </w:r>
@@ -3988,7 +3988,7 @@
           <w:noProof/>
         </w:rPr>
         <w:drawing>
-          <wp:inline distT="0" distB="0" distL="0" distR="0" wp14:anchorId="1B85290C" wp14:editId="5E84631C">
+          <wp:inline distT="0" distB="0" distL="0" distR="0" wp14:anchorId="26DA7598" wp14:editId="25DE1E8A">
             <wp:extent cx="5580000" cy="3833299"/>
             <wp:effectExtent l="0" t="0" r="0" b="0"/>
             <wp:docPr id="1" name="Picture 1"/>
@@ -4044,7 +4044,7 @@
       <w:pPr>
         <w:pStyle w:val="Heading2"/>
       </w:pPr>
-      <w:bookmarkStart w:id="16" w:name="_Toc242195411"/>
+      <w:bookmarkStart w:id="16" w:name="_Toc242197517"/>
       <w:r>
         <w:lastRenderedPageBreak/>
         <w:t>4.2 Pestaña Inicio y menú de ejemplos</w:t>
@@ -4066,7 +4066,7 @@
           <w:noProof/>
         </w:rPr>
         <w:drawing>
-          <wp:inline distT="0" distB="0" distL="0" distR="0" wp14:anchorId="17DB1A64" wp14:editId="4B903369">
+          <wp:inline distT="0" distB="0" distL="0" distR="0" wp14:anchorId="55465133" wp14:editId="05A5ECCB">
             <wp:extent cx="5580000" cy="3833299"/>
             <wp:effectExtent l="0" t="0" r="0" b="0"/>
             <wp:docPr id="2" name="Picture 2"/>
@@ -4621,7 +4621,7 @@
       <w:pPr>
         <w:pStyle w:val="Heading2"/>
       </w:pPr>
-      <w:bookmarkStart w:id="17" w:name="_Toc242195412"/>
+      <w:bookmarkStart w:id="17" w:name="_Toc242197518"/>
       <w:r>
         <w:t>4.3 Pestaña Probar orden</w:t>
       </w:r>
@@ -4646,7 +4646,7 @@
         </w:rPr>
         <w:lastRenderedPageBreak/>
         <w:drawing>
-          <wp:inline distT="0" distB="0" distL="0" distR="0" wp14:anchorId="76112F1D" wp14:editId="0C4961ED">
+          <wp:inline distT="0" distB="0" distL="0" distR="0" wp14:anchorId="4979E45D" wp14:editId="643A9B99">
             <wp:extent cx="5580000" cy="3833299"/>
             <wp:effectExtent l="0" t="0" r="0" b="0"/>
             <wp:docPr id="3" name="Picture 3"/>
@@ -4702,7 +4702,7 @@
       <w:pPr>
         <w:pStyle w:val="Heading2"/>
       </w:pPr>
-      <w:bookmarkStart w:id="18" w:name="_Toc242195413"/>
+      <w:bookmarkStart w:id="18" w:name="_Toc242197519"/>
       <w:r>
         <w:t>4.4 Pestaña Voz</w:t>
       </w:r>
@@ -4724,7 +4724,7 @@
         </w:rPr>
         <w:lastRenderedPageBreak/>
         <w:drawing>
-          <wp:inline distT="0" distB="0" distL="0" distR="0" wp14:anchorId="763E7445" wp14:editId="54FF7D97">
+          <wp:inline distT="0" distB="0" distL="0" distR="0" wp14:anchorId="3770384A" wp14:editId="672C4473">
             <wp:extent cx="5580000" cy="3833299"/>
             <wp:effectExtent l="0" t="0" r="0" b="0"/>
             <wp:docPr id="4" name="Picture 4"/>
@@ -4780,7 +4780,7 @@
       <w:pPr>
         <w:pStyle w:val="Heading2"/>
       </w:pPr>
-      <w:bookmarkStart w:id="19" w:name="_Toc242195414"/>
+      <w:bookmarkStart w:id="19" w:name="_Toc242197520"/>
       <w:r>
         <w:t>4.5 Pestaña Adaptación</w:t>
       </w:r>
@@ -4802,7 +4802,7 @@
         </w:rPr>
         <w:lastRenderedPageBreak/>
         <w:drawing>
-          <wp:inline distT="0" distB="0" distL="0" distR="0" wp14:anchorId="6881F3E0" wp14:editId="5C75D966">
+          <wp:inline distT="0" distB="0" distL="0" distR="0" wp14:anchorId="284ADA41" wp14:editId="5AA3A75C">
             <wp:extent cx="5580000" cy="3833299"/>
             <wp:effectExtent l="0" t="0" r="0" b="0"/>
             <wp:docPr id="5" name="Picture 5"/>
@@ -4858,7 +4858,7 @@
       <w:pPr>
         <w:pStyle w:val="Heading2"/>
       </w:pPr>
-      <w:bookmarkStart w:id="20" w:name="_Toc242195415"/>
+      <w:bookmarkStart w:id="20" w:name="_Toc242197521"/>
       <w:r>
         <w:t>4.6 Pestaña Experimentos</w:t>
       </w:r>
@@ -4880,7 +4880,7 @@
         </w:rPr>
         <w:lastRenderedPageBreak/>
         <w:drawing>
-          <wp:inline distT="0" distB="0" distL="0" distR="0" wp14:anchorId="30221604" wp14:editId="26B369E0">
+          <wp:inline distT="0" distB="0" distL="0" distR="0" wp14:anchorId="535853A8" wp14:editId="7E8E28B2">
             <wp:extent cx="5580000" cy="3833299"/>
             <wp:effectExtent l="0" t="0" r="0" b="0"/>
             <wp:docPr id="6" name="Picture 6"/>
@@ -4936,7 +4936,7 @@
       <w:pPr>
         <w:pStyle w:val="Heading2"/>
       </w:pPr>
-      <w:bookmarkStart w:id="21" w:name="_Toc242195416"/>
+      <w:bookmarkStart w:id="21" w:name="_Toc242197522"/>
       <w:r>
         <w:t>4.7 Pestaña Resultados</w:t>
       </w:r>
@@ -4958,7 +4958,7 @@
         </w:rPr>
         <w:lastRenderedPageBreak/>
         <w:drawing>
-          <wp:inline distT="0" distB="0" distL="0" distR="0" wp14:anchorId="4BF188B9" wp14:editId="0C16EC97">
+          <wp:inline distT="0" distB="0" distL="0" distR="0" wp14:anchorId="2EBC3E9C" wp14:editId="06BAA996">
             <wp:extent cx="5580000" cy="3833299"/>
             <wp:effectExtent l="0" t="0" r="0" b="0"/>
             <wp:docPr id="7" name="Picture 7"/>
@@ -5014,7 +5014,7 @@
       <w:pPr>
         <w:pStyle w:val="Heading2"/>
       </w:pPr>
-      <w:bookmarkStart w:id="22" w:name="_Toc242195417"/>
+      <w:bookmarkStart w:id="22" w:name="_Toc242197523"/>
       <w:r>
         <w:t>4.8 Pestaña Configuración</w:t>
       </w:r>
@@ -5036,7 +5036,7 @@
         </w:rPr>
         <w:lastRenderedPageBreak/>
         <w:drawing>
-          <wp:inline distT="0" distB="0" distL="0" distR="0" wp14:anchorId="667F05FD" wp14:editId="3215B066">
+          <wp:inline distT="0" distB="0" distL="0" distR="0" wp14:anchorId="42089AD6" wp14:editId="5F28D82F">
             <wp:extent cx="5580000" cy="3833299"/>
             <wp:effectExtent l="0" t="0" r="0" b="0"/>
             <wp:docPr id="8" name="Picture 8"/>
@@ -5092,7 +5092,7 @@
       <w:pPr>
         <w:pStyle w:val="Heading2"/>
       </w:pPr>
-      <w:bookmarkStart w:id="23" w:name="_Toc242195418"/>
+      <w:bookmarkStart w:id="23" w:name="_Toc242197524"/>
       <w:r>
         <w:t>4.9 Tutorial interactivo e idioma</w:t>
       </w:r>
@@ -5117,7 +5117,7 @@
         </w:rPr>
         <w:lastRenderedPageBreak/>
         <w:drawing>
-          <wp:inline distT="0" distB="0" distL="0" distR="0" wp14:anchorId="051D0BB4" wp14:editId="4656B947">
+          <wp:inline distT="0" distB="0" distL="0" distR="0" wp14:anchorId="3CFA781D" wp14:editId="6FDEBFBB">
             <wp:extent cx="5580000" cy="3833299"/>
             <wp:effectExtent l="0" t="0" r="0" b="0"/>
             <wp:docPr id="9" name="Picture 9"/>
@@ -5180,7 +5180,7 @@
         </w:rPr>
         <w:lastRenderedPageBreak/>
         <w:drawing>
-          <wp:inline distT="0" distB="0" distL="0" distR="0" wp14:anchorId="080EBE2D" wp14:editId="38A26E9C">
+          <wp:inline distT="0" distB="0" distL="0" distR="0" wp14:anchorId="4F6E68E9" wp14:editId="59BB95C6">
             <wp:extent cx="5580000" cy="3833299"/>
             <wp:effectExtent l="0" t="0" r="0" b="0"/>
             <wp:docPr id="10" name="Picture 10"/>
@@ -5236,7 +5236,7 @@
       <w:pPr>
         <w:pStyle w:val="Heading1"/>
       </w:pPr>
-      <w:bookmarkStart w:id="24" w:name="_Toc242195419"/>
+      <w:bookmarkStart w:id="24" w:name="_Toc242197525"/>
       <w:r>
         <w:t>5. Uso básico</w:t>
       </w:r>
@@ -5246,7 +5246,7 @@
       <w:pPr>
         <w:pStyle w:val="Heading2"/>
       </w:pPr>
-      <w:bookmarkStart w:id="25" w:name="_Toc242195420"/>
+      <w:bookmarkStart w:id="25" w:name="_Toc242197526"/>
       <w:r>
         <w:t>5.1 Entrenar o cargar el modelo</w:t>
       </w:r>
@@ -5261,7 +5261,7 @@
       <w:pPr>
         <w:pStyle w:val="Heading2"/>
       </w:pPr>
-      <w:bookmarkStart w:id="26" w:name="_Toc242195421"/>
+      <w:bookmarkStart w:id="26" w:name="_Toc242197527"/>
       <w:r>
         <w:t>5.2 Analizar una orden y leer la decisión</w:t>
       </w:r>
@@ -5339,7 +5339,7 @@
         </w:rPr>
         <w:lastRenderedPageBreak/>
         <w:drawing>
-          <wp:inline distT="0" distB="0" distL="0" distR="0" wp14:anchorId="4A7A1B3B" wp14:editId="497387FD">
+          <wp:inline distT="0" distB="0" distL="0" distR="0" wp14:anchorId="0C6DB2B0" wp14:editId="676CB0AC">
             <wp:extent cx="5580000" cy="3833299"/>
             <wp:effectExtent l="0" t="0" r="0" b="0"/>
             <wp:docPr id="11" name="Picture 11"/>
@@ -5402,7 +5402,7 @@
         </w:rPr>
         <w:lastRenderedPageBreak/>
         <w:drawing>
-          <wp:inline distT="0" distB="0" distL="0" distR="0" wp14:anchorId="7034E1C7" wp14:editId="37C68C93">
+          <wp:inline distT="0" distB="0" distL="0" distR="0" wp14:anchorId="4FC2B32A" wp14:editId="7B6035AF">
             <wp:extent cx="5580000" cy="3833299"/>
             <wp:effectExtent l="0" t="0" r="0" b="0"/>
             <wp:docPr id="12" name="Picture 12"/>
@@ -5458,7 +5458,7 @@
       <w:pPr>
         <w:pStyle w:val="Heading2"/>
       </w:pPr>
-      <w:bookmarkStart w:id="27" w:name="_Toc242195422"/>
+      <w:bookmarkStart w:id="27" w:name="_Toc242197528"/>
       <w:r>
         <w:t>5.3 Confirmar y ejecutar en el sandbox</w:t>
       </w:r>
@@ -5480,7 +5480,7 @@
         </w:rPr>
         <w:lastRenderedPageBreak/>
         <w:drawing>
-          <wp:inline distT="0" distB="0" distL="0" distR="0" wp14:anchorId="570BB1DA" wp14:editId="76B2D8DA">
+          <wp:inline distT="0" distB="0" distL="0" distR="0" wp14:anchorId="34F87C34" wp14:editId="3BC193A8">
             <wp:extent cx="5580000" cy="3833299"/>
             <wp:effectExtent l="0" t="0" r="0" b="0"/>
             <wp:docPr id="13" name="Picture 13"/>
@@ -5536,7 +5536,7 @@
       <w:pPr>
         <w:pStyle w:val="Heading2"/>
       </w:pPr>
-      <w:bookmarkStart w:id="28" w:name="_Toc242195423"/>
+      <w:bookmarkStart w:id="28" w:name="_Toc242197529"/>
       <w:r>
         <w:t>5.4 Corregir al sistema</w:t>
       </w:r>
@@ -5558,7 +5558,7 @@
         </w:rPr>
         <w:lastRenderedPageBreak/>
         <w:drawing>
-          <wp:inline distT="0" distB="0" distL="0" distR="0" wp14:anchorId="4636092C" wp14:editId="220ABF11">
+          <wp:inline distT="0" distB="0" distL="0" distR="0" wp14:anchorId="0C4A79CA" wp14:editId="202EE11F">
             <wp:extent cx="5580000" cy="3833299"/>
             <wp:effectExtent l="0" t="0" r="0" b="0"/>
             <wp:docPr id="14" name="Picture 14"/>
@@ -5621,7 +5621,7 @@
         </w:rPr>
         <w:lastRenderedPageBreak/>
         <w:drawing>
-          <wp:inline distT="0" distB="0" distL="0" distR="0" wp14:anchorId="1150C01A" wp14:editId="61E65F83">
+          <wp:inline distT="0" distB="0" distL="0" distR="0" wp14:anchorId="417F3894" wp14:editId="48AA6932">
             <wp:extent cx="5580000" cy="3833299"/>
             <wp:effectExtent l="0" t="0" r="0" b="0"/>
             <wp:docPr id="15" name="Picture 15"/>
@@ -5677,7 +5677,7 @@
       <w:pPr>
         <w:pStyle w:val="Heading1"/>
       </w:pPr>
-      <w:bookmarkStart w:id="29" w:name="_Toc242195424"/>
+      <w:bookmarkStart w:id="29" w:name="_Toc242197530"/>
       <w:r>
         <w:t>6. Experimentos paso a paso</w:t>
       </w:r>
@@ -5695,7 +5695,7 @@
       <w:pPr>
         <w:pStyle w:val="Heading2"/>
       </w:pPr>
-      <w:bookmarkStart w:id="30" w:name="_Toc242195425"/>
+      <w:bookmarkStart w:id="30" w:name="_Toc242197531"/>
       <w:r>
         <w:t>6.1 Experimento 1, reconocimiento, calibración y decisión (exp_main.yaml)</w:t>
       </w:r>
@@ -6446,7 +6446,7 @@
           <w:noProof/>
         </w:rPr>
         <w:drawing>
-          <wp:inline distT="0" distB="0" distL="0" distR="0" wp14:anchorId="5DEB1C06" wp14:editId="1F9F008D">
+          <wp:inline distT="0" distB="0" distL="0" distR="0" wp14:anchorId="4C927E6D" wp14:editId="2B08FE94">
             <wp:extent cx="5580000" cy="2266875"/>
             <wp:effectExtent l="0" t="0" r="0" b="0"/>
             <wp:docPr id="16" name="Picture 16"/>
@@ -6502,7 +6502,7 @@
       <w:pPr>
         <w:pStyle w:val="Heading2"/>
       </w:pPr>
-      <w:bookmarkStart w:id="31" w:name="_Toc242195426"/>
+      <w:bookmarkStart w:id="31" w:name="_Toc242197532"/>
       <w:r>
         <w:t>6.2 Experimento 2, paráfrasis por nivel de dificultad (exp_main.yaml)</w:t>
       </w:r>
@@ -6524,7 +6524,7 @@
         </w:rPr>
         <w:lastRenderedPageBreak/>
         <w:drawing>
-          <wp:inline distT="0" distB="0" distL="0" distR="0" wp14:anchorId="31E4EA0E" wp14:editId="35F3E3D8">
+          <wp:inline distT="0" distB="0" distL="0" distR="0" wp14:anchorId="131B4B96" wp14:editId="192F687A">
             <wp:extent cx="4320000" cy="3110400"/>
             <wp:effectExtent l="0" t="0" r="0" b="0"/>
             <wp:docPr id="17" name="Picture 17"/>
@@ -6580,7 +6580,7 @@
       <w:pPr>
         <w:pStyle w:val="Heading2"/>
       </w:pPr>
-      <w:bookmarkStart w:id="32" w:name="_Toc242195427"/>
+      <w:bookmarkStart w:id="32" w:name="_Toc242197533"/>
       <w:r>
         <w:t>6.3 Experimento 3, ambigüedad y contexto (exp_ambiguity.yaml)</w:t>
       </w:r>
@@ -6595,7 +6595,7 @@
       <w:pPr>
         <w:pStyle w:val="Heading2"/>
       </w:pPr>
-      <w:bookmarkStart w:id="33" w:name="_Toc242195428"/>
+      <w:bookmarkStart w:id="33" w:name="_Toc242197534"/>
       <w:r>
         <w:t>6.4 Experimento 4, peticiones fuera de dominio (exp_main.yaml)</w:t>
       </w:r>
@@ -7196,7 +7196,7 @@
         </w:rPr>
         <w:lastRenderedPageBreak/>
         <w:drawing>
-          <wp:inline distT="0" distB="0" distL="0" distR="0" wp14:anchorId="68789741" wp14:editId="754F84E2">
+          <wp:inline distT="0" distB="0" distL="0" distR="0" wp14:anchorId="4AC7BF86" wp14:editId="6C0B6227">
             <wp:extent cx="5580000" cy="2853409"/>
             <wp:effectExtent l="0" t="0" r="0" b="0"/>
             <wp:docPr id="18" name="Picture 18"/>
@@ -7252,7 +7252,7 @@
       <w:pPr>
         <w:pStyle w:val="Heading2"/>
       </w:pPr>
-      <w:bookmarkStart w:id="34" w:name="_Toc242195429"/>
+      <w:bookmarkStart w:id="34" w:name="_Toc242197535"/>
       <w:r>
         <w:t>6.5 Experimento 5, voz con ruido (exp_audio_noise.yaml)</w:t>
       </w:r>
@@ -7998,7 +7998,7 @@
         </w:rPr>
         <w:lastRenderedPageBreak/>
         <w:drawing>
-          <wp:inline distT="0" distB="0" distL="0" distR="0" wp14:anchorId="06A9BE01" wp14:editId="38EACF0E">
+          <wp:inline distT="0" distB="0" distL="0" distR="0" wp14:anchorId="0BC15048" wp14:editId="12319308">
             <wp:extent cx="4320000" cy="3110400"/>
             <wp:effectExtent l="0" t="0" r="0" b="0"/>
             <wp:docPr id="19" name="Picture 19"/>
@@ -8054,7 +8054,7 @@
       <w:pPr>
         <w:pStyle w:val="Heading2"/>
       </w:pPr>
-      <w:bookmarkStart w:id="35" w:name="_Toc242195430"/>
+      <w:bookmarkStart w:id="35" w:name="_Toc242197536"/>
       <w:r>
         <w:t>6.6 Experimento 6, errores de transcripción simulados (exp_asr_text_noise.yaml)</w:t>
       </w:r>
@@ -8679,7 +8679,7 @@
       <w:pPr>
         <w:pStyle w:val="Heading2"/>
       </w:pPr>
-      <w:bookmarkStart w:id="36" w:name="_Toc242195431"/>
+      <w:bookmarkStart w:id="36" w:name="_Toc242197537"/>
       <w:r>
         <w:lastRenderedPageBreak/>
         <w:t>6.7 Experimento 7, aprendizaje incremental (exp_incremental.yaml)</w:t>
@@ -9273,7 +9273,7 @@
           <w:noProof/>
         </w:rPr>
         <w:drawing>
-          <wp:inline distT="0" distB="0" distL="0" distR="0" wp14:anchorId="231629C0" wp14:editId="244C602D">
+          <wp:inline distT="0" distB="0" distL="0" distR="0" wp14:anchorId="12E24837" wp14:editId="0DF92333">
             <wp:extent cx="4320000" cy="3110400"/>
             <wp:effectExtent l="0" t="0" r="0" b="0"/>
             <wp:docPr id="20" name="Picture 20"/>
@@ -9329,7 +9329,7 @@
       <w:pPr>
         <w:pStyle w:val="Heading2"/>
       </w:pPr>
-      <w:bookmarkStart w:id="37" w:name="_Toc242195432"/>
+      <w:bookmarkStart w:id="37" w:name="_Toc242197538"/>
       <w:r>
         <w:t>6.8 Experimento 8, personalización por usuario (exp_personalization.yaml)</w:t>
       </w:r>
@@ -9351,7 +9351,7 @@
         </w:rPr>
         <w:lastRenderedPageBreak/>
         <w:drawing>
-          <wp:inline distT="0" distB="0" distL="0" distR="0" wp14:anchorId="21126562" wp14:editId="59C81B92">
+          <wp:inline distT="0" distB="0" distL="0" distR="0" wp14:anchorId="29C81E5D" wp14:editId="7D41B085">
             <wp:extent cx="4320000" cy="3110400"/>
             <wp:effectExtent l="0" t="0" r="0" b="0"/>
             <wp:docPr id="21" name="Picture 21"/>
@@ -9407,7 +9407,7 @@
       <w:pPr>
         <w:pStyle w:val="Heading2"/>
       </w:pPr>
-      <w:bookmarkStart w:id="38" w:name="_Toc242195433"/>
+      <w:bookmarkStart w:id="38" w:name="_Toc242197539"/>
       <w:r>
         <w:t>6.9 Experimento 9, ejecución sensible al riesgo (exp_main.yaml)</w:t>
       </w:r>
@@ -9772,7 +9772,7 @@
       <w:pPr>
         <w:pStyle w:val="Heading2"/>
       </w:pPr>
-      <w:bookmarkStart w:id="39" w:name="_Toc242195434"/>
+      <w:bookmarkStart w:id="39" w:name="_Toc242197540"/>
       <w:r>
         <w:t>6.10 Experimento 10, cambio combinado (exp_combined_shift.yaml)</w:t>
       </w:r>
@@ -10129,7 +10129,7 @@
           <w:noProof/>
         </w:rPr>
         <w:drawing>
-          <wp:inline distT="0" distB="0" distL="0" distR="0" wp14:anchorId="6CD68801" wp14:editId="7D2C71A4">
+          <wp:inline distT="0" distB="0" distL="0" distR="0" wp14:anchorId="5C1DDD3E" wp14:editId="00BD8857">
             <wp:extent cx="5580000" cy="2101255"/>
             <wp:effectExtent l="0" t="0" r="0" b="0"/>
             <wp:docPr id="22" name="Picture 22"/>
@@ -10185,7 +10185,7 @@
       <w:pPr>
         <w:pStyle w:val="Heading2"/>
       </w:pPr>
-      <w:bookmarkStart w:id="40" w:name="_Toc242195435"/>
+      <w:bookmarkStart w:id="40" w:name="_Toc242197541"/>
       <w:r>
         <w:t>6.11 Ablación de UCIL (exp_ablation.yaml)</w:t>
       </w:r>
@@ -10816,7 +10816,7 @@
       <w:pPr>
         <w:pStyle w:val="Heading1"/>
       </w:pPr>
-      <w:bookmarkStart w:id="41" w:name="_Toc242195436"/>
+      <w:bookmarkStart w:id="41" w:name="_Toc242197542"/>
       <w:r>
         <w:t>7. Visualización de resultados</w:t>
       </w:r>
@@ -10837,7 +10837,7 @@
           <w:noProof/>
         </w:rPr>
         <w:drawing>
-          <wp:inline distT="0" distB="0" distL="0" distR="0" wp14:anchorId="2D109458" wp14:editId="7017BFDE">
+          <wp:inline distT="0" distB="0" distL="0" distR="0" wp14:anchorId="02242BE7" wp14:editId="40B4FC89">
             <wp:extent cx="5580000" cy="1926429"/>
             <wp:effectExtent l="0" t="0" r="0" b="0"/>
             <wp:docPr id="23" name="Picture 23"/>
@@ -10900,7 +10900,7 @@
         </w:rPr>
         <w:lastRenderedPageBreak/>
         <w:drawing>
-          <wp:inline distT="0" distB="0" distL="0" distR="0" wp14:anchorId="5A28A7ED" wp14:editId="64BF07BC">
+          <wp:inline distT="0" distB="0" distL="0" distR="0" wp14:anchorId="7A48DAE9" wp14:editId="580304A5">
             <wp:extent cx="4320000" cy="3283200"/>
             <wp:effectExtent l="0" t="0" r="0" b="0"/>
             <wp:docPr id="24" name="Picture 24"/>
@@ -10956,7 +10956,7 @@
       <w:pPr>
         <w:pStyle w:val="Heading1"/>
       </w:pPr>
-      <w:bookmarkStart w:id="42" w:name="_Toc242195437"/>
+      <w:bookmarkStart w:id="42" w:name="_Toc242197543"/>
       <w:r>
         <w:t>8. Almacenamiento y exportación</w:t>
       </w:r>
@@ -10971,7 +10971,7 @@
       <w:pPr>
         <w:pStyle w:val="Heading1"/>
       </w:pPr>
-      <w:bookmarkStart w:id="43" w:name="_Toc242195438"/>
+      <w:bookmarkStart w:id="43" w:name="_Toc242197544"/>
       <w:r>
         <w:t>9. Buenas prácticas</w:t>
       </w:r>
@@ -11021,7 +11021,7 @@
       <w:pPr>
         <w:pStyle w:val="Heading1"/>
       </w:pPr>
-      <w:bookmarkStart w:id="44" w:name="_Toc242195439"/>
+      <w:bookmarkStart w:id="44" w:name="_Toc242197545"/>
       <w:r>
         <w:lastRenderedPageBreak/>
         <w:t>10. Solución de problemas</w:t>
@@ -11680,31 +11680,31 @@
       </w:rPr>
     </w:lvl>
   </w:abstractNum>
-  <w:num w:numId="1" w16cid:durableId="1707872021">
+  <w:num w:numId="1" w16cid:durableId="225577055">
     <w:abstractNumId w:val="8"/>
   </w:num>
-  <w:num w:numId="2" w16cid:durableId="673607915">
+  <w:num w:numId="2" w16cid:durableId="1969164715">
     <w:abstractNumId w:val="6"/>
   </w:num>
-  <w:num w:numId="3" w16cid:durableId="1539665363">
+  <w:num w:numId="3" w16cid:durableId="295725769">
     <w:abstractNumId w:val="5"/>
   </w:num>
-  <w:num w:numId="4" w16cid:durableId="1446465109">
+  <w:num w:numId="4" w16cid:durableId="2002850448">
     <w:abstractNumId w:val="4"/>
   </w:num>
-  <w:num w:numId="5" w16cid:durableId="532155191">
+  <w:num w:numId="5" w16cid:durableId="549192936">
     <w:abstractNumId w:val="7"/>
   </w:num>
-  <w:num w:numId="6" w16cid:durableId="501048726">
+  <w:num w:numId="6" w16cid:durableId="1130250511">
     <w:abstractNumId w:val="3"/>
   </w:num>
-  <w:num w:numId="7" w16cid:durableId="880677634">
+  <w:num w:numId="7" w16cid:durableId="1509904826">
     <w:abstractNumId w:val="2"/>
   </w:num>
-  <w:num w:numId="8" w16cid:durableId="2054190253">
+  <w:num w:numId="8" w16cid:durableId="860825401">
     <w:abstractNumId w:val="1"/>
   </w:num>
-  <w:num w:numId="9" w16cid:durableId="883099795">
+  <w:num w:numId="9" w16cid:durableId="1065684083">
     <w:abstractNumId w:val="0"/>
   </w:num>
 </w:numbering>
@@ -23104,7 +23104,7 @@
     <w:autoRedefine/>
     <w:uiPriority w:val="39"/>
     <w:unhideWhenUsed/>
-    <w:rsid w:val="008617E5"/>
+    <w:rsid w:val="00185698"/>
     <w:pPr>
       <w:spacing w:after="100"/>
     </w:pPr>
@@ -23116,7 +23116,7 @@
     <w:autoRedefine/>
     <w:uiPriority w:val="39"/>
     <w:unhideWhenUsed/>
-    <w:rsid w:val="008617E5"/>
+    <w:rsid w:val="00185698"/>
     <w:pPr>
       <w:spacing w:after="100"/>
       <w:ind w:left="220"/>
@@ -23127,7 +23127,7 @@
     <w:basedOn w:val="DefaultParagraphFont"/>
     <w:uiPriority w:val="99"/>
     <w:unhideWhenUsed/>
-    <w:rsid w:val="008617E5"/>
+    <w:rsid w:val="00185698"/>
     <w:rPr>
       <w:color w:val="0000FF" w:themeColor="hyperlink"/>
       <w:u w:val="single"/>

--- a/manuales/Manual_de_Usuario_VoxControlResearch.docx
+++ b/manuales/Manual_de_Usuario_VoxControlResearch.docx
@@ -162,7 +162,7 @@
               <w:jc w:val="left"/>
             </w:pPr>
             <w:r>
-              <w:t>2026-10-06</w:t>
+              <w:t>2026-10-07</w:t>
             </w:r>
           </w:p>
         </w:tc>
@@ -198,41 +198,6 @@
             </w:pPr>
             <w:r>
               <w:t>fjburgosf@gmail.com</w:t>
-            </w:r>
-          </w:p>
-        </w:tc>
-      </w:tr>
-      <w:tr>
-        <w:tc>
-          <w:tcPr>
-            <w:tcW w:w="1701" w:type="dxa"/>
-            <w:shd w:val="clear" w:color="auto" w:fill="BDD7EE"/>
-          </w:tcPr>
-          <w:p>
-            <w:pPr>
-              <w:spacing w:before="80" w:after="80"/>
-              <w:jc w:val="left"/>
-            </w:pPr>
-            <w:r>
-              <w:rPr>
-                <w:b/>
-              </w:rPr>
-              <w:t>Repositorio:</w:t>
-            </w:r>
-          </w:p>
-        </w:tc>
-        <w:tc>
-          <w:tcPr>
-            <w:tcW w:w="4819" w:type="dxa"/>
-            <w:shd w:val="clear" w:color="auto" w:fill="FFFFFF"/>
-          </w:tcPr>
-          <w:p>
-            <w:pPr>
-              <w:spacing w:before="80" w:after="80"/>
-              <w:jc w:val="left"/>
-            </w:pPr>
-            <w:r>
-              <w:t>https://github.com/fjburgosf/VoxControlResearch</w:t>
             </w:r>
           </w:p>
         </w:tc>
@@ -281,7 +246,7 @@
       <w:r>
         <w:fldChar w:fldCharType="separate"/>
       </w:r>
-      <w:hyperlink w:anchor="_Toc242197501" w:history="1">
+      <w:hyperlink w:anchor="_Toc242290682" w:history="1">
         <w:r>
           <w:rPr>
             <w:rStyle w:val="Hyperlink"/>
@@ -308,7 +273,7 @@
             <w:noProof/>
             <w:webHidden/>
           </w:rPr>
-          <w:instrText xml:space="preserve"> PAGEREF _Toc242197501 \h </w:instrText>
+          <w:instrText xml:space="preserve"> PAGEREF _Toc242290682 \h </w:instrText>
         </w:r>
         <w:r>
           <w:rPr>
@@ -355,7 +320,7 @@
           <w14:ligatures w14:val="standardContextual"/>
         </w:rPr>
       </w:pPr>
-      <w:hyperlink w:anchor="_Toc242197502" w:history="1">
+      <w:hyperlink w:anchor="_Toc242290683" w:history="1">
         <w:r>
           <w:rPr>
             <w:rStyle w:val="Hyperlink"/>
@@ -382,7 +347,7 @@
             <w:noProof/>
             <w:webHidden/>
           </w:rPr>
-          <w:instrText xml:space="preserve"> PAGEREF _Toc242197502 \h </w:instrText>
+          <w:instrText xml:space="preserve"> PAGEREF _Toc242290683 \h </w:instrText>
         </w:r>
         <w:r>
           <w:rPr>
@@ -429,7 +394,7 @@
           <w14:ligatures w14:val="standardContextual"/>
         </w:rPr>
       </w:pPr>
-      <w:hyperlink w:anchor="_Toc242197503" w:history="1">
+      <w:hyperlink w:anchor="_Toc242290684" w:history="1">
         <w:r>
           <w:rPr>
             <w:rStyle w:val="Hyperlink"/>
@@ -456,7 +421,7 @@
             <w:noProof/>
             <w:webHidden/>
           </w:rPr>
-          <w:instrText xml:space="preserve"> PAGEREF _Toc242197503 \h </w:instrText>
+          <w:instrText xml:space="preserve"> PAGEREF _Toc242290684 \h </w:instrText>
         </w:r>
         <w:r>
           <w:rPr>
@@ -503,7 +468,7 @@
           <w14:ligatures w14:val="standardContextual"/>
         </w:rPr>
       </w:pPr>
-      <w:hyperlink w:anchor="_Toc242197504" w:history="1">
+      <w:hyperlink w:anchor="_Toc242290685" w:history="1">
         <w:r>
           <w:rPr>
             <w:rStyle w:val="Hyperlink"/>
@@ -530,7 +495,7 @@
             <w:noProof/>
             <w:webHidden/>
           </w:rPr>
-          <w:instrText xml:space="preserve"> PAGEREF _Toc242197504 \h </w:instrText>
+          <w:instrText xml:space="preserve"> PAGEREF _Toc242290685 \h </w:instrText>
         </w:r>
         <w:r>
           <w:rPr>
@@ -577,7 +542,7 @@
           <w14:ligatures w14:val="standardContextual"/>
         </w:rPr>
       </w:pPr>
-      <w:hyperlink w:anchor="_Toc242197505" w:history="1">
+      <w:hyperlink w:anchor="_Toc242290686" w:history="1">
         <w:r>
           <w:rPr>
             <w:rStyle w:val="Hyperlink"/>
@@ -604,7 +569,7 @@
             <w:noProof/>
             <w:webHidden/>
           </w:rPr>
-          <w:instrText xml:space="preserve"> PAGEREF _Toc242197505 \h </w:instrText>
+          <w:instrText xml:space="preserve"> PAGEREF _Toc242290686 \h </w:instrText>
         </w:r>
         <w:r>
           <w:rPr>
@@ -651,7 +616,7 @@
           <w14:ligatures w14:val="standardContextual"/>
         </w:rPr>
       </w:pPr>
-      <w:hyperlink w:anchor="_Toc242197506" w:history="1">
+      <w:hyperlink w:anchor="_Toc242290687" w:history="1">
         <w:r>
           <w:rPr>
             <w:rStyle w:val="Hyperlink"/>
@@ -678,7 +643,7 @@
             <w:noProof/>
             <w:webHidden/>
           </w:rPr>
-          <w:instrText xml:space="preserve"> PAGEREF _Toc242197506 \h </w:instrText>
+          <w:instrText xml:space="preserve"> PAGEREF _Toc242290687 \h </w:instrText>
         </w:r>
         <w:r>
           <w:rPr>
@@ -725,7 +690,7 @@
           <w14:ligatures w14:val="standardContextual"/>
         </w:rPr>
       </w:pPr>
-      <w:hyperlink w:anchor="_Toc242197507" w:history="1">
+      <w:hyperlink w:anchor="_Toc242290688" w:history="1">
         <w:r>
           <w:rPr>
             <w:rStyle w:val="Hyperlink"/>
@@ -752,7 +717,7 @@
             <w:noProof/>
             <w:webHidden/>
           </w:rPr>
-          <w:instrText xml:space="preserve"> PAGEREF _Toc242197507 \h </w:instrText>
+          <w:instrText xml:space="preserve"> PAGEREF _Toc242290688 \h </w:instrText>
         </w:r>
         <w:r>
           <w:rPr>
@@ -799,7 +764,7 @@
           <w14:ligatures w14:val="standardContextual"/>
         </w:rPr>
       </w:pPr>
-      <w:hyperlink w:anchor="_Toc242197508" w:history="1">
+      <w:hyperlink w:anchor="_Toc242290689" w:history="1">
         <w:r>
           <w:rPr>
             <w:rStyle w:val="Hyperlink"/>
@@ -826,7 +791,7 @@
             <w:noProof/>
             <w:webHidden/>
           </w:rPr>
-          <w:instrText xml:space="preserve"> PAGEREF _Toc242197508 \h </w:instrText>
+          <w:instrText xml:space="preserve"> PAGEREF _Toc242290689 \h </w:instrText>
         </w:r>
         <w:r>
           <w:rPr>
@@ -873,7 +838,7 @@
           <w14:ligatures w14:val="standardContextual"/>
         </w:rPr>
       </w:pPr>
-      <w:hyperlink w:anchor="_Toc242197509" w:history="1">
+      <w:hyperlink w:anchor="_Toc242290690" w:history="1">
         <w:r>
           <w:rPr>
             <w:rStyle w:val="Hyperlink"/>
@@ -900,7 +865,7 @@
             <w:noProof/>
             <w:webHidden/>
           </w:rPr>
-          <w:instrText xml:space="preserve"> PAGEREF _Toc242197509 \h </w:instrText>
+          <w:instrText xml:space="preserve"> PAGEREF _Toc242290690 \h </w:instrText>
         </w:r>
         <w:r>
           <w:rPr>
@@ -947,7 +912,7 @@
           <w14:ligatures w14:val="standardContextual"/>
         </w:rPr>
       </w:pPr>
-      <w:hyperlink w:anchor="_Toc242197510" w:history="1">
+      <w:hyperlink w:anchor="_Toc242290691" w:history="1">
         <w:r>
           <w:rPr>
             <w:rStyle w:val="Hyperlink"/>
@@ -974,7 +939,7 @@
             <w:noProof/>
             <w:webHidden/>
           </w:rPr>
-          <w:instrText xml:space="preserve"> PAGEREF _Toc242197510 \h </w:instrText>
+          <w:instrText xml:space="preserve"> PAGEREF _Toc242290691 \h </w:instrText>
         </w:r>
         <w:r>
           <w:rPr>
@@ -1021,7 +986,7 @@
           <w14:ligatures w14:val="standardContextual"/>
         </w:rPr>
       </w:pPr>
-      <w:hyperlink w:anchor="_Toc242197511" w:history="1">
+      <w:hyperlink w:anchor="_Toc242290692" w:history="1">
         <w:r>
           <w:rPr>
             <w:rStyle w:val="Hyperlink"/>
@@ -1048,7 +1013,7 @@
             <w:noProof/>
             <w:webHidden/>
           </w:rPr>
-          <w:instrText xml:space="preserve"> PAGEREF _Toc242197511 \h </w:instrText>
+          <w:instrText xml:space="preserve"> PAGEREF _Toc242290692 \h </w:instrText>
         </w:r>
         <w:r>
           <w:rPr>
@@ -1095,7 +1060,7 @@
           <w14:ligatures w14:val="standardContextual"/>
         </w:rPr>
       </w:pPr>
-      <w:hyperlink w:anchor="_Toc242197512" w:history="1">
+      <w:hyperlink w:anchor="_Toc242290693" w:history="1">
         <w:r>
           <w:rPr>
             <w:rStyle w:val="Hyperlink"/>
@@ -1122,7 +1087,7 @@
             <w:noProof/>
             <w:webHidden/>
           </w:rPr>
-          <w:instrText xml:space="preserve"> PAGEREF _Toc242197512 \h </w:instrText>
+          <w:instrText xml:space="preserve"> PAGEREF _Toc242290693 \h </w:instrText>
         </w:r>
         <w:r>
           <w:rPr>
@@ -1169,7 +1134,7 @@
           <w14:ligatures w14:val="standardContextual"/>
         </w:rPr>
       </w:pPr>
-      <w:hyperlink w:anchor="_Toc242197513" w:history="1">
+      <w:hyperlink w:anchor="_Toc242290694" w:history="1">
         <w:r>
           <w:rPr>
             <w:rStyle w:val="Hyperlink"/>
@@ -1196,7 +1161,7 @@
             <w:noProof/>
             <w:webHidden/>
           </w:rPr>
-          <w:instrText xml:space="preserve"> PAGEREF _Toc242197513 \h </w:instrText>
+          <w:instrText xml:space="preserve"> PAGEREF _Toc242290694 \h </w:instrText>
         </w:r>
         <w:r>
           <w:rPr>
@@ -1243,7 +1208,7 @@
           <w14:ligatures w14:val="standardContextual"/>
         </w:rPr>
       </w:pPr>
-      <w:hyperlink w:anchor="_Toc242197514" w:history="1">
+      <w:hyperlink w:anchor="_Toc242290695" w:history="1">
         <w:r>
           <w:rPr>
             <w:rStyle w:val="Hyperlink"/>
@@ -1270,7 +1235,7 @@
             <w:noProof/>
             <w:webHidden/>
           </w:rPr>
-          <w:instrText xml:space="preserve"> PAGEREF _Toc242197514 \h </w:instrText>
+          <w:instrText xml:space="preserve"> PAGEREF _Toc242290695 \h </w:instrText>
         </w:r>
         <w:r>
           <w:rPr>
@@ -1317,7 +1282,7 @@
           <w14:ligatures w14:val="standardContextual"/>
         </w:rPr>
       </w:pPr>
-      <w:hyperlink w:anchor="_Toc242197515" w:history="1">
+      <w:hyperlink w:anchor="_Toc242290696" w:history="1">
         <w:r>
           <w:rPr>
             <w:rStyle w:val="Hyperlink"/>
@@ -1344,7 +1309,7 @@
             <w:noProof/>
             <w:webHidden/>
           </w:rPr>
-          <w:instrText xml:space="preserve"> PAGEREF _Toc242197515 \h </w:instrText>
+          <w:instrText xml:space="preserve"> PAGEREF _Toc242290696 \h </w:instrText>
         </w:r>
         <w:r>
           <w:rPr>
@@ -1391,7 +1356,7 @@
           <w14:ligatures w14:val="standardContextual"/>
         </w:rPr>
       </w:pPr>
-      <w:hyperlink w:anchor="_Toc242197516" w:history="1">
+      <w:hyperlink w:anchor="_Toc242290697" w:history="1">
         <w:r>
           <w:rPr>
             <w:rStyle w:val="Hyperlink"/>
@@ -1418,7 +1383,7 @@
             <w:noProof/>
             <w:webHidden/>
           </w:rPr>
-          <w:instrText xml:space="preserve"> PAGEREF _Toc242197516 \h </w:instrText>
+          <w:instrText xml:space="preserve"> PAGEREF _Toc242290697 \h </w:instrText>
         </w:r>
         <w:r>
           <w:rPr>
@@ -1465,7 +1430,7 @@
           <w14:ligatures w14:val="standardContextual"/>
         </w:rPr>
       </w:pPr>
-      <w:hyperlink w:anchor="_Toc242197517" w:history="1">
+      <w:hyperlink w:anchor="_Toc242290698" w:history="1">
         <w:r>
           <w:rPr>
             <w:rStyle w:val="Hyperlink"/>
@@ -1492,7 +1457,7 @@
             <w:noProof/>
             <w:webHidden/>
           </w:rPr>
-          <w:instrText xml:space="preserve"> PAGEREF _Toc242197517 \h </w:instrText>
+          <w:instrText xml:space="preserve"> PAGEREF _Toc242290698 \h </w:instrText>
         </w:r>
         <w:r>
           <w:rPr>
@@ -1539,7 +1504,7 @@
           <w14:ligatures w14:val="standardContextual"/>
         </w:rPr>
       </w:pPr>
-      <w:hyperlink w:anchor="_Toc242197518" w:history="1">
+      <w:hyperlink w:anchor="_Toc242290699" w:history="1">
         <w:r>
           <w:rPr>
             <w:rStyle w:val="Hyperlink"/>
@@ -1566,7 +1531,7 @@
             <w:noProof/>
             <w:webHidden/>
           </w:rPr>
-          <w:instrText xml:space="preserve"> PAGEREF _Toc242197518 \h </w:instrText>
+          <w:instrText xml:space="preserve"> PAGEREF _Toc242290699 \h </w:instrText>
         </w:r>
         <w:r>
           <w:rPr>
@@ -1613,7 +1578,7 @@
           <w14:ligatures w14:val="standardContextual"/>
         </w:rPr>
       </w:pPr>
-      <w:hyperlink w:anchor="_Toc242197519" w:history="1">
+      <w:hyperlink w:anchor="_Toc242290700" w:history="1">
         <w:r>
           <w:rPr>
             <w:rStyle w:val="Hyperlink"/>
@@ -1640,7 +1605,7 @@
             <w:noProof/>
             <w:webHidden/>
           </w:rPr>
-          <w:instrText xml:space="preserve"> PAGEREF _Toc242197519 \h </w:instrText>
+          <w:instrText xml:space="preserve"> PAGEREF _Toc242290700 \h </w:instrText>
         </w:r>
         <w:r>
           <w:rPr>
@@ -1687,7 +1652,7 @@
           <w14:ligatures w14:val="standardContextual"/>
         </w:rPr>
       </w:pPr>
-      <w:hyperlink w:anchor="_Toc242197520" w:history="1">
+      <w:hyperlink w:anchor="_Toc242290701" w:history="1">
         <w:r>
           <w:rPr>
             <w:rStyle w:val="Hyperlink"/>
@@ -1714,7 +1679,7 @@
             <w:noProof/>
             <w:webHidden/>
           </w:rPr>
-          <w:instrText xml:space="preserve"> PAGEREF _Toc242197520 \h </w:instrText>
+          <w:instrText xml:space="preserve"> PAGEREF _Toc242290701 \h </w:instrText>
         </w:r>
         <w:r>
           <w:rPr>
@@ -1761,7 +1726,7 @@
           <w14:ligatures w14:val="standardContextual"/>
         </w:rPr>
       </w:pPr>
-      <w:hyperlink w:anchor="_Toc242197521" w:history="1">
+      <w:hyperlink w:anchor="_Toc242290702" w:history="1">
         <w:r>
           <w:rPr>
             <w:rStyle w:val="Hyperlink"/>
@@ -1788,7 +1753,7 @@
             <w:noProof/>
             <w:webHidden/>
           </w:rPr>
-          <w:instrText xml:space="preserve"> PAGEREF _Toc242197521 \h </w:instrText>
+          <w:instrText xml:space="preserve"> PAGEREF _Toc242290702 \h </w:instrText>
         </w:r>
         <w:r>
           <w:rPr>
@@ -1835,7 +1800,7 @@
           <w14:ligatures w14:val="standardContextual"/>
         </w:rPr>
       </w:pPr>
-      <w:hyperlink w:anchor="_Toc242197522" w:history="1">
+      <w:hyperlink w:anchor="_Toc242290703" w:history="1">
         <w:r>
           <w:rPr>
             <w:rStyle w:val="Hyperlink"/>
@@ -1862,7 +1827,7 @@
             <w:noProof/>
             <w:webHidden/>
           </w:rPr>
-          <w:instrText xml:space="preserve"> PAGEREF _Toc242197522 \h </w:instrText>
+          <w:instrText xml:space="preserve"> PAGEREF _Toc242290703 \h </w:instrText>
         </w:r>
         <w:r>
           <w:rPr>
@@ -1909,7 +1874,7 @@
           <w14:ligatures w14:val="standardContextual"/>
         </w:rPr>
       </w:pPr>
-      <w:hyperlink w:anchor="_Toc242197523" w:history="1">
+      <w:hyperlink w:anchor="_Toc242290704" w:history="1">
         <w:r>
           <w:rPr>
             <w:rStyle w:val="Hyperlink"/>
@@ -1936,7 +1901,7 @@
             <w:noProof/>
             <w:webHidden/>
           </w:rPr>
-          <w:instrText xml:space="preserve"> PAGEREF _Toc242197523 \h </w:instrText>
+          <w:instrText xml:space="preserve"> PAGEREF _Toc242290704 \h </w:instrText>
         </w:r>
         <w:r>
           <w:rPr>
@@ -1983,7 +1948,7 @@
           <w14:ligatures w14:val="standardContextual"/>
         </w:rPr>
       </w:pPr>
-      <w:hyperlink w:anchor="_Toc242197524" w:history="1">
+      <w:hyperlink w:anchor="_Toc242290705" w:history="1">
         <w:r>
           <w:rPr>
             <w:rStyle w:val="Hyperlink"/>
@@ -2010,7 +1975,7 @@
             <w:noProof/>
             <w:webHidden/>
           </w:rPr>
-          <w:instrText xml:space="preserve"> PAGEREF _Toc242197524 \h </w:instrText>
+          <w:instrText xml:space="preserve"> PAGEREF _Toc242290705 \h </w:instrText>
         </w:r>
         <w:r>
           <w:rPr>
@@ -2057,7 +2022,7 @@
           <w14:ligatures w14:val="standardContextual"/>
         </w:rPr>
       </w:pPr>
-      <w:hyperlink w:anchor="_Toc242197525" w:history="1">
+      <w:hyperlink w:anchor="_Toc242290706" w:history="1">
         <w:r>
           <w:rPr>
             <w:rStyle w:val="Hyperlink"/>
@@ -2084,7 +2049,7 @@
             <w:noProof/>
             <w:webHidden/>
           </w:rPr>
-          <w:instrText xml:space="preserve"> PAGEREF _Toc242197525 \h </w:instrText>
+          <w:instrText xml:space="preserve"> PAGEREF _Toc242290706 \h </w:instrText>
         </w:r>
         <w:r>
           <w:rPr>
@@ -2131,7 +2096,7 @@
           <w14:ligatures w14:val="standardContextual"/>
         </w:rPr>
       </w:pPr>
-      <w:hyperlink w:anchor="_Toc242197526" w:history="1">
+      <w:hyperlink w:anchor="_Toc242290707" w:history="1">
         <w:r>
           <w:rPr>
             <w:rStyle w:val="Hyperlink"/>
@@ -2158,7 +2123,7 @@
             <w:noProof/>
             <w:webHidden/>
           </w:rPr>
-          <w:instrText xml:space="preserve"> PAGEREF _Toc242197526 \h </w:instrText>
+          <w:instrText xml:space="preserve"> PAGEREF _Toc242290707 \h </w:instrText>
         </w:r>
         <w:r>
           <w:rPr>
@@ -2205,7 +2170,7 @@
           <w14:ligatures w14:val="standardContextual"/>
         </w:rPr>
       </w:pPr>
-      <w:hyperlink w:anchor="_Toc242197527" w:history="1">
+      <w:hyperlink w:anchor="_Toc242290708" w:history="1">
         <w:r>
           <w:rPr>
             <w:rStyle w:val="Hyperlink"/>
@@ -2232,7 +2197,7 @@
             <w:noProof/>
             <w:webHidden/>
           </w:rPr>
-          <w:instrText xml:space="preserve"> PAGEREF _Toc242197527 \h </w:instrText>
+          <w:instrText xml:space="preserve"> PAGEREF _Toc242290708 \h </w:instrText>
         </w:r>
         <w:r>
           <w:rPr>
@@ -2279,7 +2244,7 @@
           <w14:ligatures w14:val="standardContextual"/>
         </w:rPr>
       </w:pPr>
-      <w:hyperlink w:anchor="_Toc242197528" w:history="1">
+      <w:hyperlink w:anchor="_Toc242290709" w:history="1">
         <w:r>
           <w:rPr>
             <w:rStyle w:val="Hyperlink"/>
@@ -2306,7 +2271,7 @@
             <w:noProof/>
             <w:webHidden/>
           </w:rPr>
-          <w:instrText xml:space="preserve"> PAGEREF _Toc242197528 \h </w:instrText>
+          <w:instrText xml:space="preserve"> PAGEREF _Toc242290709 \h </w:instrText>
         </w:r>
         <w:r>
           <w:rPr>
@@ -2353,7 +2318,7 @@
           <w14:ligatures w14:val="standardContextual"/>
         </w:rPr>
       </w:pPr>
-      <w:hyperlink w:anchor="_Toc242197529" w:history="1">
+      <w:hyperlink w:anchor="_Toc242290710" w:history="1">
         <w:r>
           <w:rPr>
             <w:rStyle w:val="Hyperlink"/>
@@ -2380,7 +2345,7 @@
             <w:noProof/>
             <w:webHidden/>
           </w:rPr>
-          <w:instrText xml:space="preserve"> PAGEREF _Toc242197529 \h </w:instrText>
+          <w:instrText xml:space="preserve"> PAGEREF _Toc242290710 \h </w:instrText>
         </w:r>
         <w:r>
           <w:rPr>
@@ -2427,7 +2392,7 @@
           <w14:ligatures w14:val="standardContextual"/>
         </w:rPr>
       </w:pPr>
-      <w:hyperlink w:anchor="_Toc242197530" w:history="1">
+      <w:hyperlink w:anchor="_Toc242290711" w:history="1">
         <w:r>
           <w:rPr>
             <w:rStyle w:val="Hyperlink"/>
@@ -2454,7 +2419,7 @@
             <w:noProof/>
             <w:webHidden/>
           </w:rPr>
-          <w:instrText xml:space="preserve"> PAGEREF _Toc242197530 \h </w:instrText>
+          <w:instrText xml:space="preserve"> PAGEREF _Toc242290711 \h </w:instrText>
         </w:r>
         <w:r>
           <w:rPr>
@@ -2501,7 +2466,7 @@
           <w14:ligatures w14:val="standardContextual"/>
         </w:rPr>
       </w:pPr>
-      <w:hyperlink w:anchor="_Toc242197531" w:history="1">
+      <w:hyperlink w:anchor="_Toc242290712" w:history="1">
         <w:r>
           <w:rPr>
             <w:rStyle w:val="Hyperlink"/>
@@ -2528,7 +2493,7 @@
             <w:noProof/>
             <w:webHidden/>
           </w:rPr>
-          <w:instrText xml:space="preserve"> PAGEREF _Toc242197531 \h </w:instrText>
+          <w:instrText xml:space="preserve"> PAGEREF _Toc242290712 \h </w:instrText>
         </w:r>
         <w:r>
           <w:rPr>
@@ -2575,7 +2540,7 @@
           <w14:ligatures w14:val="standardContextual"/>
         </w:rPr>
       </w:pPr>
-      <w:hyperlink w:anchor="_Toc242197532" w:history="1">
+      <w:hyperlink w:anchor="_Toc242290713" w:history="1">
         <w:r>
           <w:rPr>
             <w:rStyle w:val="Hyperlink"/>
@@ -2602,7 +2567,7 @@
             <w:noProof/>
             <w:webHidden/>
           </w:rPr>
-          <w:instrText xml:space="preserve"> PAGEREF _Toc242197532 \h </w:instrText>
+          <w:instrText xml:space="preserve"> PAGEREF _Toc242290713 \h </w:instrText>
         </w:r>
         <w:r>
           <w:rPr>
@@ -2649,7 +2614,7 @@
           <w14:ligatures w14:val="standardContextual"/>
         </w:rPr>
       </w:pPr>
-      <w:hyperlink w:anchor="_Toc242197533" w:history="1">
+      <w:hyperlink w:anchor="_Toc242290714" w:history="1">
         <w:r>
           <w:rPr>
             <w:rStyle w:val="Hyperlink"/>
@@ -2676,7 +2641,7 @@
             <w:noProof/>
             <w:webHidden/>
           </w:rPr>
-          <w:instrText xml:space="preserve"> PAGEREF _Toc242197533 \h </w:instrText>
+          <w:instrText xml:space="preserve"> PAGEREF _Toc242290714 \h </w:instrText>
         </w:r>
         <w:r>
           <w:rPr>
@@ -2723,7 +2688,7 @@
           <w14:ligatures w14:val="standardContextual"/>
         </w:rPr>
       </w:pPr>
-      <w:hyperlink w:anchor="_Toc242197534" w:history="1">
+      <w:hyperlink w:anchor="_Toc242290715" w:history="1">
         <w:r>
           <w:rPr>
             <w:rStyle w:val="Hyperlink"/>
@@ -2750,7 +2715,7 @@
             <w:noProof/>
             <w:webHidden/>
           </w:rPr>
-          <w:instrText xml:space="preserve"> PAGEREF _Toc242197534 \h </w:instrText>
+          <w:instrText xml:space="preserve"> PAGEREF _Toc242290715 \h </w:instrText>
         </w:r>
         <w:r>
           <w:rPr>
@@ -2797,7 +2762,7 @@
           <w14:ligatures w14:val="standardContextual"/>
         </w:rPr>
       </w:pPr>
-      <w:hyperlink w:anchor="_Toc242197535" w:history="1">
+      <w:hyperlink w:anchor="_Toc242290716" w:history="1">
         <w:r>
           <w:rPr>
             <w:rStyle w:val="Hyperlink"/>
@@ -2824,7 +2789,7 @@
             <w:noProof/>
             <w:webHidden/>
           </w:rPr>
-          <w:instrText xml:space="preserve"> PAGEREF _Toc242197535 \h </w:instrText>
+          <w:instrText xml:space="preserve"> PAGEREF _Toc242290716 \h </w:instrText>
         </w:r>
         <w:r>
           <w:rPr>
@@ -2871,7 +2836,7 @@
           <w14:ligatures w14:val="standardContextual"/>
         </w:rPr>
       </w:pPr>
-      <w:hyperlink w:anchor="_Toc242197536" w:history="1">
+      <w:hyperlink w:anchor="_Toc242290717" w:history="1">
         <w:r>
           <w:rPr>
             <w:rStyle w:val="Hyperlink"/>
@@ -2898,7 +2863,7 @@
             <w:noProof/>
             <w:webHidden/>
           </w:rPr>
-          <w:instrText xml:space="preserve"> PAGEREF _Toc242197536 \h </w:instrText>
+          <w:instrText xml:space="preserve"> PAGEREF _Toc242290717 \h </w:instrText>
         </w:r>
         <w:r>
           <w:rPr>
@@ -2945,7 +2910,7 @@
           <w14:ligatures w14:val="standardContextual"/>
         </w:rPr>
       </w:pPr>
-      <w:hyperlink w:anchor="_Toc242197537" w:history="1">
+      <w:hyperlink w:anchor="_Toc242290718" w:history="1">
         <w:r>
           <w:rPr>
             <w:rStyle w:val="Hyperlink"/>
@@ -2972,7 +2937,7 @@
             <w:noProof/>
             <w:webHidden/>
           </w:rPr>
-          <w:instrText xml:space="preserve"> PAGEREF _Toc242197537 \h </w:instrText>
+          <w:instrText xml:space="preserve"> PAGEREF _Toc242290718 \h </w:instrText>
         </w:r>
         <w:r>
           <w:rPr>
@@ -3019,7 +2984,7 @@
           <w14:ligatures w14:val="standardContextual"/>
         </w:rPr>
       </w:pPr>
-      <w:hyperlink w:anchor="_Toc242197538" w:history="1">
+      <w:hyperlink w:anchor="_Toc242290719" w:history="1">
         <w:r>
           <w:rPr>
             <w:rStyle w:val="Hyperlink"/>
@@ -3046,7 +3011,7 @@
             <w:noProof/>
             <w:webHidden/>
           </w:rPr>
-          <w:instrText xml:space="preserve"> PAGEREF _Toc242197538 \h </w:instrText>
+          <w:instrText xml:space="preserve"> PAGEREF _Toc242290719 \h </w:instrText>
         </w:r>
         <w:r>
           <w:rPr>
@@ -3093,7 +3058,7 @@
           <w14:ligatures w14:val="standardContextual"/>
         </w:rPr>
       </w:pPr>
-      <w:hyperlink w:anchor="_Toc242197539" w:history="1">
+      <w:hyperlink w:anchor="_Toc242290720" w:history="1">
         <w:r>
           <w:rPr>
             <w:rStyle w:val="Hyperlink"/>
@@ -3120,7 +3085,7 @@
             <w:noProof/>
             <w:webHidden/>
           </w:rPr>
-          <w:instrText xml:space="preserve"> PAGEREF _Toc242197539 \h </w:instrText>
+          <w:instrText xml:space="preserve"> PAGEREF _Toc242290720 \h </w:instrText>
         </w:r>
         <w:r>
           <w:rPr>
@@ -3167,7 +3132,7 @@
           <w14:ligatures w14:val="standardContextual"/>
         </w:rPr>
       </w:pPr>
-      <w:hyperlink w:anchor="_Toc242197540" w:history="1">
+      <w:hyperlink w:anchor="_Toc242290721" w:history="1">
         <w:r>
           <w:rPr>
             <w:rStyle w:val="Hyperlink"/>
@@ -3194,7 +3159,7 @@
             <w:noProof/>
             <w:webHidden/>
           </w:rPr>
-          <w:instrText xml:space="preserve"> PAGEREF _Toc242197540 \h </w:instrText>
+          <w:instrText xml:space="preserve"> PAGEREF _Toc242290721 \h </w:instrText>
         </w:r>
         <w:r>
           <w:rPr>
@@ -3241,7 +3206,7 @@
           <w14:ligatures w14:val="standardContextual"/>
         </w:rPr>
       </w:pPr>
-      <w:hyperlink w:anchor="_Toc242197541" w:history="1">
+      <w:hyperlink w:anchor="_Toc242290722" w:history="1">
         <w:r>
           <w:rPr>
             <w:rStyle w:val="Hyperlink"/>
@@ -3268,7 +3233,7 @@
             <w:noProof/>
             <w:webHidden/>
           </w:rPr>
-          <w:instrText xml:space="preserve"> PAGEREF _Toc242197541 \h </w:instrText>
+          <w:instrText xml:space="preserve"> PAGEREF _Toc242290722 \h </w:instrText>
         </w:r>
         <w:r>
           <w:rPr>
@@ -3315,7 +3280,7 @@
           <w14:ligatures w14:val="standardContextual"/>
         </w:rPr>
       </w:pPr>
-      <w:hyperlink w:anchor="_Toc242197542" w:history="1">
+      <w:hyperlink w:anchor="_Toc242290723" w:history="1">
         <w:r>
           <w:rPr>
             <w:rStyle w:val="Hyperlink"/>
@@ -3342,7 +3307,7 @@
             <w:noProof/>
             <w:webHidden/>
           </w:rPr>
-          <w:instrText xml:space="preserve"> PAGEREF _Toc242197542 \h </w:instrText>
+          <w:instrText xml:space="preserve"> PAGEREF _Toc242290723 \h </w:instrText>
         </w:r>
         <w:r>
           <w:rPr>
@@ -3389,7 +3354,7 @@
           <w14:ligatures w14:val="standardContextual"/>
         </w:rPr>
       </w:pPr>
-      <w:hyperlink w:anchor="_Toc242197543" w:history="1">
+      <w:hyperlink w:anchor="_Toc242290724" w:history="1">
         <w:r>
           <w:rPr>
             <w:rStyle w:val="Hyperlink"/>
@@ -3416,7 +3381,7 @@
             <w:noProof/>
             <w:webHidden/>
           </w:rPr>
-          <w:instrText xml:space="preserve"> PAGEREF _Toc242197543 \h </w:instrText>
+          <w:instrText xml:space="preserve"> PAGEREF _Toc242290724 \h </w:instrText>
         </w:r>
         <w:r>
           <w:rPr>
@@ -3463,7 +3428,7 @@
           <w14:ligatures w14:val="standardContextual"/>
         </w:rPr>
       </w:pPr>
-      <w:hyperlink w:anchor="_Toc242197544" w:history="1">
+      <w:hyperlink w:anchor="_Toc242290725" w:history="1">
         <w:r>
           <w:rPr>
             <w:rStyle w:val="Hyperlink"/>
@@ -3490,7 +3455,7 @@
             <w:noProof/>
             <w:webHidden/>
           </w:rPr>
-          <w:instrText xml:space="preserve"> PAGEREF _Toc242197544 \h </w:instrText>
+          <w:instrText xml:space="preserve"> PAGEREF _Toc242290725 \h </w:instrText>
         </w:r>
         <w:r>
           <w:rPr>
@@ -3537,7 +3502,7 @@
           <w14:ligatures w14:val="standardContextual"/>
         </w:rPr>
       </w:pPr>
-      <w:hyperlink w:anchor="_Toc242197545" w:history="1">
+      <w:hyperlink w:anchor="_Toc242290726" w:history="1">
         <w:r>
           <w:rPr>
             <w:rStyle w:val="Hyperlink"/>
@@ -3564,7 +3529,7 @@
             <w:noProof/>
             <w:webHidden/>
           </w:rPr>
-          <w:instrText xml:space="preserve"> PAGEREF _Toc242197545 \h </w:instrText>
+          <w:instrText xml:space="preserve"> PAGEREF _Toc242290726 \h </w:instrText>
         </w:r>
         <w:r>
           <w:rPr>
@@ -3614,7 +3579,7 @@
       <w:pPr>
         <w:pStyle w:val="Heading1"/>
       </w:pPr>
-      <w:bookmarkStart w:id="0" w:name="_Toc242197501"/>
+      <w:bookmarkStart w:id="0" w:name="_Toc242290682"/>
       <w:r>
         <w:lastRenderedPageBreak/>
         <w:t>1. Introducción</w:t>
@@ -3625,7 +3590,7 @@
       <w:pPr>
         <w:pStyle w:val="Heading2"/>
       </w:pPr>
-      <w:bookmarkStart w:id="1" w:name="_Toc242197502"/>
+      <w:bookmarkStart w:id="1" w:name="_Toc242290683"/>
       <w:r>
         <w:t>1.1 Propósito del software</w:t>
       </w:r>
@@ -3643,7 +3608,7 @@
       <w:pPr>
         <w:pStyle w:val="Heading2"/>
       </w:pPr>
-      <w:bookmarkStart w:id="2" w:name="_Toc242197503"/>
+      <w:bookmarkStart w:id="2" w:name="_Toc242290684"/>
       <w:r>
         <w:t>1.2 Contexto general</w:t>
       </w:r>
@@ -3661,7 +3626,7 @@
       <w:pPr>
         <w:pStyle w:val="Heading2"/>
       </w:pPr>
-      <w:bookmarkStart w:id="3" w:name="_Toc242197504"/>
+      <w:bookmarkStart w:id="3" w:name="_Toc242290685"/>
       <w:r>
         <w:t>1.3 Alcance del documento</w:t>
       </w:r>
@@ -3676,7 +3641,7 @@
       <w:pPr>
         <w:pStyle w:val="Heading1"/>
       </w:pPr>
-      <w:bookmarkStart w:id="4" w:name="_Toc242197505"/>
+      <w:bookmarkStart w:id="4" w:name="_Toc242290686"/>
       <w:r>
         <w:t>2. Descripción general del sistema</w:t>
       </w:r>
@@ -3686,7 +3651,7 @@
       <w:pPr>
         <w:pStyle w:val="Heading2"/>
       </w:pPr>
-      <w:bookmarkStart w:id="5" w:name="_Toc242197506"/>
+      <w:bookmarkStart w:id="5" w:name="_Toc242290687"/>
       <w:r>
         <w:t>2.1 Qué necesita el usuario</w:t>
       </w:r>
@@ -3705,7 +3670,7 @@
         <w:pStyle w:val="ListBullet"/>
       </w:pPr>
       <w:r>
-        <w:t>Para el modo texto, los ejemplos y todos los experimentos: nada más; no se requiere micrófono, conexión a internet ni cuentas en servicios externos.</w:t>
+        <w:t>Para el modo texto, los ejemplos y todos los experimentos: nada más. No se requiere micrófono, conexión a internet ni cuentas en servicios externos.</w:t>
       </w:r>
     </w:p>
     <w:p>
@@ -3720,7 +3685,7 @@
       <w:pPr>
         <w:pStyle w:val="Heading2"/>
       </w:pPr>
-      <w:bookmarkStart w:id="6" w:name="_Toc242197507"/>
+      <w:bookmarkStart w:id="6" w:name="_Toc242290688"/>
       <w:r>
         <w:t>2.2 Qué hace el sistema</w:t>
       </w:r>
@@ -3739,7 +3704,7 @@
       <w:pPr>
         <w:pStyle w:val="Heading2"/>
       </w:pPr>
-      <w:bookmarkStart w:id="7" w:name="_Toc242197508"/>
+      <w:bookmarkStart w:id="7" w:name="_Toc242290689"/>
       <w:r>
         <w:t>2.3 Para qué sirve</w:t>
       </w:r>
@@ -3754,7 +3719,7 @@
       <w:pPr>
         <w:pStyle w:val="Heading2"/>
       </w:pPr>
-      <w:bookmarkStart w:id="8" w:name="_Toc242197509"/>
+      <w:bookmarkStart w:id="8" w:name="_Toc242290690"/>
       <w:r>
         <w:t>2.4 Principales capacidades</w:t>
       </w:r>
@@ -3862,7 +3827,7 @@
       <w:pPr>
         <w:pStyle w:val="Heading1"/>
       </w:pPr>
-      <w:bookmarkStart w:id="9" w:name="_Toc242197510"/>
+      <w:bookmarkStart w:id="9" w:name="_Toc242290691"/>
       <w:r>
         <w:t>3. Acceso y requisitos</w:t>
       </w:r>
@@ -3872,7 +3837,7 @@
       <w:pPr>
         <w:pStyle w:val="Heading2"/>
       </w:pPr>
-      <w:bookmarkStart w:id="10" w:name="_Toc242197511"/>
+      <w:bookmarkStart w:id="10" w:name="_Toc242290692"/>
       <w:r>
         <w:t>3.1 Requisitos de software</w:t>
       </w:r>
@@ -3880,14 +3845,14 @@
     </w:p>
     <w:p>
       <w:r>
-        <w:t>Windows 10 u 11 de 64 bits. La aplicación incluye su propio intérprete y bibliotecas; no es necesario instalar Python. Para ejecutar desde el código fuente se requiere Python 3.11 o 3.12 de 64 bits.</w:t>
+        <w:t>Windows 10 u 11 de 64 bits. La aplicación incluye su propio intérprete y bibliotecas. No es necesario instalar Python. Para ejecutar desde el código fuente se requiere Python 3.11 o 3.12 de 64 bits.</w:t>
       </w:r>
     </w:p>
     <w:p>
       <w:pPr>
         <w:pStyle w:val="Heading2"/>
       </w:pPr>
-      <w:bookmarkStart w:id="11" w:name="_Toc242197512"/>
+      <w:bookmarkStart w:id="11" w:name="_Toc242290693"/>
       <w:r>
         <w:t>3.2 Requisitos de hardware</w:t>
       </w:r>
@@ -3902,7 +3867,7 @@
       <w:pPr>
         <w:pStyle w:val="Heading2"/>
       </w:pPr>
-      <w:bookmarkStart w:id="12" w:name="_Toc242197513"/>
+      <w:bookmarkStart w:id="12" w:name="_Toc242290694"/>
       <w:r>
         <w:t>3.3 Instalación y ejecución del programa</w:t>
       </w:r>
@@ -3935,14 +3900,14 @@
     <w:p>
       <w:r>
         <w:lastRenderedPageBreak/>
-        <w:t>El programa escribe resultados, modelos y cachés dentro de su propia carpeta; si esa carpeta no admite escritura, usa Documentos\VoxControlResearch. La opción «VoxControlResearch.exe --selftest» comprueba el núcleo, los diez ejemplos, una corrida reducida de cada experimento de texto y todos los controles de la interfaz, y escribe el informe selftest_report.txt.</w:t>
+        <w:t>El programa escribe resultados, modelos y cachés dentro de su propia carpeta. Si esa carpeta no admite escritura, usa Documentos\VoxControlResearch. La opción «VoxControlResearch.exe --selftest» comprueba el núcleo, los diez ejemplos, una corrida reducida de cada experimento de texto y todos los controles de la interfaz, y escribe el informe selftest_report.txt.</w:t>
       </w:r>
     </w:p>
     <w:p>
       <w:pPr>
         <w:pStyle w:val="Heading2"/>
       </w:pPr>
-      <w:bookmarkStart w:id="13" w:name="_Toc242197514"/>
+      <w:bookmarkStart w:id="13" w:name="_Toc242290695"/>
       <w:r>
         <w:t>3.4 Modelo de reconocimiento de voz</w:t>
       </w:r>
@@ -3957,7 +3922,7 @@
       <w:pPr>
         <w:pStyle w:val="Heading1"/>
       </w:pPr>
-      <w:bookmarkStart w:id="14" w:name="_Toc242197515"/>
+      <w:bookmarkStart w:id="14" w:name="_Toc242290696"/>
       <w:r>
         <w:t>4. Interfaz gráfica</w:t>
       </w:r>
@@ -3967,7 +3932,7 @@
       <w:pPr>
         <w:pStyle w:val="Heading2"/>
       </w:pPr>
-      <w:bookmarkStart w:id="15" w:name="_Toc242197516"/>
+      <w:bookmarkStart w:id="15" w:name="_Toc242290697"/>
       <w:r>
         <w:t>4.1 Ventana principal</w:t>
       </w:r>
@@ -3988,7 +3953,7 @@
           <w:noProof/>
         </w:rPr>
         <w:drawing>
-          <wp:inline distT="0" distB="0" distL="0" distR="0" wp14:anchorId="26DA7598" wp14:editId="25DE1E8A">
+          <wp:inline distT="0" distB="0" distL="0" distR="0" wp14:anchorId="733B3A48" wp14:editId="4237E20E">
             <wp:extent cx="5580000" cy="3833299"/>
             <wp:effectExtent l="0" t="0" r="0" b="0"/>
             <wp:docPr id="1" name="Picture 1"/>
@@ -4044,7 +4009,7 @@
       <w:pPr>
         <w:pStyle w:val="Heading2"/>
       </w:pPr>
-      <w:bookmarkStart w:id="16" w:name="_Toc242197517"/>
+      <w:bookmarkStart w:id="16" w:name="_Toc242290698"/>
       <w:r>
         <w:lastRenderedPageBreak/>
         <w:t>4.2 Pestaña Inicio y menú de ejemplos</w:t>
@@ -4053,7 +4018,7 @@
     </w:p>
     <w:p>
       <w:r>
-        <w:t>Contiene los botones Entrenar modelo, Cargar modelo y Guardar modelo, y el menú desplegable de ejemplos. Cada ejemplo tiene un nombre y una descripción; al pulsar «Ejecutar ejemplo» su resultado aparece en el cuadro inferior en el idioma elegido.</w:t>
+        <w:t>Contiene los botones Entrenar modelo, Cargar modelo y Guardar modelo, y el menú desplegable de ejemplos. Cada ejemplo tiene un nombre y una descripción. Al pulsar «Ejecutar ejemplo» su resultado aparece en el cuadro inferior en el idioma elegido.</w:t>
       </w:r>
     </w:p>
     <w:p>
@@ -4066,7 +4031,7 @@
           <w:noProof/>
         </w:rPr>
         <w:drawing>
-          <wp:inline distT="0" distB="0" distL="0" distR="0" wp14:anchorId="55465133" wp14:editId="05A5ECCB">
+          <wp:inline distT="0" distB="0" distL="0" distR="0" wp14:anchorId="74E7FD56" wp14:editId="02EECCAC">
             <wp:extent cx="5580000" cy="3833299"/>
             <wp:effectExtent l="0" t="0" r="0" b="0"/>
             <wp:docPr id="2" name="Picture 2"/>
@@ -4318,7 +4283,7 @@
               <w:rPr>
                 <w:sz w:val="20"/>
               </w:rPr>
-              <w:t>La misma frase según la aplicación activa; destino ambiguo con opciones.</w:t>
+              <w:t>La misma frase según la aplicación activa. Destino ambiguo con opciones.</w:t>
             </w:r>
           </w:p>
         </w:tc>
@@ -4621,7 +4586,7 @@
       <w:pPr>
         <w:pStyle w:val="Heading2"/>
       </w:pPr>
-      <w:bookmarkStart w:id="17" w:name="_Toc242197518"/>
+      <w:bookmarkStart w:id="17" w:name="_Toc242290699"/>
       <w:r>
         <w:t>4.3 Pestaña Probar orden</w:t>
       </w:r>
@@ -4646,7 +4611,7 @@
         </w:rPr>
         <w:lastRenderedPageBreak/>
         <w:drawing>
-          <wp:inline distT="0" distB="0" distL="0" distR="0" wp14:anchorId="4979E45D" wp14:editId="643A9B99">
+          <wp:inline distT="0" distB="0" distL="0" distR="0" wp14:anchorId="1E2EA2DA" wp14:editId="7E2A39CB">
             <wp:extent cx="5580000" cy="3833299"/>
             <wp:effectExtent l="0" t="0" r="0" b="0"/>
             <wp:docPr id="3" name="Picture 3"/>
@@ -4702,7 +4667,7 @@
       <w:pPr>
         <w:pStyle w:val="Heading2"/>
       </w:pPr>
-      <w:bookmarkStart w:id="18" w:name="_Toc242197519"/>
+      <w:bookmarkStart w:id="18" w:name="_Toc242290700"/>
       <w:r>
         <w:t>4.4 Pestaña Voz</w:t>
       </w:r>
@@ -4724,7 +4689,7 @@
         </w:rPr>
         <w:lastRenderedPageBreak/>
         <w:drawing>
-          <wp:inline distT="0" distB="0" distL="0" distR="0" wp14:anchorId="3770384A" wp14:editId="672C4473">
+          <wp:inline distT="0" distB="0" distL="0" distR="0" wp14:anchorId="34F82538" wp14:editId="2EB8B494">
             <wp:extent cx="5580000" cy="3833299"/>
             <wp:effectExtent l="0" t="0" r="0" b="0"/>
             <wp:docPr id="4" name="Picture 4"/>
@@ -4780,7 +4745,7 @@
       <w:pPr>
         <w:pStyle w:val="Heading2"/>
       </w:pPr>
-      <w:bookmarkStart w:id="19" w:name="_Toc242197520"/>
+      <w:bookmarkStart w:id="19" w:name="_Toc242290701"/>
       <w:r>
         <w:t>4.5 Pestaña Adaptación</w:t>
       </w:r>
@@ -4802,7 +4767,7 @@
         </w:rPr>
         <w:lastRenderedPageBreak/>
         <w:drawing>
-          <wp:inline distT="0" distB="0" distL="0" distR="0" wp14:anchorId="284ADA41" wp14:editId="5AA3A75C">
+          <wp:inline distT="0" distB="0" distL="0" distR="0" wp14:anchorId="7EF4666E" wp14:editId="010A93E8">
             <wp:extent cx="5580000" cy="3833299"/>
             <wp:effectExtent l="0" t="0" r="0" b="0"/>
             <wp:docPr id="5" name="Picture 5"/>
@@ -4858,7 +4823,7 @@
       <w:pPr>
         <w:pStyle w:val="Heading2"/>
       </w:pPr>
-      <w:bookmarkStart w:id="20" w:name="_Toc242197521"/>
+      <w:bookmarkStart w:id="20" w:name="_Toc242290702"/>
       <w:r>
         <w:t>4.6 Pestaña Experimentos</w:t>
       </w:r>
@@ -4880,7 +4845,7 @@
         </w:rPr>
         <w:lastRenderedPageBreak/>
         <w:drawing>
-          <wp:inline distT="0" distB="0" distL="0" distR="0" wp14:anchorId="535853A8" wp14:editId="7E8E28B2">
+          <wp:inline distT="0" distB="0" distL="0" distR="0" wp14:anchorId="0DD8EE32" wp14:editId="5636AF82">
             <wp:extent cx="5580000" cy="3833299"/>
             <wp:effectExtent l="0" t="0" r="0" b="0"/>
             <wp:docPr id="6" name="Picture 6"/>
@@ -4936,7 +4901,7 @@
       <w:pPr>
         <w:pStyle w:val="Heading2"/>
       </w:pPr>
-      <w:bookmarkStart w:id="21" w:name="_Toc242197522"/>
+      <w:bookmarkStart w:id="21" w:name="_Toc242290703"/>
       <w:r>
         <w:t>4.7 Pestaña Resultados</w:t>
       </w:r>
@@ -4958,7 +4923,7 @@
         </w:rPr>
         <w:lastRenderedPageBreak/>
         <w:drawing>
-          <wp:inline distT="0" distB="0" distL="0" distR="0" wp14:anchorId="2EBC3E9C" wp14:editId="06BAA996">
+          <wp:inline distT="0" distB="0" distL="0" distR="0" wp14:anchorId="0AF7EE2D" wp14:editId="6478EB58">
             <wp:extent cx="5580000" cy="3833299"/>
             <wp:effectExtent l="0" t="0" r="0" b="0"/>
             <wp:docPr id="7" name="Picture 7"/>
@@ -5014,7 +4979,7 @@
       <w:pPr>
         <w:pStyle w:val="Heading2"/>
       </w:pPr>
-      <w:bookmarkStart w:id="22" w:name="_Toc242197523"/>
+      <w:bookmarkStart w:id="22" w:name="_Toc242290704"/>
       <w:r>
         <w:t>4.8 Pestaña Configuración</w:t>
       </w:r>
@@ -5036,7 +5001,7 @@
         </w:rPr>
         <w:lastRenderedPageBreak/>
         <w:drawing>
-          <wp:inline distT="0" distB="0" distL="0" distR="0" wp14:anchorId="42089AD6" wp14:editId="5F28D82F">
+          <wp:inline distT="0" distB="0" distL="0" distR="0" wp14:anchorId="0DE97540" wp14:editId="5043C967">
             <wp:extent cx="5580000" cy="3833299"/>
             <wp:effectExtent l="0" t="0" r="0" b="0"/>
             <wp:docPr id="8" name="Picture 8"/>
@@ -5092,7 +5057,7 @@
       <w:pPr>
         <w:pStyle w:val="Heading2"/>
       </w:pPr>
-      <w:bookmarkStart w:id="23" w:name="_Toc242197524"/>
+      <w:bookmarkStart w:id="23" w:name="_Toc242290705"/>
       <w:r>
         <w:t>4.9 Tutorial interactivo e idioma</w:t>
       </w:r>
@@ -5100,7 +5065,7 @@
     </w:p>
     <w:p>
       <w:r>
-        <w:t xml:space="preserve">El botón Tutorial abre una guía de diez pasos que recorre un experimento completo: entrenar el modelo, analizar una orden clara, un destino ambiguo y una petición fuera de dominio, revisar el riesgo, corregir al sistema, ejecutar un experimento, leer los resultados y exportarlos. Cada paso puede hacerlo el usuario o el botón «Hacerlo por mí»; el paso se marca como completado automáticamente. El botón ES | EN cambia el idioma de toda la interfaz, de los resultados de los ejemplos y de las figuras sin perder </w:t>
+        <w:t xml:space="preserve">El botón Tutorial abre una guía de diez pasos que recorre un experimento completo: entrenar el modelo, analizar una orden clara, un destino ambiguo y una petición fuera de dominio, revisar el riesgo, corregir al sistema, ejecutar un experimento, leer los resultados y exportarlos. Cada paso puede hacerlo el usuario o el botón «Hacerlo por mí». El paso se marca como completado automáticamente. El botón ES | EN cambia el idioma de toda la interfaz, de los resultados de los ejemplos y de las figuras sin perder </w:t>
       </w:r>
       <w:r>
         <w:t>la configuración.</w:t>
@@ -5117,7 +5082,7 @@
         </w:rPr>
         <w:lastRenderedPageBreak/>
         <w:drawing>
-          <wp:inline distT="0" distB="0" distL="0" distR="0" wp14:anchorId="3CFA781D" wp14:editId="6FDEBFBB">
+          <wp:inline distT="0" distB="0" distL="0" distR="0" wp14:anchorId="53925440" wp14:editId="2FB7014E">
             <wp:extent cx="5580000" cy="3833299"/>
             <wp:effectExtent l="0" t="0" r="0" b="0"/>
             <wp:docPr id="9" name="Picture 9"/>
@@ -5180,7 +5145,7 @@
         </w:rPr>
         <w:lastRenderedPageBreak/>
         <w:drawing>
-          <wp:inline distT="0" distB="0" distL="0" distR="0" wp14:anchorId="4F6E68E9" wp14:editId="59BB95C6">
+          <wp:inline distT="0" distB="0" distL="0" distR="0" wp14:anchorId="1AB9CFF3" wp14:editId="656B631C">
             <wp:extent cx="5580000" cy="3833299"/>
             <wp:effectExtent l="0" t="0" r="0" b="0"/>
             <wp:docPr id="10" name="Picture 10"/>
@@ -5236,7 +5201,7 @@
       <w:pPr>
         <w:pStyle w:val="Heading1"/>
       </w:pPr>
-      <w:bookmarkStart w:id="24" w:name="_Toc242197525"/>
+      <w:bookmarkStart w:id="24" w:name="_Toc242290706"/>
       <w:r>
         <w:t>5. Uso básico</w:t>
       </w:r>
@@ -5246,7 +5211,7 @@
       <w:pPr>
         <w:pStyle w:val="Heading2"/>
       </w:pPr>
-      <w:bookmarkStart w:id="25" w:name="_Toc242197526"/>
+      <w:bookmarkStart w:id="25" w:name="_Toc242290707"/>
       <w:r>
         <w:t>5.1 Entrenar o cargar el modelo</w:t>
       </w:r>
@@ -5261,7 +5226,7 @@
       <w:pPr>
         <w:pStyle w:val="Heading2"/>
       </w:pPr>
-      <w:bookmarkStart w:id="26" w:name="_Toc242197527"/>
+      <w:bookmarkStart w:id="26" w:name="_Toc242290708"/>
       <w:r>
         <w:t>5.2 Analizar una orden y leer la decisión</w:t>
       </w:r>
@@ -5311,7 +5276,7 @@
         <w:t xml:space="preserve">P(dentro del dominio) y puntaje OOD z: </w:t>
       </w:r>
       <w:r>
-        <w:t>un z alto (por encima de 0) indica una frase poco parecida a lo conocido; P(dentro del dominio) baja en ese caso.</w:t>
+        <w:t>un z alto (por encima de 0) indica una frase poco parecida a lo conocido. P(dentro del dominio) baja en ese caso.</w:t>
       </w:r>
     </w:p>
     <w:p>
@@ -5325,7 +5290,7 @@
         <w:t xml:space="preserve">Riesgo y costos esperados: </w:t>
       </w:r>
       <w:r>
-        <w:t>la decisión es la de menor costo esperado; una acción de riesgo alto exige más certeza para ejecutarse directamente.</w:t>
+        <w:t>la decisión es la de menor costo esperado. Una acción de riesgo alto exige más certeza para ejecutarse directamente.</w:t>
       </w:r>
     </w:p>
     <w:p>
@@ -5339,7 +5304,7 @@
         </w:rPr>
         <w:lastRenderedPageBreak/>
         <w:drawing>
-          <wp:inline distT="0" distB="0" distL="0" distR="0" wp14:anchorId="0C6DB2B0" wp14:editId="676CB0AC">
+          <wp:inline distT="0" distB="0" distL="0" distR="0" wp14:anchorId="63C60E19" wp14:editId="4017C89F">
             <wp:extent cx="5580000" cy="3833299"/>
             <wp:effectExtent l="0" t="0" r="0" b="0"/>
             <wp:docPr id="11" name="Picture 11"/>
@@ -5402,7 +5367,7 @@
         </w:rPr>
         <w:lastRenderedPageBreak/>
         <w:drawing>
-          <wp:inline distT="0" distB="0" distL="0" distR="0" wp14:anchorId="4FC2B32A" wp14:editId="7B6035AF">
+          <wp:inline distT="0" distB="0" distL="0" distR="0" wp14:anchorId="6B78590C" wp14:editId="02FD00AC">
             <wp:extent cx="5580000" cy="3833299"/>
             <wp:effectExtent l="0" t="0" r="0" b="0"/>
             <wp:docPr id="12" name="Picture 12"/>
@@ -5458,7 +5423,7 @@
       <w:pPr>
         <w:pStyle w:val="Heading2"/>
       </w:pPr>
-      <w:bookmarkStart w:id="27" w:name="_Toc242197528"/>
+      <w:bookmarkStart w:id="27" w:name="_Toc242290709"/>
       <w:r>
         <w:t>5.3 Confirmar y ejecutar en el sandbox</w:t>
       </w:r>
@@ -5480,7 +5445,7 @@
         </w:rPr>
         <w:lastRenderedPageBreak/>
         <w:drawing>
-          <wp:inline distT="0" distB="0" distL="0" distR="0" wp14:anchorId="34F87C34" wp14:editId="3BC193A8">
+          <wp:inline distT="0" distB="0" distL="0" distR="0" wp14:anchorId="3F0F7BC2" wp14:editId="500BA0F0">
             <wp:extent cx="5580000" cy="3833299"/>
             <wp:effectExtent l="0" t="0" r="0" b="0"/>
             <wp:docPr id="13" name="Picture 13"/>
@@ -5536,7 +5501,7 @@
       <w:pPr>
         <w:pStyle w:val="Heading2"/>
       </w:pPr>
-      <w:bookmarkStart w:id="28" w:name="_Toc242197529"/>
+      <w:bookmarkStart w:id="28" w:name="_Toc242290710"/>
       <w:r>
         <w:t>5.4 Corregir al sistema</w:t>
       </w:r>
@@ -5544,7 +5509,7 @@
     </w:p>
     <w:p>
       <w:r>
-        <w:t>Si la intención es incorrecta, elija la correcta en «Corregir como» y pulse «Aplicar corrección». La corrección se guarda en la memoria del usuario indicado; las frases parecidas de ese usuario se interpretan en adelante con la intención corregida, sin reentrenar y sin cambiar el modelo global ni a otros usuarios.</w:t>
+        <w:t>Si la intención es incorrecta, elija la correcta en «Corregir como» y pulse «Aplicar corrección». La corrección se guarda en la memoria del usuario indicado. Las frases parecidas de ese usuario se interpretan en adelante con la intención corregida, sin reentrenar y sin cambiar el modelo global ni a otros usuarios.</w:t>
       </w:r>
     </w:p>
     <w:p>
@@ -5558,7 +5523,7 @@
         </w:rPr>
         <w:lastRenderedPageBreak/>
         <w:drawing>
-          <wp:inline distT="0" distB="0" distL="0" distR="0" wp14:anchorId="0C4A79CA" wp14:editId="202EE11F">
+          <wp:inline distT="0" distB="0" distL="0" distR="0" wp14:anchorId="6929F166" wp14:editId="091ECA92">
             <wp:extent cx="5580000" cy="3833299"/>
             <wp:effectExtent l="0" t="0" r="0" b="0"/>
             <wp:docPr id="14" name="Picture 14"/>
@@ -5621,7 +5586,7 @@
         </w:rPr>
         <w:lastRenderedPageBreak/>
         <w:drawing>
-          <wp:inline distT="0" distB="0" distL="0" distR="0" wp14:anchorId="417F3894" wp14:editId="48AA6932">
+          <wp:inline distT="0" distB="0" distL="0" distR="0" wp14:anchorId="7D4E07D2" wp14:editId="358EF9C0">
             <wp:extent cx="5580000" cy="3833299"/>
             <wp:effectExtent l="0" t="0" r="0" b="0"/>
             <wp:docPr id="15" name="Picture 15"/>
@@ -5677,7 +5642,7 @@
       <w:pPr>
         <w:pStyle w:val="Heading1"/>
       </w:pPr>
-      <w:bookmarkStart w:id="29" w:name="_Toc242197530"/>
+      <w:bookmarkStart w:id="29" w:name="_Toc242290711"/>
       <w:r>
         <w:t>6. Experimentos paso a paso</w:t>
       </w:r>
@@ -5688,14 +5653,14 @@
         <w:t>Todos los experimentos se ejecutan en la pestaña Experimentos: elija el archivo, conserve las semillas del archivo y pulse «Ejecutar experimento». Las cifras de esta sección corresponden a las semillas 100–109 (10 semillas) (audio: 100–102). Los costos usados son C_err = 2, 5 y 20 [u] para riesgo bajo, medio y alto, C_confirm = 0.3 [u] y C_reject = 1 [u]. B1 es la baseline de reglas, B2 ejecuta siempre la intención más probable, B3 confirma cuando p_max &lt; 0.7 y B4 usa confianza calibrada con umbrales ajusta</w:t>
       </w:r>
       <w:r>
-        <w:t>dos; B2–B4 comparten el clasificador de UCIL.</w:t>
+        <w:t>dos. B2–B4 comparten el clasificador de UCIL.</w:t>
       </w:r>
     </w:p>
     <w:p>
       <w:pPr>
         <w:pStyle w:val="Heading2"/>
       </w:pPr>
-      <w:bookmarkStart w:id="30" w:name="_Toc242197531"/>
+      <w:bookmarkStart w:id="30" w:name="_Toc242290712"/>
       <w:r>
         <w:t>6.1 Experimento 1, reconocimiento, calibración y decisión (exp_main.yaml)</w:t>
       </w:r>
@@ -6433,7 +6398,7 @@
     <w:p/>
     <w:p>
       <w:r>
-        <w:t>UCIL obtiene el menor costo medio. Frente a B3 la diferencia pareada es -0.039 [-0.070, -0.007], d_z = -0.87, 10/10 semillas a favor de UCIL; frente a B4 es -0.046 [-0.121, 0.029], d_z = -0.44, 4/10 semillas a favor de UCIL, es decir, compatible con ausencia de diferencia. UCIL comete más ejecuciones incorrectas sin ponderar que B3 (0.029 [0.015, 0.043], d_z = 1.51, 0/10 semillas a favor de UCIL) porque reserva las confirmaciones para las acciones costosas; no ejecutó acciones de riesgo alto equivocadas.</w:t>
+        <w:t>UCIL obtiene el menor costo medio. Frente a B3 la diferencia pareada es -0.039 [-0.070, -0.007], d_z = -0.87, 10/10 semillas a favor de UCIL. Frente a B4 es -0.046 [-0.121, 0.029], d_z = -0.44, 4/10 semillas a favor de UCIL, es decir, compatible con ausencia de diferencia. UCIL comete más ejecuciones incorrectas sin ponderar que B3 (0.029 [0.015, 0.043], d_z = 1.51, 0/10 semillas a favor de UCIL) porque reserva las confirmaciones para las acciones costosas. No ejecutó acciones de riesgo alto equivocadas.</w:t>
       </w:r>
     </w:p>
     <w:p>
@@ -6446,7 +6411,7 @@
           <w:noProof/>
         </w:rPr>
         <w:drawing>
-          <wp:inline distT="0" distB="0" distL="0" distR="0" wp14:anchorId="4C927E6D" wp14:editId="2B08FE94">
+          <wp:inline distT="0" distB="0" distL="0" distR="0" wp14:anchorId="49101B55" wp14:editId="09F56AE4">
             <wp:extent cx="5580000" cy="2266875"/>
             <wp:effectExtent l="0" t="0" r="0" b="0"/>
             <wp:docPr id="16" name="Picture 16"/>
@@ -6502,7 +6467,7 @@
       <w:pPr>
         <w:pStyle w:val="Heading2"/>
       </w:pPr>
-      <w:bookmarkStart w:id="31" w:name="_Toc242197532"/>
+      <w:bookmarkStart w:id="31" w:name="_Toc242290713"/>
       <w:r>
         <w:t>6.2 Experimento 2, paráfrasis por nivel de dificultad (exp_main.yaml)</w:t>
       </w:r>
@@ -6510,7 +6475,7 @@
     </w:p>
     <w:p>
       <w:r>
-        <w:t>Exactitud del clasificador por nivel (0 canónico, 1 sinónimo, 2 reformulación, 3 implícito): 0.898, 0.694, 0.707, 0.405; reglas: 0.980, 0.506, 0.370, 0.057. Las plantillas de prueba nunca se usaron en el entrenamiento.</w:t>
+        <w:t>Exactitud del clasificador por nivel (0 canónico, 1 sinónimo, 2 reformulación, 3 implícito): 0.898, 0.694, 0.707, 0.405. Con el método de reglas: 0.980, 0.506, 0.370, 0.057. Las plantillas de prueba nunca se usaron en el entrenamiento.</w:t>
       </w:r>
     </w:p>
     <w:p>
@@ -6524,7 +6489,7 @@
         </w:rPr>
         <w:lastRenderedPageBreak/>
         <w:drawing>
-          <wp:inline distT="0" distB="0" distL="0" distR="0" wp14:anchorId="131B4B96" wp14:editId="192F687A">
+          <wp:inline distT="0" distB="0" distL="0" distR="0" wp14:anchorId="27126C98" wp14:editId="08DCCCCD">
             <wp:extent cx="4320000" cy="3110400"/>
             <wp:effectExtent l="0" t="0" r="0" b="0"/>
             <wp:docPr id="17" name="Picture 17"/>
@@ -6580,7 +6545,7 @@
       <w:pPr>
         <w:pStyle w:val="Heading2"/>
       </w:pPr>
-      <w:bookmarkStart w:id="32" w:name="_Toc242197533"/>
+      <w:bookmarkStart w:id="32" w:name="_Toc242290714"/>
       <w:r>
         <w:t>6.3 Experimento 3, ambigüedad y contexto (exp_ambiguity.yaml)</w:t>
       </w:r>
@@ -6588,14 +6553,14 @@
     </w:p>
     <w:p>
       <w:r>
-        <w:t>En órdenes cuyo significado depende de la aplicación activa («bájale», «quítalo») la exactitud pasa de 0.274 sin contexto a 0.408 con el prior de contexto. La entropía media es 0.551 en estas órdenes y 0.266 en órdenes canónicas. Cuando el destino es ambiguo («abre el editor»), UCIL pide aclaración con opciones en una fracción 1.000 de los casos; B4, en 0.393.</w:t>
+        <w:t>En órdenes cuyo significado depende de la aplicación activa («bájale», «quítalo») la exactitud pasa de 0.274 sin contexto a 0.408 con el prior de contexto. La entropía media es 0.551 en estas órdenes y 0.266 en órdenes canónicas. Cuando el destino es ambiguo («abre el editor»), UCIL pide aclaración con opciones en una fracción 1.000 de los casos. B4, en 0.393.</w:t>
       </w:r>
     </w:p>
     <w:p>
       <w:pPr>
         <w:pStyle w:val="Heading2"/>
       </w:pPr>
-      <w:bookmarkStart w:id="33" w:name="_Toc242197534"/>
+      <w:bookmarkStart w:id="33" w:name="_Toc242290715"/>
       <w:r>
         <w:t>6.4 Experimento 4, peticiones fuera de dominio (exp_main.yaml)</w:t>
       </w:r>
@@ -7196,7 +7161,7 @@
         </w:rPr>
         <w:lastRenderedPageBreak/>
         <w:drawing>
-          <wp:inline distT="0" distB="0" distL="0" distR="0" wp14:anchorId="4AC7BF86" wp14:editId="6C0B6227">
+          <wp:inline distT="0" distB="0" distL="0" distR="0" wp14:anchorId="19A99630" wp14:editId="19F36E61">
             <wp:extent cx="5580000" cy="2853409"/>
             <wp:effectExtent l="0" t="0" r="0" b="0"/>
             <wp:docPr id="18" name="Picture 18"/>
@@ -7252,7 +7217,7 @@
       <w:pPr>
         <w:pStyle w:val="Heading2"/>
       </w:pPr>
-      <w:bookmarkStart w:id="34" w:name="_Toc242197535"/>
+      <w:bookmarkStart w:id="34" w:name="_Toc242290716"/>
       <w:r>
         <w:t>6.5 Experimento 5, voz con ruido (exp_audio_noise.yaml)</w:t>
       </w:r>
@@ -7998,7 +7963,7 @@
         </w:rPr>
         <w:lastRenderedPageBreak/>
         <w:drawing>
-          <wp:inline distT="0" distB="0" distL="0" distR="0" wp14:anchorId="0BC15048" wp14:editId="12319308">
+          <wp:inline distT="0" distB="0" distL="0" distR="0" wp14:anchorId="2ADE48E5" wp14:editId="2C9F41E0">
             <wp:extent cx="4320000" cy="3110400"/>
             <wp:effectExtent l="0" t="0" r="0" b="0"/>
             <wp:docPr id="19" name="Picture 19"/>
@@ -8047,14 +8012,14 @@
         <w:t xml:space="preserve">Figura 19. </w:t>
       </w:r>
       <w:r>
-        <w:t>Costo medio frente a la SNR (B2 se omite por escala; su costo está en los resultados del experimento).</w:t>
+        <w:t>Costo medio frente a la SNR (B2 se omite por escala, su costo está en los resultados del experimento).</w:t>
       </w:r>
     </w:p>
     <w:p>
       <w:pPr>
         <w:pStyle w:val="Heading2"/>
       </w:pPr>
-      <w:bookmarkStart w:id="35" w:name="_Toc242197536"/>
+      <w:bookmarkStart w:id="35" w:name="_Toc242290717"/>
       <w:r>
         <w:t>6.6 Experimento 6, errores de transcripción simulados (exp_asr_text_noise.yaml)</w:t>
       </w:r>
@@ -8679,7 +8644,7 @@
       <w:pPr>
         <w:pStyle w:val="Heading2"/>
       </w:pPr>
-      <w:bookmarkStart w:id="36" w:name="_Toc242197537"/>
+      <w:bookmarkStart w:id="36" w:name="_Toc242290718"/>
       <w:r>
         <w:lastRenderedPageBreak/>
         <w:t>6.7 Experimento 7, aprendizaje incremental (exp_incremental.yaml)</w:t>
@@ -9273,7 +9238,7 @@
           <w:noProof/>
         </w:rPr>
         <w:drawing>
-          <wp:inline distT="0" distB="0" distL="0" distR="0" wp14:anchorId="12E24837" wp14:editId="0DF92333">
+          <wp:inline distT="0" distB="0" distL="0" distR="0" wp14:anchorId="74AEE931" wp14:editId="7534ED31">
             <wp:extent cx="4320000" cy="3110400"/>
             <wp:effectExtent l="0" t="0" r="0" b="0"/>
             <wp:docPr id="20" name="Picture 20"/>
@@ -9329,7 +9294,7 @@
       <w:pPr>
         <w:pStyle w:val="Heading2"/>
       </w:pPr>
-      <w:bookmarkStart w:id="37" w:name="_Toc242197538"/>
+      <w:bookmarkStart w:id="37" w:name="_Toc242290719"/>
       <w:r>
         <w:t>6.8 Experimento 8, personalización por usuario (exp_personalization.yaml)</w:t>
       </w:r>
@@ -9337,7 +9302,7 @@
     </w:p>
     <w:p>
       <w:r>
-        <w:t>Con 24 correcciones, la exactitud en la forma de hablar del usuario pasa de 0.499 a 0.994 con la memoria de UCIL; la exactitud global se mantiene (0.647 → 0.647) y la de otros usuarios no cambia (0.499). Con ajuste por replay, el usuario llega a 0.668 y la exactitud de otros usuarios baja de 0.497 a 0.381.</w:t>
+        <w:t>Con 24 correcciones, la exactitud en la forma de hablar del usuario pasa de 0.499 a 0.994 con la memoria de UCIL. La exactitud global se mantiene (0.647 → 0.647) y la de otros usuarios no cambia (0.499). Con ajuste por replay, el usuario llega a 0.668 y la exactitud de otros usuarios baja de 0.497 a 0.381.</w:t>
       </w:r>
     </w:p>
     <w:p>
@@ -9351,7 +9316,7 @@
         </w:rPr>
         <w:lastRenderedPageBreak/>
         <w:drawing>
-          <wp:inline distT="0" distB="0" distL="0" distR="0" wp14:anchorId="29C81E5D" wp14:editId="7D41B085">
+          <wp:inline distT="0" distB="0" distL="0" distR="0" wp14:anchorId="0A7C5C54" wp14:editId="5FEEA8CD">
             <wp:extent cx="4320000" cy="3110400"/>
             <wp:effectExtent l="0" t="0" r="0" b="0"/>
             <wp:docPr id="21" name="Picture 21"/>
@@ -9407,7 +9372,7 @@
       <w:pPr>
         <w:pStyle w:val="Heading2"/>
       </w:pPr>
-      <w:bookmarkStart w:id="38" w:name="_Toc242197539"/>
+      <w:bookmarkStart w:id="38" w:name="_Toc242290720"/>
       <w:r>
         <w:t>6.9 Experimento 9, ejecución sensible al riesgo (exp_main.yaml)</w:t>
       </w:r>
@@ -9772,7 +9737,7 @@
       <w:pPr>
         <w:pStyle w:val="Heading2"/>
       </w:pPr>
-      <w:bookmarkStart w:id="39" w:name="_Toc242197540"/>
+      <w:bookmarkStart w:id="39" w:name="_Toc242290721"/>
       <w:r>
         <w:t>6.10 Experimento 10, cambio combinado (exp_combined_shift.yaml)</w:t>
       </w:r>
@@ -10116,7 +10081,7 @@
     <w:p/>
     <w:p>
       <w:r>
-        <w:t>Diferencia pareada de UCIL frente a B4: -0.063 [-0.084, -0.043], d_z = -2.22, 10/10 semillas a favor de UCIL; frente a UCIL sin adaptación: -0.045 [-0.049, -0.040], d_z = -7.00, 10/10 semillas a favor de UCIL.</w:t>
+        <w:t>Diferencia pareada de UCIL frente a B4: -0.063 [-0.084, -0.043], d_z = -2.22, 10/10 semillas a favor de UCIL. Frente a UCIL sin adaptación: -0.045 [-0.049, -0.040], d_z = -7.00, 10/10 semillas a favor de UCIL.</w:t>
       </w:r>
     </w:p>
     <w:p>
@@ -10129,7 +10094,7 @@
           <w:noProof/>
         </w:rPr>
         <w:drawing>
-          <wp:inline distT="0" distB="0" distL="0" distR="0" wp14:anchorId="5C1DDD3E" wp14:editId="00BD8857">
+          <wp:inline distT="0" distB="0" distL="0" distR="0" wp14:anchorId="61CEB9B4" wp14:editId="52B72A8C">
             <wp:extent cx="5580000" cy="2101255"/>
             <wp:effectExtent l="0" t="0" r="0" b="0"/>
             <wp:docPr id="22" name="Picture 22"/>
@@ -10185,7 +10150,7 @@
       <w:pPr>
         <w:pStyle w:val="Heading2"/>
       </w:pPr>
-      <w:bookmarkStart w:id="40" w:name="_Toc242197541"/>
+      <w:bookmarkStart w:id="40" w:name="_Toc242290722"/>
       <w:r>
         <w:t>6.11 Ablación de UCIL (exp_ablation.yaml)</w:t>
       </w:r>
@@ -10809,14 +10774,14 @@
     <w:p>
       <w:r>
         <w:lastRenderedPageBreak/>
-        <w:t>Quitar la detección OOD aumenta las ejecuciones incorrectas; quitar la adaptación aumenta el costo bajo cambio combinado. En este escenario, quitar la capa de calibración o el enrutamiento por riesgo no aumenta el costo medio: el enrutamiento por riesgo cambia el reparto de las intervenciones entre acciones baratas y costosas más que su costo total.</w:t>
+        <w:t>Quitar la detección OOD aumenta las ejecuciones incorrectas. Quitar la adaptación aumenta el costo bajo cambio combinado. En este escenario, quitar la capa de calibración o el enrutamiento por riesgo no aumenta el costo medio: el enrutamiento por riesgo cambia el reparto de las intervenciones entre acciones baratas y costosas más que su costo total.</w:t>
       </w:r>
     </w:p>
     <w:p>
       <w:pPr>
         <w:pStyle w:val="Heading1"/>
       </w:pPr>
-      <w:bookmarkStart w:id="41" w:name="_Toc242197542"/>
+      <w:bookmarkStart w:id="41" w:name="_Toc242290723"/>
       <w:r>
         <w:t>7. Visualización de resultados</w:t>
       </w:r>
@@ -10837,7 +10802,7 @@
           <w:noProof/>
         </w:rPr>
         <w:drawing>
-          <wp:inline distT="0" distB="0" distL="0" distR="0" wp14:anchorId="02242BE7" wp14:editId="40B4FC89">
+          <wp:inline distT="0" distB="0" distL="0" distR="0" wp14:anchorId="57E815E0" wp14:editId="7D9C041E">
             <wp:extent cx="5580000" cy="1926429"/>
             <wp:effectExtent l="0" t="0" r="0" b="0"/>
             <wp:docPr id="23" name="Picture 23"/>
@@ -10900,7 +10865,7 @@
         </w:rPr>
         <w:lastRenderedPageBreak/>
         <w:drawing>
-          <wp:inline distT="0" distB="0" distL="0" distR="0" wp14:anchorId="7A48DAE9" wp14:editId="580304A5">
+          <wp:inline distT="0" distB="0" distL="0" distR="0" wp14:anchorId="6556F99E" wp14:editId="54B31304">
             <wp:extent cx="4320000" cy="3283200"/>
             <wp:effectExtent l="0" t="0" r="0" b="0"/>
             <wp:docPr id="24" name="Picture 24"/>
@@ -10956,7 +10921,7 @@
       <w:pPr>
         <w:pStyle w:val="Heading1"/>
       </w:pPr>
-      <w:bookmarkStart w:id="42" w:name="_Toc242197543"/>
+      <w:bookmarkStart w:id="42" w:name="_Toc242290724"/>
       <w:r>
         <w:t>8. Almacenamiento y exportación</w:t>
       </w:r>
@@ -10971,7 +10936,7 @@
       <w:pPr>
         <w:pStyle w:val="Heading1"/>
       </w:pPr>
-      <w:bookmarkStart w:id="43" w:name="_Toc242197544"/>
+      <w:bookmarkStart w:id="43" w:name="_Toc242290725"/>
       <w:r>
         <w:t>9. Buenas prácticas</w:t>
       </w:r>
@@ -10982,7 +10947,7 @@
         <w:pStyle w:val="ListBullet"/>
       </w:pPr>
       <w:r>
-        <w:t>Use al menos cinco semillas para conclusiones; las cifras de este manual usan diez.</w:t>
+        <w:t>Use al menos cinco semillas para conclusiones. Las cifras de este manual usan diez.</w:t>
       </w:r>
     </w:p>
     <w:p>
@@ -11021,7 +10986,7 @@
       <w:pPr>
         <w:pStyle w:val="Heading1"/>
       </w:pPr>
-      <w:bookmarkStart w:id="44" w:name="_Toc242197545"/>
+      <w:bookmarkStart w:id="44" w:name="_Toc242290726"/>
       <w:r>
         <w:lastRenderedPageBreak/>
         <w:t>10. Solución de problemas</w:t>
@@ -11401,7 +11366,7 @@
               <w:rPr>
                 <w:sz w:val="20"/>
               </w:rPr>
-              <w:t>Se muestra en un cuadro de diálogo; el programa no se cierra.</w:t>
+              <w:t>Se muestra en un cuadro de diálogo. El programa no se cierra.</w:t>
             </w:r>
           </w:p>
         </w:tc>
@@ -11680,31 +11645,31 @@
       </w:rPr>
     </w:lvl>
   </w:abstractNum>
-  <w:num w:numId="1" w16cid:durableId="225577055">
+  <w:num w:numId="1" w16cid:durableId="2058966244">
     <w:abstractNumId w:val="8"/>
   </w:num>
-  <w:num w:numId="2" w16cid:durableId="1969164715">
+  <w:num w:numId="2" w16cid:durableId="749624329">
     <w:abstractNumId w:val="6"/>
   </w:num>
-  <w:num w:numId="3" w16cid:durableId="295725769">
+  <w:num w:numId="3" w16cid:durableId="2120373500">
     <w:abstractNumId w:val="5"/>
   </w:num>
-  <w:num w:numId="4" w16cid:durableId="2002850448">
+  <w:num w:numId="4" w16cid:durableId="942374622">
     <w:abstractNumId w:val="4"/>
   </w:num>
-  <w:num w:numId="5" w16cid:durableId="549192936">
+  <w:num w:numId="5" w16cid:durableId="1446269513">
     <w:abstractNumId w:val="7"/>
   </w:num>
-  <w:num w:numId="6" w16cid:durableId="1130250511">
+  <w:num w:numId="6" w16cid:durableId="1812285801">
     <w:abstractNumId w:val="3"/>
   </w:num>
-  <w:num w:numId="7" w16cid:durableId="1509904826">
+  <w:num w:numId="7" w16cid:durableId="258686385">
     <w:abstractNumId w:val="2"/>
   </w:num>
-  <w:num w:numId="8" w16cid:durableId="860825401">
+  <w:num w:numId="8" w16cid:durableId="1551182862">
     <w:abstractNumId w:val="1"/>
   </w:num>
-  <w:num w:numId="9" w16cid:durableId="1065684083">
+  <w:num w:numId="9" w16cid:durableId="1294486761">
     <w:abstractNumId w:val="0"/>
   </w:num>
 </w:numbering>
@@ -23104,7 +23069,7 @@
     <w:autoRedefine/>
     <w:uiPriority w:val="39"/>
     <w:unhideWhenUsed/>
-    <w:rsid w:val="00185698"/>
+    <w:rsid w:val="00E54B34"/>
     <w:pPr>
       <w:spacing w:after="100"/>
     </w:pPr>
@@ -23116,7 +23081,7 @@
     <w:autoRedefine/>
     <w:uiPriority w:val="39"/>
     <w:unhideWhenUsed/>
-    <w:rsid w:val="00185698"/>
+    <w:rsid w:val="00E54B34"/>
     <w:pPr>
       <w:spacing w:after="100"/>
       <w:ind w:left="220"/>
@@ -23127,7 +23092,7 @@
     <w:basedOn w:val="DefaultParagraphFont"/>
     <w:uiPriority w:val="99"/>
     <w:unhideWhenUsed/>
-    <w:rsid w:val="00185698"/>
+    <w:rsid w:val="00E54B34"/>
     <w:rPr>
       <w:color w:val="0000FF" w:themeColor="hyperlink"/>
       <w:u w:val="single"/>

--- a/manuales/Manual_de_Usuario_VoxControlResearch.docx
+++ b/manuales/Manual_de_Usuario_VoxControlResearch.docx
@@ -162,7 +162,7 @@
               <w:jc w:val="left"/>
             </w:pPr>
             <w:r>
-              <w:t>2026-10-07</w:t>
+              <w:t>2026-10-08</w:t>
             </w:r>
           </w:p>
         </w:tc>
@@ -246,7 +246,7 @@
       <w:r>
         <w:fldChar w:fldCharType="separate"/>
       </w:r>
-      <w:hyperlink w:anchor="_Toc242290682" w:history="1">
+      <w:hyperlink w:anchor="_Toc242346955" w:history="1">
         <w:r>
           <w:rPr>
             <w:rStyle w:val="Hyperlink"/>
@@ -273,7 +273,7 @@
             <w:noProof/>
             <w:webHidden/>
           </w:rPr>
-          <w:instrText xml:space="preserve"> PAGEREF _Toc242290682 \h </w:instrText>
+          <w:instrText xml:space="preserve"> PAGEREF _Toc242346955 \h </w:instrText>
         </w:r>
         <w:r>
           <w:rPr>
@@ -320,7 +320,7 @@
           <w14:ligatures w14:val="standardContextual"/>
         </w:rPr>
       </w:pPr>
-      <w:hyperlink w:anchor="_Toc242290683" w:history="1">
+      <w:hyperlink w:anchor="_Toc242346956" w:history="1">
         <w:r>
           <w:rPr>
             <w:rStyle w:val="Hyperlink"/>
@@ -347,7 +347,7 @@
             <w:noProof/>
             <w:webHidden/>
           </w:rPr>
-          <w:instrText xml:space="preserve"> PAGEREF _Toc242290683 \h </w:instrText>
+          <w:instrText xml:space="preserve"> PAGEREF _Toc242346956 \h </w:instrText>
         </w:r>
         <w:r>
           <w:rPr>
@@ -394,7 +394,7 @@
           <w14:ligatures w14:val="standardContextual"/>
         </w:rPr>
       </w:pPr>
-      <w:hyperlink w:anchor="_Toc242290684" w:history="1">
+      <w:hyperlink w:anchor="_Toc242346957" w:history="1">
         <w:r>
           <w:rPr>
             <w:rStyle w:val="Hyperlink"/>
@@ -421,7 +421,7 @@
             <w:noProof/>
             <w:webHidden/>
           </w:rPr>
-          <w:instrText xml:space="preserve"> PAGEREF _Toc242290684 \h </w:instrText>
+          <w:instrText xml:space="preserve"> PAGEREF _Toc242346957 \h </w:instrText>
         </w:r>
         <w:r>
           <w:rPr>
@@ -468,7 +468,7 @@
           <w14:ligatures w14:val="standardContextual"/>
         </w:rPr>
       </w:pPr>
-      <w:hyperlink w:anchor="_Toc242290685" w:history="1">
+      <w:hyperlink w:anchor="_Toc242346958" w:history="1">
         <w:r>
           <w:rPr>
             <w:rStyle w:val="Hyperlink"/>
@@ -495,7 +495,7 @@
             <w:noProof/>
             <w:webHidden/>
           </w:rPr>
-          <w:instrText xml:space="preserve"> PAGEREF _Toc242290685 \h </w:instrText>
+          <w:instrText xml:space="preserve"> PAGEREF _Toc242346958 \h </w:instrText>
         </w:r>
         <w:r>
           <w:rPr>
@@ -542,7 +542,7 @@
           <w14:ligatures w14:val="standardContextual"/>
         </w:rPr>
       </w:pPr>
-      <w:hyperlink w:anchor="_Toc242290686" w:history="1">
+      <w:hyperlink w:anchor="_Toc242346959" w:history="1">
         <w:r>
           <w:rPr>
             <w:rStyle w:val="Hyperlink"/>
@@ -569,7 +569,7 @@
             <w:noProof/>
             <w:webHidden/>
           </w:rPr>
-          <w:instrText xml:space="preserve"> PAGEREF _Toc242290686 \h </w:instrText>
+          <w:instrText xml:space="preserve"> PAGEREF _Toc242346959 \h </w:instrText>
         </w:r>
         <w:r>
           <w:rPr>
@@ -616,7 +616,7 @@
           <w14:ligatures w14:val="standardContextual"/>
         </w:rPr>
       </w:pPr>
-      <w:hyperlink w:anchor="_Toc242290687" w:history="1">
+      <w:hyperlink w:anchor="_Toc242346960" w:history="1">
         <w:r>
           <w:rPr>
             <w:rStyle w:val="Hyperlink"/>
@@ -643,7 +643,7 @@
             <w:noProof/>
             <w:webHidden/>
           </w:rPr>
-          <w:instrText xml:space="preserve"> PAGEREF _Toc242290687 \h </w:instrText>
+          <w:instrText xml:space="preserve"> PAGEREF _Toc242346960 \h </w:instrText>
         </w:r>
         <w:r>
           <w:rPr>
@@ -690,7 +690,7 @@
           <w14:ligatures w14:val="standardContextual"/>
         </w:rPr>
       </w:pPr>
-      <w:hyperlink w:anchor="_Toc242290688" w:history="1">
+      <w:hyperlink w:anchor="_Toc242346961" w:history="1">
         <w:r>
           <w:rPr>
             <w:rStyle w:val="Hyperlink"/>
@@ -717,7 +717,7 @@
             <w:noProof/>
             <w:webHidden/>
           </w:rPr>
-          <w:instrText xml:space="preserve"> PAGEREF _Toc242290688 \h </w:instrText>
+          <w:instrText xml:space="preserve"> PAGEREF _Toc242346961 \h </w:instrText>
         </w:r>
         <w:r>
           <w:rPr>
@@ -764,7 +764,7 @@
           <w14:ligatures w14:val="standardContextual"/>
         </w:rPr>
       </w:pPr>
-      <w:hyperlink w:anchor="_Toc242290689" w:history="1">
+      <w:hyperlink w:anchor="_Toc242346962" w:history="1">
         <w:r>
           <w:rPr>
             <w:rStyle w:val="Hyperlink"/>
@@ -791,7 +791,7 @@
             <w:noProof/>
             <w:webHidden/>
           </w:rPr>
-          <w:instrText xml:space="preserve"> PAGEREF _Toc242290689 \h </w:instrText>
+          <w:instrText xml:space="preserve"> PAGEREF _Toc242346962 \h </w:instrText>
         </w:r>
         <w:r>
           <w:rPr>
@@ -838,7 +838,7 @@
           <w14:ligatures w14:val="standardContextual"/>
         </w:rPr>
       </w:pPr>
-      <w:hyperlink w:anchor="_Toc242290690" w:history="1">
+      <w:hyperlink w:anchor="_Toc242346963" w:history="1">
         <w:r>
           <w:rPr>
             <w:rStyle w:val="Hyperlink"/>
@@ -865,7 +865,7 @@
             <w:noProof/>
             <w:webHidden/>
           </w:rPr>
-          <w:instrText xml:space="preserve"> PAGEREF _Toc242290690 \h </w:instrText>
+          <w:instrText xml:space="preserve"> PAGEREF _Toc242346963 \h </w:instrText>
         </w:r>
         <w:r>
           <w:rPr>
@@ -912,7 +912,7 @@
           <w14:ligatures w14:val="standardContextual"/>
         </w:rPr>
       </w:pPr>
-      <w:hyperlink w:anchor="_Toc242290691" w:history="1">
+      <w:hyperlink w:anchor="_Toc242346964" w:history="1">
         <w:r>
           <w:rPr>
             <w:rStyle w:val="Hyperlink"/>
@@ -939,7 +939,7 @@
             <w:noProof/>
             <w:webHidden/>
           </w:rPr>
-          <w:instrText xml:space="preserve"> PAGEREF _Toc242290691 \h </w:instrText>
+          <w:instrText xml:space="preserve"> PAGEREF _Toc242346964 \h </w:instrText>
         </w:r>
         <w:r>
           <w:rPr>
@@ -986,7 +986,7 @@
           <w14:ligatures w14:val="standardContextual"/>
         </w:rPr>
       </w:pPr>
-      <w:hyperlink w:anchor="_Toc242290692" w:history="1">
+      <w:hyperlink w:anchor="_Toc242346965" w:history="1">
         <w:r>
           <w:rPr>
             <w:rStyle w:val="Hyperlink"/>
@@ -1013,7 +1013,7 @@
             <w:noProof/>
             <w:webHidden/>
           </w:rPr>
-          <w:instrText xml:space="preserve"> PAGEREF _Toc242290692 \h </w:instrText>
+          <w:instrText xml:space="preserve"> PAGEREF _Toc242346965 \h </w:instrText>
         </w:r>
         <w:r>
           <w:rPr>
@@ -1060,7 +1060,7 @@
           <w14:ligatures w14:val="standardContextual"/>
         </w:rPr>
       </w:pPr>
-      <w:hyperlink w:anchor="_Toc242290693" w:history="1">
+      <w:hyperlink w:anchor="_Toc242346966" w:history="1">
         <w:r>
           <w:rPr>
             <w:rStyle w:val="Hyperlink"/>
@@ -1087,7 +1087,7 @@
             <w:noProof/>
             <w:webHidden/>
           </w:rPr>
-          <w:instrText xml:space="preserve"> PAGEREF _Toc242290693 \h </w:instrText>
+          <w:instrText xml:space="preserve"> PAGEREF _Toc242346966 \h </w:instrText>
         </w:r>
         <w:r>
           <w:rPr>
@@ -1134,7 +1134,7 @@
           <w14:ligatures w14:val="standardContextual"/>
         </w:rPr>
       </w:pPr>
-      <w:hyperlink w:anchor="_Toc242290694" w:history="1">
+      <w:hyperlink w:anchor="_Toc242346967" w:history="1">
         <w:r>
           <w:rPr>
             <w:rStyle w:val="Hyperlink"/>
@@ -1161,7 +1161,7 @@
             <w:noProof/>
             <w:webHidden/>
           </w:rPr>
-          <w:instrText xml:space="preserve"> PAGEREF _Toc242290694 \h </w:instrText>
+          <w:instrText xml:space="preserve"> PAGEREF _Toc242346967 \h </w:instrText>
         </w:r>
         <w:r>
           <w:rPr>
@@ -1181,7 +1181,7 @@
             <w:noProof/>
             <w:webHidden/>
           </w:rPr>
-          <w:t>5</w:t>
+          <w:t>6</w:t>
         </w:r>
         <w:r>
           <w:rPr>
@@ -1208,7 +1208,7 @@
           <w14:ligatures w14:val="standardContextual"/>
         </w:rPr>
       </w:pPr>
-      <w:hyperlink w:anchor="_Toc242290695" w:history="1">
+      <w:hyperlink w:anchor="_Toc242346968" w:history="1">
         <w:r>
           <w:rPr>
             <w:rStyle w:val="Hyperlink"/>
@@ -1235,7 +1235,7 @@
             <w:noProof/>
             <w:webHidden/>
           </w:rPr>
-          <w:instrText xml:space="preserve"> PAGEREF _Toc242290695 \h </w:instrText>
+          <w:instrText xml:space="preserve"> PAGEREF _Toc242346968 \h </w:instrText>
         </w:r>
         <w:r>
           <w:rPr>
@@ -1282,7 +1282,7 @@
           <w14:ligatures w14:val="standardContextual"/>
         </w:rPr>
       </w:pPr>
-      <w:hyperlink w:anchor="_Toc242290696" w:history="1">
+      <w:hyperlink w:anchor="_Toc242346969" w:history="1">
         <w:r>
           <w:rPr>
             <w:rStyle w:val="Hyperlink"/>
@@ -1309,7 +1309,7 @@
             <w:noProof/>
             <w:webHidden/>
           </w:rPr>
-          <w:instrText xml:space="preserve"> PAGEREF _Toc242290696 \h </w:instrText>
+          <w:instrText xml:space="preserve"> PAGEREF _Toc242346969 \h </w:instrText>
         </w:r>
         <w:r>
           <w:rPr>
@@ -1356,7 +1356,7 @@
           <w14:ligatures w14:val="standardContextual"/>
         </w:rPr>
       </w:pPr>
-      <w:hyperlink w:anchor="_Toc242290697" w:history="1">
+      <w:hyperlink w:anchor="_Toc242346970" w:history="1">
         <w:r>
           <w:rPr>
             <w:rStyle w:val="Hyperlink"/>
@@ -1383,7 +1383,7 @@
             <w:noProof/>
             <w:webHidden/>
           </w:rPr>
-          <w:instrText xml:space="preserve"> PAGEREF _Toc242290697 \h </w:instrText>
+          <w:instrText xml:space="preserve"> PAGEREF _Toc242346970 \h </w:instrText>
         </w:r>
         <w:r>
           <w:rPr>
@@ -1430,7 +1430,7 @@
           <w14:ligatures w14:val="standardContextual"/>
         </w:rPr>
       </w:pPr>
-      <w:hyperlink w:anchor="_Toc242290698" w:history="1">
+      <w:hyperlink w:anchor="_Toc242346971" w:history="1">
         <w:r>
           <w:rPr>
             <w:rStyle w:val="Hyperlink"/>
@@ -1457,7 +1457,7 @@
             <w:noProof/>
             <w:webHidden/>
           </w:rPr>
-          <w:instrText xml:space="preserve"> PAGEREF _Toc242290698 \h </w:instrText>
+          <w:instrText xml:space="preserve"> PAGEREF _Toc242346971 \h </w:instrText>
         </w:r>
         <w:r>
           <w:rPr>
@@ -1504,7 +1504,7 @@
           <w14:ligatures w14:val="standardContextual"/>
         </w:rPr>
       </w:pPr>
-      <w:hyperlink w:anchor="_Toc242290699" w:history="1">
+      <w:hyperlink w:anchor="_Toc242346972" w:history="1">
         <w:r>
           <w:rPr>
             <w:rStyle w:val="Hyperlink"/>
@@ -1531,7 +1531,7 @@
             <w:noProof/>
             <w:webHidden/>
           </w:rPr>
-          <w:instrText xml:space="preserve"> PAGEREF _Toc242290699 \h </w:instrText>
+          <w:instrText xml:space="preserve"> PAGEREF _Toc242346972 \h </w:instrText>
         </w:r>
         <w:r>
           <w:rPr>
@@ -1551,7 +1551,7 @@
             <w:noProof/>
             <w:webHidden/>
           </w:rPr>
-          <w:t>8</w:t>
+          <w:t>9</w:t>
         </w:r>
         <w:r>
           <w:rPr>
@@ -1578,7 +1578,7 @@
           <w14:ligatures w14:val="standardContextual"/>
         </w:rPr>
       </w:pPr>
-      <w:hyperlink w:anchor="_Toc242290700" w:history="1">
+      <w:hyperlink w:anchor="_Toc242346973" w:history="1">
         <w:r>
           <w:rPr>
             <w:rStyle w:val="Hyperlink"/>
@@ -1605,7 +1605,7 @@
             <w:noProof/>
             <w:webHidden/>
           </w:rPr>
-          <w:instrText xml:space="preserve"> PAGEREF _Toc242290700 \h </w:instrText>
+          <w:instrText xml:space="preserve"> PAGEREF _Toc242346973 \h </w:instrText>
         </w:r>
         <w:r>
           <w:rPr>
@@ -1652,7 +1652,7 @@
           <w14:ligatures w14:val="standardContextual"/>
         </w:rPr>
       </w:pPr>
-      <w:hyperlink w:anchor="_Toc242290701" w:history="1">
+      <w:hyperlink w:anchor="_Toc242346974" w:history="1">
         <w:r>
           <w:rPr>
             <w:rStyle w:val="Hyperlink"/>
@@ -1679,7 +1679,7 @@
             <w:noProof/>
             <w:webHidden/>
           </w:rPr>
-          <w:instrText xml:space="preserve"> PAGEREF _Toc242290701 \h </w:instrText>
+          <w:instrText xml:space="preserve"> PAGEREF _Toc242346974 \h </w:instrText>
         </w:r>
         <w:r>
           <w:rPr>
@@ -1726,7 +1726,7 @@
           <w14:ligatures w14:val="standardContextual"/>
         </w:rPr>
       </w:pPr>
-      <w:hyperlink w:anchor="_Toc242290702" w:history="1">
+      <w:hyperlink w:anchor="_Toc242346975" w:history="1">
         <w:r>
           <w:rPr>
             <w:rStyle w:val="Hyperlink"/>
@@ -1753,7 +1753,7 @@
             <w:noProof/>
             <w:webHidden/>
           </w:rPr>
-          <w:instrText xml:space="preserve"> PAGEREF _Toc242290702 \h </w:instrText>
+          <w:instrText xml:space="preserve"> PAGEREF _Toc242346975 \h </w:instrText>
         </w:r>
         <w:r>
           <w:rPr>
@@ -1800,7 +1800,7 @@
           <w14:ligatures w14:val="standardContextual"/>
         </w:rPr>
       </w:pPr>
-      <w:hyperlink w:anchor="_Toc242290703" w:history="1">
+      <w:hyperlink w:anchor="_Toc242346976" w:history="1">
         <w:r>
           <w:rPr>
             <w:rStyle w:val="Hyperlink"/>
@@ -1827,7 +1827,7 @@
             <w:noProof/>
             <w:webHidden/>
           </w:rPr>
-          <w:instrText xml:space="preserve"> PAGEREF _Toc242290703 \h </w:instrText>
+          <w:instrText xml:space="preserve"> PAGEREF _Toc242346976 \h </w:instrText>
         </w:r>
         <w:r>
           <w:rPr>
@@ -1847,7 +1847,7 @@
             <w:noProof/>
             <w:webHidden/>
           </w:rPr>
-          <w:t>12</w:t>
+          <w:t>13</w:t>
         </w:r>
         <w:r>
           <w:rPr>
@@ -1874,7 +1874,7 @@
           <w14:ligatures w14:val="standardContextual"/>
         </w:rPr>
       </w:pPr>
-      <w:hyperlink w:anchor="_Toc242290704" w:history="1">
+      <w:hyperlink w:anchor="_Toc242346977" w:history="1">
         <w:r>
           <w:rPr>
             <w:rStyle w:val="Hyperlink"/>
@@ -1901,7 +1901,7 @@
             <w:noProof/>
             <w:webHidden/>
           </w:rPr>
-          <w:instrText xml:space="preserve"> PAGEREF _Toc242290704 \h </w:instrText>
+          <w:instrText xml:space="preserve"> PAGEREF _Toc242346977 \h </w:instrText>
         </w:r>
         <w:r>
           <w:rPr>
@@ -1921,7 +1921,7 @@
             <w:noProof/>
             <w:webHidden/>
           </w:rPr>
-          <w:t>13</w:t>
+          <w:t>14</w:t>
         </w:r>
         <w:r>
           <w:rPr>
@@ -1948,7 +1948,7 @@
           <w14:ligatures w14:val="standardContextual"/>
         </w:rPr>
       </w:pPr>
-      <w:hyperlink w:anchor="_Toc242290705" w:history="1">
+      <w:hyperlink w:anchor="_Toc242346978" w:history="1">
         <w:r>
           <w:rPr>
             <w:rStyle w:val="Hyperlink"/>
@@ -1975,7 +1975,7 @@
             <w:noProof/>
             <w:webHidden/>
           </w:rPr>
-          <w:instrText xml:space="preserve"> PAGEREF _Toc242290705 \h </w:instrText>
+          <w:instrText xml:space="preserve"> PAGEREF _Toc242346978 \h </w:instrText>
         </w:r>
         <w:r>
           <w:rPr>
@@ -1995,7 +1995,7 @@
             <w:noProof/>
             <w:webHidden/>
           </w:rPr>
-          <w:t>14</w:t>
+          <w:t>15</w:t>
         </w:r>
         <w:r>
           <w:rPr>
@@ -2022,7 +2022,7 @@
           <w14:ligatures w14:val="standardContextual"/>
         </w:rPr>
       </w:pPr>
-      <w:hyperlink w:anchor="_Toc242290706" w:history="1">
+      <w:hyperlink w:anchor="_Toc242346979" w:history="1">
         <w:r>
           <w:rPr>
             <w:rStyle w:val="Hyperlink"/>
@@ -2049,7 +2049,7 @@
             <w:noProof/>
             <w:webHidden/>
           </w:rPr>
-          <w:instrText xml:space="preserve"> PAGEREF _Toc242290706 \h </w:instrText>
+          <w:instrText xml:space="preserve"> PAGEREF _Toc242346979 \h </w:instrText>
         </w:r>
         <w:r>
           <w:rPr>
@@ -2069,7 +2069,7 @@
             <w:noProof/>
             <w:webHidden/>
           </w:rPr>
-          <w:t>16</w:t>
+          <w:t>17</w:t>
         </w:r>
         <w:r>
           <w:rPr>
@@ -2096,7 +2096,7 @@
           <w14:ligatures w14:val="standardContextual"/>
         </w:rPr>
       </w:pPr>
-      <w:hyperlink w:anchor="_Toc242290707" w:history="1">
+      <w:hyperlink w:anchor="_Toc242346980" w:history="1">
         <w:r>
           <w:rPr>
             <w:rStyle w:val="Hyperlink"/>
@@ -2123,7 +2123,7 @@
             <w:noProof/>
             <w:webHidden/>
           </w:rPr>
-          <w:instrText xml:space="preserve"> PAGEREF _Toc242290707 \h </w:instrText>
+          <w:instrText xml:space="preserve"> PAGEREF _Toc242346980 \h </w:instrText>
         </w:r>
         <w:r>
           <w:rPr>
@@ -2143,7 +2143,7 @@
             <w:noProof/>
             <w:webHidden/>
           </w:rPr>
-          <w:t>16</w:t>
+          <w:t>17</w:t>
         </w:r>
         <w:r>
           <w:rPr>
@@ -2170,7 +2170,7 @@
           <w14:ligatures w14:val="standardContextual"/>
         </w:rPr>
       </w:pPr>
-      <w:hyperlink w:anchor="_Toc242290708" w:history="1">
+      <w:hyperlink w:anchor="_Toc242346981" w:history="1">
         <w:r>
           <w:rPr>
             <w:rStyle w:val="Hyperlink"/>
@@ -2197,7 +2197,7 @@
             <w:noProof/>
             <w:webHidden/>
           </w:rPr>
-          <w:instrText xml:space="preserve"> PAGEREF _Toc242290708 \h </w:instrText>
+          <w:instrText xml:space="preserve"> PAGEREF _Toc242346981 \h </w:instrText>
         </w:r>
         <w:r>
           <w:rPr>
@@ -2217,7 +2217,7 @@
             <w:noProof/>
             <w:webHidden/>
           </w:rPr>
-          <w:t>16</w:t>
+          <w:t>17</w:t>
         </w:r>
         <w:r>
           <w:rPr>
@@ -2244,7 +2244,7 @@
           <w14:ligatures w14:val="standardContextual"/>
         </w:rPr>
       </w:pPr>
-      <w:hyperlink w:anchor="_Toc242290709" w:history="1">
+      <w:hyperlink w:anchor="_Toc242346982" w:history="1">
         <w:r>
           <w:rPr>
             <w:rStyle w:val="Hyperlink"/>
@@ -2271,7 +2271,7 @@
             <w:noProof/>
             <w:webHidden/>
           </w:rPr>
-          <w:instrText xml:space="preserve"> PAGEREF _Toc242290709 \h </w:instrText>
+          <w:instrText xml:space="preserve"> PAGEREF _Toc242346982 \h </w:instrText>
         </w:r>
         <w:r>
           <w:rPr>
@@ -2291,7 +2291,7 @@
             <w:noProof/>
             <w:webHidden/>
           </w:rPr>
-          <w:t>18</w:t>
+          <w:t>19</w:t>
         </w:r>
         <w:r>
           <w:rPr>
@@ -2318,7 +2318,7 @@
           <w14:ligatures w14:val="standardContextual"/>
         </w:rPr>
       </w:pPr>
-      <w:hyperlink w:anchor="_Toc242290710" w:history="1">
+      <w:hyperlink w:anchor="_Toc242346983" w:history="1">
         <w:r>
           <w:rPr>
             <w:rStyle w:val="Hyperlink"/>
@@ -2345,7 +2345,7 @@
             <w:noProof/>
             <w:webHidden/>
           </w:rPr>
-          <w:instrText xml:space="preserve"> PAGEREF _Toc242290710 \h </w:instrText>
+          <w:instrText xml:space="preserve"> PAGEREF _Toc242346983 \h </w:instrText>
         </w:r>
         <w:r>
           <w:rPr>
@@ -2365,7 +2365,7 @@
             <w:noProof/>
             <w:webHidden/>
           </w:rPr>
-          <w:t>19</w:t>
+          <w:t>21</w:t>
         </w:r>
         <w:r>
           <w:rPr>
@@ -2392,7 +2392,7 @@
           <w14:ligatures w14:val="standardContextual"/>
         </w:rPr>
       </w:pPr>
-      <w:hyperlink w:anchor="_Toc242290711" w:history="1">
+      <w:hyperlink w:anchor="_Toc242346984" w:history="1">
         <w:r>
           <w:rPr>
             <w:rStyle w:val="Hyperlink"/>
@@ -2419,7 +2419,7 @@
             <w:noProof/>
             <w:webHidden/>
           </w:rPr>
-          <w:instrText xml:space="preserve"> PAGEREF _Toc242290711 \h </w:instrText>
+          <w:instrText xml:space="preserve"> PAGEREF _Toc242346984 \h </w:instrText>
         </w:r>
         <w:r>
           <w:rPr>
@@ -2439,7 +2439,7 @@
             <w:noProof/>
             <w:webHidden/>
           </w:rPr>
-          <w:t>21</w:t>
+          <w:t>23</w:t>
         </w:r>
         <w:r>
           <w:rPr>
@@ -2466,7 +2466,7 @@
           <w14:ligatures w14:val="standardContextual"/>
         </w:rPr>
       </w:pPr>
-      <w:hyperlink w:anchor="_Toc242290712" w:history="1">
+      <w:hyperlink w:anchor="_Toc242346985" w:history="1">
         <w:r>
           <w:rPr>
             <w:rStyle w:val="Hyperlink"/>
@@ -2493,7 +2493,7 @@
             <w:noProof/>
             <w:webHidden/>
           </w:rPr>
-          <w:instrText xml:space="preserve"> PAGEREF _Toc242290712 \h </w:instrText>
+          <w:instrText xml:space="preserve"> PAGEREF _Toc242346985 \h </w:instrText>
         </w:r>
         <w:r>
           <w:rPr>
@@ -2513,7 +2513,7 @@
             <w:noProof/>
             <w:webHidden/>
           </w:rPr>
-          <w:t>21</w:t>
+          <w:t>23</w:t>
         </w:r>
         <w:r>
           <w:rPr>
@@ -2540,7 +2540,7 @@
           <w14:ligatures w14:val="standardContextual"/>
         </w:rPr>
       </w:pPr>
-      <w:hyperlink w:anchor="_Toc242290713" w:history="1">
+      <w:hyperlink w:anchor="_Toc242346986" w:history="1">
         <w:r>
           <w:rPr>
             <w:rStyle w:val="Hyperlink"/>
@@ -2567,7 +2567,7 @@
             <w:noProof/>
             <w:webHidden/>
           </w:rPr>
-          <w:instrText xml:space="preserve"> PAGEREF _Toc242290713 \h </w:instrText>
+          <w:instrText xml:space="preserve"> PAGEREF _Toc242346986 \h </w:instrText>
         </w:r>
         <w:r>
           <w:rPr>
@@ -2587,7 +2587,7 @@
             <w:noProof/>
             <w:webHidden/>
           </w:rPr>
-          <w:t>22</w:t>
+          <w:t>24</w:t>
         </w:r>
         <w:r>
           <w:rPr>
@@ -2614,7 +2614,7 @@
           <w14:ligatures w14:val="standardContextual"/>
         </w:rPr>
       </w:pPr>
-      <w:hyperlink w:anchor="_Toc242290714" w:history="1">
+      <w:hyperlink w:anchor="_Toc242346987" w:history="1">
         <w:r>
           <w:rPr>
             <w:rStyle w:val="Hyperlink"/>
@@ -2641,7 +2641,7 @@
             <w:noProof/>
             <w:webHidden/>
           </w:rPr>
-          <w:instrText xml:space="preserve"> PAGEREF _Toc242290714 \h </w:instrText>
+          <w:instrText xml:space="preserve"> PAGEREF _Toc242346987 \h </w:instrText>
         </w:r>
         <w:r>
           <w:rPr>
@@ -2661,7 +2661,7 @@
             <w:noProof/>
             <w:webHidden/>
           </w:rPr>
-          <w:t>23</w:t>
+          <w:t>25</w:t>
         </w:r>
         <w:r>
           <w:rPr>
@@ -2688,7 +2688,7 @@
           <w14:ligatures w14:val="standardContextual"/>
         </w:rPr>
       </w:pPr>
-      <w:hyperlink w:anchor="_Toc242290715" w:history="1">
+      <w:hyperlink w:anchor="_Toc242346988" w:history="1">
         <w:r>
           <w:rPr>
             <w:rStyle w:val="Hyperlink"/>
@@ -2715,7 +2715,7 @@
             <w:noProof/>
             <w:webHidden/>
           </w:rPr>
-          <w:instrText xml:space="preserve"> PAGEREF _Toc242290715 \h </w:instrText>
+          <w:instrText xml:space="preserve"> PAGEREF _Toc242346988 \h </w:instrText>
         </w:r>
         <w:r>
           <w:rPr>
@@ -2735,7 +2735,7 @@
             <w:noProof/>
             <w:webHidden/>
           </w:rPr>
-          <w:t>23</w:t>
+          <w:t>25</w:t>
         </w:r>
         <w:r>
           <w:rPr>
@@ -2762,7 +2762,7 @@
           <w14:ligatures w14:val="standardContextual"/>
         </w:rPr>
       </w:pPr>
-      <w:hyperlink w:anchor="_Toc242290716" w:history="1">
+      <w:hyperlink w:anchor="_Toc242346989" w:history="1">
         <w:r>
           <w:rPr>
             <w:rStyle w:val="Hyperlink"/>
@@ -2789,7 +2789,7 @@
             <w:noProof/>
             <w:webHidden/>
           </w:rPr>
-          <w:instrText xml:space="preserve"> PAGEREF _Toc242290716 \h </w:instrText>
+          <w:instrText xml:space="preserve"> PAGEREF _Toc242346989 \h </w:instrText>
         </w:r>
         <w:r>
           <w:rPr>
@@ -2809,7 +2809,7 @@
             <w:noProof/>
             <w:webHidden/>
           </w:rPr>
-          <w:t>24</w:t>
+          <w:t>26</w:t>
         </w:r>
         <w:r>
           <w:rPr>
@@ -2836,7 +2836,7 @@
           <w14:ligatures w14:val="standardContextual"/>
         </w:rPr>
       </w:pPr>
-      <w:hyperlink w:anchor="_Toc242290717" w:history="1">
+      <w:hyperlink w:anchor="_Toc242346990" w:history="1">
         <w:r>
           <w:rPr>
             <w:rStyle w:val="Hyperlink"/>
@@ -2863,7 +2863,7 @@
             <w:noProof/>
             <w:webHidden/>
           </w:rPr>
-          <w:instrText xml:space="preserve"> PAGEREF _Toc242290717 \h </w:instrText>
+          <w:instrText xml:space="preserve"> PAGEREF _Toc242346990 \h </w:instrText>
         </w:r>
         <w:r>
           <w:rPr>
@@ -2883,7 +2883,7 @@
             <w:noProof/>
             <w:webHidden/>
           </w:rPr>
-          <w:t>25</w:t>
+          <w:t>27</w:t>
         </w:r>
         <w:r>
           <w:rPr>
@@ -2910,7 +2910,7 @@
           <w14:ligatures w14:val="standardContextual"/>
         </w:rPr>
       </w:pPr>
-      <w:hyperlink w:anchor="_Toc242290718" w:history="1">
+      <w:hyperlink w:anchor="_Toc242346991" w:history="1">
         <w:r>
           <w:rPr>
             <w:rStyle w:val="Hyperlink"/>
@@ -2937,7 +2937,7 @@
             <w:noProof/>
             <w:webHidden/>
           </w:rPr>
-          <w:instrText xml:space="preserve"> PAGEREF _Toc242290718 \h </w:instrText>
+          <w:instrText xml:space="preserve"> PAGEREF _Toc242346991 \h </w:instrText>
         </w:r>
         <w:r>
           <w:rPr>
@@ -2957,7 +2957,7 @@
             <w:noProof/>
             <w:webHidden/>
           </w:rPr>
-          <w:t>26</w:t>
+          <w:t>28</w:t>
         </w:r>
         <w:r>
           <w:rPr>
@@ -2984,7 +2984,7 @@
           <w14:ligatures w14:val="standardContextual"/>
         </w:rPr>
       </w:pPr>
-      <w:hyperlink w:anchor="_Toc242290719" w:history="1">
+      <w:hyperlink w:anchor="_Toc242346992" w:history="1">
         <w:r>
           <w:rPr>
             <w:rStyle w:val="Hyperlink"/>
@@ -3011,7 +3011,7 @@
             <w:noProof/>
             <w:webHidden/>
           </w:rPr>
-          <w:instrText xml:space="preserve"> PAGEREF _Toc242290719 \h </w:instrText>
+          <w:instrText xml:space="preserve"> PAGEREF _Toc242346992 \h </w:instrText>
         </w:r>
         <w:r>
           <w:rPr>
@@ -3031,7 +3031,7 @@
             <w:noProof/>
             <w:webHidden/>
           </w:rPr>
-          <w:t>26</w:t>
+          <w:t>28</w:t>
         </w:r>
         <w:r>
           <w:rPr>
@@ -3058,7 +3058,7 @@
           <w14:ligatures w14:val="standardContextual"/>
         </w:rPr>
       </w:pPr>
-      <w:hyperlink w:anchor="_Toc242290720" w:history="1">
+      <w:hyperlink w:anchor="_Toc242346993" w:history="1">
         <w:r>
           <w:rPr>
             <w:rStyle w:val="Hyperlink"/>
@@ -3085,7 +3085,7 @@
             <w:noProof/>
             <w:webHidden/>
           </w:rPr>
-          <w:instrText xml:space="preserve"> PAGEREF _Toc242290720 \h </w:instrText>
+          <w:instrText xml:space="preserve"> PAGEREF _Toc242346993 \h </w:instrText>
         </w:r>
         <w:r>
           <w:rPr>
@@ -3105,7 +3105,7 @@
             <w:noProof/>
             <w:webHidden/>
           </w:rPr>
-          <w:t>27</w:t>
+          <w:t>29</w:t>
         </w:r>
         <w:r>
           <w:rPr>
@@ -3132,7 +3132,7 @@
           <w14:ligatures w14:val="standardContextual"/>
         </w:rPr>
       </w:pPr>
-      <w:hyperlink w:anchor="_Toc242290721" w:history="1">
+      <w:hyperlink w:anchor="_Toc242346994" w:history="1">
         <w:r>
           <w:rPr>
             <w:rStyle w:val="Hyperlink"/>
@@ -3159,7 +3159,7 @@
             <w:noProof/>
             <w:webHidden/>
           </w:rPr>
-          <w:instrText xml:space="preserve"> PAGEREF _Toc242290721 \h </w:instrText>
+          <w:instrText xml:space="preserve"> PAGEREF _Toc242346994 \h </w:instrText>
         </w:r>
         <w:r>
           <w:rPr>
@@ -3179,7 +3179,7 @@
             <w:noProof/>
             <w:webHidden/>
           </w:rPr>
-          <w:t>27</w:t>
+          <w:t>29</w:t>
         </w:r>
         <w:r>
           <w:rPr>
@@ -3206,7 +3206,7 @@
           <w14:ligatures w14:val="standardContextual"/>
         </w:rPr>
       </w:pPr>
-      <w:hyperlink w:anchor="_Toc242290722" w:history="1">
+      <w:hyperlink w:anchor="_Toc242346995" w:history="1">
         <w:r>
           <w:rPr>
             <w:rStyle w:val="Hyperlink"/>
@@ -3233,7 +3233,7 @@
             <w:noProof/>
             <w:webHidden/>
           </w:rPr>
-          <w:instrText xml:space="preserve"> PAGEREF _Toc242290722 \h </w:instrText>
+          <w:instrText xml:space="preserve"> PAGEREF _Toc242346995 \h </w:instrText>
         </w:r>
         <w:r>
           <w:rPr>
@@ -3253,7 +3253,7 @@
             <w:noProof/>
             <w:webHidden/>
           </w:rPr>
-          <w:t>28</w:t>
+          <w:t>30</w:t>
         </w:r>
         <w:r>
           <w:rPr>
@@ -3280,7 +3280,7 @@
           <w14:ligatures w14:val="standardContextual"/>
         </w:rPr>
       </w:pPr>
-      <w:hyperlink w:anchor="_Toc242290723" w:history="1">
+      <w:hyperlink w:anchor="_Toc242346996" w:history="1">
         <w:r>
           <w:rPr>
             <w:rStyle w:val="Hyperlink"/>
@@ -3307,7 +3307,7 @@
             <w:noProof/>
             <w:webHidden/>
           </w:rPr>
-          <w:instrText xml:space="preserve"> PAGEREF _Toc242290723 \h </w:instrText>
+          <w:instrText xml:space="preserve"> PAGEREF _Toc242346996 \h </w:instrText>
         </w:r>
         <w:r>
           <w:rPr>
@@ -3327,7 +3327,7 @@
             <w:noProof/>
             <w:webHidden/>
           </w:rPr>
-          <w:t>29</w:t>
+          <w:t>31</w:t>
         </w:r>
         <w:r>
           <w:rPr>
@@ -3354,7 +3354,7 @@
           <w14:ligatures w14:val="standardContextual"/>
         </w:rPr>
       </w:pPr>
-      <w:hyperlink w:anchor="_Toc242290724" w:history="1">
+      <w:hyperlink w:anchor="_Toc242346997" w:history="1">
         <w:r>
           <w:rPr>
             <w:rStyle w:val="Hyperlink"/>
@@ -3381,7 +3381,7 @@
             <w:noProof/>
             <w:webHidden/>
           </w:rPr>
-          <w:instrText xml:space="preserve"> PAGEREF _Toc242290724 \h </w:instrText>
+          <w:instrText xml:space="preserve"> PAGEREF _Toc242346997 \h </w:instrText>
         </w:r>
         <w:r>
           <w:rPr>
@@ -3401,7 +3401,7 @@
             <w:noProof/>
             <w:webHidden/>
           </w:rPr>
-          <w:t>30</w:t>
+          <w:t>32</w:t>
         </w:r>
         <w:r>
           <w:rPr>
@@ -3428,7 +3428,7 @@
           <w14:ligatures w14:val="standardContextual"/>
         </w:rPr>
       </w:pPr>
-      <w:hyperlink w:anchor="_Toc242290725" w:history="1">
+      <w:hyperlink w:anchor="_Toc242346998" w:history="1">
         <w:r>
           <w:rPr>
             <w:rStyle w:val="Hyperlink"/>
@@ -3455,7 +3455,7 @@
             <w:noProof/>
             <w:webHidden/>
           </w:rPr>
-          <w:instrText xml:space="preserve"> PAGEREF _Toc242290725 \h </w:instrText>
+          <w:instrText xml:space="preserve"> PAGEREF _Toc242346998 \h </w:instrText>
         </w:r>
         <w:r>
           <w:rPr>
@@ -3475,7 +3475,7 @@
             <w:noProof/>
             <w:webHidden/>
           </w:rPr>
-          <w:t>30</w:t>
+          <w:t>32</w:t>
         </w:r>
         <w:r>
           <w:rPr>
@@ -3502,7 +3502,7 @@
           <w14:ligatures w14:val="standardContextual"/>
         </w:rPr>
       </w:pPr>
-      <w:hyperlink w:anchor="_Toc242290726" w:history="1">
+      <w:hyperlink w:anchor="_Toc242346999" w:history="1">
         <w:r>
           <w:rPr>
             <w:rStyle w:val="Hyperlink"/>
@@ -3529,7 +3529,7 @@
             <w:noProof/>
             <w:webHidden/>
           </w:rPr>
-          <w:instrText xml:space="preserve"> PAGEREF _Toc242290726 \h </w:instrText>
+          <w:instrText xml:space="preserve"> PAGEREF _Toc242346999 \h </w:instrText>
         </w:r>
         <w:r>
           <w:rPr>
@@ -3549,7 +3549,7 @@
             <w:noProof/>
             <w:webHidden/>
           </w:rPr>
-          <w:t>31</w:t>
+          <w:t>33</w:t>
         </w:r>
         <w:r>
           <w:rPr>
@@ -3579,7 +3579,7 @@
       <w:pPr>
         <w:pStyle w:val="Heading1"/>
       </w:pPr>
-      <w:bookmarkStart w:id="0" w:name="_Toc242290682"/>
+      <w:bookmarkStart w:id="0" w:name="_Toc242346955"/>
       <w:r>
         <w:lastRenderedPageBreak/>
         <w:t>1. Introducción</w:t>
@@ -3590,7 +3590,7 @@
       <w:pPr>
         <w:pStyle w:val="Heading2"/>
       </w:pPr>
-      <w:bookmarkStart w:id="1" w:name="_Toc242290683"/>
+      <w:bookmarkStart w:id="1" w:name="_Toc242346956"/>
       <w:r>
         <w:t>1.1 Propósito del software</w:t>
       </w:r>
@@ -3608,7 +3608,7 @@
       <w:pPr>
         <w:pStyle w:val="Heading2"/>
       </w:pPr>
-      <w:bookmarkStart w:id="2" w:name="_Toc242290684"/>
+      <w:bookmarkStart w:id="2" w:name="_Toc242346957"/>
       <w:r>
         <w:t>1.2 Contexto general</w:t>
       </w:r>
@@ -3626,7 +3626,7 @@
       <w:pPr>
         <w:pStyle w:val="Heading2"/>
       </w:pPr>
-      <w:bookmarkStart w:id="3" w:name="_Toc242290685"/>
+      <w:bookmarkStart w:id="3" w:name="_Toc242346958"/>
       <w:r>
         <w:t>1.3 Alcance del documento</w:t>
       </w:r>
@@ -3641,7 +3641,7 @@
       <w:pPr>
         <w:pStyle w:val="Heading1"/>
       </w:pPr>
-      <w:bookmarkStart w:id="4" w:name="_Toc242290686"/>
+      <w:bookmarkStart w:id="4" w:name="_Toc242346959"/>
       <w:r>
         <w:t>2. Descripción general del sistema</w:t>
       </w:r>
@@ -3651,7 +3651,7 @@
       <w:pPr>
         <w:pStyle w:val="Heading2"/>
       </w:pPr>
-      <w:bookmarkStart w:id="5" w:name="_Toc242290687"/>
+      <w:bookmarkStart w:id="5" w:name="_Toc242346960"/>
       <w:r>
         <w:t>2.1 Qué necesita el usuario</w:t>
       </w:r>
@@ -3670,7 +3670,7 @@
         <w:pStyle w:val="ListBullet"/>
       </w:pPr>
       <w:r>
-        <w:t>Para el modo texto, los ejemplos y todos los experimentos: nada más. No se requiere micrófono, conexión a internet ni cuentas en servicios externos.</w:t>
+        <w:t>Para el modo texto, los experimentos de texto y nueve de los diez ejemplos: nada más. No se requiere micrófono, conexión a internet ni cuentas en servicios externos.</w:t>
       </w:r>
     </w:p>
     <w:p>
@@ -3678,14 +3678,22 @@
         <w:pStyle w:val="ListBullet"/>
       </w:pPr>
       <w:r>
-        <w:t>Para el modo voz: un micrófono o archivos de audio WAV/FLAC, y conexión a internet solo la primera vez, para descargar el modelo de reconocimiento de voz.</w:t>
+        <w:t>Para la pestaña Voz: el modelo de reconocimiento de voz, que se descarga una sola vez con conexión a internet, y un micrófono o archivos de audio WAV o FLAC (mono o estéreo).</w:t>
       </w:r>
     </w:p>
     <w:p>
       <w:pPr>
+        <w:pStyle w:val="ListBullet"/>
+      </w:pPr>
+      <w:r>
+        <w:t>Para el ejemplo 02 y el experimento 5 (voz con ruido): además del modelo de reconocimiento, el motor de síntesis de voz de Windows (SAPI) con una voz en inglés.</w:t>
+      </w:r>
+    </w:p>
+    <w:p>
+      <w:pPr>
         <w:pStyle w:val="Heading2"/>
       </w:pPr>
-      <w:bookmarkStart w:id="6" w:name="_Toc242290688"/>
+      <w:bookmarkStart w:id="6" w:name="_Toc242346961"/>
       <w:r>
         <w:t>2.2 Qué hace el sistema</w:t>
       </w:r>
@@ -3693,18 +3701,21 @@
     </w:p>
     <w:p>
       <w:r>
-        <w:t xml:space="preserve">El flujo de una orden es: texto o audio → reconocimiento de voz (si hay audio) → distribución de probabilidad sobre las intenciones → señales de incertidumbre (entropía, margen, puntaje OOD, incertidumbre del reconocimiento, efecto del contexto) → probabilidad calibrada de que ejecutar sea correcto → costo esperado de cada decisión → decisión → acción en el escritorio simulado. Antes de </w:t>
+        <w:t xml:space="preserve">El flujo de una orden es: texto o audio → reconocimiento de voz (si hay audio) → distribución de probabilidad sobre las intenciones → señales de incertidumbre (entropía, margen, puntaje OOD, </w:t>
       </w:r>
       <w:r>
         <w:lastRenderedPageBreak/>
-        <w:t>ejecutar se validan los slots (por ejemplo, que un volumen esté entre 0 y 100 o que el destino no sea ambiguo).</w:t>
+        <w:t>incertidumbre del reconocimiento, efecto del contexto) → probabilidad calibrada de que ejecutar sea correcto → costo esperado de cada decisión → decisión → acción en el escritorio simulado. Antes de ejecutar se validan los slots (por ejemplo, que un volumen esté entre 0 y 100 o que el destino no sea ambiguo). Si hay varias opciones, el usuario elige una antes de ejecutar, y una acción con slots ambiguos, faltantes o no válidos nunca se ejecuta. Todas las acciones ocurren en el escritorio simulado: el progra</w:t>
+      </w:r>
+      <w:r>
+        <w:t>ma no actúa sobre el sistema operativo.</w:t>
       </w:r>
     </w:p>
     <w:p>
       <w:pPr>
         <w:pStyle w:val="Heading2"/>
       </w:pPr>
-      <w:bookmarkStart w:id="7" w:name="_Toc242290689"/>
+      <w:bookmarkStart w:id="7" w:name="_Toc242346962"/>
       <w:r>
         <w:t>2.3 Para qué sirve</w:t>
       </w:r>
@@ -3719,7 +3730,7 @@
       <w:pPr>
         <w:pStyle w:val="Heading2"/>
       </w:pPr>
-      <w:bookmarkStart w:id="8" w:name="_Toc242290690"/>
+      <w:bookmarkStart w:id="8" w:name="_Toc242346963"/>
       <w:r>
         <w:t>2.4 Principales capacidades</w:t>
       </w:r>
@@ -3764,7 +3775,7 @@
         <w:t xml:space="preserve">Incertidumbre, OOD y calibración: </w:t>
       </w:r>
       <w:r>
-        <w:t>siete detectores OOD (incluida una fusión aprendida), escalado por temperatura, regresión isotónica, Platt y selección del calibrador por validación cruzada.</w:t>
+        <w:t>siete detectores OOD (incluida una fusión aprendida), escalado por temperatura, regresión isotónica y Platt como métodos comparados, y selección automática del calibrador de P(ejecución correcta) entre tres candidatos por validación cruzada.</w:t>
       </w:r>
     </w:p>
     <w:p>
@@ -3827,7 +3838,7 @@
       <w:pPr>
         <w:pStyle w:val="Heading1"/>
       </w:pPr>
-      <w:bookmarkStart w:id="9" w:name="_Toc242290691"/>
+      <w:bookmarkStart w:id="9" w:name="_Toc242346964"/>
       <w:r>
         <w:t>3. Acceso y requisitos</w:t>
       </w:r>
@@ -3837,7 +3848,7 @@
       <w:pPr>
         <w:pStyle w:val="Heading2"/>
       </w:pPr>
-      <w:bookmarkStart w:id="10" w:name="_Toc242290692"/>
+      <w:bookmarkStart w:id="10" w:name="_Toc242346965"/>
       <w:r>
         <w:t>3.1 Requisitos de software</w:t>
       </w:r>
@@ -3852,7 +3863,7 @@
       <w:pPr>
         <w:pStyle w:val="Heading2"/>
       </w:pPr>
-      <w:bookmarkStart w:id="11" w:name="_Toc242290693"/>
+      <w:bookmarkStart w:id="11" w:name="_Toc242346966"/>
       <w:r>
         <w:t>3.2 Requisitos de hardware</w:t>
       </w:r>
@@ -3860,15 +3871,16 @@
     </w:p>
     <w:p>
       <w:r>
-        <w:t>Las mediciones de este manual se hicieron en un equipo con procesador Intel(R) Core(TM) i5-10300H CPU @ 2.50GHz y 40 GB de RAM. La carpeta de la aplicación ocupa 375 MB y el modelo de reconocimiento de voz descargado ocupa 141 MB. Durante la autoprueba completa (núcleo, diez ejemplos, cinco experimentos reducidos y la interfaz) el proceso usó como máximo 895 MB de memoria. No se midió el funcionamiento en equipos con menos memoria.</w:t>
+        <w:t>Las mediciones de este manual se hicieron en un equipo con procesador Intel(R) Core(TM) i5-10300H CPU @ 2.50GHz y 40 GB de RAM. La carpeta de la aplicación ocupa 379 MB y el modelo de reconocimiento de voz descargado ocupa 141 MB. Durante la autoprueba completa (núcleo, comprobaciones de seguridad, diez ejemplos, siete experimentos reducidos y la interfaz) el proceso usó como máximo 1116 MB de memoria. No se midió el funcionamiento en equipos con menos memoria.</w:t>
       </w:r>
     </w:p>
     <w:p>
       <w:pPr>
         <w:pStyle w:val="Heading2"/>
       </w:pPr>
-      <w:bookmarkStart w:id="12" w:name="_Toc242290694"/>
-      <w:r>
+      <w:bookmarkStart w:id="12" w:name="_Toc242346967"/>
+      <w:r>
+        <w:lastRenderedPageBreak/>
         <w:t>3.3 Instalación y ejecución del programa</w:t>
       </w:r>
       <w:bookmarkEnd w:id="12"/>
@@ -3899,15 +3911,17 @@
     </w:p>
     <w:p>
       <w:r>
-        <w:lastRenderedPageBreak/>
-        <w:t>El programa escribe resultados, modelos y cachés dentro de su propia carpeta. Si esa carpeta no admite escritura, usa Documentos\VoxControlResearch. La opción «VoxControlResearch.exe --selftest» comprueba el núcleo, los diez ejemplos, una corrida reducida de cada experimento de texto y todos los controles de la interfaz, y escribe el informe selftest_report.txt.</w:t>
+        <w:t xml:space="preserve">El programa escribe resultados, modelos, correcciones y cachés dentro de su propia carpeta. Si esa carpeta no admite escritura, usa Documentos\VoxControlResearch. La opción «VoxControlResearch.exe --selftest» escribe el informe selftest_report.txt. Comprueba el núcleo y las condiciones de seguridad del escritorio simulado (un destino ambiguo no se ejecuta sin elegirlo, solo cambia la aplicación elegida, una acción de riesgo alto se confirma y un slot sin resolver nunca se ejecuta), los diez ejemplos (el 02 </w:t>
+      </w:r>
+      <w:r>
+        <w:t>con voz sintética y reconocimiento de voz reales), la lectura de archivos WAV y FLAC mono y estéreo, una corrida reducida de cada tipo de experimento de texto (main, ambiguity, asr_text_noise, incremental, combined_shift, personalization y ablation) y cada pestaña, botón, idioma y paso del tutorial. No ejecuta el experimento de audio E5, y en la parte de la interfaz la pestaña Voz usa un reconocedor simulado, de modo que comprueba los controles y no el reconocimiento.</w:t>
       </w:r>
     </w:p>
     <w:p>
       <w:pPr>
         <w:pStyle w:val="Heading2"/>
       </w:pPr>
-      <w:bookmarkStart w:id="13" w:name="_Toc242290695"/>
+      <w:bookmarkStart w:id="13" w:name="_Toc242346968"/>
       <w:r>
         <w:t>3.4 Modelo de reconocimiento de voz</w:t>
       </w:r>
@@ -3915,14 +3929,17 @@
     </w:p>
     <w:p>
       <w:r>
-        <w:t>La pestaña Voz y el ejemplo 02 usan el reconocedor local faster-whisper. El modelo elegido (tiny, base o small) se descarga una sola vez a la carpeta cache\models de la aplicación. Si no hay conexión o el modelo no está disponible, el programa muestra «Modelo de reconocimiento no disponible» con instrucciones, y el resto de funciones sigue operando en modo texto.</w:t>
+        <w:t>La pestaña Voz y el ejemplo 02 usan el reconocedor local faster-whisper. El modelo elegido (tiny, base o small) se descarga una sola vez a la carpeta cache\models de la aplicación. Si no hay conexión o el modelo no está disponible, el programa muestra «Modelo de reconocimiento no disponible» con instrucciones, y el resto de funciones sigue operando en modo texto. El ejemplo 02 y el experimento 5 sintetizan voz con el motor SAPI de Windows. Sin una voz en inglés instalada, el ejemplo 02 informa que no pudo e</w:t>
+      </w:r>
+      <w:r>
+        <w:t>jecutarse.</w:t>
       </w:r>
     </w:p>
     <w:p>
       <w:pPr>
         <w:pStyle w:val="Heading1"/>
       </w:pPr>
-      <w:bookmarkStart w:id="14" w:name="_Toc242290696"/>
+      <w:bookmarkStart w:id="14" w:name="_Toc242346969"/>
       <w:r>
         <w:t>4. Interfaz gráfica</w:t>
       </w:r>
@@ -3932,7 +3949,7 @@
       <w:pPr>
         <w:pStyle w:val="Heading2"/>
       </w:pPr>
-      <w:bookmarkStart w:id="15" w:name="_Toc242290697"/>
+      <w:bookmarkStart w:id="15" w:name="_Toc242346970"/>
       <w:r>
         <w:t>4.1 Ventana principal</w:t>
       </w:r>
@@ -3952,8 +3969,9 @@
         <w:rPr>
           <w:noProof/>
         </w:rPr>
+        <w:lastRenderedPageBreak/>
         <w:drawing>
-          <wp:inline distT="0" distB="0" distL="0" distR="0" wp14:anchorId="733B3A48" wp14:editId="4237E20E">
+          <wp:inline distT="0" distB="0" distL="0" distR="0" wp14:anchorId="6B7BED01" wp14:editId="0C402B30">
             <wp:extent cx="5580000" cy="3833299"/>
             <wp:effectExtent l="0" t="0" r="0" b="0"/>
             <wp:docPr id="1" name="Picture 1"/>
@@ -4009,9 +4027,8 @@
       <w:pPr>
         <w:pStyle w:val="Heading2"/>
       </w:pPr>
-      <w:bookmarkStart w:id="16" w:name="_Toc242290698"/>
-      <w:r>
-        <w:lastRenderedPageBreak/>
+      <w:bookmarkStart w:id="16" w:name="_Toc242346971"/>
+      <w:r>
         <w:t>4.2 Pestaña Inicio y menú de ejemplos</w:t>
       </w:r>
       <w:bookmarkEnd w:id="16"/>
@@ -4030,8 +4047,9 @@
         <w:rPr>
           <w:noProof/>
         </w:rPr>
+        <w:lastRenderedPageBreak/>
         <w:drawing>
-          <wp:inline distT="0" distB="0" distL="0" distR="0" wp14:anchorId="74E7FD56" wp14:editId="02EECCAC">
+          <wp:inline distT="0" distB="0" distL="0" distR="0" wp14:anchorId="14C5929A" wp14:editId="7A95E054">
             <wp:extent cx="5580000" cy="3833299"/>
             <wp:effectExtent l="0" t="0" r="0" b="0"/>
             <wp:docPr id="2" name="Picture 2"/>
@@ -4092,7 +4110,6 @@
         <w:rPr>
           <w:b/>
         </w:rPr>
-        <w:lastRenderedPageBreak/>
         <w:t xml:space="preserve">Tabla 1. </w:t>
       </w:r>
       <w:r>
@@ -4586,8 +4603,9 @@
       <w:pPr>
         <w:pStyle w:val="Heading2"/>
       </w:pPr>
-      <w:bookmarkStart w:id="17" w:name="_Toc242290699"/>
-      <w:r>
+      <w:bookmarkStart w:id="17" w:name="_Toc242346972"/>
+      <w:r>
+        <w:lastRenderedPageBreak/>
         <w:t>4.3 Pestaña Probar orden</w:t>
       </w:r>
       <w:bookmarkEnd w:id="17"/>
@@ -4597,7 +4615,12 @@
         <w:t>Permite escribir una orden, elegir el usuario y, opcionalmente, la aplicación activa. Muestra la intención, los slots y su estado, la confianza bruta p_max, la probabilidad calibrada de acierto, la probabilidad de pertenecer al dominio, el puntaje OOD z, el riesgo de la acción, la decisión y las opciones cuando se pide confirmación. La tabla «Factores reales de la decisión» lista los valores que produjeron la decisión, incluidos los costos esperados de ejecutar, confirmar y rechazar, en unidades de costo [u</w:t>
       </w:r>
       <w:r>
-        <w:t>]. A la derecha se confirma y ejecuta la acción en el sandbox, se corrige la intención y se observa el estado simulado.</w:t>
+        <w:t>]. A la derecha se elige la opción a ejecutar cuando hay varias, se confirma y ejecuta la acción en el sandbox, se corrige la intención y se observa el estado simulado.</w:t>
+      </w:r>
+    </w:p>
+    <w:p>
+      <w:r>
+        <w:t>La aplicación activa elegida se usa para resolver referencias como «ciérralo». Solo cambia la predicción de la intención cuando el prior de contexto está activado en la pestaña Configuración (casilla «Usar el contexto»). En ese caso el factor «efecto del contexto» de la tabla muestra cuánto cambió la distribución.</w:t>
       </w:r>
     </w:p>
     <w:p>
@@ -4609,9 +4632,8 @@
         <w:rPr>
           <w:noProof/>
         </w:rPr>
-        <w:lastRenderedPageBreak/>
         <w:drawing>
-          <wp:inline distT="0" distB="0" distL="0" distR="0" wp14:anchorId="1E2EA2DA" wp14:editId="7E2A39CB">
+          <wp:inline distT="0" distB="0" distL="0" distR="0" wp14:anchorId="62CBF42B" wp14:editId="456306FD">
             <wp:extent cx="5580000" cy="3833299"/>
             <wp:effectExtent l="0" t="0" r="0" b="0"/>
             <wp:docPr id="3" name="Picture 3"/>
@@ -4667,7 +4689,7 @@
       <w:pPr>
         <w:pStyle w:val="Heading2"/>
       </w:pPr>
-      <w:bookmarkStart w:id="18" w:name="_Toc242290700"/>
+      <w:bookmarkStart w:id="18" w:name="_Toc242346973"/>
       <w:r>
         <w:t>4.4 Pestaña Voz</w:t>
       </w:r>
@@ -4675,7 +4697,7 @@
     </w:p>
     <w:p>
       <w:r>
-        <w:t>Permite grabar desde el micrófono una orden de duración t [s] o abrir un archivo WAV/FLAC, elegir el modelo de reconocimiento y el idioma del comando. Se muestran la transcripción, la incertidumbre del reconocimiento U_ASR, la intención, la probabilidad calibrada y la decisión.</w:t>
+        <w:t>Permite grabar desde el micrófono una orden de duración t [s] o abrir un archivo WAV o FLAC, mono o estéreo (los canales se promedian y la señal se lleva a 16 kHz), elegir el modelo de reconocimiento y el idioma del comando. Se muestran la transcripción, la incertidumbre del reconocimiento U_ASR, la intención, la probabilidad calibrada y la decisión.</w:t>
       </w:r>
     </w:p>
     <w:p>
@@ -4689,7 +4711,7 @@
         </w:rPr>
         <w:lastRenderedPageBreak/>
         <w:drawing>
-          <wp:inline distT="0" distB="0" distL="0" distR="0" wp14:anchorId="34F82538" wp14:editId="2EB8B494">
+          <wp:inline distT="0" distB="0" distL="0" distR="0" wp14:anchorId="030FEAEF" wp14:editId="14B49032">
             <wp:extent cx="5580000" cy="3833299"/>
             <wp:effectExtent l="0" t="0" r="0" b="0"/>
             <wp:docPr id="4" name="Picture 4"/>
@@ -4745,7 +4767,7 @@
       <w:pPr>
         <w:pStyle w:val="Heading2"/>
       </w:pPr>
-      <w:bookmarkStart w:id="19" w:name="_Toc242290701"/>
+      <w:bookmarkStart w:id="19" w:name="_Toc242346974"/>
       <w:r>
         <w:t>4.5 Pestaña Adaptación</w:t>
       </w:r>
@@ -4753,7 +4775,7 @@
     </w:p>
     <w:p>
       <w:r>
-        <w:t>Lista las correcciones guardadas en la memoria de cada usuario (transcripción, intención predicha, intención correcta e incertidumbre) y permite exportarlas a CSV.</w:t>
+        <w:t>Lista las correcciones guardadas en la memoria de cada usuario (transcripción, intención predicha, intención correcta e incertidumbre) y permite exportarlas a CSV. Cada corrección se guarda en el momento en el archivo models\corrections.json, de modo que se conserva al cerrar el programa y al reentrenar el modelo. «Borrar todas las correcciones…» las elimina, previa confirmación.</w:t>
       </w:r>
     </w:p>
     <w:p>
@@ -4767,7 +4789,7 @@
         </w:rPr>
         <w:lastRenderedPageBreak/>
         <w:drawing>
-          <wp:inline distT="0" distB="0" distL="0" distR="0" wp14:anchorId="7EF4666E" wp14:editId="010A93E8">
+          <wp:inline distT="0" distB="0" distL="0" distR="0" wp14:anchorId="6E0C7893" wp14:editId="6F7A88E6">
             <wp:extent cx="5580000" cy="3833299"/>
             <wp:effectExtent l="0" t="0" r="0" b="0"/>
             <wp:docPr id="5" name="Picture 5"/>
@@ -4823,7 +4845,7 @@
       <w:pPr>
         <w:pStyle w:val="Heading2"/>
       </w:pPr>
-      <w:bookmarkStart w:id="20" w:name="_Toc242290702"/>
+      <w:bookmarkStart w:id="20" w:name="_Toc242346975"/>
       <w:r>
         <w:t>4.6 Pestaña Experimentos</w:t>
       </w:r>
@@ -4831,7 +4853,10 @@
     </w:p>
     <w:p>
       <w:r>
-        <w:t>Permite elegir un archivo de configuración, editar las semillas y ejecutar el experimento. El registro muestra el avance por semilla y el identificador EXP-AAAA-NNNNNN de la corrida.</w:t>
+        <w:t>Permite elegir un archivo de configuración y ejecutar el experimento. Al elegir el archivo, el campo «Semillas» se llena con las semillas del archivo y al lado se indica cuántas corridas se ejecutarán. Las semillas pueden editarse, por ejemplo para una prueba rápida con una sola. Cada experimento usa únicamente los parámetros de su archivo YAML (costos, predictor, calibrador, detector, umbrales y semillas). La pestaña Configuración no lo modifica. El registro muestra las semillas usadas, el avance por semil</w:t>
+      </w:r>
+      <w:r>
+        <w:t>la y el identificador EXP-AAAA-NNNNNN de la corrida, y advierte cuando se ejecuta con una sola semilla.</w:t>
       </w:r>
     </w:p>
     <w:p>
@@ -4845,7 +4870,7 @@
         </w:rPr>
         <w:lastRenderedPageBreak/>
         <w:drawing>
-          <wp:inline distT="0" distB="0" distL="0" distR="0" wp14:anchorId="0DD8EE32" wp14:editId="5636AF82">
+          <wp:inline distT="0" distB="0" distL="0" distR="0" wp14:anchorId="4AE2D62A" wp14:editId="7B3EF7C6">
             <wp:extent cx="5580000" cy="3833299"/>
             <wp:effectExtent l="0" t="0" r="0" b="0"/>
             <wp:docPr id="6" name="Picture 6"/>
@@ -4856,7 +4881,7 @@
               <a:graphicData uri="http://schemas.openxmlformats.org/drawingml/2006/picture">
                 <pic:pic xmlns:pic="http://schemas.openxmlformats.org/drawingml/2006/picture">
                   <pic:nvPicPr>
-                    <pic:cNvPr id="0" name="12_experimento_ejecutado.png"/>
+                    <pic:cNvPr id="0" name="12a_semillas_del_archivo.png"/>
                     <pic:cNvPicPr/>
                   </pic:nvPicPr>
                   <pic:blipFill>
@@ -4894,22 +4919,7 @@
         <w:t xml:space="preserve">Figura 6. </w:t>
       </w:r>
       <w:r>
-        <w:t>Experimento ejecutado desde la interfaz.</w:t>
-      </w:r>
-    </w:p>
-    <w:p>
-      <w:pPr>
-        <w:pStyle w:val="Heading2"/>
-      </w:pPr>
-      <w:bookmarkStart w:id="21" w:name="_Toc242290703"/>
-      <w:r>
-        <w:t>4.7 Pestaña Resultados</w:t>
-      </w:r>
-      <w:bookmarkEnd w:id="21"/>
-    </w:p>
-    <w:p>
-      <w:r>
-        <w:t>Permite elegir un experimento, una tabla (los resúmenes summary_* contienen media, desviación estándar, mediana, cuartiles e intervalo de confianza del 95 %) y una figura, que se muestra en el idioma de la interfaz. Los botones permiten actualizar la lista, abrir la carpeta y exportar el experimento en ZIP.</w:t>
+        <w:t>Al elegir exp_main.yaml se cargan sus diez semillas.</w:t>
       </w:r>
     </w:p>
     <w:p>
@@ -4923,7 +4933,7 @@
         </w:rPr>
         <w:lastRenderedPageBreak/>
         <w:drawing>
-          <wp:inline distT="0" distB="0" distL="0" distR="0" wp14:anchorId="0AF7EE2D" wp14:editId="6478EB58">
+          <wp:inline distT="0" distB="0" distL="0" distR="0" wp14:anchorId="39B46410" wp14:editId="586F7A79">
             <wp:extent cx="5580000" cy="3833299"/>
             <wp:effectExtent l="0" t="0" r="0" b="0"/>
             <wp:docPr id="7" name="Picture 7"/>
@@ -4934,7 +4944,7 @@
               <a:graphicData uri="http://schemas.openxmlformats.org/drawingml/2006/picture">
                 <pic:pic xmlns:pic="http://schemas.openxmlformats.org/drawingml/2006/picture">
                   <pic:nvPicPr>
-                    <pic:cNvPr id="0" name="13_resultados_tabla_figura.png"/>
+                    <pic:cNvPr id="0" name="12_experimento_ejecutado.png"/>
                     <pic:cNvPicPr/>
                   </pic:nvPicPr>
                   <pic:blipFill>
@@ -4972,22 +4982,22 @@
         <w:t xml:space="preserve">Figura 7. </w:t>
       </w:r>
       <w:r>
-        <w:t>Resultados: tabla resumen y figura del compromiso entre ejecuciones incorrectas e intervención.</w:t>
+        <w:t>Corrida rápida con una sola semilla y su aviso.</w:t>
       </w:r>
     </w:p>
     <w:p>
       <w:pPr>
         <w:pStyle w:val="Heading2"/>
       </w:pPr>
-      <w:bookmarkStart w:id="22" w:name="_Toc242290704"/>
-      <w:r>
-        <w:t>4.8 Pestaña Configuración</w:t>
-      </w:r>
-      <w:bookmarkEnd w:id="22"/>
+      <w:bookmarkStart w:id="21" w:name="_Toc242346976"/>
+      <w:r>
+        <w:t>4.7 Pestaña Resultados</w:t>
+      </w:r>
+      <w:bookmarkEnd w:id="21"/>
     </w:p>
     <w:p>
       <w:r>
-        <w:t>Contiene los parámetros con nombre, símbolo y unidad: costos de error por nivel de riesgo C_err [u], costo de confirmar C_confirm [u], costo de rechazar C_reject [u], semilla s, predictor, calibrador, detector OOD, umbral de memoria τ_mem y umbral fijo τ de la baseline B3. Al cambiar los costos se actualiza el umbral mínimo de ejecución directa p* para cada nivel de riesgo. «Aplicar y reentrenar» genera un modelo nuevo.</w:t>
+        <w:t>Permite elegir un experimento, una tabla (los resúmenes summary_* contienen media, desviación estándar, mediana, cuartiles e intervalo de confianza del 95 %) y una figura, que se muestra en el idioma de la interfaz. Los botones permiten actualizar la lista, abrir la carpeta y exportar el experimento en ZIP. Con una sola semilla la desviación estándar y el intervalo de confianza no son estimables: la tabla muestra NA y el archivo CSV deja la celda vacía.</w:t>
       </w:r>
     </w:p>
     <w:p>
@@ -5001,7 +5011,7 @@
         </w:rPr>
         <w:lastRenderedPageBreak/>
         <w:drawing>
-          <wp:inline distT="0" distB="0" distL="0" distR="0" wp14:anchorId="0DE97540" wp14:editId="5043C967">
+          <wp:inline distT="0" distB="0" distL="0" distR="0" wp14:anchorId="47BA6ACB" wp14:editId="559FCABB">
             <wp:extent cx="5580000" cy="3833299"/>
             <wp:effectExtent l="0" t="0" r="0" b="0"/>
             <wp:docPr id="8" name="Picture 8"/>
@@ -5012,7 +5022,7 @@
               <a:graphicData uri="http://schemas.openxmlformats.org/drawingml/2006/picture">
                 <pic:pic xmlns:pic="http://schemas.openxmlformats.org/drawingml/2006/picture">
                   <pic:nvPicPr>
-                    <pic:cNvPr id="0" name="15_configuracion_parametros.png"/>
+                    <pic:cNvPr id="0" name="13_resultados_tabla_figura.png"/>
                     <pic:cNvPicPr/>
                   </pic:nvPicPr>
                   <pic:blipFill>
@@ -5050,25 +5060,30 @@
         <w:t xml:space="preserve">Figura 8. </w:t>
       </w:r>
       <w:r>
-        <w:t>Parámetros de decisión y del modelo.</w:t>
+        <w:t>Resultados: tabla resumen y figura del compromiso entre ejecuciones incorrectas e intervención.</w:t>
       </w:r>
     </w:p>
     <w:p>
       <w:pPr>
         <w:pStyle w:val="Heading2"/>
       </w:pPr>
-      <w:bookmarkStart w:id="23" w:name="_Toc242290705"/>
-      <w:r>
-        <w:t>4.9 Tutorial interactivo e idioma</w:t>
-      </w:r>
-      <w:bookmarkEnd w:id="23"/>
+      <w:bookmarkStart w:id="22" w:name="_Toc242346977"/>
+      <w:r>
+        <w:t>4.8 Pestaña Configuración</w:t>
+      </w:r>
+      <w:bookmarkEnd w:id="22"/>
     </w:p>
     <w:p>
       <w:r>
-        <w:t xml:space="preserve">El botón Tutorial abre una guía de diez pasos que recorre un experimento completo: entrenar el modelo, analizar una orden clara, un destino ambiguo y una petición fuera de dominio, revisar el riesgo, corregir al sistema, ejecutar un experimento, leer los resultados y exportarlos. Cada paso puede hacerlo el usuario o el botón «Hacerlo por mí». El paso se marca como completado automáticamente. El botón ES | EN cambia el idioma de toda la interfaz, de los resultados de los ejemplos y de las figuras sin perder </w:t>
-      </w:r>
-      <w:r>
-        <w:t>la configuración.</w:t>
+        <w:t>Contiene los parámetros del modelo interactivo con nombre, símbolo y unidad: costos de error por nivel de riesgo C_err [u], costo de confirmar C_confirm [u], costo de rechazar C_reject [u], semilla s, predictor, calibrador, detector OOD, umbral de memoria τ_mem y la casilla «Usar el contexto». Al cambiar los costos se actualiza el umbral mínimo de ejecución directa p* para cada nivel de riesgo. «Aplicar y reentrenar» genera un modelo nuevo y conserva las correcciones guardadas. Estos parámetros solo afectan</w:t>
+      </w:r>
+      <w:r>
+        <w:t xml:space="preserve"> a las pestañas Probar orden y Voz. Los experimentos toman sus parámetros, incluido el umbral fijo τ de B3, de su archivo YAML.</w:t>
+      </w:r>
+    </w:p>
+    <w:p>
+      <w:r>
+        <w:t>La casilla «Confirmar siempre acciones de riesgo alto» está activada por defecto y se aplica en el escritorio simulado: con ella, cerrar una aplicación, enviar un mensaje o borrar un archivo nunca se ejecuta sin confirmación explícita.</w:t>
       </w:r>
     </w:p>
     <w:p>
@@ -5082,7 +5097,7 @@
         </w:rPr>
         <w:lastRenderedPageBreak/>
         <w:drawing>
-          <wp:inline distT="0" distB="0" distL="0" distR="0" wp14:anchorId="53925440" wp14:editId="2FB7014E">
+          <wp:inline distT="0" distB="0" distL="0" distR="0" wp14:anchorId="6E3151BB" wp14:editId="75195F0D">
             <wp:extent cx="5580000" cy="3833299"/>
             <wp:effectExtent l="0" t="0" r="0" b="0"/>
             <wp:docPr id="9" name="Picture 9"/>
@@ -5093,7 +5108,7 @@
               <a:graphicData uri="http://schemas.openxmlformats.org/drawingml/2006/picture">
                 <pic:pic xmlns:pic="http://schemas.openxmlformats.org/drawingml/2006/picture">
                   <pic:nvPicPr>
-                    <pic:cNvPr id="0" name="16_tutorial_interactivo.png"/>
+                    <pic:cNvPr id="0" name="15_configuracion_parametros.png"/>
                     <pic:cNvPicPr/>
                   </pic:nvPicPr>
                   <pic:blipFill>
@@ -5131,7 +5146,25 @@
         <w:t xml:space="preserve">Figura 9. </w:t>
       </w:r>
       <w:r>
-        <w:t>Tutorial interactivo sobre la ventana principal.</w:t>
+        <w:t>Parámetros de decisión y del modelo.</w:t>
+      </w:r>
+    </w:p>
+    <w:p>
+      <w:pPr>
+        <w:pStyle w:val="Heading2"/>
+      </w:pPr>
+      <w:bookmarkStart w:id="23" w:name="_Toc242346978"/>
+      <w:r>
+        <w:t>4.9 Tutorial interactivo e idioma</w:t>
+      </w:r>
+      <w:bookmarkEnd w:id="23"/>
+    </w:p>
+    <w:p>
+      <w:r>
+        <w:t xml:space="preserve">El botón Tutorial abre una guía de diez pasos que recorre un experimento completo: entrenar el modelo, analizar una orden clara, un destino ambiguo y una petición fuera de dominio, revisar el riesgo, corregir al sistema, ejecutar un experimento, leer los resultados y exportarlos. Cada paso puede hacerlo el usuario o el botón «Hacerlo por mí». El paso se marca como completado automáticamente. El botón ES | EN cambia el idioma de toda la interfaz, de los resultados de los ejemplos y de las figuras sin perder </w:t>
+      </w:r>
+      <w:r>
+        <w:t>la configuración.</w:t>
       </w:r>
     </w:p>
     <w:p>
@@ -5145,7 +5178,7 @@
         </w:rPr>
         <w:lastRenderedPageBreak/>
         <w:drawing>
-          <wp:inline distT="0" distB="0" distL="0" distR="0" wp14:anchorId="1AB9CFF3" wp14:editId="656B631C">
+          <wp:inline distT="0" distB="0" distL="0" distR="0" wp14:anchorId="69607A1E" wp14:editId="3539CF9A">
             <wp:extent cx="5580000" cy="3833299"/>
             <wp:effectExtent l="0" t="0" r="0" b="0"/>
             <wp:docPr id="10" name="Picture 10"/>
@@ -5156,7 +5189,7 @@
               <a:graphicData uri="http://schemas.openxmlformats.org/drawingml/2006/picture">
                 <pic:pic xmlns:pic="http://schemas.openxmlformats.org/drawingml/2006/picture">
                   <pic:nvPicPr>
-                    <pic:cNvPr id="0" name="17_interfaz_en_ingles.png"/>
+                    <pic:cNvPr id="0" name="16_tutorial_interactivo.png"/>
                     <pic:cNvPicPr/>
                   </pic:nvPicPr>
                   <pic:blipFill>
@@ -5194,103 +5227,7 @@
         <w:t xml:space="preserve">Figura 10. </w:t>
       </w:r>
       <w:r>
-        <w:t>La misma pestaña en inglés.</w:t>
-      </w:r>
-    </w:p>
-    <w:p>
-      <w:pPr>
-        <w:pStyle w:val="Heading1"/>
-      </w:pPr>
-      <w:bookmarkStart w:id="24" w:name="_Toc242290706"/>
-      <w:r>
-        <w:t>5. Uso básico</w:t>
-      </w:r>
-      <w:bookmarkEnd w:id="24"/>
-    </w:p>
-    <w:p>
-      <w:pPr>
-        <w:pStyle w:val="Heading2"/>
-      </w:pPr>
-      <w:bookmarkStart w:id="25" w:name="_Toc242290707"/>
-      <w:r>
-        <w:t>5.1 Entrenar o cargar el modelo</w:t>
-      </w:r>
-      <w:bookmarkEnd w:id="25"/>
-    </w:p>
-    <w:p>
-      <w:r>
-        <w:t>En Inicio pulse «Entrenar modelo». Se genera el corpus sintético reproducible, se entrena el predictor, se ajusta la calibración con un conjunto separado y se seleccionan el detector OOD y el calibrador. La barra superior muestra el resultado. Con «Guardar modelo» se conserva un modelo para otra sesión.</w:t>
-      </w:r>
-    </w:p>
-    <w:p>
-      <w:pPr>
-        <w:pStyle w:val="Heading2"/>
-      </w:pPr>
-      <w:bookmarkStart w:id="26" w:name="_Toc242290708"/>
-      <w:r>
-        <w:t>5.2 Analizar una orden y leer la decisión</w:t>
-      </w:r>
-      <w:bookmarkEnd w:id="26"/>
-    </w:p>
-    <w:p>
-      <w:r>
-        <w:t>Escriba la orden en «Probar orden» y pulse Analizar o Enter. Interprete los resultados así:</w:t>
-      </w:r>
-    </w:p>
-    <w:p>
-      <w:pPr>
-        <w:pStyle w:val="ListBullet"/>
-      </w:pPr>
-      <w:r>
-        <w:rPr>
-          <w:b/>
-        </w:rPr>
-        <w:t xml:space="preserve">Confianza bruta p_max: </w:t>
-      </w:r>
-      <w:r>
-        <w:t>probabilidad de la intención más probable según el clasificador, sin calibrar.</w:t>
-      </w:r>
-    </w:p>
-    <w:p>
-      <w:pPr>
-        <w:pStyle w:val="ListBullet"/>
-      </w:pPr>
-      <w:r>
-        <w:rPr>
-          <w:b/>
-        </w:rPr>
-        <w:t xml:space="preserve">P(correcta) calibrada: </w:t>
-      </w:r>
-      <w:r>
-        <w:t>estimación de la probabilidad de que ejecutar la intención sea correcto, incluyendo la posibilidad de que la petición esté fuera de dominio.</w:t>
-      </w:r>
-    </w:p>
-    <w:p>
-      <w:pPr>
-        <w:pStyle w:val="ListBullet"/>
-      </w:pPr>
-      <w:r>
-        <w:rPr>
-          <w:b/>
-        </w:rPr>
-        <w:t xml:space="preserve">P(dentro del dominio) y puntaje OOD z: </w:t>
-      </w:r>
-      <w:r>
-        <w:t>un z alto (por encima de 0) indica una frase poco parecida a lo conocido. P(dentro del dominio) baja en ese caso.</w:t>
-      </w:r>
-    </w:p>
-    <w:p>
-      <w:pPr>
-        <w:pStyle w:val="ListBullet"/>
-      </w:pPr>
-      <w:r>
-        <w:rPr>
-          <w:b/>
-        </w:rPr>
-        <w:t xml:space="preserve">Riesgo y costos esperados: </w:t>
-      </w:r>
-      <w:r>
-        <w:t>la decisión es la de menor costo esperado. Una acción de riesgo alto exige más certeza para ejecutarse directamente.</w:t>
+        <w:t>Tutorial interactivo sobre la ventana principal.</w:t>
       </w:r>
     </w:p>
     <w:p>
@@ -5304,7 +5241,7 @@
         </w:rPr>
         <w:lastRenderedPageBreak/>
         <w:drawing>
-          <wp:inline distT="0" distB="0" distL="0" distR="0" wp14:anchorId="63C60E19" wp14:editId="4017C89F">
+          <wp:inline distT="0" distB="0" distL="0" distR="0" wp14:anchorId="05DE26B5" wp14:editId="367FA67A">
             <wp:extent cx="5580000" cy="3833299"/>
             <wp:effectExtent l="0" t="0" r="0" b="0"/>
             <wp:docPr id="11" name="Picture 11"/>
@@ -5315,7 +5252,7 @@
               <a:graphicData uri="http://schemas.openxmlformats.org/drawingml/2006/picture">
                 <pic:pic xmlns:pic="http://schemas.openxmlformats.org/drawingml/2006/picture">
                   <pic:nvPicPr>
-                    <pic:cNvPr id="0" name="05_destino_ambiguo_confirmar.png"/>
+                    <pic:cNvPr id="0" name="17_interfaz_en_ingles.png"/>
                     <pic:cNvPicPr/>
                   </pic:nvPicPr>
                   <pic:blipFill>
@@ -5353,7 +5290,106 @@
         <w:t xml:space="preserve">Figura 11. </w:t>
       </w:r>
       <w:r>
-        <w:t>Destino ambiguo: «cierra el chat» se confirma con las opciones WhatsApp y Teams.</w:t>
+        <w:t>La misma pestaña en inglés.</w:t>
+      </w:r>
+    </w:p>
+    <w:p>
+      <w:pPr>
+        <w:pStyle w:val="Heading1"/>
+      </w:pPr>
+      <w:bookmarkStart w:id="24" w:name="_Toc242346979"/>
+      <w:r>
+        <w:t>5. Uso básico</w:t>
+      </w:r>
+      <w:bookmarkEnd w:id="24"/>
+    </w:p>
+    <w:p>
+      <w:pPr>
+        <w:pStyle w:val="Heading2"/>
+      </w:pPr>
+      <w:bookmarkStart w:id="25" w:name="_Toc242346980"/>
+      <w:r>
+        <w:t>5.1 Entrenar o cargar el modelo</w:t>
+      </w:r>
+      <w:bookmarkEnd w:id="25"/>
+    </w:p>
+    <w:p>
+      <w:r>
+        <w:t>En Inicio pulse «Entrenar modelo». Se genera el corpus sintético reproducible, se entrena el predictor, se ajusta la calibración con un conjunto separado y se seleccionan el detector OOD y el calibrador. La barra superior muestra el resultado. Con «Guardar modelo» se conserva un modelo para otra sesión. Antes de abrir un archivo con «Cargar modelo» el programa advierte que solo deben cargarse modelos creados por el propio usuario: un archivo de modelo (.pkl) de origen desconocido puede ejecutar código en el</w:t>
+      </w:r>
+      <w:r>
+        <w:t xml:space="preserve"> equipo.</w:t>
+      </w:r>
+    </w:p>
+    <w:p>
+      <w:pPr>
+        <w:pStyle w:val="Heading2"/>
+      </w:pPr>
+      <w:bookmarkStart w:id="26" w:name="_Toc242346981"/>
+      <w:r>
+        <w:t>5.2 Analizar una orden y leer la decisión</w:t>
+      </w:r>
+      <w:bookmarkEnd w:id="26"/>
+    </w:p>
+    <w:p>
+      <w:r>
+        <w:t>Escriba la orden en «Probar orden» y pulse Analizar o Enter. Interprete los resultados así:</w:t>
+      </w:r>
+    </w:p>
+    <w:p>
+      <w:pPr>
+        <w:pStyle w:val="ListBullet"/>
+      </w:pPr>
+      <w:r>
+        <w:rPr>
+          <w:b/>
+        </w:rPr>
+        <w:t xml:space="preserve">Confianza bruta p_max: </w:t>
+      </w:r>
+      <w:r>
+        <w:t>probabilidad de la intención más probable según el clasificador, sin calibrar.</w:t>
+      </w:r>
+    </w:p>
+    <w:p>
+      <w:pPr>
+        <w:pStyle w:val="ListBullet"/>
+      </w:pPr>
+      <w:r>
+        <w:rPr>
+          <w:b/>
+        </w:rPr>
+        <w:t xml:space="preserve">P(correcta) calibrada: </w:t>
+      </w:r>
+      <w:r>
+        <w:t>estimación de la probabilidad de que ejecutar la intención sea correcto, incluyendo la posibilidad de que la petición esté fuera de dominio.</w:t>
+      </w:r>
+    </w:p>
+    <w:p>
+      <w:pPr>
+        <w:pStyle w:val="ListBullet"/>
+      </w:pPr>
+      <w:r>
+        <w:rPr>
+          <w:b/>
+        </w:rPr>
+        <w:t xml:space="preserve">P(dentro del dominio) y puntaje OOD z: </w:t>
+      </w:r>
+      <w:r>
+        <w:t>un z alto (por encima de 0) indica una frase poco parecida a lo conocido. P(dentro del dominio) baja en ese caso.</w:t>
+      </w:r>
+    </w:p>
+    <w:p>
+      <w:pPr>
+        <w:pStyle w:val="ListBullet"/>
+      </w:pPr>
+      <w:r>
+        <w:rPr>
+          <w:b/>
+        </w:rPr>
+        <w:t xml:space="preserve">Riesgo y costos esperados: </w:t>
+      </w:r>
+      <w:r>
+        <w:t>la decisión es la de menor costo esperado. Una acción de riesgo alto exige más certeza para ejecutarse directamente.</w:t>
       </w:r>
     </w:p>
     <w:p>
@@ -5367,7 +5403,7 @@
         </w:rPr>
         <w:lastRenderedPageBreak/>
         <w:drawing>
-          <wp:inline distT="0" distB="0" distL="0" distR="0" wp14:anchorId="6B78590C" wp14:editId="02FD00AC">
+          <wp:inline distT="0" distB="0" distL="0" distR="0" wp14:anchorId="5A225D0D" wp14:editId="7358A78B">
             <wp:extent cx="5580000" cy="3833299"/>
             <wp:effectExtent l="0" t="0" r="0" b="0"/>
             <wp:docPr id="12" name="Picture 12"/>
@@ -5378,7 +5414,7 @@
               <a:graphicData uri="http://schemas.openxmlformats.org/drawingml/2006/picture">
                 <pic:pic xmlns:pic="http://schemas.openxmlformats.org/drawingml/2006/picture">
                   <pic:nvPicPr>
-                    <pic:cNvPr id="0" name="06_peticion_ood_rechazar.png"/>
+                    <pic:cNvPr id="0" name="05_destino_ambiguo_confirmar.png"/>
                     <pic:cNvPicPr/>
                   </pic:nvPicPr>
                   <pic:blipFill>
@@ -5416,22 +5452,7 @@
         <w:t xml:space="preserve">Figura 12. </w:t>
       </w:r>
       <w:r>
-        <w:t>Petición fuera de dominio: «pide un taxi al aeropuerto» se rechaza.</w:t>
-      </w:r>
-    </w:p>
-    <w:p>
-      <w:pPr>
-        <w:pStyle w:val="Heading2"/>
-      </w:pPr>
-      <w:bookmarkStart w:id="27" w:name="_Toc242290709"/>
-      <w:r>
-        <w:t>5.3 Confirmar y ejecutar en el sandbox</w:t>
-      </w:r>
-      <w:bookmarkEnd w:id="27"/>
-    </w:p>
-    <w:p>
-      <w:r>
-        <w:t>«Confirmar y ejecutar en sandbox» aplica la acción al escritorio simulado y muestra el mensaje y el nuevo estado. Si la decisión fue RECHAZAR, la acción no se ejecuta. «Reiniciar sandbox» vuelve al estado inicial.</w:t>
+        <w:t>Destino ambiguo: «cierra el chat» se confirma con las opciones WhatsApp y Teams.</w:t>
       </w:r>
     </w:p>
     <w:p>
@@ -5445,7 +5466,7 @@
         </w:rPr>
         <w:lastRenderedPageBreak/>
         <w:drawing>
-          <wp:inline distT="0" distB="0" distL="0" distR="0" wp14:anchorId="3F0F7BC2" wp14:editId="500BA0F0">
+          <wp:inline distT="0" distB="0" distL="0" distR="0" wp14:anchorId="2B2067F3" wp14:editId="154090D9">
             <wp:extent cx="5580000" cy="3833299"/>
             <wp:effectExtent l="0" t="0" r="0" b="0"/>
             <wp:docPr id="13" name="Picture 13"/>
@@ -5456,7 +5477,7 @@
               <a:graphicData uri="http://schemas.openxmlformats.org/drawingml/2006/picture">
                 <pic:pic xmlns:pic="http://schemas.openxmlformats.org/drawingml/2006/picture">
                   <pic:nvPicPr>
-                    <pic:cNvPr id="0" name="09_ejecucion_en_sandbox.png"/>
+                    <pic:cNvPr id="0" name="06_peticion_ood_rechazar.png"/>
                     <pic:cNvPicPr/>
                   </pic:nvPicPr>
                   <pic:blipFill>
@@ -5494,22 +5515,25 @@
         <w:t xml:space="preserve">Figura 13. </w:t>
       </w:r>
       <w:r>
-        <w:t>Acción ejecutada en el escritorio simulado.</w:t>
+        <w:t>Petición fuera de dominio: «pide un taxi al aeropuerto» se rechaza.</w:t>
       </w:r>
     </w:p>
     <w:p>
       <w:pPr>
         <w:pStyle w:val="Heading2"/>
       </w:pPr>
-      <w:bookmarkStart w:id="28" w:name="_Toc242290710"/>
-      <w:r>
-        <w:t>5.4 Corregir al sistema</w:t>
-      </w:r>
-      <w:bookmarkEnd w:id="28"/>
+      <w:bookmarkStart w:id="27" w:name="_Toc242346982"/>
+      <w:r>
+        <w:t>5.3 Confirmar y ejecutar en el sandbox</w:t>
+      </w:r>
+      <w:bookmarkEnd w:id="27"/>
     </w:p>
     <w:p>
       <w:r>
-        <w:t>Si la intención es incorrecta, elija la correcta en «Corregir como» y pulse «Aplicar corrección». La corrección se guarda en la memoria del usuario indicado. Las frases parecidas de ese usuario se interpretan en adelante con la intención corregida, sin reentrenar y sin cambiar el modelo global ni a otros usuarios.</w:t>
+        <w:t>«Confirmar y ejecutar en sandbox» aplica la acción al escritorio simulado y muestra el mensaje y el nuevo estado. Si la decisión fue RECHAZAR, la acción no se ejecuta. Si hay varias opciones (por ejemplo WhatsApp y Teams para «cierra el chat»), primero se elige una en «Opción a ejecutar». Sin elegir, el programa responde «no se ejecutó: elija primero una de las opciones» y el escritorio no cambia. Al elegir Teams solo se cierra Teams. Una acción con un slot sin resolver tampoco se ejecuta. «Reiniciar sandbo</w:t>
+      </w:r>
+      <w:r>
+        <w:t>x» vuelve al estado inicial.</w:t>
       </w:r>
     </w:p>
     <w:p>
@@ -5523,7 +5547,7 @@
         </w:rPr>
         <w:lastRenderedPageBreak/>
         <w:drawing>
-          <wp:inline distT="0" distB="0" distL="0" distR="0" wp14:anchorId="6929F166" wp14:editId="091ECA92">
+          <wp:inline distT="0" distB="0" distL="0" distR="0" wp14:anchorId="690197D1" wp14:editId="7D2A1599">
             <wp:extent cx="5580000" cy="3833299"/>
             <wp:effectExtent l="0" t="0" r="0" b="0"/>
             <wp:docPr id="14" name="Picture 14"/>
@@ -5534,7 +5558,7 @@
               <a:graphicData uri="http://schemas.openxmlformats.org/drawingml/2006/picture">
                 <pic:pic xmlns:pic="http://schemas.openxmlformats.org/drawingml/2006/picture">
                   <pic:nvPicPr>
-                    <pic:cNvPr id="0" name="07_antes_de_corregir.png"/>
+                    <pic:cNvPr id="0" name="09_sin_opcion_no_se_ejecuta.png"/>
                     <pic:cNvPicPr/>
                   </pic:nvPicPr>
                   <pic:blipFill>
@@ -5572,7 +5596,7 @@
         <w:t xml:space="preserve">Figura 14. </w:t>
       </w:r>
       <w:r>
-        <w:t>Antes de corregir: «cállalo» se rechaza.</w:t>
+        <w:t>Confirmar sin elegir una opción: no se ejecuta nada.</w:t>
       </w:r>
     </w:p>
     <w:p>
@@ -5586,7 +5610,7 @@
         </w:rPr>
         <w:lastRenderedPageBreak/>
         <w:drawing>
-          <wp:inline distT="0" distB="0" distL="0" distR="0" wp14:anchorId="7D4E07D2" wp14:editId="358EF9C0">
+          <wp:inline distT="0" distB="0" distL="0" distR="0" wp14:anchorId="528B8545" wp14:editId="4D84771E">
             <wp:extent cx="5580000" cy="3833299"/>
             <wp:effectExtent l="0" t="0" r="0" b="0"/>
             <wp:docPr id="15" name="Picture 15"/>
@@ -5597,7 +5621,7 @@
               <a:graphicData uri="http://schemas.openxmlformats.org/drawingml/2006/picture">
                 <pic:pic xmlns:pic="http://schemas.openxmlformats.org/drawingml/2006/picture">
                   <pic:nvPicPr>
-                    <pic:cNvPr id="0" name="08_despues_de_corregir.png"/>
+                    <pic:cNvPr id="0" name="09b_opcion_elegida_ejecutada.png"/>
                     <pic:cNvPicPr/>
                   </pic:nvPicPr>
                   <pic:blipFill>
@@ -5635,14 +5659,155 @@
         <w:t xml:space="preserve">Figura 15. </w:t>
       </w:r>
       <w:r>
-        <w:t>Después de una corrección: «cállalo» se ejecuta como mute.</w:t>
+        <w:t>Con la opción Teams elegida solo se cierra Teams.</w:t>
       </w:r>
     </w:p>
     <w:p>
       <w:pPr>
+        <w:pStyle w:val="Heading2"/>
+      </w:pPr>
+      <w:bookmarkStart w:id="28" w:name="_Toc242346983"/>
+      <w:r>
+        <w:t>5.4 Corregir al sistema</w:t>
+      </w:r>
+      <w:bookmarkEnd w:id="28"/>
+    </w:p>
+    <w:p>
+      <w:r>
+        <w:t>Si la intención es incorrecta, elija la correcta en «Corregir como» y pulse «Aplicar corrección». La corrección se guarda en la memoria del usuario indicado y en el archivo models\corrections.json. Las frases parecidas de ese usuario se interpretan en adelante con la intención corregida, sin reentrenar y sin cambiar el modelo global ni a otros usuarios. Las correcciones se recuperan al abrir de nuevo el programa y al reentrenar.</w:t>
+      </w:r>
+    </w:p>
+    <w:p>
+      <w:pPr>
+        <w:keepNext/>
+        <w:jc w:val="center"/>
+      </w:pPr>
+      <w:r>
+        <w:rPr>
+          <w:noProof/>
+        </w:rPr>
+        <w:lastRenderedPageBreak/>
+        <w:drawing>
+          <wp:inline distT="0" distB="0" distL="0" distR="0" wp14:anchorId="6DDA8593" wp14:editId="734343C6">
+            <wp:extent cx="5580000" cy="3833299"/>
+            <wp:effectExtent l="0" t="0" r="0" b="0"/>
+            <wp:docPr id="16" name="Picture 16"/>
+            <wp:cNvGraphicFramePr>
+              <a:graphicFrameLocks xmlns:a="http://schemas.openxmlformats.org/drawingml/2006/main" noChangeAspect="1"/>
+            </wp:cNvGraphicFramePr>
+            <a:graphic xmlns:a="http://schemas.openxmlformats.org/drawingml/2006/main">
+              <a:graphicData uri="http://schemas.openxmlformats.org/drawingml/2006/picture">
+                <pic:pic xmlns:pic="http://schemas.openxmlformats.org/drawingml/2006/picture">
+                  <pic:nvPicPr>
+                    <pic:cNvPr id="0" name="07_antes_de_corregir.png"/>
+                    <pic:cNvPicPr/>
+                  </pic:nvPicPr>
+                  <pic:blipFill>
+                    <a:blip r:embed="rId23"/>
+                    <a:stretch>
+                      <a:fillRect/>
+                    </a:stretch>
+                  </pic:blipFill>
+                  <pic:spPr>
+                    <a:xfrm>
+                      <a:off x="0" y="0"/>
+                      <a:ext cx="5580000" cy="3833299"/>
+                    </a:xfrm>
+                    <a:prstGeom prst="rect">
+                      <a:avLst/>
+                    </a:prstGeom>
+                    <a:ln w="6350">
+                      <a:solidFill>
+                        <a:srgbClr val="7F7F7F"/>
+                      </a:solidFill>
+                    </a:ln>
+                  </pic:spPr>
+                </pic:pic>
+              </a:graphicData>
+            </a:graphic>
+          </wp:inline>
+        </w:drawing>
+      </w:r>
+    </w:p>
+    <w:p>
+      <w:r>
+        <w:rPr>
+          <w:b/>
+        </w:rPr>
+        <w:t xml:space="preserve">Figura 16. </w:t>
+      </w:r>
+      <w:r>
+        <w:t>Antes de corregir: «cállalo» se rechaza.</w:t>
+      </w:r>
+    </w:p>
+    <w:p>
+      <w:pPr>
+        <w:keepNext/>
+        <w:jc w:val="center"/>
+      </w:pPr>
+      <w:r>
+        <w:rPr>
+          <w:noProof/>
+        </w:rPr>
+        <w:lastRenderedPageBreak/>
+        <w:drawing>
+          <wp:inline distT="0" distB="0" distL="0" distR="0" wp14:anchorId="768BE801" wp14:editId="70506FE9">
+            <wp:extent cx="5580000" cy="3833299"/>
+            <wp:effectExtent l="0" t="0" r="0" b="0"/>
+            <wp:docPr id="17" name="Picture 17"/>
+            <wp:cNvGraphicFramePr>
+              <a:graphicFrameLocks xmlns:a="http://schemas.openxmlformats.org/drawingml/2006/main" noChangeAspect="1"/>
+            </wp:cNvGraphicFramePr>
+            <a:graphic xmlns:a="http://schemas.openxmlformats.org/drawingml/2006/main">
+              <a:graphicData uri="http://schemas.openxmlformats.org/drawingml/2006/picture">
+                <pic:pic xmlns:pic="http://schemas.openxmlformats.org/drawingml/2006/picture">
+                  <pic:nvPicPr>
+                    <pic:cNvPr id="0" name="08_despues_de_corregir.png"/>
+                    <pic:cNvPicPr/>
+                  </pic:nvPicPr>
+                  <pic:blipFill>
+                    <a:blip r:embed="rId24"/>
+                    <a:stretch>
+                      <a:fillRect/>
+                    </a:stretch>
+                  </pic:blipFill>
+                  <pic:spPr>
+                    <a:xfrm>
+                      <a:off x="0" y="0"/>
+                      <a:ext cx="5580000" cy="3833299"/>
+                    </a:xfrm>
+                    <a:prstGeom prst="rect">
+                      <a:avLst/>
+                    </a:prstGeom>
+                    <a:ln w="6350">
+                      <a:solidFill>
+                        <a:srgbClr val="7F7F7F"/>
+                      </a:solidFill>
+                    </a:ln>
+                  </pic:spPr>
+                </pic:pic>
+              </a:graphicData>
+            </a:graphic>
+          </wp:inline>
+        </w:drawing>
+      </w:r>
+    </w:p>
+    <w:p>
+      <w:r>
+        <w:rPr>
+          <w:b/>
+        </w:rPr>
+        <w:t xml:space="preserve">Figura 17. </w:t>
+      </w:r>
+      <w:r>
+        <w:t>Después de una corrección: «cállalo» se ejecuta como mute.</w:t>
+      </w:r>
+    </w:p>
+    <w:p>
+      <w:pPr>
         <w:pStyle w:val="Heading1"/>
       </w:pPr>
-      <w:bookmarkStart w:id="29" w:name="_Toc242290711"/>
+      <w:bookmarkStart w:id="29" w:name="_Toc242346984"/>
       <w:r>
         <w:t>6. Experimentos paso a paso</w:t>
       </w:r>
@@ -5650,17 +5815,17 @@
     </w:p>
     <w:p>
       <w:r>
-        <w:t>Todos los experimentos se ejecutan en la pestaña Experimentos: elija el archivo, conserve las semillas del archivo y pulse «Ejecutar experimento». Las cifras de esta sección corresponden a las semillas 100–109 (10 semillas) (audio: 100–102). Los costos usados son C_err = 2, 5 y 20 [u] para riesgo bajo, medio y alto, C_confirm = 0.3 [u] y C_reject = 1 [u]. B1 es la baseline de reglas, B2 ejecuta siempre la intención más probable, B3 confirma cuando p_max &lt; 0.7 y B4 usa confianza calibrada con umbrales ajusta</w:t>
-      </w:r>
-      <w:r>
-        <w:t>dos. B2–B4 comparten el clasificador de UCIL.</w:t>
+        <w:t>Todos los experimentos se ejecutan en la pestaña Experimentos: elija el archivo (se cargan sus semillas), consérvelas y pulse «Ejecutar experimento». Las cifras de esta sección corresponden a las semillas 100–109 (10 semillas) (audio: 100–102). Los costos usados son C_err = 2, 5 y 20 [u] para riesgo bajo, medio y alto, C_confirm = 0.3 [u] y C_reject = 1 [u]. B1 es la baseline de reglas, B2 ejecuta siempre la intención más probable, B3 confirma cuando p_max &lt; 0.7 y B4 usa confianza calibrada con umbrales aju</w:t>
+      </w:r>
+      <w:r>
+        <w:t>stados. B2–B4 comparten el clasificador de UCIL.</w:t>
       </w:r>
     </w:p>
     <w:p>
       <w:pPr>
         <w:pStyle w:val="Heading2"/>
       </w:pPr>
-      <w:bookmarkStart w:id="30" w:name="_Toc242290712"/>
+      <w:bookmarkStart w:id="30" w:name="_Toc242346985"/>
       <w:r>
         <w:t>6.1 Experimento 1, reconocimiento, calibración y decisión (exp_main.yaml)</w:t>
       </w:r>
@@ -5668,7 +5833,7 @@
     </w:p>
     <w:p>
       <w:r>
-        <w:t>Duración por semilla en el equipo de prueba: 10.2–16.9 s. Resultado principal:</w:t>
+        <w:t>Duración por semilla en el equipo de prueba: 10.3–11.5 s. Resultado principal:</w:t>
       </w:r>
     </w:p>
     <w:p>
@@ -6411,10 +6576,10 @@
           <w:noProof/>
         </w:rPr>
         <w:drawing>
-          <wp:inline distT="0" distB="0" distL="0" distR="0" wp14:anchorId="49101B55" wp14:editId="09F56AE4">
+          <wp:inline distT="0" distB="0" distL="0" distR="0" wp14:anchorId="58E24018" wp14:editId="7AC1BBB2">
             <wp:extent cx="5580000" cy="2266875"/>
             <wp:effectExtent l="0" t="0" r="0" b="0"/>
-            <wp:docPr id="16" name="Picture 16"/>
+            <wp:docPr id="18" name="Picture 18"/>
             <wp:cNvGraphicFramePr>
               <a:graphicFrameLocks xmlns:a="http://schemas.openxmlformats.org/drawingml/2006/main" noChangeAspect="1"/>
             </wp:cNvGraphicFramePr>
@@ -6426,7 +6591,7 @@
                     <pic:cNvPicPr/>
                   </pic:nvPicPr>
                   <pic:blipFill>
-                    <a:blip r:embed="rId23"/>
+                    <a:blip r:embed="rId25"/>
                     <a:stretch>
                       <a:fillRect/>
                     </a:stretch>
@@ -6457,7 +6622,7 @@
         <w:rPr>
           <w:b/>
         </w:rPr>
-        <w:t xml:space="preserve">Figura 16. </w:t>
+        <w:t xml:space="preserve">Figura 18. </w:t>
       </w:r>
       <w:r>
         <w:t>Ejecuciones incorrectas (izquierda) y costo de las ejecuciones erróneas (derecha) frente a la tasa de intervención.</w:t>
@@ -6467,7 +6632,7 @@
       <w:pPr>
         <w:pStyle w:val="Heading2"/>
       </w:pPr>
-      <w:bookmarkStart w:id="31" w:name="_Toc242290713"/>
+      <w:bookmarkStart w:id="31" w:name="_Toc242346986"/>
       <w:r>
         <w:t>6.2 Experimento 2, paráfrasis por nivel de dificultad (exp_main.yaml)</w:t>
       </w:r>
@@ -6489,1481 +6654,7 @@
         </w:rPr>
         <w:lastRenderedPageBreak/>
         <w:drawing>
-          <wp:inline distT="0" distB="0" distL="0" distR="0" wp14:anchorId="27126C98" wp14:editId="08DCCCCD">
-            <wp:extent cx="4320000" cy="3110400"/>
-            <wp:effectExtent l="0" t="0" r="0" b="0"/>
-            <wp:docPr id="17" name="Picture 17"/>
-            <wp:cNvGraphicFramePr>
-              <a:graphicFrameLocks xmlns:a="http://schemas.openxmlformats.org/drawingml/2006/main" noChangeAspect="1"/>
-            </wp:cNvGraphicFramePr>
-            <a:graphic xmlns:a="http://schemas.openxmlformats.org/drawingml/2006/main">
-              <a:graphicData uri="http://schemas.openxmlformats.org/drawingml/2006/picture">
-                <pic:pic xmlns:pic="http://schemas.openxmlformats.org/drawingml/2006/picture">
-                  <pic:nvPicPr>
-                    <pic:cNvPr id="0" name="fig_accuracy_by_difficulty_es.png"/>
-                    <pic:cNvPicPr/>
-                  </pic:nvPicPr>
-                  <pic:blipFill>
-                    <a:blip r:embed="rId24"/>
-                    <a:stretch>
-                      <a:fillRect/>
-                    </a:stretch>
-                  </pic:blipFill>
-                  <pic:spPr>
-                    <a:xfrm>
-                      <a:off x="0" y="0"/>
-                      <a:ext cx="4320000" cy="3110400"/>
-                    </a:xfrm>
-                    <a:prstGeom prst="rect">
-                      <a:avLst/>
-                    </a:prstGeom>
-                    <a:ln w="6350">
-                      <a:solidFill>
-                        <a:srgbClr val="7F7F7F"/>
-                      </a:solidFill>
-                    </a:ln>
-                  </pic:spPr>
-                </pic:pic>
-              </a:graphicData>
-            </a:graphic>
-          </wp:inline>
-        </w:drawing>
-      </w:r>
-    </w:p>
-    <w:p>
-      <w:r>
-        <w:rPr>
-          <w:b/>
-        </w:rPr>
-        <w:t xml:space="preserve">Figura 17. </w:t>
-      </w:r>
-      <w:r>
-        <w:t>Exactitud por nivel de dificultad de la paráfrasis.</w:t>
-      </w:r>
-    </w:p>
-    <w:p>
-      <w:pPr>
-        <w:pStyle w:val="Heading2"/>
-      </w:pPr>
-      <w:bookmarkStart w:id="32" w:name="_Toc242290714"/>
-      <w:r>
-        <w:t>6.3 Experimento 3, ambigüedad y contexto (exp_ambiguity.yaml)</w:t>
-      </w:r>
-      <w:bookmarkEnd w:id="32"/>
-    </w:p>
-    <w:p>
-      <w:r>
-        <w:t>En órdenes cuyo significado depende de la aplicación activa («bájale», «quítalo») la exactitud pasa de 0.274 sin contexto a 0.408 con el prior de contexto. La entropía media es 0.551 en estas órdenes y 0.266 en órdenes canónicas. Cuando el destino es ambiguo («abre el editor»), UCIL pide aclaración con opciones en una fracción 1.000 de los casos. B4, en 0.393.</w:t>
-      </w:r>
-    </w:p>
-    <w:p>
-      <w:pPr>
-        <w:pStyle w:val="Heading2"/>
-      </w:pPr>
-      <w:bookmarkStart w:id="33" w:name="_Toc242290715"/>
-      <w:r>
-        <w:t>6.4 Experimento 4, peticiones fuera de dominio (exp_main.yaml)</w:t>
-      </w:r>
-      <w:bookmarkEnd w:id="33"/>
-    </w:p>
-    <w:p>
-      <w:pPr>
-        <w:keepNext/>
-        <w:jc w:val="left"/>
-      </w:pPr>
-      <w:r>
-        <w:rPr>
-          <w:b/>
-        </w:rPr>
-        <w:t xml:space="preserve">Tabla 3. </w:t>
-      </w:r>
-      <w:r>
-        <w:t>Experimento 4: separación entre órdenes del dominio y peticiones OOD.</w:t>
-      </w:r>
-    </w:p>
-    <w:tbl>
-      <w:tblPr>
-        <w:tblW w:w="0" w:type="auto"/>
-        <w:jc w:val="center"/>
-        <w:tblBorders>
-          <w:top w:val="single" w:sz="4" w:space="0" w:color="BFBFBF"/>
-          <w:left w:val="nil"/>
-          <w:bottom w:val="single" w:sz="4" w:space="0" w:color="BFBFBF"/>
-          <w:right w:val="nil"/>
-          <w:insideH w:val="single" w:sz="4" w:space="0" w:color="BFBFBF"/>
-          <w:insideV w:val="nil"/>
-        </w:tblBorders>
-        <w:tblLook w:val="04A0" w:firstRow="1" w:lastRow="0" w:firstColumn="1" w:lastColumn="0" w:noHBand="0" w:noVBand="1"/>
-      </w:tblPr>
-      <w:tblGrid>
-        <w:gridCol w:w="2340"/>
-        <w:gridCol w:w="2340"/>
-        <w:gridCol w:w="2340"/>
-        <w:gridCol w:w="2340"/>
-      </w:tblGrid>
-      <w:tr>
-        <w:trPr>
-          <w:cantSplit/>
-          <w:tblHeader/>
-          <w:jc w:val="center"/>
-        </w:trPr>
-        <w:tc>
-          <w:tcPr>
-            <w:tcW w:w="2340" w:type="dxa"/>
-          </w:tcPr>
-          <w:p>
-            <w:pPr>
-              <w:keepNext/>
-              <w:spacing w:before="60" w:after="60"/>
-              <w:jc w:val="left"/>
-            </w:pPr>
-            <w:r>
-              <w:rPr>
-                <w:b/>
-                <w:sz w:val="20"/>
-              </w:rPr>
-              <w:t>Detector</w:t>
-            </w:r>
-          </w:p>
-        </w:tc>
-        <w:tc>
-          <w:tcPr>
-            <w:tcW w:w="2340" w:type="dxa"/>
-          </w:tcPr>
-          <w:p>
-            <w:pPr>
-              <w:keepNext/>
-              <w:spacing w:before="60" w:after="60"/>
-              <w:jc w:val="left"/>
-            </w:pPr>
-            <w:r>
-              <w:rPr>
-                <w:b/>
-                <w:sz w:val="20"/>
-              </w:rPr>
-              <w:t>AUROC</w:t>
-            </w:r>
-          </w:p>
-        </w:tc>
-        <w:tc>
-          <w:tcPr>
-            <w:tcW w:w="2340" w:type="dxa"/>
-          </w:tcPr>
-          <w:p>
-            <w:pPr>
-              <w:keepNext/>
-              <w:spacing w:before="60" w:after="60"/>
-              <w:jc w:val="left"/>
-            </w:pPr>
-            <w:r>
-              <w:rPr>
-                <w:b/>
-                <w:sz w:val="20"/>
-              </w:rPr>
-              <w:t>AUROC OOD cercano</w:t>
-            </w:r>
-          </w:p>
-        </w:tc>
-        <w:tc>
-          <w:tcPr>
-            <w:tcW w:w="2340" w:type="dxa"/>
-          </w:tcPr>
-          <w:p>
-            <w:pPr>
-              <w:keepNext/>
-              <w:spacing w:before="60" w:after="60"/>
-              <w:jc w:val="left"/>
-            </w:pPr>
-            <w:r>
-              <w:rPr>
-                <w:b/>
-                <w:sz w:val="20"/>
-              </w:rPr>
-              <w:t>AUROC OOD lejano</w:t>
-            </w:r>
-          </w:p>
-        </w:tc>
-      </w:tr>
-      <w:tr>
-        <w:trPr>
-          <w:cantSplit/>
-          <w:jc w:val="center"/>
-        </w:trPr>
-        <w:tc>
-          <w:tcPr>
-            <w:tcW w:w="2340" w:type="dxa"/>
-          </w:tcPr>
-          <w:p>
-            <w:pPr>
-              <w:keepNext/>
-              <w:spacing w:before="60" w:after="60"/>
-              <w:jc w:val="left"/>
-            </w:pPr>
-            <w:r>
-              <w:rPr>
-                <w:sz w:val="20"/>
-              </w:rPr>
-              <w:t>probabilidad máxima (MSP)</w:t>
-            </w:r>
-          </w:p>
-        </w:tc>
-        <w:tc>
-          <w:tcPr>
-            <w:tcW w:w="2340" w:type="dxa"/>
-          </w:tcPr>
-          <w:p>
-            <w:pPr>
-              <w:keepNext/>
-              <w:spacing w:before="60" w:after="60"/>
-              <w:jc w:val="left"/>
-            </w:pPr>
-            <w:r>
-              <w:rPr>
-                <w:sz w:val="20"/>
-              </w:rPr>
-              <w:t>0.747 [0.733, 0.761]</w:t>
-            </w:r>
-          </w:p>
-        </w:tc>
-        <w:tc>
-          <w:tcPr>
-            <w:tcW w:w="2340" w:type="dxa"/>
-          </w:tcPr>
-          <w:p>
-            <w:pPr>
-              <w:keepNext/>
-              <w:spacing w:before="60" w:after="60"/>
-              <w:jc w:val="left"/>
-            </w:pPr>
-            <w:r>
-              <w:rPr>
-                <w:sz w:val="20"/>
-              </w:rPr>
-              <w:t>0.686</w:t>
-            </w:r>
-          </w:p>
-        </w:tc>
-        <w:tc>
-          <w:tcPr>
-            <w:tcW w:w="2340" w:type="dxa"/>
-          </w:tcPr>
-          <w:p>
-            <w:pPr>
-              <w:keepNext/>
-              <w:spacing w:before="60" w:after="60"/>
-              <w:jc w:val="left"/>
-            </w:pPr>
-            <w:r>
-              <w:rPr>
-                <w:sz w:val="20"/>
-              </w:rPr>
-              <w:t>0.813</w:t>
-            </w:r>
-          </w:p>
-        </w:tc>
-      </w:tr>
-      <w:tr>
-        <w:trPr>
-          <w:cantSplit/>
-          <w:jc w:val="center"/>
-        </w:trPr>
-        <w:tc>
-          <w:tcPr>
-            <w:tcW w:w="2340" w:type="dxa"/>
-          </w:tcPr>
-          <w:p>
-            <w:pPr>
-              <w:keepNext/>
-              <w:spacing w:before="60" w:after="60"/>
-              <w:jc w:val="left"/>
-            </w:pPr>
-            <w:r>
-              <w:rPr>
-                <w:sz w:val="20"/>
-              </w:rPr>
-              <w:t>energía</w:t>
-            </w:r>
-          </w:p>
-        </w:tc>
-        <w:tc>
-          <w:tcPr>
-            <w:tcW w:w="2340" w:type="dxa"/>
-          </w:tcPr>
-          <w:p>
-            <w:pPr>
-              <w:keepNext/>
-              <w:spacing w:before="60" w:after="60"/>
-              <w:jc w:val="left"/>
-            </w:pPr>
-            <w:r>
-              <w:rPr>
-                <w:sz w:val="20"/>
-              </w:rPr>
-              <w:t>0.748 [0.732, 0.764]</w:t>
-            </w:r>
-          </w:p>
-        </w:tc>
-        <w:tc>
-          <w:tcPr>
-            <w:tcW w:w="2340" w:type="dxa"/>
-          </w:tcPr>
-          <w:p>
-            <w:pPr>
-              <w:keepNext/>
-              <w:spacing w:before="60" w:after="60"/>
-              <w:jc w:val="left"/>
-            </w:pPr>
-            <w:r>
-              <w:rPr>
-                <w:sz w:val="20"/>
-              </w:rPr>
-              <w:t>0.693</w:t>
-            </w:r>
-          </w:p>
-        </w:tc>
-        <w:tc>
-          <w:tcPr>
-            <w:tcW w:w="2340" w:type="dxa"/>
-          </w:tcPr>
-          <w:p>
-            <w:pPr>
-              <w:keepNext/>
-              <w:spacing w:before="60" w:after="60"/>
-              <w:jc w:val="left"/>
-            </w:pPr>
-            <w:r>
-              <w:rPr>
-                <w:sz w:val="20"/>
-              </w:rPr>
-              <w:t>0.807</w:t>
-            </w:r>
-          </w:p>
-        </w:tc>
-      </w:tr>
-      <w:tr>
-        <w:trPr>
-          <w:cantSplit/>
-          <w:jc w:val="center"/>
-        </w:trPr>
-        <w:tc>
-          <w:tcPr>
-            <w:tcW w:w="2340" w:type="dxa"/>
-          </w:tcPr>
-          <w:p>
-            <w:pPr>
-              <w:keepNext/>
-              <w:spacing w:before="60" w:after="60"/>
-              <w:jc w:val="left"/>
-            </w:pPr>
-            <w:r>
-              <w:rPr>
-                <w:sz w:val="20"/>
-              </w:rPr>
-              <w:t>vecinos más cercanos (kNN)</w:t>
-            </w:r>
-          </w:p>
-        </w:tc>
-        <w:tc>
-          <w:tcPr>
-            <w:tcW w:w="2340" w:type="dxa"/>
-          </w:tcPr>
-          <w:p>
-            <w:pPr>
-              <w:keepNext/>
-              <w:spacing w:before="60" w:after="60"/>
-              <w:jc w:val="left"/>
-            </w:pPr>
-            <w:r>
-              <w:rPr>
-                <w:sz w:val="20"/>
-              </w:rPr>
-              <w:t>0.648 [0.631, 0.664]</w:t>
-            </w:r>
-          </w:p>
-        </w:tc>
-        <w:tc>
-          <w:tcPr>
-            <w:tcW w:w="2340" w:type="dxa"/>
-          </w:tcPr>
-          <w:p>
-            <w:pPr>
-              <w:keepNext/>
-              <w:spacing w:before="60" w:after="60"/>
-              <w:jc w:val="left"/>
-            </w:pPr>
-            <w:r>
-              <w:rPr>
-                <w:sz w:val="20"/>
-              </w:rPr>
-              <w:t>0.579</w:t>
-            </w:r>
-          </w:p>
-        </w:tc>
-        <w:tc>
-          <w:tcPr>
-            <w:tcW w:w="2340" w:type="dxa"/>
-          </w:tcPr>
-          <w:p>
-            <w:pPr>
-              <w:keepNext/>
-              <w:spacing w:before="60" w:after="60"/>
-              <w:jc w:val="left"/>
-            </w:pPr>
-            <w:r>
-              <w:rPr>
-                <w:sz w:val="20"/>
-              </w:rPr>
-              <w:t>0.721</w:t>
-            </w:r>
-          </w:p>
-        </w:tc>
-      </w:tr>
-      <w:tr>
-        <w:trPr>
-          <w:cantSplit/>
-          <w:jc w:val="center"/>
-        </w:trPr>
-        <w:tc>
-          <w:tcPr>
-            <w:tcW w:w="2340" w:type="dxa"/>
-          </w:tcPr>
-          <w:p>
-            <w:pPr>
-              <w:keepNext/>
-              <w:spacing w:before="60" w:after="60"/>
-              <w:jc w:val="left"/>
-            </w:pPr>
-            <w:r>
-              <w:rPr>
-                <w:sz w:val="20"/>
-              </w:rPr>
-              <w:t>Mahalanobis</w:t>
-            </w:r>
-          </w:p>
-        </w:tc>
-        <w:tc>
-          <w:tcPr>
-            <w:tcW w:w="2340" w:type="dxa"/>
-          </w:tcPr>
-          <w:p>
-            <w:pPr>
-              <w:keepNext/>
-              <w:spacing w:before="60" w:after="60"/>
-              <w:jc w:val="left"/>
-            </w:pPr>
-            <w:r>
-              <w:rPr>
-                <w:sz w:val="20"/>
-              </w:rPr>
-              <w:t>0.650 [0.635, 0.665]</w:t>
-            </w:r>
-          </w:p>
-        </w:tc>
-        <w:tc>
-          <w:tcPr>
-            <w:tcW w:w="2340" w:type="dxa"/>
-          </w:tcPr>
-          <w:p>
-            <w:pPr>
-              <w:keepNext/>
-              <w:spacing w:before="60" w:after="60"/>
-              <w:jc w:val="left"/>
-            </w:pPr>
-            <w:r>
-              <w:rPr>
-                <w:sz w:val="20"/>
-              </w:rPr>
-              <w:t>0.621</w:t>
-            </w:r>
-          </w:p>
-        </w:tc>
-        <w:tc>
-          <w:tcPr>
-            <w:tcW w:w="2340" w:type="dxa"/>
-          </w:tcPr>
-          <w:p>
-            <w:pPr>
-              <w:keepNext/>
-              <w:spacing w:before="60" w:after="60"/>
-              <w:jc w:val="left"/>
-            </w:pPr>
-            <w:r>
-              <w:rPr>
-                <w:sz w:val="20"/>
-              </w:rPr>
-              <w:t>0.683</w:t>
-            </w:r>
-          </w:p>
-        </w:tc>
-      </w:tr>
-      <w:tr>
-        <w:trPr>
-          <w:cantSplit/>
-          <w:jc w:val="center"/>
-        </w:trPr>
-        <w:tc>
-          <w:tcPr>
-            <w:tcW w:w="2340" w:type="dxa"/>
-          </w:tcPr>
-          <w:p>
-            <w:pPr>
-              <w:keepNext/>
-              <w:spacing w:before="60" w:after="60"/>
-              <w:jc w:val="left"/>
-            </w:pPr>
-            <w:r>
-              <w:rPr>
-                <w:sz w:val="20"/>
-              </w:rPr>
-              <w:t>léxico (palabras no vistas)</w:t>
-            </w:r>
-          </w:p>
-        </w:tc>
-        <w:tc>
-          <w:tcPr>
-            <w:tcW w:w="2340" w:type="dxa"/>
-          </w:tcPr>
-          <w:p>
-            <w:pPr>
-              <w:keepNext/>
-              <w:spacing w:before="60" w:after="60"/>
-              <w:jc w:val="left"/>
-            </w:pPr>
-            <w:r>
-              <w:rPr>
-                <w:sz w:val="20"/>
-              </w:rPr>
-              <w:t>0.777 [0.759, 0.795]</w:t>
-            </w:r>
-          </w:p>
-        </w:tc>
-        <w:tc>
-          <w:tcPr>
-            <w:tcW w:w="2340" w:type="dxa"/>
-          </w:tcPr>
-          <w:p>
-            <w:pPr>
-              <w:keepNext/>
-              <w:spacing w:before="60" w:after="60"/>
-              <w:jc w:val="left"/>
-            </w:pPr>
-            <w:r>
-              <w:rPr>
-                <w:sz w:val="20"/>
-              </w:rPr>
-              <w:t>0.716</w:t>
-            </w:r>
-          </w:p>
-        </w:tc>
-        <w:tc>
-          <w:tcPr>
-            <w:tcW w:w="2340" w:type="dxa"/>
-          </w:tcPr>
-          <w:p>
-            <w:pPr>
-              <w:keepNext/>
-              <w:spacing w:before="60" w:after="60"/>
-              <w:jc w:val="left"/>
-            </w:pPr>
-            <w:r>
-              <w:rPr>
-                <w:sz w:val="20"/>
-              </w:rPr>
-              <w:t>0.843</w:t>
-            </w:r>
-          </w:p>
-        </w:tc>
-      </w:tr>
-      <w:tr>
-        <w:trPr>
-          <w:cantSplit/>
-          <w:jc w:val="center"/>
-        </w:trPr>
-        <w:tc>
-          <w:tcPr>
-            <w:tcW w:w="2340" w:type="dxa"/>
-          </w:tcPr>
-          <w:p>
-            <w:pPr>
-              <w:spacing w:before="60" w:after="60"/>
-              <w:jc w:val="left"/>
-            </w:pPr>
-            <w:r>
-              <w:rPr>
-                <w:sz w:val="20"/>
-              </w:rPr>
-              <w:t>fusión aprendida</w:t>
-            </w:r>
-          </w:p>
-        </w:tc>
-        <w:tc>
-          <w:tcPr>
-            <w:tcW w:w="2340" w:type="dxa"/>
-          </w:tcPr>
-          <w:p>
-            <w:pPr>
-              <w:spacing w:before="60" w:after="60"/>
-              <w:jc w:val="left"/>
-            </w:pPr>
-            <w:r>
-              <w:rPr>
-                <w:sz w:val="20"/>
-              </w:rPr>
-              <w:t>0.816 [0.796, 0.837]</w:t>
-            </w:r>
-          </w:p>
-        </w:tc>
-        <w:tc>
-          <w:tcPr>
-            <w:tcW w:w="2340" w:type="dxa"/>
-          </w:tcPr>
-          <w:p>
-            <w:pPr>
-              <w:spacing w:before="60" w:after="60"/>
-              <w:jc w:val="left"/>
-            </w:pPr>
-            <w:r>
-              <w:rPr>
-                <w:sz w:val="20"/>
-              </w:rPr>
-              <w:t>0.752</w:t>
-            </w:r>
-          </w:p>
-        </w:tc>
-        <w:tc>
-          <w:tcPr>
-            <w:tcW w:w="2340" w:type="dxa"/>
-          </w:tcPr>
-          <w:p>
-            <w:pPr>
-              <w:spacing w:before="60" w:after="60"/>
-              <w:jc w:val="left"/>
-            </w:pPr>
-            <w:r>
-              <w:rPr>
-                <w:sz w:val="20"/>
-              </w:rPr>
-              <w:t>0.886</w:t>
-            </w:r>
-          </w:p>
-        </w:tc>
-      </w:tr>
-    </w:tbl>
-    <w:p/>
-    <w:p>
-      <w:pPr>
-        <w:keepNext/>
-        <w:jc w:val="center"/>
-      </w:pPr>
-      <w:r>
-        <w:rPr>
-          <w:noProof/>
-        </w:rPr>
-        <w:lastRenderedPageBreak/>
-        <w:drawing>
-          <wp:inline distT="0" distB="0" distL="0" distR="0" wp14:anchorId="19A99630" wp14:editId="19F36E61">
-            <wp:extent cx="5580000" cy="2853409"/>
-            <wp:effectExtent l="0" t="0" r="0" b="0"/>
-            <wp:docPr id="18" name="Picture 18"/>
-            <wp:cNvGraphicFramePr>
-              <a:graphicFrameLocks xmlns:a="http://schemas.openxmlformats.org/drawingml/2006/main" noChangeAspect="1"/>
-            </wp:cNvGraphicFramePr>
-            <a:graphic xmlns:a="http://schemas.openxmlformats.org/drawingml/2006/main">
-              <a:graphicData uri="http://schemas.openxmlformats.org/drawingml/2006/picture">
-                <pic:pic xmlns:pic="http://schemas.openxmlformats.org/drawingml/2006/picture">
-                  <pic:nvPicPr>
-                    <pic:cNvPr id="0" name="fig_ood_auroc_es.png"/>
-                    <pic:cNvPicPr/>
-                  </pic:nvPicPr>
-                  <pic:blipFill>
-                    <a:blip r:embed="rId25"/>
-                    <a:stretch>
-                      <a:fillRect/>
-                    </a:stretch>
-                  </pic:blipFill>
-                  <pic:spPr>
-                    <a:xfrm>
-                      <a:off x="0" y="0"/>
-                      <a:ext cx="5580000" cy="2853409"/>
-                    </a:xfrm>
-                    <a:prstGeom prst="rect">
-                      <a:avLst/>
-                    </a:prstGeom>
-                    <a:ln w="6350">
-                      <a:solidFill>
-                        <a:srgbClr val="7F7F7F"/>
-                      </a:solidFill>
-                    </a:ln>
-                  </pic:spPr>
-                </pic:pic>
-              </a:graphicData>
-            </a:graphic>
-          </wp:inline>
-        </w:drawing>
-      </w:r>
-    </w:p>
-    <w:p>
-      <w:r>
-        <w:rPr>
-          <w:b/>
-        </w:rPr>
-        <w:t xml:space="preserve">Figura 18. </w:t>
-      </w:r>
-      <w:r>
-        <w:t>AUROC por detector para OOD cercano y lejano.</w:t>
-      </w:r>
-    </w:p>
-    <w:p>
-      <w:pPr>
-        <w:pStyle w:val="Heading2"/>
-      </w:pPr>
-      <w:bookmarkStart w:id="34" w:name="_Toc242290716"/>
-      <w:r>
-        <w:t>6.5 Experimento 5, voz con ruido (exp_audio_noise.yaml)</w:t>
-      </w:r>
-      <w:bookmarkEnd w:id="34"/>
-    </w:p>
-    <w:p>
-      <w:r>
-        <w:t>Se sintetiza voz en inglés con la voz del sistema, se añade ruido blanco a la SNR indicada y se transcribe con el modelo base. Duración por semilla: 211.4–228.9 s.</w:t>
-      </w:r>
-    </w:p>
-    <w:p>
-      <w:pPr>
-        <w:keepNext/>
-        <w:jc w:val="left"/>
-      </w:pPr>
-      <w:r>
-        <w:rPr>
-          <w:b/>
-        </w:rPr>
-        <w:t xml:space="preserve">Tabla 4. </w:t>
-      </w:r>
-      <w:r>
-        <w:t>Experimento 5: de la SNR al error de reconocimiento, de intención y al costo.</w:t>
-      </w:r>
-    </w:p>
-    <w:tbl>
-      <w:tblPr>
-        <w:tblW w:w="0" w:type="auto"/>
-        <w:jc w:val="center"/>
-        <w:tblBorders>
-          <w:top w:val="single" w:sz="4" w:space="0" w:color="BFBFBF"/>
-          <w:left w:val="nil"/>
-          <w:bottom w:val="single" w:sz="4" w:space="0" w:color="BFBFBF"/>
-          <w:right w:val="nil"/>
-          <w:insideH w:val="single" w:sz="4" w:space="0" w:color="BFBFBF"/>
-          <w:insideV w:val="nil"/>
-        </w:tblBorders>
-        <w:tblLook w:val="04A0" w:firstRow="1" w:lastRow="0" w:firstColumn="1" w:lastColumn="0" w:noHBand="0" w:noVBand="1"/>
-      </w:tblPr>
-      <w:tblGrid>
-        <w:gridCol w:w="1560"/>
-        <w:gridCol w:w="1560"/>
-        <w:gridCol w:w="1560"/>
-        <w:gridCol w:w="1560"/>
-        <w:gridCol w:w="1560"/>
-        <w:gridCol w:w="1560"/>
-      </w:tblGrid>
-      <w:tr>
-        <w:trPr>
-          <w:cantSplit/>
-          <w:tblHeader/>
-          <w:jc w:val="center"/>
-        </w:trPr>
-        <w:tc>
-          <w:tcPr>
-            <w:tcW w:w="1560" w:type="dxa"/>
-          </w:tcPr>
-          <w:p>
-            <w:pPr>
-              <w:keepNext/>
-              <w:spacing w:before="60" w:after="60"/>
-              <w:jc w:val="left"/>
-            </w:pPr>
-            <w:r>
-              <w:rPr>
-                <w:b/>
-                <w:sz w:val="20"/>
-              </w:rPr>
-              <w:t>SNR [dB]</w:t>
-            </w:r>
-          </w:p>
-        </w:tc>
-        <w:tc>
-          <w:tcPr>
-            <w:tcW w:w="1560" w:type="dxa"/>
-          </w:tcPr>
-          <w:p>
-            <w:pPr>
-              <w:keepNext/>
-              <w:spacing w:before="60" w:after="60"/>
-              <w:jc w:val="left"/>
-            </w:pPr>
-            <w:r>
-              <w:rPr>
-                <w:b/>
-                <w:sz w:val="20"/>
-              </w:rPr>
-              <w:t>WER</w:t>
-            </w:r>
-          </w:p>
-        </w:tc>
-        <w:tc>
-          <w:tcPr>
-            <w:tcW w:w="1560" w:type="dxa"/>
-          </w:tcPr>
-          <w:p>
-            <w:pPr>
-              <w:keepNext/>
-              <w:spacing w:before="60" w:after="60"/>
-              <w:jc w:val="left"/>
-            </w:pPr>
-            <w:r>
-              <w:rPr>
-                <w:b/>
-                <w:sz w:val="20"/>
-              </w:rPr>
-              <w:t>Error de intención</w:t>
-            </w:r>
-          </w:p>
-        </w:tc>
-        <w:tc>
-          <w:tcPr>
-            <w:tcW w:w="1560" w:type="dxa"/>
-          </w:tcPr>
-          <w:p>
-            <w:pPr>
-              <w:keepNext/>
-              <w:spacing w:before="60" w:after="60"/>
-              <w:jc w:val="left"/>
-            </w:pPr>
-            <w:r>
-              <w:rPr>
-                <w:b/>
-                <w:sz w:val="20"/>
-              </w:rPr>
-              <w:t>Error causado por el ASR</w:t>
-            </w:r>
-          </w:p>
-        </w:tc>
-        <w:tc>
-          <w:tcPr>
-            <w:tcW w:w="1560" w:type="dxa"/>
-          </w:tcPr>
-          <w:p>
-            <w:pPr>
-              <w:keepNext/>
-              <w:spacing w:before="60" w:after="60"/>
-              <w:jc w:val="left"/>
-            </w:pPr>
-            <w:r>
-              <w:rPr>
-                <w:b/>
-                <w:sz w:val="20"/>
-              </w:rPr>
-              <w:t>Costo UCIL [u]</w:t>
-            </w:r>
-          </w:p>
-        </w:tc>
-        <w:tc>
-          <w:tcPr>
-            <w:tcW w:w="1560" w:type="dxa"/>
-          </w:tcPr>
-          <w:p>
-            <w:pPr>
-              <w:keepNext/>
-              <w:spacing w:before="60" w:after="60"/>
-              <w:jc w:val="left"/>
-            </w:pPr>
-            <w:r>
-              <w:rPr>
-                <w:b/>
-                <w:sz w:val="20"/>
-              </w:rPr>
-              <w:t>Costo B4 [u]</w:t>
-            </w:r>
-          </w:p>
-        </w:tc>
-      </w:tr>
-      <w:tr>
-        <w:trPr>
-          <w:cantSplit/>
-          <w:jc w:val="center"/>
-        </w:trPr>
-        <w:tc>
-          <w:tcPr>
-            <w:tcW w:w="1560" w:type="dxa"/>
-          </w:tcPr>
-          <w:p>
-            <w:pPr>
-              <w:keepNext/>
-              <w:spacing w:before="60" w:after="60"/>
-              <w:jc w:val="left"/>
-            </w:pPr>
-            <w:r>
-              <w:rPr>
-                <w:sz w:val="20"/>
-              </w:rPr>
-              <w:t>limpio</w:t>
-            </w:r>
-          </w:p>
-        </w:tc>
-        <w:tc>
-          <w:tcPr>
-            <w:tcW w:w="1560" w:type="dxa"/>
-          </w:tcPr>
-          <w:p>
-            <w:pPr>
-              <w:keepNext/>
-              <w:spacing w:before="60" w:after="60"/>
-              <w:jc w:val="left"/>
-            </w:pPr>
-            <w:r>
-              <w:rPr>
-                <w:sz w:val="20"/>
-              </w:rPr>
-              <w:t>0.052</w:t>
-            </w:r>
-          </w:p>
-        </w:tc>
-        <w:tc>
-          <w:tcPr>
-            <w:tcW w:w="1560" w:type="dxa"/>
-          </w:tcPr>
-          <w:p>
-            <w:pPr>
-              <w:keepNext/>
-              <w:spacing w:before="60" w:after="60"/>
-              <w:jc w:val="left"/>
-            </w:pPr>
-            <w:r>
-              <w:rPr>
-                <w:sz w:val="20"/>
-              </w:rPr>
-              <w:t>0.464</w:t>
-            </w:r>
-          </w:p>
-        </w:tc>
-        <w:tc>
-          <w:tcPr>
-            <w:tcW w:w="1560" w:type="dxa"/>
-          </w:tcPr>
-          <w:p>
-            <w:pPr>
-              <w:keepNext/>
-              <w:spacing w:before="60" w:after="60"/>
-              <w:jc w:val="left"/>
-            </w:pPr>
-            <w:r>
-              <w:rPr>
-                <w:sz w:val="20"/>
-              </w:rPr>
-              <w:t>0.011</w:t>
-            </w:r>
-          </w:p>
-        </w:tc>
-        <w:tc>
-          <w:tcPr>
-            <w:tcW w:w="1560" w:type="dxa"/>
-          </w:tcPr>
-          <w:p>
-            <w:pPr>
-              <w:keepNext/>
-              <w:spacing w:before="60" w:after="60"/>
-              <w:jc w:val="left"/>
-            </w:pPr>
-            <w:r>
-              <w:rPr>
-                <w:sz w:val="20"/>
-              </w:rPr>
-              <w:t>0.576</w:t>
-            </w:r>
-          </w:p>
-        </w:tc>
-        <w:tc>
-          <w:tcPr>
-            <w:tcW w:w="1560" w:type="dxa"/>
-          </w:tcPr>
-          <w:p>
-            <w:pPr>
-              <w:keepNext/>
-              <w:spacing w:before="60" w:after="60"/>
-              <w:jc w:val="left"/>
-            </w:pPr>
-            <w:r>
-              <w:rPr>
-                <w:sz w:val="20"/>
-              </w:rPr>
-              <w:t>0.669</w:t>
-            </w:r>
-          </w:p>
-        </w:tc>
-      </w:tr>
-      <w:tr>
-        <w:trPr>
-          <w:cantSplit/>
-          <w:jc w:val="center"/>
-        </w:trPr>
-        <w:tc>
-          <w:tcPr>
-            <w:tcW w:w="1560" w:type="dxa"/>
-          </w:tcPr>
-          <w:p>
-            <w:pPr>
-              <w:keepNext/>
-              <w:spacing w:before="60" w:after="60"/>
-              <w:jc w:val="left"/>
-            </w:pPr>
-            <w:r>
-              <w:rPr>
-                <w:sz w:val="20"/>
-              </w:rPr>
-              <w:t>20</w:t>
-            </w:r>
-          </w:p>
-        </w:tc>
-        <w:tc>
-          <w:tcPr>
-            <w:tcW w:w="1560" w:type="dxa"/>
-          </w:tcPr>
-          <w:p>
-            <w:pPr>
-              <w:keepNext/>
-              <w:spacing w:before="60" w:after="60"/>
-              <w:jc w:val="left"/>
-            </w:pPr>
-            <w:r>
-              <w:rPr>
-                <w:sz w:val="20"/>
-              </w:rPr>
-              <w:t>0.072</w:t>
-            </w:r>
-          </w:p>
-        </w:tc>
-        <w:tc>
-          <w:tcPr>
-            <w:tcW w:w="1560" w:type="dxa"/>
-          </w:tcPr>
-          <w:p>
-            <w:pPr>
-              <w:keepNext/>
-              <w:spacing w:before="60" w:after="60"/>
-              <w:jc w:val="left"/>
-            </w:pPr>
-            <w:r>
-              <w:rPr>
-                <w:sz w:val="20"/>
-              </w:rPr>
-              <w:t>0.464</w:t>
-            </w:r>
-          </w:p>
-        </w:tc>
-        <w:tc>
-          <w:tcPr>
-            <w:tcW w:w="1560" w:type="dxa"/>
-          </w:tcPr>
-          <w:p>
-            <w:pPr>
-              <w:keepNext/>
-              <w:spacing w:before="60" w:after="60"/>
-              <w:jc w:val="left"/>
-            </w:pPr>
-            <w:r>
-              <w:rPr>
-                <w:sz w:val="20"/>
-              </w:rPr>
-              <w:t>0.022</w:t>
-            </w:r>
-          </w:p>
-        </w:tc>
-        <w:tc>
-          <w:tcPr>
-            <w:tcW w:w="1560" w:type="dxa"/>
-          </w:tcPr>
-          <w:p>
-            <w:pPr>
-              <w:keepNext/>
-              <w:spacing w:before="60" w:after="60"/>
-              <w:jc w:val="left"/>
-            </w:pPr>
-            <w:r>
-              <w:rPr>
-                <w:sz w:val="20"/>
-              </w:rPr>
-              <w:t>0.582</w:t>
-            </w:r>
-          </w:p>
-        </w:tc>
-        <w:tc>
-          <w:tcPr>
-            <w:tcW w:w="1560" w:type="dxa"/>
-          </w:tcPr>
-          <w:p>
-            <w:pPr>
-              <w:keepNext/>
-              <w:spacing w:before="60" w:after="60"/>
-              <w:jc w:val="left"/>
-            </w:pPr>
-            <w:r>
-              <w:rPr>
-                <w:sz w:val="20"/>
-              </w:rPr>
-              <w:t>0.674</w:t>
-            </w:r>
-          </w:p>
-        </w:tc>
-      </w:tr>
-      <w:tr>
-        <w:trPr>
-          <w:cantSplit/>
-          <w:jc w:val="center"/>
-        </w:trPr>
-        <w:tc>
-          <w:tcPr>
-            <w:tcW w:w="1560" w:type="dxa"/>
-          </w:tcPr>
-          <w:p>
-            <w:pPr>
-              <w:keepNext/>
-              <w:spacing w:before="60" w:after="60"/>
-              <w:jc w:val="left"/>
-            </w:pPr>
-            <w:r>
-              <w:rPr>
-                <w:sz w:val="20"/>
-              </w:rPr>
-              <w:t>10</w:t>
-            </w:r>
-          </w:p>
-        </w:tc>
-        <w:tc>
-          <w:tcPr>
-            <w:tcW w:w="1560" w:type="dxa"/>
-          </w:tcPr>
-          <w:p>
-            <w:pPr>
-              <w:keepNext/>
-              <w:spacing w:before="60" w:after="60"/>
-              <w:jc w:val="left"/>
-            </w:pPr>
-            <w:r>
-              <w:rPr>
-                <w:sz w:val="20"/>
-              </w:rPr>
-              <w:t>0.125</w:t>
-            </w:r>
-          </w:p>
-        </w:tc>
-        <w:tc>
-          <w:tcPr>
-            <w:tcW w:w="1560" w:type="dxa"/>
-          </w:tcPr>
-          <w:p>
-            <w:pPr>
-              <w:keepNext/>
-              <w:spacing w:before="60" w:after="60"/>
-              <w:jc w:val="left"/>
-            </w:pPr>
-            <w:r>
-              <w:rPr>
-                <w:sz w:val="20"/>
-              </w:rPr>
-              <w:t>0.464</w:t>
-            </w:r>
-          </w:p>
-        </w:tc>
-        <w:tc>
-          <w:tcPr>
-            <w:tcW w:w="1560" w:type="dxa"/>
-          </w:tcPr>
-          <w:p>
-            <w:pPr>
-              <w:keepNext/>
-              <w:spacing w:before="60" w:after="60"/>
-              <w:jc w:val="left"/>
-            </w:pPr>
-            <w:r>
-              <w:rPr>
-                <w:sz w:val="20"/>
-              </w:rPr>
-              <w:t>0.039</w:t>
-            </w:r>
-          </w:p>
-        </w:tc>
-        <w:tc>
-          <w:tcPr>
-            <w:tcW w:w="1560" w:type="dxa"/>
-          </w:tcPr>
-          <w:p>
-            <w:pPr>
-              <w:keepNext/>
-              <w:spacing w:before="60" w:after="60"/>
-              <w:jc w:val="left"/>
-            </w:pPr>
-            <w:r>
-              <w:rPr>
-                <w:sz w:val="20"/>
-              </w:rPr>
-              <w:t>0.590</w:t>
-            </w:r>
-          </w:p>
-        </w:tc>
-        <w:tc>
-          <w:tcPr>
-            <w:tcW w:w="1560" w:type="dxa"/>
-          </w:tcPr>
-          <w:p>
-            <w:pPr>
-              <w:keepNext/>
-              <w:spacing w:before="60" w:after="60"/>
-              <w:jc w:val="left"/>
-            </w:pPr>
-            <w:r>
-              <w:rPr>
-                <w:sz w:val="20"/>
-              </w:rPr>
-              <w:t>0.678</w:t>
-            </w:r>
-          </w:p>
-        </w:tc>
-      </w:tr>
-      <w:tr>
-        <w:trPr>
-          <w:cantSplit/>
-          <w:jc w:val="center"/>
-        </w:trPr>
-        <w:tc>
-          <w:tcPr>
-            <w:tcW w:w="1560" w:type="dxa"/>
-          </w:tcPr>
-          <w:p>
-            <w:pPr>
-              <w:keepNext/>
-              <w:spacing w:before="60" w:after="60"/>
-              <w:jc w:val="left"/>
-            </w:pPr>
-            <w:r>
-              <w:rPr>
-                <w:sz w:val="20"/>
-              </w:rPr>
-              <w:t>5</w:t>
-            </w:r>
-          </w:p>
-        </w:tc>
-        <w:tc>
-          <w:tcPr>
-            <w:tcW w:w="1560" w:type="dxa"/>
-          </w:tcPr>
-          <w:p>
-            <w:pPr>
-              <w:keepNext/>
-              <w:spacing w:before="60" w:after="60"/>
-              <w:jc w:val="left"/>
-            </w:pPr>
-            <w:r>
-              <w:rPr>
-                <w:sz w:val="20"/>
-              </w:rPr>
-              <w:t>0.236</w:t>
-            </w:r>
-          </w:p>
-        </w:tc>
-        <w:tc>
-          <w:tcPr>
-            <w:tcW w:w="1560" w:type="dxa"/>
-          </w:tcPr>
-          <w:p>
-            <w:pPr>
-              <w:keepNext/>
-              <w:spacing w:before="60" w:after="60"/>
-              <w:jc w:val="left"/>
-            </w:pPr>
-            <w:r>
-              <w:rPr>
-                <w:sz w:val="20"/>
-              </w:rPr>
-              <w:t>0.464</w:t>
-            </w:r>
-          </w:p>
-        </w:tc>
-        <w:tc>
-          <w:tcPr>
-            <w:tcW w:w="1560" w:type="dxa"/>
-          </w:tcPr>
-          <w:p>
-            <w:pPr>
-              <w:keepNext/>
-              <w:spacing w:before="60" w:after="60"/>
-              <w:jc w:val="left"/>
-            </w:pPr>
-            <w:r>
-              <w:rPr>
-                <w:sz w:val="20"/>
-              </w:rPr>
-              <w:t>0.083</w:t>
-            </w:r>
-          </w:p>
-        </w:tc>
-        <w:tc>
-          <w:tcPr>
-            <w:tcW w:w="1560" w:type="dxa"/>
-          </w:tcPr>
-          <w:p>
-            <w:pPr>
-              <w:keepNext/>
-              <w:spacing w:before="60" w:after="60"/>
-              <w:jc w:val="left"/>
-            </w:pPr>
-            <w:r>
-              <w:rPr>
-                <w:sz w:val="20"/>
-              </w:rPr>
-              <w:t>0.630</w:t>
-            </w:r>
-          </w:p>
-        </w:tc>
-        <w:tc>
-          <w:tcPr>
-            <w:tcW w:w="1560" w:type="dxa"/>
-          </w:tcPr>
-          <w:p>
-            <w:pPr>
-              <w:keepNext/>
-              <w:spacing w:before="60" w:after="60"/>
-              <w:jc w:val="left"/>
-            </w:pPr>
-            <w:r>
-              <w:rPr>
-                <w:sz w:val="20"/>
-              </w:rPr>
-              <w:t>0.713</w:t>
-            </w:r>
-          </w:p>
-        </w:tc>
-      </w:tr>
-      <w:tr>
-        <w:trPr>
-          <w:cantSplit/>
-          <w:jc w:val="center"/>
-        </w:trPr>
-        <w:tc>
-          <w:tcPr>
-            <w:tcW w:w="1560" w:type="dxa"/>
-          </w:tcPr>
-          <w:p>
-            <w:pPr>
-              <w:spacing w:before="60" w:after="60"/>
-              <w:jc w:val="left"/>
-            </w:pPr>
-            <w:r>
-              <w:rPr>
-                <w:sz w:val="20"/>
-              </w:rPr>
-              <w:t>0</w:t>
-            </w:r>
-          </w:p>
-        </w:tc>
-        <w:tc>
-          <w:tcPr>
-            <w:tcW w:w="1560" w:type="dxa"/>
-          </w:tcPr>
-          <w:p>
-            <w:pPr>
-              <w:spacing w:before="60" w:after="60"/>
-              <w:jc w:val="left"/>
-            </w:pPr>
-            <w:r>
-              <w:rPr>
-                <w:sz w:val="20"/>
-              </w:rPr>
-              <w:t>0.565</w:t>
-            </w:r>
-          </w:p>
-        </w:tc>
-        <w:tc>
-          <w:tcPr>
-            <w:tcW w:w="1560" w:type="dxa"/>
-          </w:tcPr>
-          <w:p>
-            <w:pPr>
-              <w:spacing w:before="60" w:after="60"/>
-              <w:jc w:val="left"/>
-            </w:pPr>
-            <w:r>
-              <w:rPr>
-                <w:sz w:val="20"/>
-              </w:rPr>
-              <w:t>0.464</w:t>
-            </w:r>
-          </w:p>
-        </w:tc>
-        <w:tc>
-          <w:tcPr>
-            <w:tcW w:w="1560" w:type="dxa"/>
-          </w:tcPr>
-          <w:p>
-            <w:pPr>
-              <w:spacing w:before="60" w:after="60"/>
-              <w:jc w:val="left"/>
-            </w:pPr>
-            <w:r>
-              <w:rPr>
-                <w:sz w:val="20"/>
-              </w:rPr>
-              <w:t>0.222</w:t>
-            </w:r>
-          </w:p>
-        </w:tc>
-        <w:tc>
-          <w:tcPr>
-            <w:tcW w:w="1560" w:type="dxa"/>
-          </w:tcPr>
-          <w:p>
-            <w:pPr>
-              <w:spacing w:before="60" w:after="60"/>
-              <w:jc w:val="left"/>
-            </w:pPr>
-            <w:r>
-              <w:rPr>
-                <w:sz w:val="20"/>
-              </w:rPr>
-              <w:t>0.709</w:t>
-            </w:r>
-          </w:p>
-        </w:tc>
-        <w:tc>
-          <w:tcPr>
-            <w:tcW w:w="1560" w:type="dxa"/>
-          </w:tcPr>
-          <w:p>
-            <w:pPr>
-              <w:spacing w:before="60" w:after="60"/>
-              <w:jc w:val="left"/>
-            </w:pPr>
-            <w:r>
-              <w:rPr>
-                <w:sz w:val="20"/>
-              </w:rPr>
-              <w:t>0.880</w:t>
-            </w:r>
-          </w:p>
-        </w:tc>
-      </w:tr>
-    </w:tbl>
-    <w:p/>
-    <w:p>
-      <w:pPr>
-        <w:keepNext/>
-        <w:jc w:val="center"/>
-      </w:pPr>
-      <w:r>
-        <w:rPr>
-          <w:noProof/>
-        </w:rPr>
-        <w:lastRenderedPageBreak/>
-        <w:drawing>
-          <wp:inline distT="0" distB="0" distL="0" distR="0" wp14:anchorId="2ADE48E5" wp14:editId="2C9F41E0">
+          <wp:inline distT="0" distB="0" distL="0" distR="0" wp14:anchorId="754A99D7" wp14:editId="49FCC8D0">
             <wp:extent cx="4320000" cy="3110400"/>
             <wp:effectExtent l="0" t="0" r="0" b="0"/>
             <wp:docPr id="19" name="Picture 19"/>
@@ -7974,7 +6665,7 @@
               <a:graphicData uri="http://schemas.openxmlformats.org/drawingml/2006/picture">
                 <pic:pic xmlns:pic="http://schemas.openxmlformats.org/drawingml/2006/picture">
                   <pic:nvPicPr>
-                    <pic:cNvPr id="0" name="fig_audio_mean_cost_es.png"/>
+                    <pic:cNvPr id="0" name="fig_accuracy_by_difficulty_es.png"/>
                     <pic:cNvPicPr/>
                   </pic:nvPicPr>
                   <pic:blipFill>
@@ -8012,18 +6703,33 @@
         <w:t xml:space="preserve">Figura 19. </w:t>
       </w:r>
       <w:r>
-        <w:t>Costo medio frente a la SNR (B2 se omite por escala, su costo está en los resultados del experimento).</w:t>
+        <w:t>Exactitud por nivel de dificultad de la paráfrasis.</w:t>
       </w:r>
     </w:p>
     <w:p>
       <w:pPr>
         <w:pStyle w:val="Heading2"/>
       </w:pPr>
-      <w:bookmarkStart w:id="35" w:name="_Toc242290717"/>
-      <w:r>
-        <w:t>6.6 Experimento 6, errores de transcripción simulados (exp_asr_text_noise.yaml)</w:t>
-      </w:r>
-      <w:bookmarkEnd w:id="35"/>
+      <w:bookmarkStart w:id="32" w:name="_Toc242346987"/>
+      <w:r>
+        <w:t>6.3 Experimento 3, ambigüedad y contexto (exp_ambiguity.yaml)</w:t>
+      </w:r>
+      <w:bookmarkEnd w:id="32"/>
+    </w:p>
+    <w:p>
+      <w:r>
+        <w:t>En órdenes cuyo significado depende de la aplicación activa («bájale», «quítalo») la exactitud pasa de 0.274 sin contexto a 0.408 con el prior de contexto. La entropía media es 0.551 en estas órdenes y 0.266 en órdenes canónicas. Cuando el destino es ambiguo («abre el editor»), UCIL pide aclaración con opciones en una fracción 1.000 de los casos. B4, en 0.393.</w:t>
+      </w:r>
+    </w:p>
+    <w:p>
+      <w:pPr>
+        <w:pStyle w:val="Heading2"/>
+      </w:pPr>
+      <w:bookmarkStart w:id="33" w:name="_Toc242346988"/>
+      <w:r>
+        <w:t>6.4 Experimento 4, peticiones fuera de dominio (exp_main.yaml)</w:t>
+      </w:r>
+      <w:bookmarkEnd w:id="33"/>
     </w:p>
     <w:p>
       <w:pPr>
@@ -8034,10 +6740,10 @@
         <w:rPr>
           <w:b/>
         </w:rPr>
-        <w:t xml:space="preserve">Tabla 5. </w:t>
-      </w:r>
-      <w:r>
-        <w:t>Experimento 6: efecto de errores de transcripción simulados.</w:t>
+        <w:t xml:space="preserve">Tabla 3. </w:t>
+      </w:r>
+      <w:r>
+        <w:t>Experimento 4: separación entre órdenes del dominio y peticiones OOD.</w:t>
       </w:r>
     </w:p>
     <w:tbl>
@@ -8055,11 +6761,10 @@
         <w:tblLook w:val="04A0" w:firstRow="1" w:lastRow="0" w:firstColumn="1" w:lastColumn="0" w:noHBand="0" w:noVBand="1"/>
       </w:tblPr>
       <w:tblGrid>
-        <w:gridCol w:w="1872"/>
-        <w:gridCol w:w="1872"/>
-        <w:gridCol w:w="1872"/>
-        <w:gridCol w:w="1872"/>
-        <w:gridCol w:w="1872"/>
+        <w:gridCol w:w="2340"/>
+        <w:gridCol w:w="2340"/>
+        <w:gridCol w:w="2340"/>
+        <w:gridCol w:w="2340"/>
       </w:tblGrid>
       <w:tr>
         <w:trPr>
@@ -8069,7 +6774,7 @@
         </w:trPr>
         <w:tc>
           <w:tcPr>
-            <w:tcW w:w="1872" w:type="dxa"/>
+            <w:tcW w:w="2340" w:type="dxa"/>
           </w:tcPr>
           <w:p>
             <w:pPr>
@@ -8082,13 +6787,13 @@
                 <w:b/>
                 <w:sz w:val="20"/>
               </w:rPr>
-              <w:t>Tasa por palabra</w:t>
-            </w:r>
-          </w:p>
-        </w:tc>
-        <w:tc>
-          <w:tcPr>
-            <w:tcW w:w="1872" w:type="dxa"/>
+              <w:t>Detector</w:t>
+            </w:r>
+          </w:p>
+        </w:tc>
+        <w:tc>
+          <w:tcPr>
+            <w:tcW w:w="2340" w:type="dxa"/>
           </w:tcPr>
           <w:p>
             <w:pPr>
@@ -8101,13 +6806,13 @@
                 <w:b/>
                 <w:sz w:val="20"/>
               </w:rPr>
-              <w:t>Exactitud</w:t>
-            </w:r>
-          </w:p>
-        </w:tc>
-        <w:tc>
-          <w:tcPr>
-            <w:tcW w:w="1872" w:type="dxa"/>
+              <w:t>AUROC</w:t>
+            </w:r>
+          </w:p>
+        </w:tc>
+        <w:tc>
+          <w:tcPr>
+            <w:tcW w:w="2340" w:type="dxa"/>
           </w:tcPr>
           <w:p>
             <w:pPr>
@@ -8120,13 +6825,13 @@
                 <w:b/>
                 <w:sz w:val="20"/>
               </w:rPr>
-              <w:t>Costo B3 [u]</w:t>
-            </w:r>
-          </w:p>
-        </w:tc>
-        <w:tc>
-          <w:tcPr>
-            <w:tcW w:w="1872" w:type="dxa"/>
+              <w:t>AUROC OOD cercano</w:t>
+            </w:r>
+          </w:p>
+        </w:tc>
+        <w:tc>
+          <w:tcPr>
+            <w:tcW w:w="2340" w:type="dxa"/>
           </w:tcPr>
           <w:p>
             <w:pPr>
@@ -8139,26 +6844,7 @@
                 <w:b/>
                 <w:sz w:val="20"/>
               </w:rPr>
-              <w:t>Costo B4 [u]</w:t>
-            </w:r>
-          </w:p>
-        </w:tc>
-        <w:tc>
-          <w:tcPr>
-            <w:tcW w:w="1872" w:type="dxa"/>
-          </w:tcPr>
-          <w:p>
-            <w:pPr>
-              <w:keepNext/>
-              <w:spacing w:before="60" w:after="60"/>
-              <w:jc w:val="left"/>
-            </w:pPr>
-            <w:r>
-              <w:rPr>
-                <w:b/>
-                <w:sz w:val="20"/>
-              </w:rPr>
-              <w:t>Costo UCIL [u]</w:t>
+              <w:t>AUROC OOD lejano</w:t>
             </w:r>
           </w:p>
         </w:tc>
@@ -8170,7 +6856,7 @@
         </w:trPr>
         <w:tc>
           <w:tcPr>
-            <w:tcW w:w="1872" w:type="dxa"/>
+            <w:tcW w:w="2340" w:type="dxa"/>
           </w:tcPr>
           <w:p>
             <w:pPr>
@@ -8182,13 +6868,13 @@
               <w:rPr>
                 <w:sz w:val="20"/>
               </w:rPr>
-              <w:t>0.0</w:t>
-            </w:r>
-          </w:p>
-        </w:tc>
-        <w:tc>
-          <w:tcPr>
-            <w:tcW w:w="1872" w:type="dxa"/>
+              <w:t>probabilidad máxima (MSP)</w:t>
+            </w:r>
+          </w:p>
+        </w:tc>
+        <w:tc>
+          <w:tcPr>
+            <w:tcW w:w="2340" w:type="dxa"/>
           </w:tcPr>
           <w:p>
             <w:pPr>
@@ -8200,13 +6886,13 @@
               <w:rPr>
                 <w:sz w:val="20"/>
               </w:rPr>
-              <w:t>0.647</w:t>
-            </w:r>
-          </w:p>
-        </w:tc>
-        <w:tc>
-          <w:tcPr>
-            <w:tcW w:w="1872" w:type="dxa"/>
+              <w:t>0.747 [0.733, 0.761]</w:t>
+            </w:r>
+          </w:p>
+        </w:tc>
+        <w:tc>
+          <w:tcPr>
+            <w:tcW w:w="2340" w:type="dxa"/>
           </w:tcPr>
           <w:p>
             <w:pPr>
@@ -8218,13 +6904,13 @@
               <w:rPr>
                 <w:sz w:val="20"/>
               </w:rPr>
-              <w:t>0.602</w:t>
-            </w:r>
-          </w:p>
-        </w:tc>
-        <w:tc>
-          <w:tcPr>
-            <w:tcW w:w="1872" w:type="dxa"/>
+              <w:t>0.686</w:t>
+            </w:r>
+          </w:p>
+        </w:tc>
+        <w:tc>
+          <w:tcPr>
+            <w:tcW w:w="2340" w:type="dxa"/>
           </w:tcPr>
           <w:p>
             <w:pPr>
@@ -8236,25 +6922,7 @@
               <w:rPr>
                 <w:sz w:val="20"/>
               </w:rPr>
-              <w:t>0.609</w:t>
-            </w:r>
-          </w:p>
-        </w:tc>
-        <w:tc>
-          <w:tcPr>
-            <w:tcW w:w="1872" w:type="dxa"/>
-          </w:tcPr>
-          <w:p>
-            <w:pPr>
-              <w:keepNext/>
-              <w:spacing w:before="60" w:after="60"/>
-              <w:jc w:val="left"/>
-            </w:pPr>
-            <w:r>
-              <w:rPr>
-                <w:sz w:val="20"/>
-              </w:rPr>
-              <w:t>0.563</w:t>
+              <w:t>0.813</w:t>
             </w:r>
           </w:p>
         </w:tc>
@@ -8266,7 +6934,7 @@
         </w:trPr>
         <w:tc>
           <w:tcPr>
-            <w:tcW w:w="1872" w:type="dxa"/>
+            <w:tcW w:w="2340" w:type="dxa"/>
           </w:tcPr>
           <w:p>
             <w:pPr>
@@ -8278,13 +6946,13 @@
               <w:rPr>
                 <w:sz w:val="20"/>
               </w:rPr>
-              <w:t>0.05</w:t>
-            </w:r>
-          </w:p>
-        </w:tc>
-        <w:tc>
-          <w:tcPr>
-            <w:tcW w:w="1872" w:type="dxa"/>
+              <w:t>energía</w:t>
+            </w:r>
+          </w:p>
+        </w:tc>
+        <w:tc>
+          <w:tcPr>
+            <w:tcW w:w="2340" w:type="dxa"/>
           </w:tcPr>
           <w:p>
             <w:pPr>
@@ -8296,13 +6964,13 @@
               <w:rPr>
                 <w:sz w:val="20"/>
               </w:rPr>
-              <w:t>0.638</w:t>
-            </w:r>
-          </w:p>
-        </w:tc>
-        <w:tc>
-          <w:tcPr>
-            <w:tcW w:w="1872" w:type="dxa"/>
+              <w:t>0.748 [0.732, 0.764]</w:t>
+            </w:r>
+          </w:p>
+        </w:tc>
+        <w:tc>
+          <w:tcPr>
+            <w:tcW w:w="2340" w:type="dxa"/>
           </w:tcPr>
           <w:p>
             <w:pPr>
@@ -8314,13 +6982,13 @@
               <w:rPr>
                 <w:sz w:val="20"/>
               </w:rPr>
-              <w:t>0.622</w:t>
-            </w:r>
-          </w:p>
-        </w:tc>
-        <w:tc>
-          <w:tcPr>
-            <w:tcW w:w="1872" w:type="dxa"/>
+              <w:t>0.693</w:t>
+            </w:r>
+          </w:p>
+        </w:tc>
+        <w:tc>
+          <w:tcPr>
+            <w:tcW w:w="2340" w:type="dxa"/>
           </w:tcPr>
           <w:p>
             <w:pPr>
@@ -8332,25 +7000,7 @@
               <w:rPr>
                 <w:sz w:val="20"/>
               </w:rPr>
-              <w:t>0.630</w:t>
-            </w:r>
-          </w:p>
-        </w:tc>
-        <w:tc>
-          <w:tcPr>
-            <w:tcW w:w="1872" w:type="dxa"/>
-          </w:tcPr>
-          <w:p>
-            <w:pPr>
-              <w:keepNext/>
-              <w:spacing w:before="60" w:after="60"/>
-              <w:jc w:val="left"/>
-            </w:pPr>
-            <w:r>
-              <w:rPr>
-                <w:sz w:val="20"/>
-              </w:rPr>
-              <w:t>0.575</w:t>
+              <w:t>0.807</w:t>
             </w:r>
           </w:p>
         </w:tc>
@@ -8362,7 +7012,7 @@
         </w:trPr>
         <w:tc>
           <w:tcPr>
-            <w:tcW w:w="1872" w:type="dxa"/>
+            <w:tcW w:w="2340" w:type="dxa"/>
           </w:tcPr>
           <w:p>
             <w:pPr>
@@ -8374,13 +7024,13 @@
               <w:rPr>
                 <w:sz w:val="20"/>
               </w:rPr>
-              <w:t>0.1</w:t>
-            </w:r>
-          </w:p>
-        </w:tc>
-        <w:tc>
-          <w:tcPr>
-            <w:tcW w:w="1872" w:type="dxa"/>
+              <w:t>vecinos más cercanos (kNN)</w:t>
+            </w:r>
+          </w:p>
+        </w:tc>
+        <w:tc>
+          <w:tcPr>
+            <w:tcW w:w="2340" w:type="dxa"/>
           </w:tcPr>
           <w:p>
             <w:pPr>
@@ -8392,13 +7042,13 @@
               <w:rPr>
                 <w:sz w:val="20"/>
               </w:rPr>
-              <w:t>0.628</w:t>
-            </w:r>
-          </w:p>
-        </w:tc>
-        <w:tc>
-          <w:tcPr>
-            <w:tcW w:w="1872" w:type="dxa"/>
+              <w:t>0.648 [0.631, 0.664]</w:t>
+            </w:r>
+          </w:p>
+        </w:tc>
+        <w:tc>
+          <w:tcPr>
+            <w:tcW w:w="2340" w:type="dxa"/>
           </w:tcPr>
           <w:p>
             <w:pPr>
@@ -8410,13 +7060,13 @@
               <w:rPr>
                 <w:sz w:val="20"/>
               </w:rPr>
-              <w:t>0.632</w:t>
-            </w:r>
-          </w:p>
-        </w:tc>
-        <w:tc>
-          <w:tcPr>
-            <w:tcW w:w="1872" w:type="dxa"/>
+              <w:t>0.579</w:t>
+            </w:r>
+          </w:p>
+        </w:tc>
+        <w:tc>
+          <w:tcPr>
+            <w:tcW w:w="2340" w:type="dxa"/>
           </w:tcPr>
           <w:p>
             <w:pPr>
@@ -8428,25 +7078,7 @@
               <w:rPr>
                 <w:sz w:val="20"/>
               </w:rPr>
-              <w:t>0.637</w:t>
-            </w:r>
-          </w:p>
-        </w:tc>
-        <w:tc>
-          <w:tcPr>
-            <w:tcW w:w="1872" w:type="dxa"/>
-          </w:tcPr>
-          <w:p>
-            <w:pPr>
-              <w:keepNext/>
-              <w:spacing w:before="60" w:after="60"/>
-              <w:jc w:val="left"/>
-            </w:pPr>
-            <w:r>
-              <w:rPr>
-                <w:sz w:val="20"/>
-              </w:rPr>
-              <w:t>0.580</w:t>
+              <w:t>0.721</w:t>
             </w:r>
           </w:p>
         </w:tc>
@@ -8458,7 +7090,7 @@
         </w:trPr>
         <w:tc>
           <w:tcPr>
-            <w:tcW w:w="1872" w:type="dxa"/>
+            <w:tcW w:w="2340" w:type="dxa"/>
           </w:tcPr>
           <w:p>
             <w:pPr>
@@ -8470,13 +7102,13 @@
               <w:rPr>
                 <w:sz w:val="20"/>
               </w:rPr>
-              <w:t>0.2</w:t>
-            </w:r>
-          </w:p>
-        </w:tc>
-        <w:tc>
-          <w:tcPr>
-            <w:tcW w:w="1872" w:type="dxa"/>
+              <w:t>Mahalanobis</w:t>
+            </w:r>
+          </w:p>
+        </w:tc>
+        <w:tc>
+          <w:tcPr>
+            <w:tcW w:w="2340" w:type="dxa"/>
           </w:tcPr>
           <w:p>
             <w:pPr>
@@ -8488,13 +7120,13 @@
               <w:rPr>
                 <w:sz w:val="20"/>
               </w:rPr>
-              <w:t>0.606</w:t>
-            </w:r>
-          </w:p>
-        </w:tc>
-        <w:tc>
-          <w:tcPr>
-            <w:tcW w:w="1872" w:type="dxa"/>
+              <w:t>0.650 [0.635, 0.665]</w:t>
+            </w:r>
+          </w:p>
+        </w:tc>
+        <w:tc>
+          <w:tcPr>
+            <w:tcW w:w="2340" w:type="dxa"/>
           </w:tcPr>
           <w:p>
             <w:pPr>
@@ -8506,13 +7138,13 @@
               <w:rPr>
                 <w:sz w:val="20"/>
               </w:rPr>
-              <w:t>0.666</w:t>
-            </w:r>
-          </w:p>
-        </w:tc>
-        <w:tc>
-          <w:tcPr>
-            <w:tcW w:w="1872" w:type="dxa"/>
+              <w:t>0.621</w:t>
+            </w:r>
+          </w:p>
+        </w:tc>
+        <w:tc>
+          <w:tcPr>
+            <w:tcW w:w="2340" w:type="dxa"/>
           </w:tcPr>
           <w:p>
             <w:pPr>
@@ -8524,25 +7156,7 @@
               <w:rPr>
                 <w:sz w:val="20"/>
               </w:rPr>
-              <w:t>0.654</w:t>
-            </w:r>
-          </w:p>
-        </w:tc>
-        <w:tc>
-          <w:tcPr>
-            <w:tcW w:w="1872" w:type="dxa"/>
-          </w:tcPr>
-          <w:p>
-            <w:pPr>
-              <w:keepNext/>
-              <w:spacing w:before="60" w:after="60"/>
-              <w:jc w:val="left"/>
-            </w:pPr>
-            <w:r>
-              <w:rPr>
-                <w:sz w:val="20"/>
-              </w:rPr>
-              <w:t>0.604</w:t>
+              <w:t>0.683</w:t>
             </w:r>
           </w:p>
         </w:tc>
@@ -8554,146 +7168,7 @@
         </w:trPr>
         <w:tc>
           <w:tcPr>
-            <w:tcW w:w="1872" w:type="dxa"/>
-          </w:tcPr>
-          <w:p>
-            <w:pPr>
-              <w:spacing w:before="60" w:after="60"/>
-              <w:jc w:val="left"/>
-            </w:pPr>
-            <w:r>
-              <w:rPr>
-                <w:sz w:val="20"/>
-              </w:rPr>
-              <w:t>0.3</w:t>
-            </w:r>
-          </w:p>
-        </w:tc>
-        <w:tc>
-          <w:tcPr>
-            <w:tcW w:w="1872" w:type="dxa"/>
-          </w:tcPr>
-          <w:p>
-            <w:pPr>
-              <w:spacing w:before="60" w:after="60"/>
-              <w:jc w:val="left"/>
-            </w:pPr>
-            <w:r>
-              <w:rPr>
-                <w:sz w:val="20"/>
-              </w:rPr>
-              <w:t>0.589</w:t>
-            </w:r>
-          </w:p>
-        </w:tc>
-        <w:tc>
-          <w:tcPr>
-            <w:tcW w:w="1872" w:type="dxa"/>
-          </w:tcPr>
-          <w:p>
-            <w:pPr>
-              <w:spacing w:before="60" w:after="60"/>
-              <w:jc w:val="left"/>
-            </w:pPr>
-            <w:r>
-              <w:rPr>
-                <w:sz w:val="20"/>
-              </w:rPr>
-              <w:t>0.689</w:t>
-            </w:r>
-          </w:p>
-        </w:tc>
-        <w:tc>
-          <w:tcPr>
-            <w:tcW w:w="1872" w:type="dxa"/>
-          </w:tcPr>
-          <w:p>
-            <w:pPr>
-              <w:spacing w:before="60" w:after="60"/>
-              <w:jc w:val="left"/>
-            </w:pPr>
-            <w:r>
-              <w:rPr>
-                <w:sz w:val="20"/>
-              </w:rPr>
-              <w:t>0.675</w:t>
-            </w:r>
-          </w:p>
-        </w:tc>
-        <w:tc>
-          <w:tcPr>
-            <w:tcW w:w="1872" w:type="dxa"/>
-          </w:tcPr>
-          <w:p>
-            <w:pPr>
-              <w:spacing w:before="60" w:after="60"/>
-              <w:jc w:val="left"/>
-            </w:pPr>
-            <w:r>
-              <w:rPr>
-                <w:sz w:val="20"/>
-              </w:rPr>
-              <w:t>0.625</w:t>
-            </w:r>
-          </w:p>
-        </w:tc>
-      </w:tr>
-    </w:tbl>
-    <w:p/>
-    <w:p>
-      <w:pPr>
-        <w:pStyle w:val="Heading2"/>
-      </w:pPr>
-      <w:bookmarkStart w:id="36" w:name="_Toc242290718"/>
-      <w:r>
-        <w:lastRenderedPageBreak/>
-        <w:t>6.7 Experimento 7, aprendizaje incremental (exp_incremental.yaml)</w:t>
-      </w:r>
-      <w:bookmarkEnd w:id="36"/>
-    </w:p>
-    <w:p>
-      <w:pPr>
-        <w:keepNext/>
-        <w:jc w:val="left"/>
-      </w:pPr>
-      <w:r>
-        <w:rPr>
-          <w:b/>
-        </w:rPr>
-        <w:t xml:space="preserve">Tabla 6. </w:t>
-      </w:r>
-      <w:r>
-        <w:t>Experimento 7: adaptación y olvido por estrategia.</w:t>
-      </w:r>
-    </w:p>
-    <w:tbl>
-      <w:tblPr>
-        <w:tblW w:w="0" w:type="auto"/>
-        <w:jc w:val="center"/>
-        <w:tblBorders>
-          <w:top w:val="single" w:sz="4" w:space="0" w:color="BFBFBF"/>
-          <w:left w:val="nil"/>
-          <w:bottom w:val="single" w:sz="4" w:space="0" w:color="BFBFBF"/>
-          <w:right w:val="nil"/>
-          <w:insideH w:val="single" w:sz="4" w:space="0" w:color="BFBFBF"/>
-          <w:insideV w:val="nil"/>
-        </w:tblBorders>
-        <w:tblLook w:val="04A0" w:firstRow="1" w:lastRow="0" w:firstColumn="1" w:lastColumn="0" w:noHBand="0" w:noVBand="1"/>
-      </w:tblPr>
-      <w:tblGrid>
-        <w:gridCol w:w="3120"/>
-        <w:gridCol w:w="3120"/>
-        <w:gridCol w:w="3120"/>
-      </w:tblGrid>
-      <w:tr>
-        <w:trPr>
-          <w:cantSplit/>
-          <w:tblHeader/>
-          <w:jc w:val="center"/>
-        </w:trPr>
-        <w:tc>
-          <w:tcPr>
-            <w:tcW w:w="3120" w:type="dxa"/>
+            <w:tcW w:w="2340" w:type="dxa"/>
           </w:tcPr>
           <w:p>
             <w:pPr>
@@ -8703,16 +7178,15 @@
             </w:pPr>
             <w:r>
               <w:rPr>
-                <w:b/>
-                <w:sz w:val="20"/>
-              </w:rPr>
-              <w:t>Estrategia</w:t>
-            </w:r>
-          </w:p>
-        </w:tc>
-        <w:tc>
-          <w:tcPr>
-            <w:tcW w:w="3120" w:type="dxa"/>
+                <w:sz w:val="20"/>
+              </w:rPr>
+              <w:t>léxico (palabras no vistas)</w:t>
+            </w:r>
+          </w:p>
+        </w:tc>
+        <w:tc>
+          <w:tcPr>
+            <w:tcW w:w="2340" w:type="dxa"/>
           </w:tcPr>
           <w:p>
             <w:pPr>
@@ -8722,16 +7196,15 @@
             </w:pPr>
             <w:r>
               <w:rPr>
-                <w:b/>
-                <w:sz w:val="20"/>
-              </w:rPr>
-              <w:t>Exactitud en expresiones nuevas tras 102 correcciones</w:t>
-            </w:r>
-          </w:p>
-        </w:tc>
-        <w:tc>
-          <w:tcPr>
-            <w:tcW w:w="3120" w:type="dxa"/>
+                <w:sz w:val="20"/>
+              </w:rPr>
+              <w:t>0.777 [0.759, 0.795]</w:t>
+            </w:r>
+          </w:p>
+        </w:tc>
+        <w:tc>
+          <w:tcPr>
+            <w:tcW w:w="2340" w:type="dxa"/>
           </w:tcPr>
           <w:p>
             <w:pPr>
@@ -8741,10 +7214,27 @@
             </w:pPr>
             <w:r>
               <w:rPr>
-                <w:b/>
-                <w:sz w:val="20"/>
-              </w:rPr>
-              <w:t>Olvido</w:t>
+                <w:sz w:val="20"/>
+              </w:rPr>
+              <w:t>0.716</w:t>
+            </w:r>
+          </w:p>
+        </w:tc>
+        <w:tc>
+          <w:tcPr>
+            <w:tcW w:w="2340" w:type="dxa"/>
+          </w:tcPr>
+          <w:p>
+            <w:pPr>
+              <w:keepNext/>
+              <w:spacing w:before="60" w:after="60"/>
+              <w:jc w:val="left"/>
+            </w:pPr>
+            <w:r>
+              <w:rPr>
+                <w:sz w:val="20"/>
+              </w:rPr>
+              <w:t>0.843</w:t>
             </w:r>
           </w:p>
         </w:tc>
@@ -8756,472 +7246,69 @@
         </w:trPr>
         <w:tc>
           <w:tcPr>
-            <w:tcW w:w="3120" w:type="dxa"/>
-          </w:tcPr>
-          <w:p>
-            <w:pPr>
-              <w:keepNext/>
-              <w:spacing w:before="60" w:after="60"/>
-              <w:jc w:val="left"/>
-            </w:pPr>
-            <w:r>
-              <w:rPr>
-                <w:sz w:val="20"/>
-              </w:rPr>
-              <w:t>sin adaptación</w:t>
-            </w:r>
-          </w:p>
-        </w:tc>
-        <w:tc>
-          <w:tcPr>
-            <w:tcW w:w="3120" w:type="dxa"/>
-          </w:tcPr>
-          <w:p>
-            <w:pPr>
-              <w:keepNext/>
-              <w:spacing w:before="60" w:after="60"/>
-              <w:jc w:val="left"/>
-            </w:pPr>
-            <w:r>
-              <w:rPr>
-                <w:sz w:val="20"/>
-              </w:rPr>
-              <w:t>0.602</w:t>
-            </w:r>
-          </w:p>
-        </w:tc>
-        <w:tc>
-          <w:tcPr>
-            <w:tcW w:w="3120" w:type="dxa"/>
-          </w:tcPr>
-          <w:p>
-            <w:pPr>
-              <w:keepNext/>
-              <w:spacing w:before="60" w:after="60"/>
-              <w:jc w:val="left"/>
-            </w:pPr>
-            <w:r>
-              <w:rPr>
-                <w:sz w:val="20"/>
-              </w:rPr>
-              <w:t>0.000</w:t>
-            </w:r>
-          </w:p>
-        </w:tc>
-      </w:tr>
-      <w:tr>
-        <w:trPr>
-          <w:cantSplit/>
-          <w:jc w:val="center"/>
-        </w:trPr>
-        <w:tc>
-          <w:tcPr>
-            <w:tcW w:w="3120" w:type="dxa"/>
-          </w:tcPr>
-          <w:p>
-            <w:pPr>
-              <w:keepNext/>
-              <w:spacing w:before="60" w:after="60"/>
-              <w:jc w:val="left"/>
-            </w:pPr>
-            <w:r>
-              <w:rPr>
-                <w:sz w:val="20"/>
-              </w:rPr>
-              <w:t>memoria de correcciones</w:t>
-            </w:r>
-          </w:p>
-        </w:tc>
-        <w:tc>
-          <w:tcPr>
-            <w:tcW w:w="3120" w:type="dxa"/>
-          </w:tcPr>
-          <w:p>
-            <w:pPr>
-              <w:keepNext/>
-              <w:spacing w:before="60" w:after="60"/>
-              <w:jc w:val="left"/>
-            </w:pPr>
-            <w:r>
-              <w:rPr>
-                <w:sz w:val="20"/>
-              </w:rPr>
-              <w:t>0.996</w:t>
-            </w:r>
-          </w:p>
-        </w:tc>
-        <w:tc>
-          <w:tcPr>
-            <w:tcW w:w="3120" w:type="dxa"/>
-          </w:tcPr>
-          <w:p>
-            <w:pPr>
-              <w:keepNext/>
-              <w:spacing w:before="60" w:after="60"/>
-              <w:jc w:val="left"/>
-            </w:pPr>
-            <w:r>
-              <w:rPr>
-                <w:sz w:val="20"/>
-              </w:rPr>
-              <w:t>-0.005</w:t>
-            </w:r>
-          </w:p>
-        </w:tc>
-      </w:tr>
-      <w:tr>
-        <w:trPr>
-          <w:cantSplit/>
-          <w:jc w:val="center"/>
-        </w:trPr>
-        <w:tc>
-          <w:tcPr>
-            <w:tcW w:w="3120" w:type="dxa"/>
-          </w:tcPr>
-          <w:p>
-            <w:pPr>
-              <w:keepNext/>
-              <w:spacing w:before="60" w:after="60"/>
-              <w:jc w:val="left"/>
-            </w:pPr>
-            <w:r>
-              <w:rPr>
-                <w:sz w:val="20"/>
-              </w:rPr>
-              <w:t>actualización de prototipos</w:t>
-            </w:r>
-          </w:p>
-        </w:tc>
-        <w:tc>
-          <w:tcPr>
-            <w:tcW w:w="3120" w:type="dxa"/>
-          </w:tcPr>
-          <w:p>
-            <w:pPr>
-              <w:keepNext/>
-              <w:spacing w:before="60" w:after="60"/>
-              <w:jc w:val="left"/>
-            </w:pPr>
-            <w:r>
-              <w:rPr>
-                <w:sz w:val="20"/>
-              </w:rPr>
-              <w:t>0.603</w:t>
-            </w:r>
-          </w:p>
-        </w:tc>
-        <w:tc>
-          <w:tcPr>
-            <w:tcW w:w="3120" w:type="dxa"/>
-          </w:tcPr>
-          <w:p>
-            <w:pPr>
-              <w:keepNext/>
-              <w:spacing w:before="60" w:after="60"/>
-              <w:jc w:val="left"/>
-            </w:pPr>
-            <w:r>
-              <w:rPr>
-                <w:sz w:val="20"/>
-              </w:rPr>
-              <w:t>-0.011</w:t>
-            </w:r>
-          </w:p>
-        </w:tc>
-      </w:tr>
-      <w:tr>
-        <w:trPr>
-          <w:cantSplit/>
-          <w:jc w:val="center"/>
-        </w:trPr>
-        <w:tc>
-          <w:tcPr>
-            <w:tcW w:w="3120" w:type="dxa"/>
-          </w:tcPr>
-          <w:p>
-            <w:pPr>
-              <w:keepNext/>
-              <w:spacing w:before="60" w:after="60"/>
-              <w:jc w:val="left"/>
-            </w:pPr>
-            <w:r>
-              <w:rPr>
-                <w:sz w:val="20"/>
-              </w:rPr>
-              <w:t>ajuste ingenuo</w:t>
-            </w:r>
-          </w:p>
-        </w:tc>
-        <w:tc>
-          <w:tcPr>
-            <w:tcW w:w="3120" w:type="dxa"/>
-          </w:tcPr>
-          <w:p>
-            <w:pPr>
-              <w:keepNext/>
-              <w:spacing w:before="60" w:after="60"/>
-              <w:jc w:val="left"/>
-            </w:pPr>
-            <w:r>
-              <w:rPr>
-                <w:sz w:val="20"/>
-              </w:rPr>
-              <w:t>0.368</w:t>
-            </w:r>
-          </w:p>
-        </w:tc>
-        <w:tc>
-          <w:tcPr>
-            <w:tcW w:w="3120" w:type="dxa"/>
-          </w:tcPr>
-          <w:p>
-            <w:pPr>
-              <w:keepNext/>
-              <w:spacing w:before="60" w:after="60"/>
-              <w:jc w:val="left"/>
-            </w:pPr>
-            <w:r>
-              <w:rPr>
-                <w:sz w:val="20"/>
-              </w:rPr>
-              <w:t>0.459</w:t>
-            </w:r>
-          </w:p>
-        </w:tc>
-      </w:tr>
-      <w:tr>
-        <w:trPr>
-          <w:cantSplit/>
-          <w:jc w:val="center"/>
-        </w:trPr>
-        <w:tc>
-          <w:tcPr>
-            <w:tcW w:w="3120" w:type="dxa"/>
-          </w:tcPr>
-          <w:p>
-            <w:pPr>
-              <w:keepNext/>
-              <w:spacing w:before="60" w:after="60"/>
-              <w:jc w:val="left"/>
-            </w:pPr>
-            <w:r>
-              <w:rPr>
-                <w:sz w:val="20"/>
-              </w:rPr>
-              <w:t>replay FIFO</w:t>
-            </w:r>
-          </w:p>
-        </w:tc>
-        <w:tc>
-          <w:tcPr>
-            <w:tcW w:w="3120" w:type="dxa"/>
-          </w:tcPr>
-          <w:p>
-            <w:pPr>
-              <w:keepNext/>
-              <w:spacing w:before="60" w:after="60"/>
-              <w:jc w:val="left"/>
-            </w:pPr>
-            <w:r>
-              <w:rPr>
-                <w:sz w:val="20"/>
-              </w:rPr>
-              <w:t>0.591</w:t>
-            </w:r>
-          </w:p>
-        </w:tc>
-        <w:tc>
-          <w:tcPr>
-            <w:tcW w:w="3120" w:type="dxa"/>
-          </w:tcPr>
-          <w:p>
-            <w:pPr>
-              <w:keepNext/>
-              <w:spacing w:before="60" w:after="60"/>
-              <w:jc w:val="left"/>
-            </w:pPr>
-            <w:r>
-              <w:rPr>
-                <w:sz w:val="20"/>
-              </w:rPr>
-              <w:t>0.196</w:t>
-            </w:r>
-          </w:p>
-        </w:tc>
-      </w:tr>
-      <w:tr>
-        <w:trPr>
-          <w:cantSplit/>
-          <w:jc w:val="center"/>
-        </w:trPr>
-        <w:tc>
-          <w:tcPr>
-            <w:tcW w:w="3120" w:type="dxa"/>
-          </w:tcPr>
-          <w:p>
-            <w:pPr>
-              <w:keepNext/>
-              <w:spacing w:before="60" w:after="60"/>
-              <w:jc w:val="left"/>
-            </w:pPr>
-            <w:r>
-              <w:rPr>
-                <w:sz w:val="20"/>
-              </w:rPr>
-              <w:t>replay balanceado por clase</w:t>
-            </w:r>
-          </w:p>
-        </w:tc>
-        <w:tc>
-          <w:tcPr>
-            <w:tcW w:w="3120" w:type="dxa"/>
-          </w:tcPr>
-          <w:p>
-            <w:pPr>
-              <w:keepNext/>
-              <w:spacing w:before="60" w:after="60"/>
-              <w:jc w:val="left"/>
-            </w:pPr>
-            <w:r>
-              <w:rPr>
-                <w:sz w:val="20"/>
-              </w:rPr>
-              <w:t>0.595</w:t>
-            </w:r>
-          </w:p>
-        </w:tc>
-        <w:tc>
-          <w:tcPr>
-            <w:tcW w:w="3120" w:type="dxa"/>
-          </w:tcPr>
-          <w:p>
-            <w:pPr>
-              <w:keepNext/>
-              <w:spacing w:before="60" w:after="60"/>
-              <w:jc w:val="left"/>
-            </w:pPr>
-            <w:r>
-              <w:rPr>
-                <w:sz w:val="20"/>
-              </w:rPr>
-              <w:t>0.203</w:t>
-            </w:r>
-          </w:p>
-        </w:tc>
-      </w:tr>
-      <w:tr>
-        <w:trPr>
-          <w:cantSplit/>
-          <w:jc w:val="center"/>
-        </w:trPr>
-        <w:tc>
-          <w:tcPr>
-            <w:tcW w:w="3120" w:type="dxa"/>
-          </w:tcPr>
-          <w:p>
-            <w:pPr>
-              <w:keepNext/>
-              <w:spacing w:before="60" w:after="60"/>
-              <w:jc w:val="left"/>
-            </w:pPr>
-            <w:r>
-              <w:rPr>
-                <w:sz w:val="20"/>
-              </w:rPr>
-              <w:t>replay por incertidumbre</w:t>
-            </w:r>
-          </w:p>
-        </w:tc>
-        <w:tc>
-          <w:tcPr>
-            <w:tcW w:w="3120" w:type="dxa"/>
-          </w:tcPr>
-          <w:p>
-            <w:pPr>
-              <w:keepNext/>
-              <w:spacing w:before="60" w:after="60"/>
-              <w:jc w:val="left"/>
-            </w:pPr>
-            <w:r>
-              <w:rPr>
-                <w:sz w:val="20"/>
-              </w:rPr>
-              <w:t>0.615</w:t>
-            </w:r>
-          </w:p>
-        </w:tc>
-        <w:tc>
-          <w:tcPr>
-            <w:tcW w:w="3120" w:type="dxa"/>
-          </w:tcPr>
-          <w:p>
-            <w:pPr>
-              <w:keepNext/>
-              <w:spacing w:before="60" w:after="60"/>
-              <w:jc w:val="left"/>
-            </w:pPr>
-            <w:r>
-              <w:rPr>
-                <w:sz w:val="20"/>
-              </w:rPr>
-              <w:t>0.214</w:t>
-            </w:r>
-          </w:p>
-        </w:tc>
-      </w:tr>
-      <w:tr>
-        <w:trPr>
-          <w:cantSplit/>
-          <w:jc w:val="center"/>
-        </w:trPr>
-        <w:tc>
-          <w:tcPr>
-            <w:tcW w:w="3120" w:type="dxa"/>
-          </w:tcPr>
-          <w:p>
-            <w:pPr>
-              <w:spacing w:before="60" w:after="60"/>
-              <w:jc w:val="left"/>
-            </w:pPr>
-            <w:r>
-              <w:rPr>
-                <w:sz w:val="20"/>
-              </w:rPr>
-              <w:t>replay por diversidad</w:t>
-            </w:r>
-          </w:p>
-        </w:tc>
-        <w:tc>
-          <w:tcPr>
-            <w:tcW w:w="3120" w:type="dxa"/>
-          </w:tcPr>
-          <w:p>
-            <w:pPr>
-              <w:spacing w:before="60" w:after="60"/>
-              <w:jc w:val="left"/>
-            </w:pPr>
-            <w:r>
-              <w:rPr>
-                <w:sz w:val="20"/>
-              </w:rPr>
-              <w:t>0.587</w:t>
-            </w:r>
-          </w:p>
-        </w:tc>
-        <w:tc>
-          <w:tcPr>
-            <w:tcW w:w="3120" w:type="dxa"/>
-          </w:tcPr>
-          <w:p>
-            <w:pPr>
-              <w:spacing w:before="60" w:after="60"/>
-              <w:jc w:val="left"/>
-            </w:pPr>
-            <w:r>
-              <w:rPr>
-                <w:sz w:val="20"/>
-              </w:rPr>
-              <w:t>0.158</w:t>
+            <w:tcW w:w="2340" w:type="dxa"/>
+          </w:tcPr>
+          <w:p>
+            <w:pPr>
+              <w:spacing w:before="60" w:after="60"/>
+              <w:jc w:val="left"/>
+            </w:pPr>
+            <w:r>
+              <w:rPr>
+                <w:sz w:val="20"/>
+              </w:rPr>
+              <w:t>fusión aprendida</w:t>
+            </w:r>
+          </w:p>
+        </w:tc>
+        <w:tc>
+          <w:tcPr>
+            <w:tcW w:w="2340" w:type="dxa"/>
+          </w:tcPr>
+          <w:p>
+            <w:pPr>
+              <w:spacing w:before="60" w:after="60"/>
+              <w:jc w:val="left"/>
+            </w:pPr>
+            <w:r>
+              <w:rPr>
+                <w:sz w:val="20"/>
+              </w:rPr>
+              <w:t>0.816 [0.796, 0.837]</w:t>
+            </w:r>
+          </w:p>
+        </w:tc>
+        <w:tc>
+          <w:tcPr>
+            <w:tcW w:w="2340" w:type="dxa"/>
+          </w:tcPr>
+          <w:p>
+            <w:pPr>
+              <w:spacing w:before="60" w:after="60"/>
+              <w:jc w:val="left"/>
+            </w:pPr>
+            <w:r>
+              <w:rPr>
+                <w:sz w:val="20"/>
+              </w:rPr>
+              <w:t>0.752</w:t>
+            </w:r>
+          </w:p>
+        </w:tc>
+        <w:tc>
+          <w:tcPr>
+            <w:tcW w:w="2340" w:type="dxa"/>
+          </w:tcPr>
+          <w:p>
+            <w:pPr>
+              <w:spacing w:before="60" w:after="60"/>
+              <w:jc w:val="left"/>
+            </w:pPr>
+            <w:r>
+              <w:rPr>
+                <w:sz w:val="20"/>
+              </w:rPr>
+              <w:t>0.886</w:t>
             </w:r>
           </w:p>
         </w:tc>
@@ -9237,9 +7324,10 @@
         <w:rPr>
           <w:noProof/>
         </w:rPr>
+        <w:lastRenderedPageBreak/>
         <w:drawing>
-          <wp:inline distT="0" distB="0" distL="0" distR="0" wp14:anchorId="74AEE931" wp14:editId="7534ED31">
-            <wp:extent cx="4320000" cy="3110400"/>
+          <wp:inline distT="0" distB="0" distL="0" distR="0" wp14:anchorId="01B0A936" wp14:editId="71582154">
+            <wp:extent cx="5580000" cy="2853409"/>
             <wp:effectExtent l="0" t="0" r="0" b="0"/>
             <wp:docPr id="20" name="Picture 20"/>
             <wp:cNvGraphicFramePr>
@@ -9249,7 +7337,7 @@
               <a:graphicData uri="http://schemas.openxmlformats.org/drawingml/2006/picture">
                 <pic:pic xmlns:pic="http://schemas.openxmlformats.org/drawingml/2006/picture">
                   <pic:nvPicPr>
-                    <pic:cNvPr id="0" name="fig_adaptation_curve_es.png"/>
+                    <pic:cNvPr id="0" name="fig_ood_auroc_es.png"/>
                     <pic:cNvPicPr/>
                   </pic:nvPicPr>
                   <pic:blipFill>
@@ -9261,7 +7349,7 @@
                   <pic:spPr>
                     <a:xfrm>
                       <a:off x="0" y="0"/>
-                      <a:ext cx="4320000" cy="3110400"/>
+                      <a:ext cx="5580000" cy="2853409"/>
                     </a:xfrm>
                     <a:prstGeom prst="rect">
                       <a:avLst/>
@@ -9287,24 +7375,751 @@
         <w:t xml:space="preserve">Figura 20. </w:t>
       </w:r>
       <w:r>
-        <w:t>Exactitud en expresiones nuevas frente al número de correcciones.</w:t>
+        <w:t>AUROC por detector para OOD cercano y lejano.</w:t>
       </w:r>
     </w:p>
     <w:p>
       <w:pPr>
         <w:pStyle w:val="Heading2"/>
       </w:pPr>
-      <w:bookmarkStart w:id="37" w:name="_Toc242290719"/>
-      <w:r>
-        <w:t>6.8 Experimento 8, personalización por usuario (exp_personalization.yaml)</w:t>
-      </w:r>
-      <w:bookmarkEnd w:id="37"/>
+      <w:bookmarkStart w:id="34" w:name="_Toc242346989"/>
+      <w:r>
+        <w:t>6.5 Experimento 5, voz con ruido (exp_audio_noise.yaml)</w:t>
+      </w:r>
+      <w:bookmarkEnd w:id="34"/>
     </w:p>
     <w:p>
       <w:r>
-        <w:t>Con 24 correcciones, la exactitud en la forma de hablar del usuario pasa de 0.499 a 0.994 con la memoria de UCIL. La exactitud global se mantiene (0.647 → 0.647) y la de otros usuarios no cambia (0.499). Con ajuste por replay, el usuario llega a 0.668 y la exactitud de otros usuarios baja de 0.497 a 0.381.</w:t>
+        <w:t>Se sintetiza voz en inglés con el motor SAPI de Windows (voz «Microsoft Zira Desktop - English (United States)»), se añade ruido blanco a la SNR indicada y se transcribe con el modelo base de faster-whisper (CUDA). Duración por semilla: 210.1–212.3 s. La columna «Error del clasificador con texto de referencia» es el error de intención sobre el texto original, sin reconocimiento, y por eso no cambia con la SNR. El efecto del ruido está en la columna «Error añadido por el ASR»: órdenes que el clasificador aci</w:t>
+      </w:r>
+      <w:r>
+        <w:t>erta con el texto de referencia y falla con la transcripción.</w:t>
       </w:r>
     </w:p>
+    <w:p>
+      <w:pPr>
+        <w:keepNext/>
+        <w:jc w:val="left"/>
+      </w:pPr>
+      <w:r>
+        <w:rPr>
+          <w:b/>
+        </w:rPr>
+        <w:t xml:space="preserve">Tabla 4. </w:t>
+      </w:r>
+      <w:r>
+        <w:t>Experimento 5: de la SNR al error de reconocimiento, de intención y al costo.</w:t>
+      </w:r>
+    </w:p>
+    <w:tbl>
+      <w:tblPr>
+        <w:tblW w:w="0" w:type="auto"/>
+        <w:jc w:val="center"/>
+        <w:tblBorders>
+          <w:top w:val="single" w:sz="4" w:space="0" w:color="BFBFBF"/>
+          <w:left w:val="nil"/>
+          <w:bottom w:val="single" w:sz="4" w:space="0" w:color="BFBFBF"/>
+          <w:right w:val="nil"/>
+          <w:insideH w:val="single" w:sz="4" w:space="0" w:color="BFBFBF"/>
+          <w:insideV w:val="nil"/>
+        </w:tblBorders>
+        <w:tblLook w:val="04A0" w:firstRow="1" w:lastRow="0" w:firstColumn="1" w:lastColumn="0" w:noHBand="0" w:noVBand="1"/>
+      </w:tblPr>
+      <w:tblGrid>
+        <w:gridCol w:w="1560"/>
+        <w:gridCol w:w="1560"/>
+        <w:gridCol w:w="1560"/>
+        <w:gridCol w:w="1560"/>
+        <w:gridCol w:w="1560"/>
+        <w:gridCol w:w="1560"/>
+      </w:tblGrid>
+      <w:tr>
+        <w:trPr>
+          <w:cantSplit/>
+          <w:tblHeader/>
+          <w:jc w:val="center"/>
+        </w:trPr>
+        <w:tc>
+          <w:tcPr>
+            <w:tcW w:w="1560" w:type="dxa"/>
+          </w:tcPr>
+          <w:p>
+            <w:pPr>
+              <w:keepNext/>
+              <w:spacing w:before="60" w:after="60"/>
+              <w:jc w:val="left"/>
+            </w:pPr>
+            <w:r>
+              <w:rPr>
+                <w:b/>
+                <w:sz w:val="20"/>
+              </w:rPr>
+              <w:t>SNR [dB]</w:t>
+            </w:r>
+          </w:p>
+        </w:tc>
+        <w:tc>
+          <w:tcPr>
+            <w:tcW w:w="1560" w:type="dxa"/>
+          </w:tcPr>
+          <w:p>
+            <w:pPr>
+              <w:keepNext/>
+              <w:spacing w:before="60" w:after="60"/>
+              <w:jc w:val="left"/>
+            </w:pPr>
+            <w:r>
+              <w:rPr>
+                <w:b/>
+                <w:sz w:val="20"/>
+              </w:rPr>
+              <w:t>WER</w:t>
+            </w:r>
+          </w:p>
+        </w:tc>
+        <w:tc>
+          <w:tcPr>
+            <w:tcW w:w="1560" w:type="dxa"/>
+          </w:tcPr>
+          <w:p>
+            <w:pPr>
+              <w:keepNext/>
+              <w:spacing w:before="60" w:after="60"/>
+              <w:jc w:val="left"/>
+            </w:pPr>
+            <w:r>
+              <w:rPr>
+                <w:b/>
+                <w:sz w:val="20"/>
+              </w:rPr>
+              <w:t>Error del clasificador con texto de referencia (sin ASR)</w:t>
+            </w:r>
+          </w:p>
+        </w:tc>
+        <w:tc>
+          <w:tcPr>
+            <w:tcW w:w="1560" w:type="dxa"/>
+          </w:tcPr>
+          <w:p>
+            <w:pPr>
+              <w:keepNext/>
+              <w:spacing w:before="60" w:after="60"/>
+              <w:jc w:val="left"/>
+            </w:pPr>
+            <w:r>
+              <w:rPr>
+                <w:b/>
+                <w:sz w:val="20"/>
+              </w:rPr>
+              <w:t>Error añadido por el ASR</w:t>
+            </w:r>
+          </w:p>
+        </w:tc>
+        <w:tc>
+          <w:tcPr>
+            <w:tcW w:w="1560" w:type="dxa"/>
+          </w:tcPr>
+          <w:p>
+            <w:pPr>
+              <w:keepNext/>
+              <w:spacing w:before="60" w:after="60"/>
+              <w:jc w:val="left"/>
+            </w:pPr>
+            <w:r>
+              <w:rPr>
+                <w:b/>
+                <w:sz w:val="20"/>
+              </w:rPr>
+              <w:t>Costo UCIL [u]</w:t>
+            </w:r>
+          </w:p>
+        </w:tc>
+        <w:tc>
+          <w:tcPr>
+            <w:tcW w:w="1560" w:type="dxa"/>
+          </w:tcPr>
+          <w:p>
+            <w:pPr>
+              <w:keepNext/>
+              <w:spacing w:before="60" w:after="60"/>
+              <w:jc w:val="left"/>
+            </w:pPr>
+            <w:r>
+              <w:rPr>
+                <w:b/>
+                <w:sz w:val="20"/>
+              </w:rPr>
+              <w:t>Costo B4 [u]</w:t>
+            </w:r>
+          </w:p>
+        </w:tc>
+      </w:tr>
+      <w:tr>
+        <w:trPr>
+          <w:cantSplit/>
+          <w:jc w:val="center"/>
+        </w:trPr>
+        <w:tc>
+          <w:tcPr>
+            <w:tcW w:w="1560" w:type="dxa"/>
+          </w:tcPr>
+          <w:p>
+            <w:pPr>
+              <w:keepNext/>
+              <w:spacing w:before="60" w:after="60"/>
+              <w:jc w:val="left"/>
+            </w:pPr>
+            <w:r>
+              <w:rPr>
+                <w:sz w:val="20"/>
+              </w:rPr>
+              <w:t>limpio</w:t>
+            </w:r>
+          </w:p>
+        </w:tc>
+        <w:tc>
+          <w:tcPr>
+            <w:tcW w:w="1560" w:type="dxa"/>
+          </w:tcPr>
+          <w:p>
+            <w:pPr>
+              <w:keepNext/>
+              <w:spacing w:before="60" w:after="60"/>
+              <w:jc w:val="left"/>
+            </w:pPr>
+            <w:r>
+              <w:rPr>
+                <w:sz w:val="20"/>
+              </w:rPr>
+              <w:t>0.052</w:t>
+            </w:r>
+          </w:p>
+        </w:tc>
+        <w:tc>
+          <w:tcPr>
+            <w:tcW w:w="1560" w:type="dxa"/>
+          </w:tcPr>
+          <w:p>
+            <w:pPr>
+              <w:keepNext/>
+              <w:spacing w:before="60" w:after="60"/>
+              <w:jc w:val="left"/>
+            </w:pPr>
+            <w:r>
+              <w:rPr>
+                <w:sz w:val="20"/>
+              </w:rPr>
+              <w:t>0.464</w:t>
+            </w:r>
+          </w:p>
+        </w:tc>
+        <w:tc>
+          <w:tcPr>
+            <w:tcW w:w="1560" w:type="dxa"/>
+          </w:tcPr>
+          <w:p>
+            <w:pPr>
+              <w:keepNext/>
+              <w:spacing w:before="60" w:after="60"/>
+              <w:jc w:val="left"/>
+            </w:pPr>
+            <w:r>
+              <w:rPr>
+                <w:sz w:val="20"/>
+              </w:rPr>
+              <w:t>0.011</w:t>
+            </w:r>
+          </w:p>
+        </w:tc>
+        <w:tc>
+          <w:tcPr>
+            <w:tcW w:w="1560" w:type="dxa"/>
+          </w:tcPr>
+          <w:p>
+            <w:pPr>
+              <w:keepNext/>
+              <w:spacing w:before="60" w:after="60"/>
+              <w:jc w:val="left"/>
+            </w:pPr>
+            <w:r>
+              <w:rPr>
+                <w:sz w:val="20"/>
+              </w:rPr>
+              <w:t>0.576</w:t>
+            </w:r>
+          </w:p>
+        </w:tc>
+        <w:tc>
+          <w:tcPr>
+            <w:tcW w:w="1560" w:type="dxa"/>
+          </w:tcPr>
+          <w:p>
+            <w:pPr>
+              <w:keepNext/>
+              <w:spacing w:before="60" w:after="60"/>
+              <w:jc w:val="left"/>
+            </w:pPr>
+            <w:r>
+              <w:rPr>
+                <w:sz w:val="20"/>
+              </w:rPr>
+              <w:t>0.669</w:t>
+            </w:r>
+          </w:p>
+        </w:tc>
+      </w:tr>
+      <w:tr>
+        <w:trPr>
+          <w:cantSplit/>
+          <w:jc w:val="center"/>
+        </w:trPr>
+        <w:tc>
+          <w:tcPr>
+            <w:tcW w:w="1560" w:type="dxa"/>
+          </w:tcPr>
+          <w:p>
+            <w:pPr>
+              <w:keepNext/>
+              <w:spacing w:before="60" w:after="60"/>
+              <w:jc w:val="left"/>
+            </w:pPr>
+            <w:r>
+              <w:rPr>
+                <w:sz w:val="20"/>
+              </w:rPr>
+              <w:t>20</w:t>
+            </w:r>
+          </w:p>
+        </w:tc>
+        <w:tc>
+          <w:tcPr>
+            <w:tcW w:w="1560" w:type="dxa"/>
+          </w:tcPr>
+          <w:p>
+            <w:pPr>
+              <w:keepNext/>
+              <w:spacing w:before="60" w:after="60"/>
+              <w:jc w:val="left"/>
+            </w:pPr>
+            <w:r>
+              <w:rPr>
+                <w:sz w:val="20"/>
+              </w:rPr>
+              <w:t>0.072</w:t>
+            </w:r>
+          </w:p>
+        </w:tc>
+        <w:tc>
+          <w:tcPr>
+            <w:tcW w:w="1560" w:type="dxa"/>
+          </w:tcPr>
+          <w:p>
+            <w:pPr>
+              <w:keepNext/>
+              <w:spacing w:before="60" w:after="60"/>
+              <w:jc w:val="left"/>
+            </w:pPr>
+            <w:r>
+              <w:rPr>
+                <w:sz w:val="20"/>
+              </w:rPr>
+              <w:t>0.464</w:t>
+            </w:r>
+          </w:p>
+        </w:tc>
+        <w:tc>
+          <w:tcPr>
+            <w:tcW w:w="1560" w:type="dxa"/>
+          </w:tcPr>
+          <w:p>
+            <w:pPr>
+              <w:keepNext/>
+              <w:spacing w:before="60" w:after="60"/>
+              <w:jc w:val="left"/>
+            </w:pPr>
+            <w:r>
+              <w:rPr>
+                <w:sz w:val="20"/>
+              </w:rPr>
+              <w:t>0.022</w:t>
+            </w:r>
+          </w:p>
+        </w:tc>
+        <w:tc>
+          <w:tcPr>
+            <w:tcW w:w="1560" w:type="dxa"/>
+          </w:tcPr>
+          <w:p>
+            <w:pPr>
+              <w:keepNext/>
+              <w:spacing w:before="60" w:after="60"/>
+              <w:jc w:val="left"/>
+            </w:pPr>
+            <w:r>
+              <w:rPr>
+                <w:sz w:val="20"/>
+              </w:rPr>
+              <w:t>0.582</w:t>
+            </w:r>
+          </w:p>
+        </w:tc>
+        <w:tc>
+          <w:tcPr>
+            <w:tcW w:w="1560" w:type="dxa"/>
+          </w:tcPr>
+          <w:p>
+            <w:pPr>
+              <w:keepNext/>
+              <w:spacing w:before="60" w:after="60"/>
+              <w:jc w:val="left"/>
+            </w:pPr>
+            <w:r>
+              <w:rPr>
+                <w:sz w:val="20"/>
+              </w:rPr>
+              <w:t>0.674</w:t>
+            </w:r>
+          </w:p>
+        </w:tc>
+      </w:tr>
+      <w:tr>
+        <w:trPr>
+          <w:cantSplit/>
+          <w:jc w:val="center"/>
+        </w:trPr>
+        <w:tc>
+          <w:tcPr>
+            <w:tcW w:w="1560" w:type="dxa"/>
+          </w:tcPr>
+          <w:p>
+            <w:pPr>
+              <w:keepNext/>
+              <w:spacing w:before="60" w:after="60"/>
+              <w:jc w:val="left"/>
+            </w:pPr>
+            <w:r>
+              <w:rPr>
+                <w:sz w:val="20"/>
+              </w:rPr>
+              <w:t>10</w:t>
+            </w:r>
+          </w:p>
+        </w:tc>
+        <w:tc>
+          <w:tcPr>
+            <w:tcW w:w="1560" w:type="dxa"/>
+          </w:tcPr>
+          <w:p>
+            <w:pPr>
+              <w:keepNext/>
+              <w:spacing w:before="60" w:after="60"/>
+              <w:jc w:val="left"/>
+            </w:pPr>
+            <w:r>
+              <w:rPr>
+                <w:sz w:val="20"/>
+              </w:rPr>
+              <w:t>0.125</w:t>
+            </w:r>
+          </w:p>
+        </w:tc>
+        <w:tc>
+          <w:tcPr>
+            <w:tcW w:w="1560" w:type="dxa"/>
+          </w:tcPr>
+          <w:p>
+            <w:pPr>
+              <w:keepNext/>
+              <w:spacing w:before="60" w:after="60"/>
+              <w:jc w:val="left"/>
+            </w:pPr>
+            <w:r>
+              <w:rPr>
+                <w:sz w:val="20"/>
+              </w:rPr>
+              <w:t>0.464</w:t>
+            </w:r>
+          </w:p>
+        </w:tc>
+        <w:tc>
+          <w:tcPr>
+            <w:tcW w:w="1560" w:type="dxa"/>
+          </w:tcPr>
+          <w:p>
+            <w:pPr>
+              <w:keepNext/>
+              <w:spacing w:before="60" w:after="60"/>
+              <w:jc w:val="left"/>
+            </w:pPr>
+            <w:r>
+              <w:rPr>
+                <w:sz w:val="20"/>
+              </w:rPr>
+              <w:t>0.039</w:t>
+            </w:r>
+          </w:p>
+        </w:tc>
+        <w:tc>
+          <w:tcPr>
+            <w:tcW w:w="1560" w:type="dxa"/>
+          </w:tcPr>
+          <w:p>
+            <w:pPr>
+              <w:keepNext/>
+              <w:spacing w:before="60" w:after="60"/>
+              <w:jc w:val="left"/>
+            </w:pPr>
+            <w:r>
+              <w:rPr>
+                <w:sz w:val="20"/>
+              </w:rPr>
+              <w:t>0.590</w:t>
+            </w:r>
+          </w:p>
+        </w:tc>
+        <w:tc>
+          <w:tcPr>
+            <w:tcW w:w="1560" w:type="dxa"/>
+          </w:tcPr>
+          <w:p>
+            <w:pPr>
+              <w:keepNext/>
+              <w:spacing w:before="60" w:after="60"/>
+              <w:jc w:val="left"/>
+            </w:pPr>
+            <w:r>
+              <w:rPr>
+                <w:sz w:val="20"/>
+              </w:rPr>
+              <w:t>0.678</w:t>
+            </w:r>
+          </w:p>
+        </w:tc>
+      </w:tr>
+      <w:tr>
+        <w:trPr>
+          <w:cantSplit/>
+          <w:jc w:val="center"/>
+        </w:trPr>
+        <w:tc>
+          <w:tcPr>
+            <w:tcW w:w="1560" w:type="dxa"/>
+          </w:tcPr>
+          <w:p>
+            <w:pPr>
+              <w:keepNext/>
+              <w:spacing w:before="60" w:after="60"/>
+              <w:jc w:val="left"/>
+            </w:pPr>
+            <w:r>
+              <w:rPr>
+                <w:sz w:val="20"/>
+              </w:rPr>
+              <w:t>5</w:t>
+            </w:r>
+          </w:p>
+        </w:tc>
+        <w:tc>
+          <w:tcPr>
+            <w:tcW w:w="1560" w:type="dxa"/>
+          </w:tcPr>
+          <w:p>
+            <w:pPr>
+              <w:keepNext/>
+              <w:spacing w:before="60" w:after="60"/>
+              <w:jc w:val="left"/>
+            </w:pPr>
+            <w:r>
+              <w:rPr>
+                <w:sz w:val="20"/>
+              </w:rPr>
+              <w:t>0.236</w:t>
+            </w:r>
+          </w:p>
+        </w:tc>
+        <w:tc>
+          <w:tcPr>
+            <w:tcW w:w="1560" w:type="dxa"/>
+          </w:tcPr>
+          <w:p>
+            <w:pPr>
+              <w:keepNext/>
+              <w:spacing w:before="60" w:after="60"/>
+              <w:jc w:val="left"/>
+            </w:pPr>
+            <w:r>
+              <w:rPr>
+                <w:sz w:val="20"/>
+              </w:rPr>
+              <w:t>0.464</w:t>
+            </w:r>
+          </w:p>
+        </w:tc>
+        <w:tc>
+          <w:tcPr>
+            <w:tcW w:w="1560" w:type="dxa"/>
+          </w:tcPr>
+          <w:p>
+            <w:pPr>
+              <w:keepNext/>
+              <w:spacing w:before="60" w:after="60"/>
+              <w:jc w:val="left"/>
+            </w:pPr>
+            <w:r>
+              <w:rPr>
+                <w:sz w:val="20"/>
+              </w:rPr>
+              <w:t>0.083</w:t>
+            </w:r>
+          </w:p>
+        </w:tc>
+        <w:tc>
+          <w:tcPr>
+            <w:tcW w:w="1560" w:type="dxa"/>
+          </w:tcPr>
+          <w:p>
+            <w:pPr>
+              <w:keepNext/>
+              <w:spacing w:before="60" w:after="60"/>
+              <w:jc w:val="left"/>
+            </w:pPr>
+            <w:r>
+              <w:rPr>
+                <w:sz w:val="20"/>
+              </w:rPr>
+              <w:t>0.630</w:t>
+            </w:r>
+          </w:p>
+        </w:tc>
+        <w:tc>
+          <w:tcPr>
+            <w:tcW w:w="1560" w:type="dxa"/>
+          </w:tcPr>
+          <w:p>
+            <w:pPr>
+              <w:keepNext/>
+              <w:spacing w:before="60" w:after="60"/>
+              <w:jc w:val="left"/>
+            </w:pPr>
+            <w:r>
+              <w:rPr>
+                <w:sz w:val="20"/>
+              </w:rPr>
+              <w:t>0.713</w:t>
+            </w:r>
+          </w:p>
+        </w:tc>
+      </w:tr>
+      <w:tr>
+        <w:trPr>
+          <w:cantSplit/>
+          <w:jc w:val="center"/>
+        </w:trPr>
+        <w:tc>
+          <w:tcPr>
+            <w:tcW w:w="1560" w:type="dxa"/>
+          </w:tcPr>
+          <w:p>
+            <w:pPr>
+              <w:spacing w:before="60" w:after="60"/>
+              <w:jc w:val="left"/>
+            </w:pPr>
+            <w:r>
+              <w:rPr>
+                <w:sz w:val="20"/>
+              </w:rPr>
+              <w:t>0</w:t>
+            </w:r>
+          </w:p>
+        </w:tc>
+        <w:tc>
+          <w:tcPr>
+            <w:tcW w:w="1560" w:type="dxa"/>
+          </w:tcPr>
+          <w:p>
+            <w:pPr>
+              <w:spacing w:before="60" w:after="60"/>
+              <w:jc w:val="left"/>
+            </w:pPr>
+            <w:r>
+              <w:rPr>
+                <w:sz w:val="20"/>
+              </w:rPr>
+              <w:t>0.565</w:t>
+            </w:r>
+          </w:p>
+        </w:tc>
+        <w:tc>
+          <w:tcPr>
+            <w:tcW w:w="1560" w:type="dxa"/>
+          </w:tcPr>
+          <w:p>
+            <w:pPr>
+              <w:spacing w:before="60" w:after="60"/>
+              <w:jc w:val="left"/>
+            </w:pPr>
+            <w:r>
+              <w:rPr>
+                <w:sz w:val="20"/>
+              </w:rPr>
+              <w:t>0.464</w:t>
+            </w:r>
+          </w:p>
+        </w:tc>
+        <w:tc>
+          <w:tcPr>
+            <w:tcW w:w="1560" w:type="dxa"/>
+          </w:tcPr>
+          <w:p>
+            <w:pPr>
+              <w:spacing w:before="60" w:after="60"/>
+              <w:jc w:val="left"/>
+            </w:pPr>
+            <w:r>
+              <w:rPr>
+                <w:sz w:val="20"/>
+              </w:rPr>
+              <w:t>0.222</w:t>
+            </w:r>
+          </w:p>
+        </w:tc>
+        <w:tc>
+          <w:tcPr>
+            <w:tcW w:w="1560" w:type="dxa"/>
+          </w:tcPr>
+          <w:p>
+            <w:pPr>
+              <w:spacing w:before="60" w:after="60"/>
+              <w:jc w:val="left"/>
+            </w:pPr>
+            <w:r>
+              <w:rPr>
+                <w:sz w:val="20"/>
+              </w:rPr>
+              <w:t>0.709</w:t>
+            </w:r>
+          </w:p>
+        </w:tc>
+        <w:tc>
+          <w:tcPr>
+            <w:tcW w:w="1560" w:type="dxa"/>
+          </w:tcPr>
+          <w:p>
+            <w:pPr>
+              <w:spacing w:before="60" w:after="60"/>
+              <w:jc w:val="left"/>
+            </w:pPr>
+            <w:r>
+              <w:rPr>
+                <w:sz w:val="20"/>
+              </w:rPr>
+              <w:t>0.880</w:t>
+            </w:r>
+          </w:p>
+        </w:tc>
+      </w:tr>
+    </w:tbl>
+    <w:p/>
     <w:p>
       <w:pPr>
         <w:keepNext/>
@@ -9316,7 +8131,7 @@
         </w:rPr>
         <w:lastRenderedPageBreak/>
         <w:drawing>
-          <wp:inline distT="0" distB="0" distL="0" distR="0" wp14:anchorId="0A7C5C54" wp14:editId="5FEEA8CD">
+          <wp:inline distT="0" distB="0" distL="0" distR="0" wp14:anchorId="5D0393DE" wp14:editId="6D4CA242">
             <wp:extent cx="4320000" cy="3110400"/>
             <wp:effectExtent l="0" t="0" r="0" b="0"/>
             <wp:docPr id="21" name="Picture 21"/>
@@ -9327,7 +8142,7 @@
               <a:graphicData uri="http://schemas.openxmlformats.org/drawingml/2006/picture">
                 <pic:pic xmlns:pic="http://schemas.openxmlformats.org/drawingml/2006/picture">
                   <pic:nvPicPr>
-                    <pic:cNvPr id="0" name="fig_personalization_user_es.png"/>
+                    <pic:cNvPr id="0" name="fig_audio_mean_cost_es.png"/>
                     <pic:cNvPicPr/>
                   </pic:nvPicPr>
                   <pic:blipFill>
@@ -9365,14 +8180,1372 @@
         <w:t xml:space="preserve">Figura 21. </w:t>
       </w:r>
       <w:r>
-        <w:t>Exactitud del usuario frente a sus correcciones.</w:t>
+        <w:t>Costo medio frente a la SNR (B2 se omite por escala, su costo está en los resultados del experimento).</w:t>
       </w:r>
     </w:p>
     <w:p>
+      <w:r>
+        <w:t>La tabla audio_environment de la corrida registra la voz de síntesis, un resumen SHA-256 de las grabaciones sintéticas usadas, el modelo de reconocimiento con el SHA-256 de sus pesos, el dispositivo y las versiones de faster-whisper y CTranslate2. Las mismas semillas reproducen estas cifras solo con la misma voz, las mismas grabaciones y el mismo modelo de reconocimiento. En otro equipo pueden variar.</w:t>
+      </w:r>
+    </w:p>
+    <w:p>
       <w:pPr>
         <w:pStyle w:val="Heading2"/>
       </w:pPr>
-      <w:bookmarkStart w:id="38" w:name="_Toc242290720"/>
+      <w:bookmarkStart w:id="35" w:name="_Toc242346990"/>
+      <w:r>
+        <w:t>6.6 Experimento 6, errores de transcripción simulados (exp_asr_text_noise.yaml)</w:t>
+      </w:r>
+      <w:bookmarkEnd w:id="35"/>
+    </w:p>
+    <w:p>
+      <w:pPr>
+        <w:keepNext/>
+        <w:jc w:val="left"/>
+      </w:pPr>
+      <w:r>
+        <w:rPr>
+          <w:b/>
+        </w:rPr>
+        <w:t xml:space="preserve">Tabla 5. </w:t>
+      </w:r>
+      <w:r>
+        <w:t>Experimento 6: efecto de errores de transcripción simulados.</w:t>
+      </w:r>
+    </w:p>
+    <w:tbl>
+      <w:tblPr>
+        <w:tblW w:w="0" w:type="auto"/>
+        <w:jc w:val="center"/>
+        <w:tblBorders>
+          <w:top w:val="single" w:sz="4" w:space="0" w:color="BFBFBF"/>
+          <w:left w:val="nil"/>
+          <w:bottom w:val="single" w:sz="4" w:space="0" w:color="BFBFBF"/>
+          <w:right w:val="nil"/>
+          <w:insideH w:val="single" w:sz="4" w:space="0" w:color="BFBFBF"/>
+          <w:insideV w:val="nil"/>
+        </w:tblBorders>
+        <w:tblLook w:val="04A0" w:firstRow="1" w:lastRow="0" w:firstColumn="1" w:lastColumn="0" w:noHBand="0" w:noVBand="1"/>
+      </w:tblPr>
+      <w:tblGrid>
+        <w:gridCol w:w="1872"/>
+        <w:gridCol w:w="1872"/>
+        <w:gridCol w:w="1872"/>
+        <w:gridCol w:w="1872"/>
+        <w:gridCol w:w="1872"/>
+      </w:tblGrid>
+      <w:tr>
+        <w:trPr>
+          <w:cantSplit/>
+          <w:tblHeader/>
+          <w:jc w:val="center"/>
+        </w:trPr>
+        <w:tc>
+          <w:tcPr>
+            <w:tcW w:w="1872" w:type="dxa"/>
+          </w:tcPr>
+          <w:p>
+            <w:pPr>
+              <w:keepNext/>
+              <w:spacing w:before="60" w:after="60"/>
+              <w:jc w:val="left"/>
+            </w:pPr>
+            <w:r>
+              <w:rPr>
+                <w:b/>
+                <w:sz w:val="20"/>
+              </w:rPr>
+              <w:t>Tasa por palabra</w:t>
+            </w:r>
+          </w:p>
+        </w:tc>
+        <w:tc>
+          <w:tcPr>
+            <w:tcW w:w="1872" w:type="dxa"/>
+          </w:tcPr>
+          <w:p>
+            <w:pPr>
+              <w:keepNext/>
+              <w:spacing w:before="60" w:after="60"/>
+              <w:jc w:val="left"/>
+            </w:pPr>
+            <w:r>
+              <w:rPr>
+                <w:b/>
+                <w:sz w:val="20"/>
+              </w:rPr>
+              <w:t>Exactitud</w:t>
+            </w:r>
+          </w:p>
+        </w:tc>
+        <w:tc>
+          <w:tcPr>
+            <w:tcW w:w="1872" w:type="dxa"/>
+          </w:tcPr>
+          <w:p>
+            <w:pPr>
+              <w:keepNext/>
+              <w:spacing w:before="60" w:after="60"/>
+              <w:jc w:val="left"/>
+            </w:pPr>
+            <w:r>
+              <w:rPr>
+                <w:b/>
+                <w:sz w:val="20"/>
+              </w:rPr>
+              <w:t>Costo B3 [u]</w:t>
+            </w:r>
+          </w:p>
+        </w:tc>
+        <w:tc>
+          <w:tcPr>
+            <w:tcW w:w="1872" w:type="dxa"/>
+          </w:tcPr>
+          <w:p>
+            <w:pPr>
+              <w:keepNext/>
+              <w:spacing w:before="60" w:after="60"/>
+              <w:jc w:val="left"/>
+            </w:pPr>
+            <w:r>
+              <w:rPr>
+                <w:b/>
+                <w:sz w:val="20"/>
+              </w:rPr>
+              <w:t>Costo B4 [u]</w:t>
+            </w:r>
+          </w:p>
+        </w:tc>
+        <w:tc>
+          <w:tcPr>
+            <w:tcW w:w="1872" w:type="dxa"/>
+          </w:tcPr>
+          <w:p>
+            <w:pPr>
+              <w:keepNext/>
+              <w:spacing w:before="60" w:after="60"/>
+              <w:jc w:val="left"/>
+            </w:pPr>
+            <w:r>
+              <w:rPr>
+                <w:b/>
+                <w:sz w:val="20"/>
+              </w:rPr>
+              <w:t>Costo UCIL [u]</w:t>
+            </w:r>
+          </w:p>
+        </w:tc>
+      </w:tr>
+      <w:tr>
+        <w:trPr>
+          <w:cantSplit/>
+          <w:jc w:val="center"/>
+        </w:trPr>
+        <w:tc>
+          <w:tcPr>
+            <w:tcW w:w="1872" w:type="dxa"/>
+          </w:tcPr>
+          <w:p>
+            <w:pPr>
+              <w:keepNext/>
+              <w:spacing w:before="60" w:after="60"/>
+              <w:jc w:val="left"/>
+            </w:pPr>
+            <w:r>
+              <w:rPr>
+                <w:sz w:val="20"/>
+              </w:rPr>
+              <w:t>0.0</w:t>
+            </w:r>
+          </w:p>
+        </w:tc>
+        <w:tc>
+          <w:tcPr>
+            <w:tcW w:w="1872" w:type="dxa"/>
+          </w:tcPr>
+          <w:p>
+            <w:pPr>
+              <w:keepNext/>
+              <w:spacing w:before="60" w:after="60"/>
+              <w:jc w:val="left"/>
+            </w:pPr>
+            <w:r>
+              <w:rPr>
+                <w:sz w:val="20"/>
+              </w:rPr>
+              <w:t>0.647</w:t>
+            </w:r>
+          </w:p>
+        </w:tc>
+        <w:tc>
+          <w:tcPr>
+            <w:tcW w:w="1872" w:type="dxa"/>
+          </w:tcPr>
+          <w:p>
+            <w:pPr>
+              <w:keepNext/>
+              <w:spacing w:before="60" w:after="60"/>
+              <w:jc w:val="left"/>
+            </w:pPr>
+            <w:r>
+              <w:rPr>
+                <w:sz w:val="20"/>
+              </w:rPr>
+              <w:t>0.602</w:t>
+            </w:r>
+          </w:p>
+        </w:tc>
+        <w:tc>
+          <w:tcPr>
+            <w:tcW w:w="1872" w:type="dxa"/>
+          </w:tcPr>
+          <w:p>
+            <w:pPr>
+              <w:keepNext/>
+              <w:spacing w:before="60" w:after="60"/>
+              <w:jc w:val="left"/>
+            </w:pPr>
+            <w:r>
+              <w:rPr>
+                <w:sz w:val="20"/>
+              </w:rPr>
+              <w:t>0.609</w:t>
+            </w:r>
+          </w:p>
+        </w:tc>
+        <w:tc>
+          <w:tcPr>
+            <w:tcW w:w="1872" w:type="dxa"/>
+          </w:tcPr>
+          <w:p>
+            <w:pPr>
+              <w:keepNext/>
+              <w:spacing w:before="60" w:after="60"/>
+              <w:jc w:val="left"/>
+            </w:pPr>
+            <w:r>
+              <w:rPr>
+                <w:sz w:val="20"/>
+              </w:rPr>
+              <w:t>0.563</w:t>
+            </w:r>
+          </w:p>
+        </w:tc>
+      </w:tr>
+      <w:tr>
+        <w:trPr>
+          <w:cantSplit/>
+          <w:jc w:val="center"/>
+        </w:trPr>
+        <w:tc>
+          <w:tcPr>
+            <w:tcW w:w="1872" w:type="dxa"/>
+          </w:tcPr>
+          <w:p>
+            <w:pPr>
+              <w:keepNext/>
+              <w:spacing w:before="60" w:after="60"/>
+              <w:jc w:val="left"/>
+            </w:pPr>
+            <w:r>
+              <w:rPr>
+                <w:sz w:val="20"/>
+              </w:rPr>
+              <w:t>0.05</w:t>
+            </w:r>
+          </w:p>
+        </w:tc>
+        <w:tc>
+          <w:tcPr>
+            <w:tcW w:w="1872" w:type="dxa"/>
+          </w:tcPr>
+          <w:p>
+            <w:pPr>
+              <w:keepNext/>
+              <w:spacing w:before="60" w:after="60"/>
+              <w:jc w:val="left"/>
+            </w:pPr>
+            <w:r>
+              <w:rPr>
+                <w:sz w:val="20"/>
+              </w:rPr>
+              <w:t>0.638</w:t>
+            </w:r>
+          </w:p>
+        </w:tc>
+        <w:tc>
+          <w:tcPr>
+            <w:tcW w:w="1872" w:type="dxa"/>
+          </w:tcPr>
+          <w:p>
+            <w:pPr>
+              <w:keepNext/>
+              <w:spacing w:before="60" w:after="60"/>
+              <w:jc w:val="left"/>
+            </w:pPr>
+            <w:r>
+              <w:rPr>
+                <w:sz w:val="20"/>
+              </w:rPr>
+              <w:t>0.622</w:t>
+            </w:r>
+          </w:p>
+        </w:tc>
+        <w:tc>
+          <w:tcPr>
+            <w:tcW w:w="1872" w:type="dxa"/>
+          </w:tcPr>
+          <w:p>
+            <w:pPr>
+              <w:keepNext/>
+              <w:spacing w:before="60" w:after="60"/>
+              <w:jc w:val="left"/>
+            </w:pPr>
+            <w:r>
+              <w:rPr>
+                <w:sz w:val="20"/>
+              </w:rPr>
+              <w:t>0.630</w:t>
+            </w:r>
+          </w:p>
+        </w:tc>
+        <w:tc>
+          <w:tcPr>
+            <w:tcW w:w="1872" w:type="dxa"/>
+          </w:tcPr>
+          <w:p>
+            <w:pPr>
+              <w:keepNext/>
+              <w:spacing w:before="60" w:after="60"/>
+              <w:jc w:val="left"/>
+            </w:pPr>
+            <w:r>
+              <w:rPr>
+                <w:sz w:val="20"/>
+              </w:rPr>
+              <w:t>0.575</w:t>
+            </w:r>
+          </w:p>
+        </w:tc>
+      </w:tr>
+      <w:tr>
+        <w:trPr>
+          <w:cantSplit/>
+          <w:jc w:val="center"/>
+        </w:trPr>
+        <w:tc>
+          <w:tcPr>
+            <w:tcW w:w="1872" w:type="dxa"/>
+          </w:tcPr>
+          <w:p>
+            <w:pPr>
+              <w:keepNext/>
+              <w:spacing w:before="60" w:after="60"/>
+              <w:jc w:val="left"/>
+            </w:pPr>
+            <w:r>
+              <w:rPr>
+                <w:sz w:val="20"/>
+              </w:rPr>
+              <w:t>0.1</w:t>
+            </w:r>
+          </w:p>
+        </w:tc>
+        <w:tc>
+          <w:tcPr>
+            <w:tcW w:w="1872" w:type="dxa"/>
+          </w:tcPr>
+          <w:p>
+            <w:pPr>
+              <w:keepNext/>
+              <w:spacing w:before="60" w:after="60"/>
+              <w:jc w:val="left"/>
+            </w:pPr>
+            <w:r>
+              <w:rPr>
+                <w:sz w:val="20"/>
+              </w:rPr>
+              <w:t>0.628</w:t>
+            </w:r>
+          </w:p>
+        </w:tc>
+        <w:tc>
+          <w:tcPr>
+            <w:tcW w:w="1872" w:type="dxa"/>
+          </w:tcPr>
+          <w:p>
+            <w:pPr>
+              <w:keepNext/>
+              <w:spacing w:before="60" w:after="60"/>
+              <w:jc w:val="left"/>
+            </w:pPr>
+            <w:r>
+              <w:rPr>
+                <w:sz w:val="20"/>
+              </w:rPr>
+              <w:t>0.632</w:t>
+            </w:r>
+          </w:p>
+        </w:tc>
+        <w:tc>
+          <w:tcPr>
+            <w:tcW w:w="1872" w:type="dxa"/>
+          </w:tcPr>
+          <w:p>
+            <w:pPr>
+              <w:keepNext/>
+              <w:spacing w:before="60" w:after="60"/>
+              <w:jc w:val="left"/>
+            </w:pPr>
+            <w:r>
+              <w:rPr>
+                <w:sz w:val="20"/>
+              </w:rPr>
+              <w:t>0.637</w:t>
+            </w:r>
+          </w:p>
+        </w:tc>
+        <w:tc>
+          <w:tcPr>
+            <w:tcW w:w="1872" w:type="dxa"/>
+          </w:tcPr>
+          <w:p>
+            <w:pPr>
+              <w:keepNext/>
+              <w:spacing w:before="60" w:after="60"/>
+              <w:jc w:val="left"/>
+            </w:pPr>
+            <w:r>
+              <w:rPr>
+                <w:sz w:val="20"/>
+              </w:rPr>
+              <w:t>0.580</w:t>
+            </w:r>
+          </w:p>
+        </w:tc>
+      </w:tr>
+      <w:tr>
+        <w:trPr>
+          <w:cantSplit/>
+          <w:jc w:val="center"/>
+        </w:trPr>
+        <w:tc>
+          <w:tcPr>
+            <w:tcW w:w="1872" w:type="dxa"/>
+          </w:tcPr>
+          <w:p>
+            <w:pPr>
+              <w:keepNext/>
+              <w:spacing w:before="60" w:after="60"/>
+              <w:jc w:val="left"/>
+            </w:pPr>
+            <w:r>
+              <w:rPr>
+                <w:sz w:val="20"/>
+              </w:rPr>
+              <w:t>0.2</w:t>
+            </w:r>
+          </w:p>
+        </w:tc>
+        <w:tc>
+          <w:tcPr>
+            <w:tcW w:w="1872" w:type="dxa"/>
+          </w:tcPr>
+          <w:p>
+            <w:pPr>
+              <w:keepNext/>
+              <w:spacing w:before="60" w:after="60"/>
+              <w:jc w:val="left"/>
+            </w:pPr>
+            <w:r>
+              <w:rPr>
+                <w:sz w:val="20"/>
+              </w:rPr>
+              <w:t>0.606</w:t>
+            </w:r>
+          </w:p>
+        </w:tc>
+        <w:tc>
+          <w:tcPr>
+            <w:tcW w:w="1872" w:type="dxa"/>
+          </w:tcPr>
+          <w:p>
+            <w:pPr>
+              <w:keepNext/>
+              <w:spacing w:before="60" w:after="60"/>
+              <w:jc w:val="left"/>
+            </w:pPr>
+            <w:r>
+              <w:rPr>
+                <w:sz w:val="20"/>
+              </w:rPr>
+              <w:t>0.666</w:t>
+            </w:r>
+          </w:p>
+        </w:tc>
+        <w:tc>
+          <w:tcPr>
+            <w:tcW w:w="1872" w:type="dxa"/>
+          </w:tcPr>
+          <w:p>
+            <w:pPr>
+              <w:keepNext/>
+              <w:spacing w:before="60" w:after="60"/>
+              <w:jc w:val="left"/>
+            </w:pPr>
+            <w:r>
+              <w:rPr>
+                <w:sz w:val="20"/>
+              </w:rPr>
+              <w:t>0.654</w:t>
+            </w:r>
+          </w:p>
+        </w:tc>
+        <w:tc>
+          <w:tcPr>
+            <w:tcW w:w="1872" w:type="dxa"/>
+          </w:tcPr>
+          <w:p>
+            <w:pPr>
+              <w:keepNext/>
+              <w:spacing w:before="60" w:after="60"/>
+              <w:jc w:val="left"/>
+            </w:pPr>
+            <w:r>
+              <w:rPr>
+                <w:sz w:val="20"/>
+              </w:rPr>
+              <w:t>0.604</w:t>
+            </w:r>
+          </w:p>
+        </w:tc>
+      </w:tr>
+      <w:tr>
+        <w:trPr>
+          <w:cantSplit/>
+          <w:jc w:val="center"/>
+        </w:trPr>
+        <w:tc>
+          <w:tcPr>
+            <w:tcW w:w="1872" w:type="dxa"/>
+          </w:tcPr>
+          <w:p>
+            <w:pPr>
+              <w:spacing w:before="60" w:after="60"/>
+              <w:jc w:val="left"/>
+            </w:pPr>
+            <w:r>
+              <w:rPr>
+                <w:sz w:val="20"/>
+              </w:rPr>
+              <w:t>0.3</w:t>
+            </w:r>
+          </w:p>
+        </w:tc>
+        <w:tc>
+          <w:tcPr>
+            <w:tcW w:w="1872" w:type="dxa"/>
+          </w:tcPr>
+          <w:p>
+            <w:pPr>
+              <w:spacing w:before="60" w:after="60"/>
+              <w:jc w:val="left"/>
+            </w:pPr>
+            <w:r>
+              <w:rPr>
+                <w:sz w:val="20"/>
+              </w:rPr>
+              <w:t>0.589</w:t>
+            </w:r>
+          </w:p>
+        </w:tc>
+        <w:tc>
+          <w:tcPr>
+            <w:tcW w:w="1872" w:type="dxa"/>
+          </w:tcPr>
+          <w:p>
+            <w:pPr>
+              <w:spacing w:before="60" w:after="60"/>
+              <w:jc w:val="left"/>
+            </w:pPr>
+            <w:r>
+              <w:rPr>
+                <w:sz w:val="20"/>
+              </w:rPr>
+              <w:t>0.689</w:t>
+            </w:r>
+          </w:p>
+        </w:tc>
+        <w:tc>
+          <w:tcPr>
+            <w:tcW w:w="1872" w:type="dxa"/>
+          </w:tcPr>
+          <w:p>
+            <w:pPr>
+              <w:spacing w:before="60" w:after="60"/>
+              <w:jc w:val="left"/>
+            </w:pPr>
+            <w:r>
+              <w:rPr>
+                <w:sz w:val="20"/>
+              </w:rPr>
+              <w:t>0.675</w:t>
+            </w:r>
+          </w:p>
+        </w:tc>
+        <w:tc>
+          <w:tcPr>
+            <w:tcW w:w="1872" w:type="dxa"/>
+          </w:tcPr>
+          <w:p>
+            <w:pPr>
+              <w:spacing w:before="60" w:after="60"/>
+              <w:jc w:val="left"/>
+            </w:pPr>
+            <w:r>
+              <w:rPr>
+                <w:sz w:val="20"/>
+              </w:rPr>
+              <w:t>0.625</w:t>
+            </w:r>
+          </w:p>
+        </w:tc>
+      </w:tr>
+    </w:tbl>
+    <w:p/>
+    <w:p>
+      <w:pPr>
+        <w:pStyle w:val="Heading2"/>
+      </w:pPr>
+      <w:bookmarkStart w:id="36" w:name="_Toc242346991"/>
+      <w:r>
+        <w:lastRenderedPageBreak/>
+        <w:t>6.7 Experimento 7, aprendizaje incremental (exp_incremental.yaml)</w:t>
+      </w:r>
+      <w:bookmarkEnd w:id="36"/>
+    </w:p>
+    <w:p>
+      <w:pPr>
+        <w:keepNext/>
+        <w:jc w:val="left"/>
+      </w:pPr>
+      <w:r>
+        <w:rPr>
+          <w:b/>
+        </w:rPr>
+        <w:t xml:space="preserve">Tabla 6. </w:t>
+      </w:r>
+      <w:r>
+        <w:t>Experimento 7: adaptación y olvido por estrategia.</w:t>
+      </w:r>
+    </w:p>
+    <w:tbl>
+      <w:tblPr>
+        <w:tblW w:w="0" w:type="auto"/>
+        <w:jc w:val="center"/>
+        <w:tblBorders>
+          <w:top w:val="single" w:sz="4" w:space="0" w:color="BFBFBF"/>
+          <w:left w:val="nil"/>
+          <w:bottom w:val="single" w:sz="4" w:space="0" w:color="BFBFBF"/>
+          <w:right w:val="nil"/>
+          <w:insideH w:val="single" w:sz="4" w:space="0" w:color="BFBFBF"/>
+          <w:insideV w:val="nil"/>
+        </w:tblBorders>
+        <w:tblLook w:val="04A0" w:firstRow="1" w:lastRow="0" w:firstColumn="1" w:lastColumn="0" w:noHBand="0" w:noVBand="1"/>
+      </w:tblPr>
+      <w:tblGrid>
+        <w:gridCol w:w="3120"/>
+        <w:gridCol w:w="3120"/>
+        <w:gridCol w:w="3120"/>
+      </w:tblGrid>
+      <w:tr>
+        <w:trPr>
+          <w:cantSplit/>
+          <w:tblHeader/>
+          <w:jc w:val="center"/>
+        </w:trPr>
+        <w:tc>
+          <w:tcPr>
+            <w:tcW w:w="3120" w:type="dxa"/>
+          </w:tcPr>
+          <w:p>
+            <w:pPr>
+              <w:keepNext/>
+              <w:spacing w:before="60" w:after="60"/>
+              <w:jc w:val="left"/>
+            </w:pPr>
+            <w:r>
+              <w:rPr>
+                <w:b/>
+                <w:sz w:val="20"/>
+              </w:rPr>
+              <w:t>Estrategia</w:t>
+            </w:r>
+          </w:p>
+        </w:tc>
+        <w:tc>
+          <w:tcPr>
+            <w:tcW w:w="3120" w:type="dxa"/>
+          </w:tcPr>
+          <w:p>
+            <w:pPr>
+              <w:keepNext/>
+              <w:spacing w:before="60" w:after="60"/>
+              <w:jc w:val="left"/>
+            </w:pPr>
+            <w:r>
+              <w:rPr>
+                <w:b/>
+                <w:sz w:val="20"/>
+              </w:rPr>
+              <w:t>Exactitud en expresiones nuevas tras 102 correcciones</w:t>
+            </w:r>
+          </w:p>
+        </w:tc>
+        <w:tc>
+          <w:tcPr>
+            <w:tcW w:w="3120" w:type="dxa"/>
+          </w:tcPr>
+          <w:p>
+            <w:pPr>
+              <w:keepNext/>
+              <w:spacing w:before="60" w:after="60"/>
+              <w:jc w:val="left"/>
+            </w:pPr>
+            <w:r>
+              <w:rPr>
+                <w:b/>
+                <w:sz w:val="20"/>
+              </w:rPr>
+              <w:t>Olvido</w:t>
+            </w:r>
+          </w:p>
+        </w:tc>
+      </w:tr>
+      <w:tr>
+        <w:trPr>
+          <w:cantSplit/>
+          <w:jc w:val="center"/>
+        </w:trPr>
+        <w:tc>
+          <w:tcPr>
+            <w:tcW w:w="3120" w:type="dxa"/>
+          </w:tcPr>
+          <w:p>
+            <w:pPr>
+              <w:keepNext/>
+              <w:spacing w:before="60" w:after="60"/>
+              <w:jc w:val="left"/>
+            </w:pPr>
+            <w:r>
+              <w:rPr>
+                <w:sz w:val="20"/>
+              </w:rPr>
+              <w:t>sin adaptación</w:t>
+            </w:r>
+          </w:p>
+        </w:tc>
+        <w:tc>
+          <w:tcPr>
+            <w:tcW w:w="3120" w:type="dxa"/>
+          </w:tcPr>
+          <w:p>
+            <w:pPr>
+              <w:keepNext/>
+              <w:spacing w:before="60" w:after="60"/>
+              <w:jc w:val="left"/>
+            </w:pPr>
+            <w:r>
+              <w:rPr>
+                <w:sz w:val="20"/>
+              </w:rPr>
+              <w:t>0.602</w:t>
+            </w:r>
+          </w:p>
+        </w:tc>
+        <w:tc>
+          <w:tcPr>
+            <w:tcW w:w="3120" w:type="dxa"/>
+          </w:tcPr>
+          <w:p>
+            <w:pPr>
+              <w:keepNext/>
+              <w:spacing w:before="60" w:after="60"/>
+              <w:jc w:val="left"/>
+            </w:pPr>
+            <w:r>
+              <w:rPr>
+                <w:sz w:val="20"/>
+              </w:rPr>
+              <w:t>0.000</w:t>
+            </w:r>
+          </w:p>
+        </w:tc>
+      </w:tr>
+      <w:tr>
+        <w:trPr>
+          <w:cantSplit/>
+          <w:jc w:val="center"/>
+        </w:trPr>
+        <w:tc>
+          <w:tcPr>
+            <w:tcW w:w="3120" w:type="dxa"/>
+          </w:tcPr>
+          <w:p>
+            <w:pPr>
+              <w:keepNext/>
+              <w:spacing w:before="60" w:after="60"/>
+              <w:jc w:val="left"/>
+            </w:pPr>
+            <w:r>
+              <w:rPr>
+                <w:sz w:val="20"/>
+              </w:rPr>
+              <w:t>memoria de correcciones</w:t>
+            </w:r>
+          </w:p>
+        </w:tc>
+        <w:tc>
+          <w:tcPr>
+            <w:tcW w:w="3120" w:type="dxa"/>
+          </w:tcPr>
+          <w:p>
+            <w:pPr>
+              <w:keepNext/>
+              <w:spacing w:before="60" w:after="60"/>
+              <w:jc w:val="left"/>
+            </w:pPr>
+            <w:r>
+              <w:rPr>
+                <w:sz w:val="20"/>
+              </w:rPr>
+              <w:t>0.996</w:t>
+            </w:r>
+          </w:p>
+        </w:tc>
+        <w:tc>
+          <w:tcPr>
+            <w:tcW w:w="3120" w:type="dxa"/>
+          </w:tcPr>
+          <w:p>
+            <w:pPr>
+              <w:keepNext/>
+              <w:spacing w:before="60" w:after="60"/>
+              <w:jc w:val="left"/>
+            </w:pPr>
+            <w:r>
+              <w:rPr>
+                <w:sz w:val="20"/>
+              </w:rPr>
+              <w:t>-0.005</w:t>
+            </w:r>
+          </w:p>
+        </w:tc>
+      </w:tr>
+      <w:tr>
+        <w:trPr>
+          <w:cantSplit/>
+          <w:jc w:val="center"/>
+        </w:trPr>
+        <w:tc>
+          <w:tcPr>
+            <w:tcW w:w="3120" w:type="dxa"/>
+          </w:tcPr>
+          <w:p>
+            <w:pPr>
+              <w:keepNext/>
+              <w:spacing w:before="60" w:after="60"/>
+              <w:jc w:val="left"/>
+            </w:pPr>
+            <w:r>
+              <w:rPr>
+                <w:sz w:val="20"/>
+              </w:rPr>
+              <w:t>actualización de prototipos</w:t>
+            </w:r>
+          </w:p>
+        </w:tc>
+        <w:tc>
+          <w:tcPr>
+            <w:tcW w:w="3120" w:type="dxa"/>
+          </w:tcPr>
+          <w:p>
+            <w:pPr>
+              <w:keepNext/>
+              <w:spacing w:before="60" w:after="60"/>
+              <w:jc w:val="left"/>
+            </w:pPr>
+            <w:r>
+              <w:rPr>
+                <w:sz w:val="20"/>
+              </w:rPr>
+              <w:t>0.603</w:t>
+            </w:r>
+          </w:p>
+        </w:tc>
+        <w:tc>
+          <w:tcPr>
+            <w:tcW w:w="3120" w:type="dxa"/>
+          </w:tcPr>
+          <w:p>
+            <w:pPr>
+              <w:keepNext/>
+              <w:spacing w:before="60" w:after="60"/>
+              <w:jc w:val="left"/>
+            </w:pPr>
+            <w:r>
+              <w:rPr>
+                <w:sz w:val="20"/>
+              </w:rPr>
+              <w:t>-0.011</w:t>
+            </w:r>
+          </w:p>
+        </w:tc>
+      </w:tr>
+      <w:tr>
+        <w:trPr>
+          <w:cantSplit/>
+          <w:jc w:val="center"/>
+        </w:trPr>
+        <w:tc>
+          <w:tcPr>
+            <w:tcW w:w="3120" w:type="dxa"/>
+          </w:tcPr>
+          <w:p>
+            <w:pPr>
+              <w:keepNext/>
+              <w:spacing w:before="60" w:after="60"/>
+              <w:jc w:val="left"/>
+            </w:pPr>
+            <w:r>
+              <w:rPr>
+                <w:sz w:val="20"/>
+              </w:rPr>
+              <w:t>ajuste ingenuo</w:t>
+            </w:r>
+          </w:p>
+        </w:tc>
+        <w:tc>
+          <w:tcPr>
+            <w:tcW w:w="3120" w:type="dxa"/>
+          </w:tcPr>
+          <w:p>
+            <w:pPr>
+              <w:keepNext/>
+              <w:spacing w:before="60" w:after="60"/>
+              <w:jc w:val="left"/>
+            </w:pPr>
+            <w:r>
+              <w:rPr>
+                <w:sz w:val="20"/>
+              </w:rPr>
+              <w:t>0.368</w:t>
+            </w:r>
+          </w:p>
+        </w:tc>
+        <w:tc>
+          <w:tcPr>
+            <w:tcW w:w="3120" w:type="dxa"/>
+          </w:tcPr>
+          <w:p>
+            <w:pPr>
+              <w:keepNext/>
+              <w:spacing w:before="60" w:after="60"/>
+              <w:jc w:val="left"/>
+            </w:pPr>
+            <w:r>
+              <w:rPr>
+                <w:sz w:val="20"/>
+              </w:rPr>
+              <w:t>0.459</w:t>
+            </w:r>
+          </w:p>
+        </w:tc>
+      </w:tr>
+      <w:tr>
+        <w:trPr>
+          <w:cantSplit/>
+          <w:jc w:val="center"/>
+        </w:trPr>
+        <w:tc>
+          <w:tcPr>
+            <w:tcW w:w="3120" w:type="dxa"/>
+          </w:tcPr>
+          <w:p>
+            <w:pPr>
+              <w:keepNext/>
+              <w:spacing w:before="60" w:after="60"/>
+              <w:jc w:val="left"/>
+            </w:pPr>
+            <w:r>
+              <w:rPr>
+                <w:sz w:val="20"/>
+              </w:rPr>
+              <w:t>replay FIFO</w:t>
+            </w:r>
+          </w:p>
+        </w:tc>
+        <w:tc>
+          <w:tcPr>
+            <w:tcW w:w="3120" w:type="dxa"/>
+          </w:tcPr>
+          <w:p>
+            <w:pPr>
+              <w:keepNext/>
+              <w:spacing w:before="60" w:after="60"/>
+              <w:jc w:val="left"/>
+            </w:pPr>
+            <w:r>
+              <w:rPr>
+                <w:sz w:val="20"/>
+              </w:rPr>
+              <w:t>0.591</w:t>
+            </w:r>
+          </w:p>
+        </w:tc>
+        <w:tc>
+          <w:tcPr>
+            <w:tcW w:w="3120" w:type="dxa"/>
+          </w:tcPr>
+          <w:p>
+            <w:pPr>
+              <w:keepNext/>
+              <w:spacing w:before="60" w:after="60"/>
+              <w:jc w:val="left"/>
+            </w:pPr>
+            <w:r>
+              <w:rPr>
+                <w:sz w:val="20"/>
+              </w:rPr>
+              <w:t>0.196</w:t>
+            </w:r>
+          </w:p>
+        </w:tc>
+      </w:tr>
+      <w:tr>
+        <w:trPr>
+          <w:cantSplit/>
+          <w:jc w:val="center"/>
+        </w:trPr>
+        <w:tc>
+          <w:tcPr>
+            <w:tcW w:w="3120" w:type="dxa"/>
+          </w:tcPr>
+          <w:p>
+            <w:pPr>
+              <w:keepNext/>
+              <w:spacing w:before="60" w:after="60"/>
+              <w:jc w:val="left"/>
+            </w:pPr>
+            <w:r>
+              <w:rPr>
+                <w:sz w:val="20"/>
+              </w:rPr>
+              <w:t>replay balanceado por clase</w:t>
+            </w:r>
+          </w:p>
+        </w:tc>
+        <w:tc>
+          <w:tcPr>
+            <w:tcW w:w="3120" w:type="dxa"/>
+          </w:tcPr>
+          <w:p>
+            <w:pPr>
+              <w:keepNext/>
+              <w:spacing w:before="60" w:after="60"/>
+              <w:jc w:val="left"/>
+            </w:pPr>
+            <w:r>
+              <w:rPr>
+                <w:sz w:val="20"/>
+              </w:rPr>
+              <w:t>0.595</w:t>
+            </w:r>
+          </w:p>
+        </w:tc>
+        <w:tc>
+          <w:tcPr>
+            <w:tcW w:w="3120" w:type="dxa"/>
+          </w:tcPr>
+          <w:p>
+            <w:pPr>
+              <w:keepNext/>
+              <w:spacing w:before="60" w:after="60"/>
+              <w:jc w:val="left"/>
+            </w:pPr>
+            <w:r>
+              <w:rPr>
+                <w:sz w:val="20"/>
+              </w:rPr>
+              <w:t>0.203</w:t>
+            </w:r>
+          </w:p>
+        </w:tc>
+      </w:tr>
+      <w:tr>
+        <w:trPr>
+          <w:cantSplit/>
+          <w:jc w:val="center"/>
+        </w:trPr>
+        <w:tc>
+          <w:tcPr>
+            <w:tcW w:w="3120" w:type="dxa"/>
+          </w:tcPr>
+          <w:p>
+            <w:pPr>
+              <w:keepNext/>
+              <w:spacing w:before="60" w:after="60"/>
+              <w:jc w:val="left"/>
+            </w:pPr>
+            <w:r>
+              <w:rPr>
+                <w:sz w:val="20"/>
+              </w:rPr>
+              <w:t>replay por incertidumbre</w:t>
+            </w:r>
+          </w:p>
+        </w:tc>
+        <w:tc>
+          <w:tcPr>
+            <w:tcW w:w="3120" w:type="dxa"/>
+          </w:tcPr>
+          <w:p>
+            <w:pPr>
+              <w:keepNext/>
+              <w:spacing w:before="60" w:after="60"/>
+              <w:jc w:val="left"/>
+            </w:pPr>
+            <w:r>
+              <w:rPr>
+                <w:sz w:val="20"/>
+              </w:rPr>
+              <w:t>0.615</w:t>
+            </w:r>
+          </w:p>
+        </w:tc>
+        <w:tc>
+          <w:tcPr>
+            <w:tcW w:w="3120" w:type="dxa"/>
+          </w:tcPr>
+          <w:p>
+            <w:pPr>
+              <w:keepNext/>
+              <w:spacing w:before="60" w:after="60"/>
+              <w:jc w:val="left"/>
+            </w:pPr>
+            <w:r>
+              <w:rPr>
+                <w:sz w:val="20"/>
+              </w:rPr>
+              <w:t>0.214</w:t>
+            </w:r>
+          </w:p>
+        </w:tc>
+      </w:tr>
+      <w:tr>
+        <w:trPr>
+          <w:cantSplit/>
+          <w:jc w:val="center"/>
+        </w:trPr>
+        <w:tc>
+          <w:tcPr>
+            <w:tcW w:w="3120" w:type="dxa"/>
+          </w:tcPr>
+          <w:p>
+            <w:pPr>
+              <w:spacing w:before="60" w:after="60"/>
+              <w:jc w:val="left"/>
+            </w:pPr>
+            <w:r>
+              <w:rPr>
+                <w:sz w:val="20"/>
+              </w:rPr>
+              <w:t>replay por diversidad</w:t>
+            </w:r>
+          </w:p>
+        </w:tc>
+        <w:tc>
+          <w:tcPr>
+            <w:tcW w:w="3120" w:type="dxa"/>
+          </w:tcPr>
+          <w:p>
+            <w:pPr>
+              <w:spacing w:before="60" w:after="60"/>
+              <w:jc w:val="left"/>
+            </w:pPr>
+            <w:r>
+              <w:rPr>
+                <w:sz w:val="20"/>
+              </w:rPr>
+              <w:t>0.587</w:t>
+            </w:r>
+          </w:p>
+        </w:tc>
+        <w:tc>
+          <w:tcPr>
+            <w:tcW w:w="3120" w:type="dxa"/>
+          </w:tcPr>
+          <w:p>
+            <w:pPr>
+              <w:spacing w:before="60" w:after="60"/>
+              <w:jc w:val="left"/>
+            </w:pPr>
+            <w:r>
+              <w:rPr>
+                <w:sz w:val="20"/>
+              </w:rPr>
+              <w:t>0.158</w:t>
+            </w:r>
+          </w:p>
+        </w:tc>
+      </w:tr>
+    </w:tbl>
+    <w:p/>
+    <w:p>
+      <w:pPr>
+        <w:keepNext/>
+        <w:jc w:val="center"/>
+      </w:pPr>
+      <w:r>
+        <w:rPr>
+          <w:noProof/>
+        </w:rPr>
+        <w:drawing>
+          <wp:inline distT="0" distB="0" distL="0" distR="0" wp14:anchorId="2FF9AC6C" wp14:editId="18587B30">
+            <wp:extent cx="4320000" cy="3110400"/>
+            <wp:effectExtent l="0" t="0" r="0" b="0"/>
+            <wp:docPr id="22" name="Picture 22"/>
+            <wp:cNvGraphicFramePr>
+              <a:graphicFrameLocks xmlns:a="http://schemas.openxmlformats.org/drawingml/2006/main" noChangeAspect="1"/>
+            </wp:cNvGraphicFramePr>
+            <a:graphic xmlns:a="http://schemas.openxmlformats.org/drawingml/2006/main">
+              <a:graphicData uri="http://schemas.openxmlformats.org/drawingml/2006/picture">
+                <pic:pic xmlns:pic="http://schemas.openxmlformats.org/drawingml/2006/picture">
+                  <pic:nvPicPr>
+                    <pic:cNvPr id="0" name="fig_adaptation_curve_es.png"/>
+                    <pic:cNvPicPr/>
+                  </pic:nvPicPr>
+                  <pic:blipFill>
+                    <a:blip r:embed="rId29"/>
+                    <a:stretch>
+                      <a:fillRect/>
+                    </a:stretch>
+                  </pic:blipFill>
+                  <pic:spPr>
+                    <a:xfrm>
+                      <a:off x="0" y="0"/>
+                      <a:ext cx="4320000" cy="3110400"/>
+                    </a:xfrm>
+                    <a:prstGeom prst="rect">
+                      <a:avLst/>
+                    </a:prstGeom>
+                    <a:ln w="6350">
+                      <a:solidFill>
+                        <a:srgbClr val="7F7F7F"/>
+                      </a:solidFill>
+                    </a:ln>
+                  </pic:spPr>
+                </pic:pic>
+              </a:graphicData>
+            </a:graphic>
+          </wp:inline>
+        </w:drawing>
+      </w:r>
+    </w:p>
+    <w:p>
+      <w:r>
+        <w:rPr>
+          <w:b/>
+        </w:rPr>
+        <w:t xml:space="preserve">Figura 22. </w:t>
+      </w:r>
+      <w:r>
+        <w:t>Exactitud en expresiones nuevas frente al número de correcciones.</w:t>
+      </w:r>
+    </w:p>
+    <w:p>
+      <w:pPr>
+        <w:pStyle w:val="Heading2"/>
+      </w:pPr>
+      <w:bookmarkStart w:id="37" w:name="_Toc242346992"/>
+      <w:r>
+        <w:t>6.8 Experimento 8, personalización por usuario (exp_personalization.yaml)</w:t>
+      </w:r>
+      <w:bookmarkEnd w:id="37"/>
+    </w:p>
+    <w:p>
+      <w:r>
+        <w:t>Con 24 correcciones, la exactitud en la forma de hablar del usuario pasa de 0.499 a 0.994 con la memoria de UCIL. La exactitud global se mantiene (0.647 → 0.647) y la de otros usuarios no cambia (0.499). Con ajuste por replay, el usuario llega a 0.668 y la exactitud de otros usuarios baja de 0.497 a 0.381.</w:t>
+      </w:r>
+    </w:p>
+    <w:p>
+      <w:pPr>
+        <w:keepNext/>
+        <w:jc w:val="center"/>
+      </w:pPr>
+      <w:r>
+        <w:rPr>
+          <w:noProof/>
+        </w:rPr>
+        <w:lastRenderedPageBreak/>
+        <w:drawing>
+          <wp:inline distT="0" distB="0" distL="0" distR="0" wp14:anchorId="157A8CA6" wp14:editId="1972763A">
+            <wp:extent cx="4320000" cy="3110400"/>
+            <wp:effectExtent l="0" t="0" r="0" b="0"/>
+            <wp:docPr id="23" name="Picture 23"/>
+            <wp:cNvGraphicFramePr>
+              <a:graphicFrameLocks xmlns:a="http://schemas.openxmlformats.org/drawingml/2006/main" noChangeAspect="1"/>
+            </wp:cNvGraphicFramePr>
+            <a:graphic xmlns:a="http://schemas.openxmlformats.org/drawingml/2006/main">
+              <a:graphicData uri="http://schemas.openxmlformats.org/drawingml/2006/picture">
+                <pic:pic xmlns:pic="http://schemas.openxmlformats.org/drawingml/2006/picture">
+                  <pic:nvPicPr>
+                    <pic:cNvPr id="0" name="fig_personalization_user_es.png"/>
+                    <pic:cNvPicPr/>
+                  </pic:nvPicPr>
+                  <pic:blipFill>
+                    <a:blip r:embed="rId30"/>
+                    <a:stretch>
+                      <a:fillRect/>
+                    </a:stretch>
+                  </pic:blipFill>
+                  <pic:spPr>
+                    <a:xfrm>
+                      <a:off x="0" y="0"/>
+                      <a:ext cx="4320000" cy="3110400"/>
+                    </a:xfrm>
+                    <a:prstGeom prst="rect">
+                      <a:avLst/>
+                    </a:prstGeom>
+                    <a:ln w="6350">
+                      <a:solidFill>
+                        <a:srgbClr val="7F7F7F"/>
+                      </a:solidFill>
+                    </a:ln>
+                  </pic:spPr>
+                </pic:pic>
+              </a:graphicData>
+            </a:graphic>
+          </wp:inline>
+        </w:drawing>
+      </w:r>
+    </w:p>
+    <w:p>
+      <w:r>
+        <w:rPr>
+          <w:b/>
+        </w:rPr>
+        <w:t xml:space="preserve">Figura 23. </w:t>
+      </w:r>
+      <w:r>
+        <w:t>Exactitud del usuario frente a sus correcciones.</w:t>
+      </w:r>
+    </w:p>
+    <w:p>
+      <w:pPr>
+        <w:pStyle w:val="Heading2"/>
+      </w:pPr>
+      <w:bookmarkStart w:id="38" w:name="_Toc242346993"/>
       <w:r>
         <w:t>6.9 Experimento 9, ejecución sensible al riesgo (exp_main.yaml)</w:t>
       </w:r>
@@ -9737,7 +9910,7 @@
       <w:pPr>
         <w:pStyle w:val="Heading2"/>
       </w:pPr>
-      <w:bookmarkStart w:id="39" w:name="_Toc242290721"/>
+      <w:bookmarkStart w:id="39" w:name="_Toc242346994"/>
       <w:r>
         <w:t>6.10 Experimento 10, cambio combinado (exp_combined_shift.yaml)</w:t>
       </w:r>
@@ -10094,10 +10267,10 @@
           <w:noProof/>
         </w:rPr>
         <w:drawing>
-          <wp:inline distT="0" distB="0" distL="0" distR="0" wp14:anchorId="61CEB9B4" wp14:editId="52B72A8C">
+          <wp:inline distT="0" distB="0" distL="0" distR="0" wp14:anchorId="572E5234" wp14:editId="27148B81">
             <wp:extent cx="5580000" cy="2101255"/>
             <wp:effectExtent l="0" t="0" r="0" b="0"/>
-            <wp:docPr id="22" name="Picture 22"/>
+            <wp:docPr id="24" name="Picture 24"/>
             <wp:cNvGraphicFramePr>
               <a:graphicFrameLocks xmlns:a="http://schemas.openxmlformats.org/drawingml/2006/main" noChangeAspect="1"/>
             </wp:cNvGraphicFramePr>
@@ -10109,7 +10282,7 @@
                     <pic:cNvPicPr/>
                   </pic:nvPicPr>
                   <pic:blipFill>
-                    <a:blip r:embed="rId29"/>
+                    <a:blip r:embed="rId31"/>
                     <a:stretch>
                       <a:fillRect/>
                     </a:stretch>
@@ -10140,7 +10313,7 @@
         <w:rPr>
           <w:b/>
         </w:rPr>
-        <w:t xml:space="preserve">Figura 22. </w:t>
+        <w:t xml:space="preserve">Figura 24. </w:t>
       </w:r>
       <w:r>
         <w:t>Costo medio por subconjunto bajo cambio combinado.</w:t>
@@ -10150,7 +10323,7 @@
       <w:pPr>
         <w:pStyle w:val="Heading2"/>
       </w:pPr>
-      <w:bookmarkStart w:id="40" w:name="_Toc242290722"/>
+      <w:bookmarkStart w:id="40" w:name="_Toc242346995"/>
       <w:r>
         <w:t>6.11 Ablación de UCIL (exp_ablation.yaml)</w:t>
       </w:r>
@@ -10781,7 +10954,7 @@
       <w:pPr>
         <w:pStyle w:val="Heading1"/>
       </w:pPr>
-      <w:bookmarkStart w:id="41" w:name="_Toc242290723"/>
+      <w:bookmarkStart w:id="41" w:name="_Toc242346996"/>
       <w:r>
         <w:t>7. Visualización de resultados</w:t>
       </w:r>
@@ -10802,10 +10975,10 @@
           <w:noProof/>
         </w:rPr>
         <w:drawing>
-          <wp:inline distT="0" distB="0" distL="0" distR="0" wp14:anchorId="57E815E0" wp14:editId="7D9C041E">
+          <wp:inline distT="0" distB="0" distL="0" distR="0" wp14:anchorId="5A389BF1" wp14:editId="48C362B6">
             <wp:extent cx="5580000" cy="1926429"/>
             <wp:effectExtent l="0" t="0" r="0" b="0"/>
-            <wp:docPr id="23" name="Picture 23"/>
+            <wp:docPr id="25" name="Picture 25"/>
             <wp:cNvGraphicFramePr>
               <a:graphicFrameLocks xmlns:a="http://schemas.openxmlformats.org/drawingml/2006/main" noChangeAspect="1"/>
             </wp:cNvGraphicFramePr>
@@ -10817,7 +10990,7 @@
                     <pic:cNvPicPr/>
                   </pic:nvPicPr>
                   <pic:blipFill>
-                    <a:blip r:embed="rId30"/>
+                    <a:blip r:embed="rId32"/>
                     <a:stretch>
                       <a:fillRect/>
                     </a:stretch>
@@ -10848,7 +11021,7 @@
         <w:rPr>
           <w:b/>
         </w:rPr>
-        <w:t xml:space="preserve">Figura 23. </w:t>
+        <w:t xml:space="preserve">Figura 25. </w:t>
       </w:r>
       <w:r>
         <w:t>Diagramas de fiabilidad.</w:t>
@@ -10865,10 +11038,10 @@
         </w:rPr>
         <w:lastRenderedPageBreak/>
         <w:drawing>
-          <wp:inline distT="0" distB="0" distL="0" distR="0" wp14:anchorId="6556F99E" wp14:editId="54B31304">
+          <wp:inline distT="0" distB="0" distL="0" distR="0" wp14:anchorId="0AAECB1E" wp14:editId="6EB3000F">
             <wp:extent cx="4320000" cy="3283200"/>
             <wp:effectExtent l="0" t="0" r="0" b="0"/>
-            <wp:docPr id="24" name="Picture 24"/>
+            <wp:docPr id="26" name="Picture 26"/>
             <wp:cNvGraphicFramePr>
               <a:graphicFrameLocks xmlns:a="http://schemas.openxmlformats.org/drawingml/2006/main" noChangeAspect="1"/>
             </wp:cNvGraphicFramePr>
@@ -10880,7 +11053,7 @@
                     <pic:cNvPicPr/>
                   </pic:nvPicPr>
                   <pic:blipFill>
-                    <a:blip r:embed="rId31"/>
+                    <a:blip r:embed="rId33"/>
                     <a:stretch>
                       <a:fillRect/>
                     </a:stretch>
@@ -10911,7 +11084,7 @@
         <w:rPr>
           <w:b/>
         </w:rPr>
-        <w:t xml:space="preserve">Figura 24. </w:t>
+        <w:t xml:space="preserve">Figura 26. </w:t>
       </w:r>
       <w:r>
         <w:t>Curva riesgo–cobertura.</w:t>
@@ -10921,7 +11094,7 @@
       <w:pPr>
         <w:pStyle w:val="Heading1"/>
       </w:pPr>
-      <w:bookmarkStart w:id="42" w:name="_Toc242290724"/>
+      <w:bookmarkStart w:id="42" w:name="_Toc242346997"/>
       <w:r>
         <w:t>8. Almacenamiento y exportación</w:t>
       </w:r>
@@ -10929,14 +11102,17 @@
     </w:p>
     <w:p>
       <w:r>
-        <w:t>Cada corrida crea results\EXP-AAAA-NNNNNN con config.yaml (configuración exacta), metadata.json (versión, semillas, versiones de las bibliotecas y plataforma), una tabla CSV por resultado y semilla, los resúmenes summary_*.csv, las comparaciones pareadas comparisons_*.csv, la carpeta figures y el registro logs\run.log. El botón «Exportar (ZIP)» empaqueta esa carpeta. La pestaña Adaptación exporta las correcciones a CSV. Los modelos entrenados se guardan en models. El audio del micrófono no se guarda.</w:t>
+        <w:t>Cada corrida crea results\EXP-AAAA-NNNNNN con config.yaml (configuración exacta), metadata.json (versión, semillas, versiones de las bibliotecas y plataforma), una tabla CSV por resultado y semilla, los resúmenes summary_*.csv, las comparaciones pareadas comparisons_*.csv, la carpeta figures y el registro logs\run.log. El experimento de audio guarda además audio_environment.csv. El botón «Exportar (ZIP)» empaqueta esa carpeta. Los modelos entrenados se guardan en models y las correcciones en models\correcti</w:t>
+      </w:r>
+      <w:r>
+        <w:t>ons.json. La pestaña Adaptación exporta las correcciones a CSV. El audio del micrófono no se guarda.</w:t>
       </w:r>
     </w:p>
     <w:p>
       <w:pPr>
         <w:pStyle w:val="Heading1"/>
       </w:pPr>
-      <w:bookmarkStart w:id="43" w:name="_Toc242290725"/>
+      <w:bookmarkStart w:id="43" w:name="_Toc242346998"/>
       <w:r>
         <w:t>9. Buenas prácticas</w:t>
       </w:r>
@@ -10947,7 +11123,7 @@
         <w:pStyle w:val="ListBullet"/>
       </w:pPr>
       <w:r>
-        <w:t>Use al menos cinco semillas para conclusiones. Las cifras de este manual usan diez.</w:t>
+        <w:t>Use al menos cinco semillas para conclusiones. Las cifras de este manual usan diez. Con una sola semilla no se estima la variabilidad entre semillas ni el intervalo de confianza.</w:t>
       </w:r>
     </w:p>
     <w:p>
@@ -10955,7 +11131,7 @@
         <w:pStyle w:val="ListBullet"/>
       </w:pPr>
       <w:r>
-        <w:t>Compare métodos con las tablas comparisons_* (diferencias pareadas e intervalos), no solo con medias.</w:t>
+        <w:t>Cargue solo modelos creados por usted.</w:t>
       </w:r>
     </w:p>
     <w:p>
@@ -10963,7 +11139,7 @@
         <w:pStyle w:val="ListBullet"/>
       </w:pPr>
       <w:r>
-        <w:t>Reporte el costo medio junto con las ejecuciones incorrectas y las confirmaciones: un método puede mejorar uno empeorando otro.</w:t>
+        <w:t>Compare métodos con las tablas comparisons_* (diferencias pareadas e intervalos), no solo con medias.</w:t>
       </w:r>
     </w:p>
     <w:p>
@@ -10971,7 +11147,7 @@
         <w:pStyle w:val="ListBullet"/>
       </w:pPr>
       <w:r>
-        <w:t>Cambie los costos en Configuración según el caso de uso y documente los valores usados.</w:t>
+        <w:t>Reporte el costo medio junto con las ejecuciones incorrectas y las confirmaciones: un método puede mejorar uno empeorando otro.</w:t>
       </w:r>
     </w:p>
     <w:p>
@@ -10979,14 +11155,22 @@
         <w:pStyle w:val="ListBullet"/>
       </w:pPr>
       <w:r>
-        <w:t>No interprete resultados de datos sintéticos como desempeño con usuarios reales sin validarlos.</w:t>
+        <w:t>Cambie los costos en Configuración según el caso de uso y documente los valores usados.</w:t>
       </w:r>
     </w:p>
     <w:p>
       <w:pPr>
+        <w:pStyle w:val="ListBullet"/>
+      </w:pPr>
+      <w:r>
+        <w:t>No interprete resultados de datos sintéticos como desempeño con usuarios reales sin validarlos.</w:t>
+      </w:r>
+    </w:p>
+    <w:p>
+      <w:pPr>
         <w:pStyle w:val="Heading1"/>
       </w:pPr>
-      <w:bookmarkStart w:id="44" w:name="_Toc242290726"/>
+      <w:bookmarkStart w:id="44" w:name="_Toc242346999"/>
       <w:r>
         <w:lastRenderedPageBreak/>
         <w:t>10. Solución de problemas</w:t>
@@ -11342,6 +11526,186 @@
           </w:tcPr>
           <w:p>
             <w:pPr>
+              <w:keepNext/>
+              <w:spacing w:before="60" w:after="60"/>
+              <w:jc w:val="left"/>
+            </w:pPr>
+            <w:r>
+              <w:rPr>
+                <w:sz w:val="20"/>
+              </w:rPr>
+              <w:t>«No se ejecutó: elija primero una de las opciones»</w:t>
+            </w:r>
+          </w:p>
+        </w:tc>
+        <w:tc>
+          <w:tcPr>
+            <w:tcW w:w="3118" w:type="dxa"/>
+          </w:tcPr>
+          <w:p>
+            <w:pPr>
+              <w:keepNext/>
+              <w:spacing w:before="60" w:after="60"/>
+              <w:jc w:val="left"/>
+            </w:pPr>
+            <w:r>
+              <w:rPr>
+                <w:sz w:val="20"/>
+              </w:rPr>
+              <w:t>La orden admite varias opciones.</w:t>
+            </w:r>
+          </w:p>
+        </w:tc>
+        <w:tc>
+          <w:tcPr>
+            <w:tcW w:w="3402" w:type="dxa"/>
+          </w:tcPr>
+          <w:p>
+            <w:pPr>
+              <w:keepNext/>
+              <w:spacing w:before="60" w:after="60"/>
+              <w:jc w:val="left"/>
+            </w:pPr>
+            <w:r>
+              <w:rPr>
+                <w:sz w:val="20"/>
+              </w:rPr>
+              <w:t>Elija una en «Opción a ejecutar» y confirme de nuevo.</w:t>
+            </w:r>
+          </w:p>
+        </w:tc>
+      </w:tr>
+      <w:tr>
+        <w:trPr>
+          <w:cantSplit/>
+          <w:jc w:val="center"/>
+        </w:trPr>
+        <w:tc>
+          <w:tcPr>
+            <w:tcW w:w="2551" w:type="dxa"/>
+          </w:tcPr>
+          <w:p>
+            <w:pPr>
+              <w:keepNext/>
+              <w:spacing w:before="60" w:after="60"/>
+              <w:jc w:val="left"/>
+            </w:pPr>
+            <w:r>
+              <w:rPr>
+                <w:sz w:val="20"/>
+              </w:rPr>
+              <w:t>«No se ejecutó: falta resolver …»</w:t>
+            </w:r>
+          </w:p>
+        </w:tc>
+        <w:tc>
+          <w:tcPr>
+            <w:tcW w:w="3118" w:type="dxa"/>
+          </w:tcPr>
+          <w:p>
+            <w:pPr>
+              <w:keepNext/>
+              <w:spacing w:before="60" w:after="60"/>
+              <w:jc w:val="left"/>
+            </w:pPr>
+            <w:r>
+              <w:rPr>
+                <w:sz w:val="20"/>
+              </w:rPr>
+              <w:t>Falta un slot o su valor no es válido.</w:t>
+            </w:r>
+          </w:p>
+        </w:tc>
+        <w:tc>
+          <w:tcPr>
+            <w:tcW w:w="3402" w:type="dxa"/>
+          </w:tcPr>
+          <w:p>
+            <w:pPr>
+              <w:keepNext/>
+              <w:spacing w:before="60" w:after="60"/>
+              <w:jc w:val="left"/>
+            </w:pPr>
+            <w:r>
+              <w:rPr>
+                <w:sz w:val="20"/>
+              </w:rPr>
+              <w:t>Reformule la orden con el dato que falta (aplicación, valor, contacto o archivo).</w:t>
+            </w:r>
+          </w:p>
+        </w:tc>
+      </w:tr>
+      <w:tr>
+        <w:trPr>
+          <w:cantSplit/>
+          <w:jc w:val="center"/>
+        </w:trPr>
+        <w:tc>
+          <w:tcPr>
+            <w:tcW w:w="2551" w:type="dxa"/>
+          </w:tcPr>
+          <w:p>
+            <w:pPr>
+              <w:keepNext/>
+              <w:spacing w:before="60" w:after="60"/>
+              <w:jc w:val="left"/>
+            </w:pPr>
+            <w:r>
+              <w:rPr>
+                <w:sz w:val="20"/>
+              </w:rPr>
+              <w:t>La tabla muestra NA en DE e IC</w:t>
+            </w:r>
+          </w:p>
+        </w:tc>
+        <w:tc>
+          <w:tcPr>
+            <w:tcW w:w="3118" w:type="dxa"/>
+          </w:tcPr>
+          <w:p>
+            <w:pPr>
+              <w:keepNext/>
+              <w:spacing w:before="60" w:after="60"/>
+              <w:jc w:val="left"/>
+            </w:pPr>
+            <w:r>
+              <w:rPr>
+                <w:sz w:val="20"/>
+              </w:rPr>
+              <w:t>El experimento se ejecutó con una sola semilla.</w:t>
+            </w:r>
+          </w:p>
+        </w:tc>
+        <w:tc>
+          <w:tcPr>
+            <w:tcW w:w="3402" w:type="dxa"/>
+          </w:tcPr>
+          <w:p>
+            <w:pPr>
+              <w:keepNext/>
+              <w:spacing w:before="60" w:after="60"/>
+              <w:jc w:val="left"/>
+            </w:pPr>
+            <w:r>
+              <w:rPr>
+                <w:sz w:val="20"/>
+              </w:rPr>
+              <w:t>Ejecútelo con las semillas del archivo.</w:t>
+            </w:r>
+          </w:p>
+        </w:tc>
+      </w:tr>
+      <w:tr>
+        <w:trPr>
+          <w:cantSplit/>
+          <w:jc w:val="center"/>
+        </w:trPr>
+        <w:tc>
+          <w:tcPr>
+            <w:tcW w:w="2551" w:type="dxa"/>
+          </w:tcPr>
+          <w:p>
+            <w:pPr>
               <w:spacing w:before="60" w:after="60"/>
               <w:jc w:val="left"/>
             </w:pPr>
@@ -11391,7 +11755,7 @@
     </w:tbl>
     <w:p/>
     <w:sectPr>
-      <w:headerReference w:type="default" r:id="rId32"/>
+      <w:headerReference w:type="default" r:id="rId34"/>
       <w:pgSz w:w="12240" w:h="15840"/>
       <w:pgMar w:top="1440" w:right="1440" w:bottom="1440" w:left="1440" w:header="720" w:footer="720" w:gutter="0"/>
       <w:cols w:space="720"/>
@@ -11645,31 +12009,31 @@
       </w:rPr>
     </w:lvl>
   </w:abstractNum>
-  <w:num w:numId="1" w16cid:durableId="2058966244">
+  <w:num w:numId="1" w16cid:durableId="1712680880">
     <w:abstractNumId w:val="8"/>
   </w:num>
-  <w:num w:numId="2" w16cid:durableId="749624329">
+  <w:num w:numId="2" w16cid:durableId="2111272553">
     <w:abstractNumId w:val="6"/>
   </w:num>
-  <w:num w:numId="3" w16cid:durableId="2120373500">
+  <w:num w:numId="3" w16cid:durableId="624040019">
     <w:abstractNumId w:val="5"/>
   </w:num>
-  <w:num w:numId="4" w16cid:durableId="942374622">
+  <w:num w:numId="4" w16cid:durableId="1248268303">
     <w:abstractNumId w:val="4"/>
   </w:num>
-  <w:num w:numId="5" w16cid:durableId="1446269513">
+  <w:num w:numId="5" w16cid:durableId="542401488">
     <w:abstractNumId w:val="7"/>
   </w:num>
-  <w:num w:numId="6" w16cid:durableId="1812285801">
+  <w:num w:numId="6" w16cid:durableId="1684671264">
     <w:abstractNumId w:val="3"/>
   </w:num>
-  <w:num w:numId="7" w16cid:durableId="258686385">
+  <w:num w:numId="7" w16cid:durableId="680854488">
     <w:abstractNumId w:val="2"/>
   </w:num>
-  <w:num w:numId="8" w16cid:durableId="1551182862">
+  <w:num w:numId="8" w16cid:durableId="521671351">
     <w:abstractNumId w:val="1"/>
   </w:num>
-  <w:num w:numId="9" w16cid:durableId="1294486761">
+  <w:num w:numId="9" w16cid:durableId="675769385">
     <w:abstractNumId w:val="0"/>
   </w:num>
 </w:numbering>
@@ -23069,7 +23433,7 @@
     <w:autoRedefine/>
     <w:uiPriority w:val="39"/>
     <w:unhideWhenUsed/>
-    <w:rsid w:val="00E54B34"/>
+    <w:rsid w:val="00A068BB"/>
     <w:pPr>
       <w:spacing w:after="100"/>
     </w:pPr>
@@ -23081,7 +23445,7 @@
     <w:autoRedefine/>
     <w:uiPriority w:val="39"/>
     <w:unhideWhenUsed/>
-    <w:rsid w:val="00E54B34"/>
+    <w:rsid w:val="00A068BB"/>
     <w:pPr>
       <w:spacing w:after="100"/>
       <w:ind w:left="220"/>
@@ -23092,7 +23456,7 @@
     <w:basedOn w:val="DefaultParagraphFont"/>
     <w:uiPriority w:val="99"/>
     <w:unhideWhenUsed/>
-    <w:rsid w:val="00E54B34"/>
+    <w:rsid w:val="00A068BB"/>
     <w:rPr>
       <w:color w:val="0000FF" w:themeColor="hyperlink"/>
       <w:u w:val="single"/>

--- a/manuales/Manual_de_Usuario_VoxControlResearch.docx
+++ b/manuales/Manual_de_Usuario_VoxControlResearch.docx
@@ -246,7 +246,7 @@
       <w:r>
         <w:fldChar w:fldCharType="separate"/>
       </w:r>
-      <w:hyperlink w:anchor="_Toc242346955" w:history="1">
+      <w:hyperlink w:anchor="_Toc242351807" w:history="1">
         <w:r>
           <w:rPr>
             <w:rStyle w:val="Hyperlink"/>
@@ -273,7 +273,7 @@
             <w:noProof/>
             <w:webHidden/>
           </w:rPr>
-          <w:instrText xml:space="preserve"> PAGEREF _Toc242346955 \h </w:instrText>
+          <w:instrText xml:space="preserve"> PAGEREF _Toc242351807 \h </w:instrText>
         </w:r>
         <w:r>
           <w:rPr>
@@ -320,7 +320,7 @@
           <w14:ligatures w14:val="standardContextual"/>
         </w:rPr>
       </w:pPr>
-      <w:hyperlink w:anchor="_Toc242346956" w:history="1">
+      <w:hyperlink w:anchor="_Toc242351808" w:history="1">
         <w:r>
           <w:rPr>
             <w:rStyle w:val="Hyperlink"/>
@@ -347,7 +347,7 @@
             <w:noProof/>
             <w:webHidden/>
           </w:rPr>
-          <w:instrText xml:space="preserve"> PAGEREF _Toc242346956 \h </w:instrText>
+          <w:instrText xml:space="preserve"> PAGEREF _Toc242351808 \h </w:instrText>
         </w:r>
         <w:r>
           <w:rPr>
@@ -394,7 +394,7 @@
           <w14:ligatures w14:val="standardContextual"/>
         </w:rPr>
       </w:pPr>
-      <w:hyperlink w:anchor="_Toc242346957" w:history="1">
+      <w:hyperlink w:anchor="_Toc242351809" w:history="1">
         <w:r>
           <w:rPr>
             <w:rStyle w:val="Hyperlink"/>
@@ -421,7 +421,7 @@
             <w:noProof/>
             <w:webHidden/>
           </w:rPr>
-          <w:instrText xml:space="preserve"> PAGEREF _Toc242346957 \h </w:instrText>
+          <w:instrText xml:space="preserve"> PAGEREF _Toc242351809 \h </w:instrText>
         </w:r>
         <w:r>
           <w:rPr>
@@ -468,7 +468,7 @@
           <w14:ligatures w14:val="standardContextual"/>
         </w:rPr>
       </w:pPr>
-      <w:hyperlink w:anchor="_Toc242346958" w:history="1">
+      <w:hyperlink w:anchor="_Toc242351810" w:history="1">
         <w:r>
           <w:rPr>
             <w:rStyle w:val="Hyperlink"/>
@@ -495,7 +495,7 @@
             <w:noProof/>
             <w:webHidden/>
           </w:rPr>
-          <w:instrText xml:space="preserve"> PAGEREF _Toc242346958 \h </w:instrText>
+          <w:instrText xml:space="preserve"> PAGEREF _Toc242351810 \h </w:instrText>
         </w:r>
         <w:r>
           <w:rPr>
@@ -542,7 +542,7 @@
           <w14:ligatures w14:val="standardContextual"/>
         </w:rPr>
       </w:pPr>
-      <w:hyperlink w:anchor="_Toc242346959" w:history="1">
+      <w:hyperlink w:anchor="_Toc242351811" w:history="1">
         <w:r>
           <w:rPr>
             <w:rStyle w:val="Hyperlink"/>
@@ -569,7 +569,7 @@
             <w:noProof/>
             <w:webHidden/>
           </w:rPr>
-          <w:instrText xml:space="preserve"> PAGEREF _Toc242346959 \h </w:instrText>
+          <w:instrText xml:space="preserve"> PAGEREF _Toc242351811 \h </w:instrText>
         </w:r>
         <w:r>
           <w:rPr>
@@ -616,7 +616,7 @@
           <w14:ligatures w14:val="standardContextual"/>
         </w:rPr>
       </w:pPr>
-      <w:hyperlink w:anchor="_Toc242346960" w:history="1">
+      <w:hyperlink w:anchor="_Toc242351812" w:history="1">
         <w:r>
           <w:rPr>
             <w:rStyle w:val="Hyperlink"/>
@@ -643,7 +643,7 @@
             <w:noProof/>
             <w:webHidden/>
           </w:rPr>
-          <w:instrText xml:space="preserve"> PAGEREF _Toc242346960 \h </w:instrText>
+          <w:instrText xml:space="preserve"> PAGEREF _Toc242351812 \h </w:instrText>
         </w:r>
         <w:r>
           <w:rPr>
@@ -690,7 +690,7 @@
           <w14:ligatures w14:val="standardContextual"/>
         </w:rPr>
       </w:pPr>
-      <w:hyperlink w:anchor="_Toc242346961" w:history="1">
+      <w:hyperlink w:anchor="_Toc242351813" w:history="1">
         <w:r>
           <w:rPr>
             <w:rStyle w:val="Hyperlink"/>
@@ -717,7 +717,7 @@
             <w:noProof/>
             <w:webHidden/>
           </w:rPr>
-          <w:instrText xml:space="preserve"> PAGEREF _Toc242346961 \h </w:instrText>
+          <w:instrText xml:space="preserve"> PAGEREF _Toc242351813 \h </w:instrText>
         </w:r>
         <w:r>
           <w:rPr>
@@ -764,7 +764,7 @@
           <w14:ligatures w14:val="standardContextual"/>
         </w:rPr>
       </w:pPr>
-      <w:hyperlink w:anchor="_Toc242346962" w:history="1">
+      <w:hyperlink w:anchor="_Toc242351814" w:history="1">
         <w:r>
           <w:rPr>
             <w:rStyle w:val="Hyperlink"/>
@@ -791,7 +791,7 @@
             <w:noProof/>
             <w:webHidden/>
           </w:rPr>
-          <w:instrText xml:space="preserve"> PAGEREF _Toc242346962 \h </w:instrText>
+          <w:instrText xml:space="preserve"> PAGEREF _Toc242351814 \h </w:instrText>
         </w:r>
         <w:r>
           <w:rPr>
@@ -838,7 +838,7 @@
           <w14:ligatures w14:val="standardContextual"/>
         </w:rPr>
       </w:pPr>
-      <w:hyperlink w:anchor="_Toc242346963" w:history="1">
+      <w:hyperlink w:anchor="_Toc242351815" w:history="1">
         <w:r>
           <w:rPr>
             <w:rStyle w:val="Hyperlink"/>
@@ -865,7 +865,7 @@
             <w:noProof/>
             <w:webHidden/>
           </w:rPr>
-          <w:instrText xml:space="preserve"> PAGEREF _Toc242346963 \h </w:instrText>
+          <w:instrText xml:space="preserve"> PAGEREF _Toc242351815 \h </w:instrText>
         </w:r>
         <w:r>
           <w:rPr>
@@ -912,7 +912,7 @@
           <w14:ligatures w14:val="standardContextual"/>
         </w:rPr>
       </w:pPr>
-      <w:hyperlink w:anchor="_Toc242346964" w:history="1">
+      <w:hyperlink w:anchor="_Toc242351816" w:history="1">
         <w:r>
           <w:rPr>
             <w:rStyle w:val="Hyperlink"/>
@@ -939,7 +939,7 @@
             <w:noProof/>
             <w:webHidden/>
           </w:rPr>
-          <w:instrText xml:space="preserve"> PAGEREF _Toc242346964 \h </w:instrText>
+          <w:instrText xml:space="preserve"> PAGEREF _Toc242351816 \h </w:instrText>
         </w:r>
         <w:r>
           <w:rPr>
@@ -986,7 +986,7 @@
           <w14:ligatures w14:val="standardContextual"/>
         </w:rPr>
       </w:pPr>
-      <w:hyperlink w:anchor="_Toc242346965" w:history="1">
+      <w:hyperlink w:anchor="_Toc242351817" w:history="1">
         <w:r>
           <w:rPr>
             <w:rStyle w:val="Hyperlink"/>
@@ -1013,7 +1013,7 @@
             <w:noProof/>
             <w:webHidden/>
           </w:rPr>
-          <w:instrText xml:space="preserve"> PAGEREF _Toc242346965 \h </w:instrText>
+          <w:instrText xml:space="preserve"> PAGEREF _Toc242351817 \h </w:instrText>
         </w:r>
         <w:r>
           <w:rPr>
@@ -1060,7 +1060,7 @@
           <w14:ligatures w14:val="standardContextual"/>
         </w:rPr>
       </w:pPr>
-      <w:hyperlink w:anchor="_Toc242346966" w:history="1">
+      <w:hyperlink w:anchor="_Toc242351818" w:history="1">
         <w:r>
           <w:rPr>
             <w:rStyle w:val="Hyperlink"/>
@@ -1087,7 +1087,7 @@
             <w:noProof/>
             <w:webHidden/>
           </w:rPr>
-          <w:instrText xml:space="preserve"> PAGEREF _Toc242346966 \h </w:instrText>
+          <w:instrText xml:space="preserve"> PAGEREF _Toc242351818 \h </w:instrText>
         </w:r>
         <w:r>
           <w:rPr>
@@ -1134,7 +1134,7 @@
           <w14:ligatures w14:val="standardContextual"/>
         </w:rPr>
       </w:pPr>
-      <w:hyperlink w:anchor="_Toc242346967" w:history="1">
+      <w:hyperlink w:anchor="_Toc242351819" w:history="1">
         <w:r>
           <w:rPr>
             <w:rStyle w:val="Hyperlink"/>
@@ -1161,7 +1161,7 @@
             <w:noProof/>
             <w:webHidden/>
           </w:rPr>
-          <w:instrText xml:space="preserve"> PAGEREF _Toc242346967 \h </w:instrText>
+          <w:instrText xml:space="preserve"> PAGEREF _Toc242351819 \h </w:instrText>
         </w:r>
         <w:r>
           <w:rPr>
@@ -1208,7 +1208,7 @@
           <w14:ligatures w14:val="standardContextual"/>
         </w:rPr>
       </w:pPr>
-      <w:hyperlink w:anchor="_Toc242346968" w:history="1">
+      <w:hyperlink w:anchor="_Toc242351820" w:history="1">
         <w:r>
           <w:rPr>
             <w:rStyle w:val="Hyperlink"/>
@@ -1235,7 +1235,7 @@
             <w:noProof/>
             <w:webHidden/>
           </w:rPr>
-          <w:instrText xml:space="preserve"> PAGEREF _Toc242346968 \h </w:instrText>
+          <w:instrText xml:space="preserve"> PAGEREF _Toc242351820 \h </w:instrText>
         </w:r>
         <w:r>
           <w:rPr>
@@ -1282,7 +1282,7 @@
           <w14:ligatures w14:val="standardContextual"/>
         </w:rPr>
       </w:pPr>
-      <w:hyperlink w:anchor="_Toc242346969" w:history="1">
+      <w:hyperlink w:anchor="_Toc242351821" w:history="1">
         <w:r>
           <w:rPr>
             <w:rStyle w:val="Hyperlink"/>
@@ -1309,7 +1309,7 @@
             <w:noProof/>
             <w:webHidden/>
           </w:rPr>
-          <w:instrText xml:space="preserve"> PAGEREF _Toc242346969 \h </w:instrText>
+          <w:instrText xml:space="preserve"> PAGEREF _Toc242351821 \h </w:instrText>
         </w:r>
         <w:r>
           <w:rPr>
@@ -1356,7 +1356,7 @@
           <w14:ligatures w14:val="standardContextual"/>
         </w:rPr>
       </w:pPr>
-      <w:hyperlink w:anchor="_Toc242346970" w:history="1">
+      <w:hyperlink w:anchor="_Toc242351822" w:history="1">
         <w:r>
           <w:rPr>
             <w:rStyle w:val="Hyperlink"/>
@@ -1383,7 +1383,7 @@
             <w:noProof/>
             <w:webHidden/>
           </w:rPr>
-          <w:instrText xml:space="preserve"> PAGEREF _Toc242346970 \h </w:instrText>
+          <w:instrText xml:space="preserve"> PAGEREF _Toc242351822 \h </w:instrText>
         </w:r>
         <w:r>
           <w:rPr>
@@ -1430,7 +1430,7 @@
           <w14:ligatures w14:val="standardContextual"/>
         </w:rPr>
       </w:pPr>
-      <w:hyperlink w:anchor="_Toc242346971" w:history="1">
+      <w:hyperlink w:anchor="_Toc242351823" w:history="1">
         <w:r>
           <w:rPr>
             <w:rStyle w:val="Hyperlink"/>
@@ -1457,7 +1457,7 @@
             <w:noProof/>
             <w:webHidden/>
           </w:rPr>
-          <w:instrText xml:space="preserve"> PAGEREF _Toc242346971 \h </w:instrText>
+          <w:instrText xml:space="preserve"> PAGEREF _Toc242351823 \h </w:instrText>
         </w:r>
         <w:r>
           <w:rPr>
@@ -1504,7 +1504,7 @@
           <w14:ligatures w14:val="standardContextual"/>
         </w:rPr>
       </w:pPr>
-      <w:hyperlink w:anchor="_Toc242346972" w:history="1">
+      <w:hyperlink w:anchor="_Toc242351824" w:history="1">
         <w:r>
           <w:rPr>
             <w:rStyle w:val="Hyperlink"/>
@@ -1531,7 +1531,7 @@
             <w:noProof/>
             <w:webHidden/>
           </w:rPr>
-          <w:instrText xml:space="preserve"> PAGEREF _Toc242346972 \h </w:instrText>
+          <w:instrText xml:space="preserve"> PAGEREF _Toc242351824 \h </w:instrText>
         </w:r>
         <w:r>
           <w:rPr>
@@ -1578,7 +1578,7 @@
           <w14:ligatures w14:val="standardContextual"/>
         </w:rPr>
       </w:pPr>
-      <w:hyperlink w:anchor="_Toc242346973" w:history="1">
+      <w:hyperlink w:anchor="_Toc242351825" w:history="1">
         <w:r>
           <w:rPr>
             <w:rStyle w:val="Hyperlink"/>
@@ -1605,7 +1605,7 @@
             <w:noProof/>
             <w:webHidden/>
           </w:rPr>
-          <w:instrText xml:space="preserve"> PAGEREF _Toc242346973 \h </w:instrText>
+          <w:instrText xml:space="preserve"> PAGEREF _Toc242351825 \h </w:instrText>
         </w:r>
         <w:r>
           <w:rPr>
@@ -1652,7 +1652,7 @@
           <w14:ligatures w14:val="standardContextual"/>
         </w:rPr>
       </w:pPr>
-      <w:hyperlink w:anchor="_Toc242346974" w:history="1">
+      <w:hyperlink w:anchor="_Toc242351826" w:history="1">
         <w:r>
           <w:rPr>
             <w:rStyle w:val="Hyperlink"/>
@@ -1679,7 +1679,7 @@
             <w:noProof/>
             <w:webHidden/>
           </w:rPr>
-          <w:instrText xml:space="preserve"> PAGEREF _Toc242346974 \h </w:instrText>
+          <w:instrText xml:space="preserve"> PAGEREF _Toc242351826 \h </w:instrText>
         </w:r>
         <w:r>
           <w:rPr>
@@ -1726,7 +1726,7 @@
           <w14:ligatures w14:val="standardContextual"/>
         </w:rPr>
       </w:pPr>
-      <w:hyperlink w:anchor="_Toc242346975" w:history="1">
+      <w:hyperlink w:anchor="_Toc242351827" w:history="1">
         <w:r>
           <w:rPr>
             <w:rStyle w:val="Hyperlink"/>
@@ -1753,7 +1753,7 @@
             <w:noProof/>
             <w:webHidden/>
           </w:rPr>
-          <w:instrText xml:space="preserve"> PAGEREF _Toc242346975 \h </w:instrText>
+          <w:instrText xml:space="preserve"> PAGEREF _Toc242351827 \h </w:instrText>
         </w:r>
         <w:r>
           <w:rPr>
@@ -1800,7 +1800,7 @@
           <w14:ligatures w14:val="standardContextual"/>
         </w:rPr>
       </w:pPr>
-      <w:hyperlink w:anchor="_Toc242346976" w:history="1">
+      <w:hyperlink w:anchor="_Toc242351828" w:history="1">
         <w:r>
           <w:rPr>
             <w:rStyle w:val="Hyperlink"/>
@@ -1827,7 +1827,7 @@
             <w:noProof/>
             <w:webHidden/>
           </w:rPr>
-          <w:instrText xml:space="preserve"> PAGEREF _Toc242346976 \h </w:instrText>
+          <w:instrText xml:space="preserve"> PAGEREF _Toc242351828 \h </w:instrText>
         </w:r>
         <w:r>
           <w:rPr>
@@ -1874,7 +1874,7 @@
           <w14:ligatures w14:val="standardContextual"/>
         </w:rPr>
       </w:pPr>
-      <w:hyperlink w:anchor="_Toc242346977" w:history="1">
+      <w:hyperlink w:anchor="_Toc242351829" w:history="1">
         <w:r>
           <w:rPr>
             <w:rStyle w:val="Hyperlink"/>
@@ -1901,7 +1901,7 @@
             <w:noProof/>
             <w:webHidden/>
           </w:rPr>
-          <w:instrText xml:space="preserve"> PAGEREF _Toc242346977 \h </w:instrText>
+          <w:instrText xml:space="preserve"> PAGEREF _Toc242351829 \h </w:instrText>
         </w:r>
         <w:r>
           <w:rPr>
@@ -1948,7 +1948,7 @@
           <w14:ligatures w14:val="standardContextual"/>
         </w:rPr>
       </w:pPr>
-      <w:hyperlink w:anchor="_Toc242346978" w:history="1">
+      <w:hyperlink w:anchor="_Toc242351830" w:history="1">
         <w:r>
           <w:rPr>
             <w:rStyle w:val="Hyperlink"/>
@@ -1975,7 +1975,7 @@
             <w:noProof/>
             <w:webHidden/>
           </w:rPr>
-          <w:instrText xml:space="preserve"> PAGEREF _Toc242346978 \h </w:instrText>
+          <w:instrText xml:space="preserve"> PAGEREF _Toc242351830 \h </w:instrText>
         </w:r>
         <w:r>
           <w:rPr>
@@ -2022,7 +2022,7 @@
           <w14:ligatures w14:val="standardContextual"/>
         </w:rPr>
       </w:pPr>
-      <w:hyperlink w:anchor="_Toc242346979" w:history="1">
+      <w:hyperlink w:anchor="_Toc242351831" w:history="1">
         <w:r>
           <w:rPr>
             <w:rStyle w:val="Hyperlink"/>
@@ -2049,7 +2049,7 @@
             <w:noProof/>
             <w:webHidden/>
           </w:rPr>
-          <w:instrText xml:space="preserve"> PAGEREF _Toc242346979 \h </w:instrText>
+          <w:instrText xml:space="preserve"> PAGEREF _Toc242351831 \h </w:instrText>
         </w:r>
         <w:r>
           <w:rPr>
@@ -2096,7 +2096,7 @@
           <w14:ligatures w14:val="standardContextual"/>
         </w:rPr>
       </w:pPr>
-      <w:hyperlink w:anchor="_Toc242346980" w:history="1">
+      <w:hyperlink w:anchor="_Toc242351832" w:history="1">
         <w:r>
           <w:rPr>
             <w:rStyle w:val="Hyperlink"/>
@@ -2123,7 +2123,7 @@
             <w:noProof/>
             <w:webHidden/>
           </w:rPr>
-          <w:instrText xml:space="preserve"> PAGEREF _Toc242346980 \h </w:instrText>
+          <w:instrText xml:space="preserve"> PAGEREF _Toc242351832 \h </w:instrText>
         </w:r>
         <w:r>
           <w:rPr>
@@ -2170,7 +2170,7 @@
           <w14:ligatures w14:val="standardContextual"/>
         </w:rPr>
       </w:pPr>
-      <w:hyperlink w:anchor="_Toc242346981" w:history="1">
+      <w:hyperlink w:anchor="_Toc242351833" w:history="1">
         <w:r>
           <w:rPr>
             <w:rStyle w:val="Hyperlink"/>
@@ -2197,7 +2197,7 @@
             <w:noProof/>
             <w:webHidden/>
           </w:rPr>
-          <w:instrText xml:space="preserve"> PAGEREF _Toc242346981 \h </w:instrText>
+          <w:instrText xml:space="preserve"> PAGEREF _Toc242351833 \h </w:instrText>
         </w:r>
         <w:r>
           <w:rPr>
@@ -2244,7 +2244,7 @@
           <w14:ligatures w14:val="standardContextual"/>
         </w:rPr>
       </w:pPr>
-      <w:hyperlink w:anchor="_Toc242346982" w:history="1">
+      <w:hyperlink w:anchor="_Toc242351834" w:history="1">
         <w:r>
           <w:rPr>
             <w:rStyle w:val="Hyperlink"/>
@@ -2271,7 +2271,7 @@
             <w:noProof/>
             <w:webHidden/>
           </w:rPr>
-          <w:instrText xml:space="preserve"> PAGEREF _Toc242346982 \h </w:instrText>
+          <w:instrText xml:space="preserve"> PAGEREF _Toc242351834 \h </w:instrText>
         </w:r>
         <w:r>
           <w:rPr>
@@ -2318,7 +2318,7 @@
           <w14:ligatures w14:val="standardContextual"/>
         </w:rPr>
       </w:pPr>
-      <w:hyperlink w:anchor="_Toc242346983" w:history="1">
+      <w:hyperlink w:anchor="_Toc242351835" w:history="1">
         <w:r>
           <w:rPr>
             <w:rStyle w:val="Hyperlink"/>
@@ -2345,7 +2345,7 @@
             <w:noProof/>
             <w:webHidden/>
           </w:rPr>
-          <w:instrText xml:space="preserve"> PAGEREF _Toc242346983 \h </w:instrText>
+          <w:instrText xml:space="preserve"> PAGEREF _Toc242351835 \h </w:instrText>
         </w:r>
         <w:r>
           <w:rPr>
@@ -2392,7 +2392,7 @@
           <w14:ligatures w14:val="standardContextual"/>
         </w:rPr>
       </w:pPr>
-      <w:hyperlink w:anchor="_Toc242346984" w:history="1">
+      <w:hyperlink w:anchor="_Toc242351836" w:history="1">
         <w:r>
           <w:rPr>
             <w:rStyle w:val="Hyperlink"/>
@@ -2419,7 +2419,7 @@
             <w:noProof/>
             <w:webHidden/>
           </w:rPr>
-          <w:instrText xml:space="preserve"> PAGEREF _Toc242346984 \h </w:instrText>
+          <w:instrText xml:space="preserve"> PAGEREF _Toc242351836 \h </w:instrText>
         </w:r>
         <w:r>
           <w:rPr>
@@ -2466,7 +2466,7 @@
           <w14:ligatures w14:val="standardContextual"/>
         </w:rPr>
       </w:pPr>
-      <w:hyperlink w:anchor="_Toc242346985" w:history="1">
+      <w:hyperlink w:anchor="_Toc242351837" w:history="1">
         <w:r>
           <w:rPr>
             <w:rStyle w:val="Hyperlink"/>
@@ -2493,7 +2493,7 @@
             <w:noProof/>
             <w:webHidden/>
           </w:rPr>
-          <w:instrText xml:space="preserve"> PAGEREF _Toc242346985 \h </w:instrText>
+          <w:instrText xml:space="preserve"> PAGEREF _Toc242351837 \h </w:instrText>
         </w:r>
         <w:r>
           <w:rPr>
@@ -2540,7 +2540,7 @@
           <w14:ligatures w14:val="standardContextual"/>
         </w:rPr>
       </w:pPr>
-      <w:hyperlink w:anchor="_Toc242346986" w:history="1">
+      <w:hyperlink w:anchor="_Toc242351838" w:history="1">
         <w:r>
           <w:rPr>
             <w:rStyle w:val="Hyperlink"/>
@@ -2567,7 +2567,7 @@
             <w:noProof/>
             <w:webHidden/>
           </w:rPr>
-          <w:instrText xml:space="preserve"> PAGEREF _Toc242346986 \h </w:instrText>
+          <w:instrText xml:space="preserve"> PAGEREF _Toc242351838 \h </w:instrText>
         </w:r>
         <w:r>
           <w:rPr>
@@ -2587,7 +2587,7 @@
             <w:noProof/>
             <w:webHidden/>
           </w:rPr>
-          <w:t>24</w:t>
+          <w:t>25</w:t>
         </w:r>
         <w:r>
           <w:rPr>
@@ -2614,7 +2614,7 @@
           <w14:ligatures w14:val="standardContextual"/>
         </w:rPr>
       </w:pPr>
-      <w:hyperlink w:anchor="_Toc242346987" w:history="1">
+      <w:hyperlink w:anchor="_Toc242351839" w:history="1">
         <w:r>
           <w:rPr>
             <w:rStyle w:val="Hyperlink"/>
@@ -2641,7 +2641,7 @@
             <w:noProof/>
             <w:webHidden/>
           </w:rPr>
-          <w:instrText xml:space="preserve"> PAGEREF _Toc242346987 \h </w:instrText>
+          <w:instrText xml:space="preserve"> PAGEREF _Toc242351839 \h </w:instrText>
         </w:r>
         <w:r>
           <w:rPr>
@@ -2688,7 +2688,7 @@
           <w14:ligatures w14:val="standardContextual"/>
         </w:rPr>
       </w:pPr>
-      <w:hyperlink w:anchor="_Toc242346988" w:history="1">
+      <w:hyperlink w:anchor="_Toc242351840" w:history="1">
         <w:r>
           <w:rPr>
             <w:rStyle w:val="Hyperlink"/>
@@ -2715,7 +2715,7 @@
             <w:noProof/>
             <w:webHidden/>
           </w:rPr>
-          <w:instrText xml:space="preserve"> PAGEREF _Toc242346988 \h </w:instrText>
+          <w:instrText xml:space="preserve"> PAGEREF _Toc242351840 \h </w:instrText>
         </w:r>
         <w:r>
           <w:rPr>
@@ -2735,7 +2735,7 @@
             <w:noProof/>
             <w:webHidden/>
           </w:rPr>
-          <w:t>25</w:t>
+          <w:t>26</w:t>
         </w:r>
         <w:r>
           <w:rPr>
@@ -2762,7 +2762,7 @@
           <w14:ligatures w14:val="standardContextual"/>
         </w:rPr>
       </w:pPr>
-      <w:hyperlink w:anchor="_Toc242346989" w:history="1">
+      <w:hyperlink w:anchor="_Toc242351841" w:history="1">
         <w:r>
           <w:rPr>
             <w:rStyle w:val="Hyperlink"/>
@@ -2789,7 +2789,7 @@
             <w:noProof/>
             <w:webHidden/>
           </w:rPr>
-          <w:instrText xml:space="preserve"> PAGEREF _Toc242346989 \h </w:instrText>
+          <w:instrText xml:space="preserve"> PAGEREF _Toc242351841 \h </w:instrText>
         </w:r>
         <w:r>
           <w:rPr>
@@ -2836,7 +2836,7 @@
           <w14:ligatures w14:val="standardContextual"/>
         </w:rPr>
       </w:pPr>
-      <w:hyperlink w:anchor="_Toc242346990" w:history="1">
+      <w:hyperlink w:anchor="_Toc242351842" w:history="1">
         <w:r>
           <w:rPr>
             <w:rStyle w:val="Hyperlink"/>
@@ -2863,7 +2863,7 @@
             <w:noProof/>
             <w:webHidden/>
           </w:rPr>
-          <w:instrText xml:space="preserve"> PAGEREF _Toc242346990 \h </w:instrText>
+          <w:instrText xml:space="preserve"> PAGEREF _Toc242351842 \h </w:instrText>
         </w:r>
         <w:r>
           <w:rPr>
@@ -2883,7 +2883,7 @@
             <w:noProof/>
             <w:webHidden/>
           </w:rPr>
-          <w:t>27</w:t>
+          <w:t>28</w:t>
         </w:r>
         <w:r>
           <w:rPr>
@@ -2910,7 +2910,7 @@
           <w14:ligatures w14:val="standardContextual"/>
         </w:rPr>
       </w:pPr>
-      <w:hyperlink w:anchor="_Toc242346991" w:history="1">
+      <w:hyperlink w:anchor="_Toc242351843" w:history="1">
         <w:r>
           <w:rPr>
             <w:rStyle w:val="Hyperlink"/>
@@ -2937,7 +2937,7 @@
             <w:noProof/>
             <w:webHidden/>
           </w:rPr>
-          <w:instrText xml:space="preserve"> PAGEREF _Toc242346991 \h </w:instrText>
+          <w:instrText xml:space="preserve"> PAGEREF _Toc242351843 \h </w:instrText>
         </w:r>
         <w:r>
           <w:rPr>
@@ -2984,7 +2984,7 @@
           <w14:ligatures w14:val="standardContextual"/>
         </w:rPr>
       </w:pPr>
-      <w:hyperlink w:anchor="_Toc242346992" w:history="1">
+      <w:hyperlink w:anchor="_Toc242351844" w:history="1">
         <w:r>
           <w:rPr>
             <w:rStyle w:val="Hyperlink"/>
@@ -3011,7 +3011,7 @@
             <w:noProof/>
             <w:webHidden/>
           </w:rPr>
-          <w:instrText xml:space="preserve"> PAGEREF _Toc242346992 \h </w:instrText>
+          <w:instrText xml:space="preserve"> PAGEREF _Toc242351844 \h </w:instrText>
         </w:r>
         <w:r>
           <w:rPr>
@@ -3031,7 +3031,7 @@
             <w:noProof/>
             <w:webHidden/>
           </w:rPr>
-          <w:t>28</w:t>
+          <w:t>29</w:t>
         </w:r>
         <w:r>
           <w:rPr>
@@ -3058,7 +3058,7 @@
           <w14:ligatures w14:val="standardContextual"/>
         </w:rPr>
       </w:pPr>
-      <w:hyperlink w:anchor="_Toc242346993" w:history="1">
+      <w:hyperlink w:anchor="_Toc242351845" w:history="1">
         <w:r>
           <w:rPr>
             <w:rStyle w:val="Hyperlink"/>
@@ -3085,7 +3085,7 @@
             <w:noProof/>
             <w:webHidden/>
           </w:rPr>
-          <w:instrText xml:space="preserve"> PAGEREF _Toc242346993 \h </w:instrText>
+          <w:instrText xml:space="preserve"> PAGEREF _Toc242351845 \h </w:instrText>
         </w:r>
         <w:r>
           <w:rPr>
@@ -3105,7 +3105,7 @@
             <w:noProof/>
             <w:webHidden/>
           </w:rPr>
-          <w:t>29</w:t>
+          <w:t>30</w:t>
         </w:r>
         <w:r>
           <w:rPr>
@@ -3132,7 +3132,7 @@
           <w14:ligatures w14:val="standardContextual"/>
         </w:rPr>
       </w:pPr>
-      <w:hyperlink w:anchor="_Toc242346994" w:history="1">
+      <w:hyperlink w:anchor="_Toc242351846" w:history="1">
         <w:r>
           <w:rPr>
             <w:rStyle w:val="Hyperlink"/>
@@ -3159,7 +3159,7 @@
             <w:noProof/>
             <w:webHidden/>
           </w:rPr>
-          <w:instrText xml:space="preserve"> PAGEREF _Toc242346994 \h </w:instrText>
+          <w:instrText xml:space="preserve"> PAGEREF _Toc242351846 \h </w:instrText>
         </w:r>
         <w:r>
           <w:rPr>
@@ -3179,7 +3179,7 @@
             <w:noProof/>
             <w:webHidden/>
           </w:rPr>
-          <w:t>29</w:t>
+          <w:t>30</w:t>
         </w:r>
         <w:r>
           <w:rPr>
@@ -3206,7 +3206,7 @@
           <w14:ligatures w14:val="standardContextual"/>
         </w:rPr>
       </w:pPr>
-      <w:hyperlink w:anchor="_Toc242346995" w:history="1">
+      <w:hyperlink w:anchor="_Toc242351847" w:history="1">
         <w:r>
           <w:rPr>
             <w:rStyle w:val="Hyperlink"/>
@@ -3233,7 +3233,7 @@
             <w:noProof/>
             <w:webHidden/>
           </w:rPr>
-          <w:instrText xml:space="preserve"> PAGEREF _Toc242346995 \h </w:instrText>
+          <w:instrText xml:space="preserve"> PAGEREF _Toc242351847 \h </w:instrText>
         </w:r>
         <w:r>
           <w:rPr>
@@ -3253,7 +3253,7 @@
             <w:noProof/>
             <w:webHidden/>
           </w:rPr>
-          <w:t>30</w:t>
+          <w:t>31</w:t>
         </w:r>
         <w:r>
           <w:rPr>
@@ -3280,7 +3280,7 @@
           <w14:ligatures w14:val="standardContextual"/>
         </w:rPr>
       </w:pPr>
-      <w:hyperlink w:anchor="_Toc242346996" w:history="1">
+      <w:hyperlink w:anchor="_Toc242351848" w:history="1">
         <w:r>
           <w:rPr>
             <w:rStyle w:val="Hyperlink"/>
@@ -3307,7 +3307,7 @@
             <w:noProof/>
             <w:webHidden/>
           </w:rPr>
-          <w:instrText xml:space="preserve"> PAGEREF _Toc242346996 \h </w:instrText>
+          <w:instrText xml:space="preserve"> PAGEREF _Toc242351848 \h </w:instrText>
         </w:r>
         <w:r>
           <w:rPr>
@@ -3354,7 +3354,7 @@
           <w14:ligatures w14:val="standardContextual"/>
         </w:rPr>
       </w:pPr>
-      <w:hyperlink w:anchor="_Toc242346997" w:history="1">
+      <w:hyperlink w:anchor="_Toc242351849" w:history="1">
         <w:r>
           <w:rPr>
             <w:rStyle w:val="Hyperlink"/>
@@ -3381,7 +3381,7 @@
             <w:noProof/>
             <w:webHidden/>
           </w:rPr>
-          <w:instrText xml:space="preserve"> PAGEREF _Toc242346997 \h </w:instrText>
+          <w:instrText xml:space="preserve"> PAGEREF _Toc242351849 \h </w:instrText>
         </w:r>
         <w:r>
           <w:rPr>
@@ -3428,7 +3428,7 @@
           <w14:ligatures w14:val="standardContextual"/>
         </w:rPr>
       </w:pPr>
-      <w:hyperlink w:anchor="_Toc242346998" w:history="1">
+      <w:hyperlink w:anchor="_Toc242351850" w:history="1">
         <w:r>
           <w:rPr>
             <w:rStyle w:val="Hyperlink"/>
@@ -3455,7 +3455,7 @@
             <w:noProof/>
             <w:webHidden/>
           </w:rPr>
-          <w:instrText xml:space="preserve"> PAGEREF _Toc242346998 \h </w:instrText>
+          <w:instrText xml:space="preserve"> PAGEREF _Toc242351850 \h </w:instrText>
         </w:r>
         <w:r>
           <w:rPr>
@@ -3475,7 +3475,7 @@
             <w:noProof/>
             <w:webHidden/>
           </w:rPr>
-          <w:t>32</w:t>
+          <w:t>33</w:t>
         </w:r>
         <w:r>
           <w:rPr>
@@ -3502,7 +3502,7 @@
           <w14:ligatures w14:val="standardContextual"/>
         </w:rPr>
       </w:pPr>
-      <w:hyperlink w:anchor="_Toc242346999" w:history="1">
+      <w:hyperlink w:anchor="_Toc242351851" w:history="1">
         <w:r>
           <w:rPr>
             <w:rStyle w:val="Hyperlink"/>
@@ -3529,7 +3529,7 @@
             <w:noProof/>
             <w:webHidden/>
           </w:rPr>
-          <w:instrText xml:space="preserve"> PAGEREF _Toc242346999 \h </w:instrText>
+          <w:instrText xml:space="preserve"> PAGEREF _Toc242351851 \h </w:instrText>
         </w:r>
         <w:r>
           <w:rPr>
@@ -3579,7 +3579,7 @@
       <w:pPr>
         <w:pStyle w:val="Heading1"/>
       </w:pPr>
-      <w:bookmarkStart w:id="0" w:name="_Toc242346955"/>
+      <w:bookmarkStart w:id="0" w:name="_Toc242351807"/>
       <w:r>
         <w:lastRenderedPageBreak/>
         <w:t>1. Introducción</w:t>
@@ -3590,7 +3590,7 @@
       <w:pPr>
         <w:pStyle w:val="Heading2"/>
       </w:pPr>
-      <w:bookmarkStart w:id="1" w:name="_Toc242346956"/>
+      <w:bookmarkStart w:id="1" w:name="_Toc242351808"/>
       <w:r>
         <w:t>1.1 Propósito del software</w:t>
       </w:r>
@@ -3608,7 +3608,7 @@
       <w:pPr>
         <w:pStyle w:val="Heading2"/>
       </w:pPr>
-      <w:bookmarkStart w:id="2" w:name="_Toc242346957"/>
+      <w:bookmarkStart w:id="2" w:name="_Toc242351809"/>
       <w:r>
         <w:t>1.2 Contexto general</w:t>
       </w:r>
@@ -3626,7 +3626,7 @@
       <w:pPr>
         <w:pStyle w:val="Heading2"/>
       </w:pPr>
-      <w:bookmarkStart w:id="3" w:name="_Toc242346958"/>
+      <w:bookmarkStart w:id="3" w:name="_Toc242351810"/>
       <w:r>
         <w:t>1.3 Alcance del documento</w:t>
       </w:r>
@@ -3641,7 +3641,7 @@
       <w:pPr>
         <w:pStyle w:val="Heading1"/>
       </w:pPr>
-      <w:bookmarkStart w:id="4" w:name="_Toc242346959"/>
+      <w:bookmarkStart w:id="4" w:name="_Toc242351811"/>
       <w:r>
         <w:t>2. Descripción general del sistema</w:t>
       </w:r>
@@ -3651,7 +3651,7 @@
       <w:pPr>
         <w:pStyle w:val="Heading2"/>
       </w:pPr>
-      <w:bookmarkStart w:id="5" w:name="_Toc242346960"/>
+      <w:bookmarkStart w:id="5" w:name="_Toc242351812"/>
       <w:r>
         <w:t>2.1 Qué necesita el usuario</w:t>
       </w:r>
@@ -3693,7 +3693,7 @@
       <w:pPr>
         <w:pStyle w:val="Heading2"/>
       </w:pPr>
-      <w:bookmarkStart w:id="6" w:name="_Toc242346961"/>
+      <w:bookmarkStart w:id="6" w:name="_Toc242351813"/>
       <w:r>
         <w:t>2.2 Qué hace el sistema</w:t>
       </w:r>
@@ -3715,7 +3715,7 @@
       <w:pPr>
         <w:pStyle w:val="Heading2"/>
       </w:pPr>
-      <w:bookmarkStart w:id="7" w:name="_Toc242346962"/>
+      <w:bookmarkStart w:id="7" w:name="_Toc242351814"/>
       <w:r>
         <w:t>2.3 Para qué sirve</w:t>
       </w:r>
@@ -3730,7 +3730,7 @@
       <w:pPr>
         <w:pStyle w:val="Heading2"/>
       </w:pPr>
-      <w:bookmarkStart w:id="8" w:name="_Toc242346963"/>
+      <w:bookmarkStart w:id="8" w:name="_Toc242351815"/>
       <w:r>
         <w:t>2.4 Principales capacidades</w:t>
       </w:r>
@@ -3838,7 +3838,7 @@
       <w:pPr>
         <w:pStyle w:val="Heading1"/>
       </w:pPr>
-      <w:bookmarkStart w:id="9" w:name="_Toc242346964"/>
+      <w:bookmarkStart w:id="9" w:name="_Toc242351816"/>
       <w:r>
         <w:t>3. Acceso y requisitos</w:t>
       </w:r>
@@ -3848,7 +3848,7 @@
       <w:pPr>
         <w:pStyle w:val="Heading2"/>
       </w:pPr>
-      <w:bookmarkStart w:id="10" w:name="_Toc242346965"/>
+      <w:bookmarkStart w:id="10" w:name="_Toc242351817"/>
       <w:r>
         <w:t>3.1 Requisitos de software</w:t>
       </w:r>
@@ -3863,7 +3863,7 @@
       <w:pPr>
         <w:pStyle w:val="Heading2"/>
       </w:pPr>
-      <w:bookmarkStart w:id="11" w:name="_Toc242346966"/>
+      <w:bookmarkStart w:id="11" w:name="_Toc242351818"/>
       <w:r>
         <w:t>3.2 Requisitos de hardware</w:t>
       </w:r>
@@ -3878,7 +3878,7 @@
       <w:pPr>
         <w:pStyle w:val="Heading2"/>
       </w:pPr>
-      <w:bookmarkStart w:id="12" w:name="_Toc242346967"/>
+      <w:bookmarkStart w:id="12" w:name="_Toc242351819"/>
       <w:r>
         <w:lastRenderedPageBreak/>
         <w:t>3.3 Instalación y ejecución del programa</w:t>
@@ -3921,7 +3921,7 @@
       <w:pPr>
         <w:pStyle w:val="Heading2"/>
       </w:pPr>
-      <w:bookmarkStart w:id="13" w:name="_Toc242346968"/>
+      <w:bookmarkStart w:id="13" w:name="_Toc242351820"/>
       <w:r>
         <w:t>3.4 Modelo de reconocimiento de voz</w:t>
       </w:r>
@@ -3939,7 +3939,7 @@
       <w:pPr>
         <w:pStyle w:val="Heading1"/>
       </w:pPr>
-      <w:bookmarkStart w:id="14" w:name="_Toc242346969"/>
+      <w:bookmarkStart w:id="14" w:name="_Toc242351821"/>
       <w:r>
         <w:t>4. Interfaz gráfica</w:t>
       </w:r>
@@ -3949,7 +3949,7 @@
       <w:pPr>
         <w:pStyle w:val="Heading2"/>
       </w:pPr>
-      <w:bookmarkStart w:id="15" w:name="_Toc242346970"/>
+      <w:bookmarkStart w:id="15" w:name="_Toc242351822"/>
       <w:r>
         <w:t>4.1 Ventana principal</w:t>
       </w:r>
@@ -3971,7 +3971,7 @@
         </w:rPr>
         <w:lastRenderedPageBreak/>
         <w:drawing>
-          <wp:inline distT="0" distB="0" distL="0" distR="0" wp14:anchorId="6B7BED01" wp14:editId="0C402B30">
+          <wp:inline distT="0" distB="0" distL="0" distR="0" wp14:anchorId="7D12ED69" wp14:editId="5A2AC71C">
             <wp:extent cx="5580000" cy="3833299"/>
             <wp:effectExtent l="0" t="0" r="0" b="0"/>
             <wp:docPr id="1" name="Picture 1"/>
@@ -4027,7 +4027,7 @@
       <w:pPr>
         <w:pStyle w:val="Heading2"/>
       </w:pPr>
-      <w:bookmarkStart w:id="16" w:name="_Toc242346971"/>
+      <w:bookmarkStart w:id="16" w:name="_Toc242351823"/>
       <w:r>
         <w:t>4.2 Pestaña Inicio y menú de ejemplos</w:t>
       </w:r>
@@ -4049,7 +4049,7 @@
         </w:rPr>
         <w:lastRenderedPageBreak/>
         <w:drawing>
-          <wp:inline distT="0" distB="0" distL="0" distR="0" wp14:anchorId="14C5929A" wp14:editId="7A95E054">
+          <wp:inline distT="0" distB="0" distL="0" distR="0" wp14:anchorId="362561A7" wp14:editId="53200D66">
             <wp:extent cx="5580000" cy="3833299"/>
             <wp:effectExtent l="0" t="0" r="0" b="0"/>
             <wp:docPr id="2" name="Picture 2"/>
@@ -4603,7 +4603,7 @@
       <w:pPr>
         <w:pStyle w:val="Heading2"/>
       </w:pPr>
-      <w:bookmarkStart w:id="17" w:name="_Toc242346972"/>
+      <w:bookmarkStart w:id="17" w:name="_Toc242351824"/>
       <w:r>
         <w:lastRenderedPageBreak/>
         <w:t>4.3 Pestaña Probar orden</w:t>
@@ -4633,7 +4633,7 @@
           <w:noProof/>
         </w:rPr>
         <w:drawing>
-          <wp:inline distT="0" distB="0" distL="0" distR="0" wp14:anchorId="62CBF42B" wp14:editId="456306FD">
+          <wp:inline distT="0" distB="0" distL="0" distR="0" wp14:anchorId="0FAED1B5" wp14:editId="40AFC374">
             <wp:extent cx="5580000" cy="3833299"/>
             <wp:effectExtent l="0" t="0" r="0" b="0"/>
             <wp:docPr id="3" name="Picture 3"/>
@@ -4682,14 +4682,14 @@
         <w:t xml:space="preserve">Figura 3. </w:t>
       </w:r>
       <w:r>
-        <w:t>Orden clara: «abre spotify» se ejecuta directamente.</w:t>
+        <w:t>Orden clara: «abre spotify» recibe la decisión EJECUTAR y, al pulsar «Confirmar y ejecutar en sandbox», Spotify queda abierto en el escritorio simulado.</w:t>
       </w:r>
     </w:p>
     <w:p>
       <w:pPr>
         <w:pStyle w:val="Heading2"/>
       </w:pPr>
-      <w:bookmarkStart w:id="18" w:name="_Toc242346973"/>
+      <w:bookmarkStart w:id="18" w:name="_Toc242351825"/>
       <w:r>
         <w:t>4.4 Pestaña Voz</w:t>
       </w:r>
@@ -4711,7 +4711,7 @@
         </w:rPr>
         <w:lastRenderedPageBreak/>
         <w:drawing>
-          <wp:inline distT="0" distB="0" distL="0" distR="0" wp14:anchorId="030FEAEF" wp14:editId="14B49032">
+          <wp:inline distT="0" distB="0" distL="0" distR="0" wp14:anchorId="31EA038C" wp14:editId="7996D37E">
             <wp:extent cx="5580000" cy="3833299"/>
             <wp:effectExtent l="0" t="0" r="0" b="0"/>
             <wp:docPr id="4" name="Picture 4"/>
@@ -4767,7 +4767,7 @@
       <w:pPr>
         <w:pStyle w:val="Heading2"/>
       </w:pPr>
-      <w:bookmarkStart w:id="19" w:name="_Toc242346974"/>
+      <w:bookmarkStart w:id="19" w:name="_Toc242351826"/>
       <w:r>
         <w:t>4.5 Pestaña Adaptación</w:t>
       </w:r>
@@ -4789,7 +4789,7 @@
         </w:rPr>
         <w:lastRenderedPageBreak/>
         <w:drawing>
-          <wp:inline distT="0" distB="0" distL="0" distR="0" wp14:anchorId="6E0C7893" wp14:editId="6F7A88E6">
+          <wp:inline distT="0" distB="0" distL="0" distR="0" wp14:anchorId="2A3C8D79" wp14:editId="700C28CE">
             <wp:extent cx="5580000" cy="3833299"/>
             <wp:effectExtent l="0" t="0" r="0" b="0"/>
             <wp:docPr id="5" name="Picture 5"/>
@@ -4845,7 +4845,7 @@
       <w:pPr>
         <w:pStyle w:val="Heading2"/>
       </w:pPr>
-      <w:bookmarkStart w:id="20" w:name="_Toc242346975"/>
+      <w:bookmarkStart w:id="20" w:name="_Toc242351827"/>
       <w:r>
         <w:t>4.6 Pestaña Experimentos</w:t>
       </w:r>
@@ -4870,7 +4870,7 @@
         </w:rPr>
         <w:lastRenderedPageBreak/>
         <w:drawing>
-          <wp:inline distT="0" distB="0" distL="0" distR="0" wp14:anchorId="4AE2D62A" wp14:editId="7B3EF7C6">
+          <wp:inline distT="0" distB="0" distL="0" distR="0" wp14:anchorId="1D865C7A" wp14:editId="46966EB0">
             <wp:extent cx="5580000" cy="3833299"/>
             <wp:effectExtent l="0" t="0" r="0" b="0"/>
             <wp:docPr id="6" name="Picture 6"/>
@@ -4933,7 +4933,7 @@
         </w:rPr>
         <w:lastRenderedPageBreak/>
         <w:drawing>
-          <wp:inline distT="0" distB="0" distL="0" distR="0" wp14:anchorId="39B46410" wp14:editId="586F7A79">
+          <wp:inline distT="0" distB="0" distL="0" distR="0" wp14:anchorId="142142E3" wp14:editId="5B0FB5FC">
             <wp:extent cx="5580000" cy="3833299"/>
             <wp:effectExtent l="0" t="0" r="0" b="0"/>
             <wp:docPr id="7" name="Picture 7"/>
@@ -4989,7 +4989,7 @@
       <w:pPr>
         <w:pStyle w:val="Heading2"/>
       </w:pPr>
-      <w:bookmarkStart w:id="21" w:name="_Toc242346976"/>
+      <w:bookmarkStart w:id="21" w:name="_Toc242351828"/>
       <w:r>
         <w:t>4.7 Pestaña Resultados</w:t>
       </w:r>
@@ -5011,7 +5011,7 @@
         </w:rPr>
         <w:lastRenderedPageBreak/>
         <w:drawing>
-          <wp:inline distT="0" distB="0" distL="0" distR="0" wp14:anchorId="47BA6ACB" wp14:editId="559FCABB">
+          <wp:inline distT="0" distB="0" distL="0" distR="0" wp14:anchorId="04C5753E" wp14:editId="262F8632">
             <wp:extent cx="5580000" cy="3833299"/>
             <wp:effectExtent l="0" t="0" r="0" b="0"/>
             <wp:docPr id="8" name="Picture 8"/>
@@ -5067,7 +5067,7 @@
       <w:pPr>
         <w:pStyle w:val="Heading2"/>
       </w:pPr>
-      <w:bookmarkStart w:id="22" w:name="_Toc242346977"/>
+      <w:bookmarkStart w:id="22" w:name="_Toc242351829"/>
       <w:r>
         <w:t>4.8 Pestaña Configuración</w:t>
       </w:r>
@@ -5097,7 +5097,7 @@
         </w:rPr>
         <w:lastRenderedPageBreak/>
         <w:drawing>
-          <wp:inline distT="0" distB="0" distL="0" distR="0" wp14:anchorId="6E3151BB" wp14:editId="75195F0D">
+          <wp:inline distT="0" distB="0" distL="0" distR="0" wp14:anchorId="083BE843" wp14:editId="7D49F960">
             <wp:extent cx="5580000" cy="3833299"/>
             <wp:effectExtent l="0" t="0" r="0" b="0"/>
             <wp:docPr id="9" name="Picture 9"/>
@@ -5153,7 +5153,7 @@
       <w:pPr>
         <w:pStyle w:val="Heading2"/>
       </w:pPr>
-      <w:bookmarkStart w:id="23" w:name="_Toc242346978"/>
+      <w:bookmarkStart w:id="23" w:name="_Toc242351830"/>
       <w:r>
         <w:t>4.9 Tutorial interactivo e idioma</w:t>
       </w:r>
@@ -5178,7 +5178,7 @@
         </w:rPr>
         <w:lastRenderedPageBreak/>
         <w:drawing>
-          <wp:inline distT="0" distB="0" distL="0" distR="0" wp14:anchorId="69607A1E" wp14:editId="3539CF9A">
+          <wp:inline distT="0" distB="0" distL="0" distR="0" wp14:anchorId="19F0CA12" wp14:editId="4584C11F">
             <wp:extent cx="5580000" cy="3833299"/>
             <wp:effectExtent l="0" t="0" r="0" b="0"/>
             <wp:docPr id="10" name="Picture 10"/>
@@ -5241,7 +5241,7 @@
         </w:rPr>
         <w:lastRenderedPageBreak/>
         <w:drawing>
-          <wp:inline distT="0" distB="0" distL="0" distR="0" wp14:anchorId="05DE26B5" wp14:editId="367FA67A">
+          <wp:inline distT="0" distB="0" distL="0" distR="0" wp14:anchorId="10F19F07" wp14:editId="206E7E13">
             <wp:extent cx="5580000" cy="3833299"/>
             <wp:effectExtent l="0" t="0" r="0" b="0"/>
             <wp:docPr id="11" name="Picture 11"/>
@@ -5297,7 +5297,7 @@
       <w:pPr>
         <w:pStyle w:val="Heading1"/>
       </w:pPr>
-      <w:bookmarkStart w:id="24" w:name="_Toc242346979"/>
+      <w:bookmarkStart w:id="24" w:name="_Toc242351831"/>
       <w:r>
         <w:t>5. Uso básico</w:t>
       </w:r>
@@ -5307,7 +5307,7 @@
       <w:pPr>
         <w:pStyle w:val="Heading2"/>
       </w:pPr>
-      <w:bookmarkStart w:id="25" w:name="_Toc242346980"/>
+      <w:bookmarkStart w:id="25" w:name="_Toc242351832"/>
       <w:r>
         <w:t>5.1 Entrenar o cargar el modelo</w:t>
       </w:r>
@@ -5325,7 +5325,7 @@
       <w:pPr>
         <w:pStyle w:val="Heading2"/>
       </w:pPr>
-      <w:bookmarkStart w:id="26" w:name="_Toc242346981"/>
+      <w:bookmarkStart w:id="26" w:name="_Toc242351833"/>
       <w:r>
         <w:t>5.2 Analizar una orden y leer la decisión</w:t>
       </w:r>
@@ -5403,7 +5403,7 @@
         </w:rPr>
         <w:lastRenderedPageBreak/>
         <w:drawing>
-          <wp:inline distT="0" distB="0" distL="0" distR="0" wp14:anchorId="5A225D0D" wp14:editId="7358A78B">
+          <wp:inline distT="0" distB="0" distL="0" distR="0" wp14:anchorId="49E77106" wp14:editId="4EE7D004">
             <wp:extent cx="5580000" cy="3833299"/>
             <wp:effectExtent l="0" t="0" r="0" b="0"/>
             <wp:docPr id="12" name="Picture 12"/>
@@ -5466,7 +5466,7 @@
         </w:rPr>
         <w:lastRenderedPageBreak/>
         <w:drawing>
-          <wp:inline distT="0" distB="0" distL="0" distR="0" wp14:anchorId="2B2067F3" wp14:editId="154090D9">
+          <wp:inline distT="0" distB="0" distL="0" distR="0" wp14:anchorId="2E240551" wp14:editId="36ECC26D">
             <wp:extent cx="5580000" cy="3833299"/>
             <wp:effectExtent l="0" t="0" r="0" b="0"/>
             <wp:docPr id="13" name="Picture 13"/>
@@ -5522,7 +5522,7 @@
       <w:pPr>
         <w:pStyle w:val="Heading2"/>
       </w:pPr>
-      <w:bookmarkStart w:id="27" w:name="_Toc242346982"/>
+      <w:bookmarkStart w:id="27" w:name="_Toc242351834"/>
       <w:r>
         <w:t>5.3 Confirmar y ejecutar en el sandbox</w:t>
       </w:r>
@@ -5547,7 +5547,7 @@
         </w:rPr>
         <w:lastRenderedPageBreak/>
         <w:drawing>
-          <wp:inline distT="0" distB="0" distL="0" distR="0" wp14:anchorId="690197D1" wp14:editId="7D2A1599">
+          <wp:inline distT="0" distB="0" distL="0" distR="0" wp14:anchorId="33EBACCF" wp14:editId="73515989">
             <wp:extent cx="5580000" cy="3833299"/>
             <wp:effectExtent l="0" t="0" r="0" b="0"/>
             <wp:docPr id="14" name="Picture 14"/>
@@ -5610,7 +5610,7 @@
         </w:rPr>
         <w:lastRenderedPageBreak/>
         <w:drawing>
-          <wp:inline distT="0" distB="0" distL="0" distR="0" wp14:anchorId="528B8545" wp14:editId="4D84771E">
+          <wp:inline distT="0" distB="0" distL="0" distR="0" wp14:anchorId="12E4E2E5" wp14:editId="71E1240F">
             <wp:extent cx="5580000" cy="3833299"/>
             <wp:effectExtent l="0" t="0" r="0" b="0"/>
             <wp:docPr id="15" name="Picture 15"/>
@@ -5666,7 +5666,7 @@
       <w:pPr>
         <w:pStyle w:val="Heading2"/>
       </w:pPr>
-      <w:bookmarkStart w:id="28" w:name="_Toc242346983"/>
+      <w:bookmarkStart w:id="28" w:name="_Toc242351835"/>
       <w:r>
         <w:t>5.4 Corregir al sistema</w:t>
       </w:r>
@@ -5688,7 +5688,7 @@
         </w:rPr>
         <w:lastRenderedPageBreak/>
         <w:drawing>
-          <wp:inline distT="0" distB="0" distL="0" distR="0" wp14:anchorId="6DDA8593" wp14:editId="734343C6">
+          <wp:inline distT="0" distB="0" distL="0" distR="0" wp14:anchorId="65314E7B" wp14:editId="2F9CA86A">
             <wp:extent cx="5580000" cy="3833299"/>
             <wp:effectExtent l="0" t="0" r="0" b="0"/>
             <wp:docPr id="16" name="Picture 16"/>
@@ -5751,7 +5751,7 @@
         </w:rPr>
         <w:lastRenderedPageBreak/>
         <w:drawing>
-          <wp:inline distT="0" distB="0" distL="0" distR="0" wp14:anchorId="768BE801" wp14:editId="70506FE9">
+          <wp:inline distT="0" distB="0" distL="0" distR="0" wp14:anchorId="27F5BB48" wp14:editId="191E8BA8">
             <wp:extent cx="5580000" cy="3833299"/>
             <wp:effectExtent l="0" t="0" r="0" b="0"/>
             <wp:docPr id="17" name="Picture 17"/>
@@ -5800,14 +5800,14 @@
         <w:t xml:space="preserve">Figura 17. </w:t>
       </w:r>
       <w:r>
-        <w:t>Después de una corrección: «cállalo» se ejecuta como mute.</w:t>
+        <w:t>Después de una corrección: «cállalo» se interpreta como mute y, al ejecutarlo, el escritorio simulado queda con el audio silenciado (muted: true).</w:t>
       </w:r>
     </w:p>
     <w:p>
       <w:pPr>
         <w:pStyle w:val="Heading1"/>
       </w:pPr>
-      <w:bookmarkStart w:id="29" w:name="_Toc242346984"/>
+      <w:bookmarkStart w:id="29" w:name="_Toc242351836"/>
       <w:r>
         <w:t>6. Experimentos paso a paso</w:t>
       </w:r>
@@ -5825,7 +5825,7 @@
       <w:pPr>
         <w:pStyle w:val="Heading2"/>
       </w:pPr>
-      <w:bookmarkStart w:id="30" w:name="_Toc242346985"/>
+      <w:bookmarkStart w:id="30" w:name="_Toc242351837"/>
       <w:r>
         <w:t>6.1 Experimento 1, reconocimiento, calibración y decisión (exp_main.yaml)</w:t>
       </w:r>
@@ -5849,7 +5849,7 @@
         <w:t xml:space="preserve">Tabla 2. </w:t>
       </w:r>
       <w:r>
-        <w:t>Experimento 1: media por orden [IC 95 %] sobre las semillas de evaluación.</w:t>
+        <w:t>Experimento 1: media por orden [IC 95 %] sobre las semillas de evaluación. La columna de riesgo alto muestra la tasa con cuatro decimales y, entre paréntesis, el número de ejecuciones erróneas en las 8673 órdenes evaluadas.</w:t>
       </w:r>
     </w:p>
     <w:tbl>
@@ -6068,7 +6068,7 @@
               <w:rPr>
                 <w:sz w:val="20"/>
               </w:rPr>
-              <w:t>0.007</w:t>
+              <w:t>0.0073 (63)</w:t>
             </w:r>
           </w:p>
         </w:tc>
@@ -6182,7 +6182,7 @@
               <w:rPr>
                 <w:sz w:val="20"/>
               </w:rPr>
-              <w:t>0.089</w:t>
+              <w:t>0.0891 (773)</w:t>
             </w:r>
           </w:p>
         </w:tc>
@@ -6296,7 +6296,7 @@
               <w:rPr>
                 <w:sz w:val="20"/>
               </w:rPr>
-              <w:t>0.002</w:t>
+              <w:t>0.0020 (17)</w:t>
             </w:r>
           </w:p>
         </w:tc>
@@ -6410,7 +6410,7 @@
               <w:rPr>
                 <w:sz w:val="20"/>
               </w:rPr>
-              <w:t>0.004</w:t>
+              <w:t>0.0036 (31)</w:t>
             </w:r>
           </w:p>
         </w:tc>
@@ -6520,7 +6520,7 @@
               <w:rPr>
                 <w:sz w:val="20"/>
               </w:rPr>
-              <w:t>0.000</w:t>
+              <w:t>0.0003 (3)</w:t>
             </w:r>
           </w:p>
         </w:tc>
@@ -6563,7 +6563,10 @@
     <w:p/>
     <w:p>
       <w:r>
-        <w:t>UCIL obtiene el menor costo medio. Frente a B3 la diferencia pareada es -0.039 [-0.070, -0.007], d_z = -0.87, 10/10 semillas a favor de UCIL. Frente a B4 es -0.046 [-0.121, 0.029], d_z = -0.44, 4/10 semillas a favor de UCIL, es decir, compatible con ausencia de diferencia. UCIL comete más ejecuciones incorrectas sin ponderar que B3 (0.029 [0.015, 0.043], d_z = 1.51, 0/10 semillas a favor de UCIL) porque reserva las confirmaciones para las acciones costosas. No ejecutó acciones de riesgo alto equivocadas.</w:t>
+        <w:t>UCIL obtiene el menor costo medio. Frente a B3 la diferencia pareada es -0.039 [-0.070, -0.007], d_z = -0.87, 10/10 semillas a favor de UCIL. Frente a B4 es -0.046 [-0.121, 0.029], d_z = -0.44, 4/10 semillas a favor de UCIL, es decir, compatible con ausencia de diferencia. UCIL comete más ejecuciones incorrectas sin ponderar que B3 (0.029 [0.015, 0.043], d_z = 1.51, 0/10 semillas a favor de UCIL) porque reserva las confirmaciones para las acciones costosas. En las 8673 órdenes evaluadas UCIL ejecutó mal 3 ó</w:t>
+      </w:r>
+      <w:r>
+        <w:t>rdenes de riesgo alto (tasa media 0.0003, en 3 de las 10 semillas), frente a 17 de B3 y 31 de B4. Es la menor cifra de los cinco métodos, pero no es cero.</w:t>
       </w:r>
     </w:p>
     <w:p>
@@ -6576,7 +6579,7 @@
           <w:noProof/>
         </w:rPr>
         <w:drawing>
-          <wp:inline distT="0" distB="0" distL="0" distR="0" wp14:anchorId="58E24018" wp14:editId="7AC1BBB2">
+          <wp:inline distT="0" distB="0" distL="0" distR="0" wp14:anchorId="43E05EFC" wp14:editId="11A8B0CF">
             <wp:extent cx="5580000" cy="2266875"/>
             <wp:effectExtent l="0" t="0" r="0" b="0"/>
             <wp:docPr id="18" name="Picture 18"/>
@@ -6632,8 +6635,9 @@
       <w:pPr>
         <w:pStyle w:val="Heading2"/>
       </w:pPr>
-      <w:bookmarkStart w:id="31" w:name="_Toc242346986"/>
-      <w:r>
+      <w:bookmarkStart w:id="31" w:name="_Toc242351838"/>
+      <w:r>
+        <w:lastRenderedPageBreak/>
         <w:t>6.2 Experimento 2, paráfrasis por nivel de dificultad (exp_main.yaml)</w:t>
       </w:r>
       <w:bookmarkEnd w:id="31"/>
@@ -6652,9 +6656,8 @@
         <w:rPr>
           <w:noProof/>
         </w:rPr>
-        <w:lastRenderedPageBreak/>
         <w:drawing>
-          <wp:inline distT="0" distB="0" distL="0" distR="0" wp14:anchorId="754A99D7" wp14:editId="49FCC8D0">
+          <wp:inline distT="0" distB="0" distL="0" distR="0" wp14:anchorId="0F939EB6" wp14:editId="2D3C77B9">
             <wp:extent cx="4320000" cy="3110400"/>
             <wp:effectExtent l="0" t="0" r="0" b="0"/>
             <wp:docPr id="19" name="Picture 19"/>
@@ -6710,7 +6713,7 @@
       <w:pPr>
         <w:pStyle w:val="Heading2"/>
       </w:pPr>
-      <w:bookmarkStart w:id="32" w:name="_Toc242346987"/>
+      <w:bookmarkStart w:id="32" w:name="_Toc242351839"/>
       <w:r>
         <w:t>6.3 Experimento 3, ambigüedad y contexto (exp_ambiguity.yaml)</w:t>
       </w:r>
@@ -6725,8 +6728,9 @@
       <w:pPr>
         <w:pStyle w:val="Heading2"/>
       </w:pPr>
-      <w:bookmarkStart w:id="33" w:name="_Toc242346988"/>
-      <w:r>
+      <w:bookmarkStart w:id="33" w:name="_Toc242351840"/>
+      <w:r>
+        <w:lastRenderedPageBreak/>
         <w:t>6.4 Experimento 4, peticiones fuera de dominio (exp_main.yaml)</w:t>
       </w:r>
       <w:bookmarkEnd w:id="33"/>
@@ -7324,9 +7328,8 @@
         <w:rPr>
           <w:noProof/>
         </w:rPr>
-        <w:lastRenderedPageBreak/>
         <w:drawing>
-          <wp:inline distT="0" distB="0" distL="0" distR="0" wp14:anchorId="01B0A936" wp14:editId="71582154">
+          <wp:inline distT="0" distB="0" distL="0" distR="0" wp14:anchorId="03C9B240" wp14:editId="6BC80402">
             <wp:extent cx="5580000" cy="2853409"/>
             <wp:effectExtent l="0" t="0" r="0" b="0"/>
             <wp:docPr id="20" name="Picture 20"/>
@@ -7382,7 +7385,7 @@
       <w:pPr>
         <w:pStyle w:val="Heading2"/>
       </w:pPr>
-      <w:bookmarkStart w:id="34" w:name="_Toc242346989"/>
+      <w:bookmarkStart w:id="34" w:name="_Toc242351841"/>
       <w:r>
         <w:t>6.5 Experimento 5, voz con ruido (exp_audio_noise.yaml)</w:t>
       </w:r>
@@ -7405,6 +7408,7 @@
         <w:rPr>
           <w:b/>
         </w:rPr>
+        <w:lastRenderedPageBreak/>
         <w:t xml:space="preserve">Tabla 4. </w:t>
       </w:r>
       <w:r>
@@ -8129,9 +8133,8 @@
         <w:rPr>
           <w:noProof/>
         </w:rPr>
-        <w:lastRenderedPageBreak/>
         <w:drawing>
-          <wp:inline distT="0" distB="0" distL="0" distR="0" wp14:anchorId="5D0393DE" wp14:editId="6D4CA242">
+          <wp:inline distT="0" distB="0" distL="0" distR="0" wp14:anchorId="734EBADB" wp14:editId="2E6366C2">
             <wp:extent cx="4320000" cy="3110400"/>
             <wp:effectExtent l="0" t="0" r="0" b="0"/>
             <wp:docPr id="21" name="Picture 21"/>
@@ -8192,8 +8195,9 @@
       <w:pPr>
         <w:pStyle w:val="Heading2"/>
       </w:pPr>
-      <w:bookmarkStart w:id="35" w:name="_Toc242346990"/>
-      <w:r>
+      <w:bookmarkStart w:id="35" w:name="_Toc242351842"/>
+      <w:r>
+        <w:lastRenderedPageBreak/>
         <w:t>6.6 Experimento 6, errores de transcripción simulados (exp_asr_text_noise.yaml)</w:t>
       </w:r>
       <w:bookmarkEnd w:id="35"/>
@@ -8817,9 +8821,8 @@
       <w:pPr>
         <w:pStyle w:val="Heading2"/>
       </w:pPr>
-      <w:bookmarkStart w:id="36" w:name="_Toc242346991"/>
-      <w:r>
-        <w:lastRenderedPageBreak/>
+      <w:bookmarkStart w:id="36" w:name="_Toc242351843"/>
+      <w:r>
         <w:t>6.7 Experimento 7, aprendizaje incremental (exp_incremental.yaml)</w:t>
       </w:r>
       <w:bookmarkEnd w:id="36"/>
@@ -9410,8 +9413,9 @@
         <w:rPr>
           <w:noProof/>
         </w:rPr>
+        <w:lastRenderedPageBreak/>
         <w:drawing>
-          <wp:inline distT="0" distB="0" distL="0" distR="0" wp14:anchorId="2FF9AC6C" wp14:editId="18587B30">
+          <wp:inline distT="0" distB="0" distL="0" distR="0" wp14:anchorId="3669FC6A" wp14:editId="1B05437B">
             <wp:extent cx="4320000" cy="3110400"/>
             <wp:effectExtent l="0" t="0" r="0" b="0"/>
             <wp:docPr id="22" name="Picture 22"/>
@@ -9467,7 +9471,7 @@
       <w:pPr>
         <w:pStyle w:val="Heading2"/>
       </w:pPr>
-      <w:bookmarkStart w:id="37" w:name="_Toc242346992"/>
+      <w:bookmarkStart w:id="37" w:name="_Toc242351844"/>
       <w:r>
         <w:t>6.8 Experimento 8, personalización por usuario (exp_personalization.yaml)</w:t>
       </w:r>
@@ -9487,9 +9491,8 @@
         <w:rPr>
           <w:noProof/>
         </w:rPr>
-        <w:lastRenderedPageBreak/>
         <w:drawing>
-          <wp:inline distT="0" distB="0" distL="0" distR="0" wp14:anchorId="157A8CA6" wp14:editId="1972763A">
+          <wp:inline distT="0" distB="0" distL="0" distR="0" wp14:anchorId="33FA7869" wp14:editId="2AEA2CDC">
             <wp:extent cx="4320000" cy="3110400"/>
             <wp:effectExtent l="0" t="0" r="0" b="0"/>
             <wp:docPr id="23" name="Picture 23"/>
@@ -9545,8 +9548,9 @@
       <w:pPr>
         <w:pStyle w:val="Heading2"/>
       </w:pPr>
-      <w:bookmarkStart w:id="38" w:name="_Toc242346993"/>
-      <w:r>
+      <w:bookmarkStart w:id="38" w:name="_Toc242351845"/>
+      <w:r>
+        <w:lastRenderedPageBreak/>
         <w:t>6.9 Experimento 9, ejecución sensible al riesgo (exp_main.yaml)</w:t>
       </w:r>
       <w:bookmarkEnd w:id="38"/>
@@ -9910,7 +9914,7 @@
       <w:pPr>
         <w:pStyle w:val="Heading2"/>
       </w:pPr>
-      <w:bookmarkStart w:id="39" w:name="_Toc242346994"/>
+      <w:bookmarkStart w:id="39" w:name="_Toc242351846"/>
       <w:r>
         <w:t>6.10 Experimento 10, cambio combinado (exp_combined_shift.yaml)</w:t>
       </w:r>
@@ -9930,7 +9934,6 @@
         <w:rPr>
           <w:b/>
         </w:rPr>
-        <w:lastRenderedPageBreak/>
         <w:t xml:space="preserve">Tabla 8. </w:t>
       </w:r>
       <w:r>
@@ -10266,8 +10269,9 @@
         <w:rPr>
           <w:noProof/>
         </w:rPr>
+        <w:lastRenderedPageBreak/>
         <w:drawing>
-          <wp:inline distT="0" distB="0" distL="0" distR="0" wp14:anchorId="572E5234" wp14:editId="27148B81">
+          <wp:inline distT="0" distB="0" distL="0" distR="0" wp14:anchorId="74C7D028" wp14:editId="30897F60">
             <wp:extent cx="5580000" cy="2101255"/>
             <wp:effectExtent l="0" t="0" r="0" b="0"/>
             <wp:docPr id="24" name="Picture 24"/>
@@ -10323,7 +10327,7 @@
       <w:pPr>
         <w:pStyle w:val="Heading2"/>
       </w:pPr>
-      <w:bookmarkStart w:id="40" w:name="_Toc242346995"/>
+      <w:bookmarkStart w:id="40" w:name="_Toc242351847"/>
       <w:r>
         <w:t>6.11 Ablación de UCIL (exp_ablation.yaml)</w:t>
       </w:r>
@@ -10946,7 +10950,6 @@
     <w:p/>
     <w:p>
       <w:r>
-        <w:lastRenderedPageBreak/>
         <w:t>Quitar la detección OOD aumenta las ejecuciones incorrectas. Quitar la adaptación aumenta el costo bajo cambio combinado. En este escenario, quitar la capa de calibración o el enrutamiento por riesgo no aumenta el costo medio: el enrutamiento por riesgo cambia el reparto de las intervenciones entre acciones baratas y costosas más que su costo total.</w:t>
       </w:r>
     </w:p>
@@ -10954,7 +10957,7 @@
       <w:pPr>
         <w:pStyle w:val="Heading1"/>
       </w:pPr>
-      <w:bookmarkStart w:id="41" w:name="_Toc242346996"/>
+      <w:bookmarkStart w:id="41" w:name="_Toc242351848"/>
       <w:r>
         <w:t>7. Visualización de resultados</w:t>
       </w:r>
@@ -10974,8 +10977,9 @@
         <w:rPr>
           <w:noProof/>
         </w:rPr>
+        <w:lastRenderedPageBreak/>
         <w:drawing>
-          <wp:inline distT="0" distB="0" distL="0" distR="0" wp14:anchorId="5A389BF1" wp14:editId="48C362B6">
+          <wp:inline distT="0" distB="0" distL="0" distR="0" wp14:anchorId="25E84EA2" wp14:editId="5C1D5EA3">
             <wp:extent cx="5580000" cy="1926429"/>
             <wp:effectExtent l="0" t="0" r="0" b="0"/>
             <wp:docPr id="25" name="Picture 25"/>
@@ -11036,9 +11040,8 @@
         <w:rPr>
           <w:noProof/>
         </w:rPr>
-        <w:lastRenderedPageBreak/>
         <w:drawing>
-          <wp:inline distT="0" distB="0" distL="0" distR="0" wp14:anchorId="0AAECB1E" wp14:editId="6EB3000F">
+          <wp:inline distT="0" distB="0" distL="0" distR="0" wp14:anchorId="6DC47F7C" wp14:editId="265BA3F2">
             <wp:extent cx="4320000" cy="3283200"/>
             <wp:effectExtent l="0" t="0" r="0" b="0"/>
             <wp:docPr id="26" name="Picture 26"/>
@@ -11094,7 +11097,7 @@
       <w:pPr>
         <w:pStyle w:val="Heading1"/>
       </w:pPr>
-      <w:bookmarkStart w:id="42" w:name="_Toc242346997"/>
+      <w:bookmarkStart w:id="42" w:name="_Toc242351849"/>
       <w:r>
         <w:t>8. Almacenamiento y exportación</w:t>
       </w:r>
@@ -11112,8 +11115,9 @@
       <w:pPr>
         <w:pStyle w:val="Heading1"/>
       </w:pPr>
-      <w:bookmarkStart w:id="43" w:name="_Toc242346998"/>
-      <w:r>
+      <w:bookmarkStart w:id="43" w:name="_Toc242351850"/>
+      <w:r>
+        <w:lastRenderedPageBreak/>
         <w:t>9. Buenas prácticas</w:t>
       </w:r>
       <w:bookmarkEnd w:id="43"/>
@@ -11170,9 +11174,8 @@
       <w:pPr>
         <w:pStyle w:val="Heading1"/>
       </w:pPr>
-      <w:bookmarkStart w:id="44" w:name="_Toc242346999"/>
-      <w:r>
-        <w:lastRenderedPageBreak/>
+      <w:bookmarkStart w:id="44" w:name="_Toc242351851"/>
+      <w:r>
         <w:t>10. Solución de problemas</w:t>
       </w:r>
       <w:bookmarkEnd w:id="44"/>
@@ -12009,31 +12012,31 @@
       </w:rPr>
     </w:lvl>
   </w:abstractNum>
-  <w:num w:numId="1" w16cid:durableId="1712680880">
+  <w:num w:numId="1" w16cid:durableId="603655562">
     <w:abstractNumId w:val="8"/>
   </w:num>
-  <w:num w:numId="2" w16cid:durableId="2111272553">
+  <w:num w:numId="2" w16cid:durableId="646513668">
     <w:abstractNumId w:val="6"/>
   </w:num>
-  <w:num w:numId="3" w16cid:durableId="624040019">
+  <w:num w:numId="3" w16cid:durableId="1894659170">
     <w:abstractNumId w:val="5"/>
   </w:num>
-  <w:num w:numId="4" w16cid:durableId="1248268303">
+  <w:num w:numId="4" w16cid:durableId="229343055">
     <w:abstractNumId w:val="4"/>
   </w:num>
-  <w:num w:numId="5" w16cid:durableId="542401488">
+  <w:num w:numId="5" w16cid:durableId="1208251331">
     <w:abstractNumId w:val="7"/>
   </w:num>
-  <w:num w:numId="6" w16cid:durableId="1684671264">
+  <w:num w:numId="6" w16cid:durableId="1920796114">
     <w:abstractNumId w:val="3"/>
   </w:num>
-  <w:num w:numId="7" w16cid:durableId="680854488">
+  <w:num w:numId="7" w16cid:durableId="1088580705">
     <w:abstractNumId w:val="2"/>
   </w:num>
-  <w:num w:numId="8" w16cid:durableId="521671351">
+  <w:num w:numId="8" w16cid:durableId="1899896009">
     <w:abstractNumId w:val="1"/>
   </w:num>
-  <w:num w:numId="9" w16cid:durableId="675769385">
+  <w:num w:numId="9" w16cid:durableId="994450256">
     <w:abstractNumId w:val="0"/>
   </w:num>
 </w:numbering>
@@ -23433,7 +23436,7 @@
     <w:autoRedefine/>
     <w:uiPriority w:val="39"/>
     <w:unhideWhenUsed/>
-    <w:rsid w:val="00A068BB"/>
+    <w:rsid w:val="00A54F23"/>
     <w:pPr>
       <w:spacing w:after="100"/>
     </w:pPr>
@@ -23445,7 +23448,7 @@
     <w:autoRedefine/>
     <w:uiPriority w:val="39"/>
     <w:unhideWhenUsed/>
-    <w:rsid w:val="00A068BB"/>
+    <w:rsid w:val="00A54F23"/>
     <w:pPr>
       <w:spacing w:after="100"/>
       <w:ind w:left="220"/>
@@ -23456,7 +23459,7 @@
     <w:basedOn w:val="DefaultParagraphFont"/>
     <w:uiPriority w:val="99"/>
     <w:unhideWhenUsed/>
-    <w:rsid w:val="00A068BB"/>
+    <w:rsid w:val="00A54F23"/>
     <w:rPr>
       <w:color w:val="0000FF" w:themeColor="hyperlink"/>
       <w:u w:val="single"/>
